--- a/4page_form_v2.docx
+++ b/4page_form_v2.docx
@@ -124,7 +124,21 @@
                 <w:rtl w:val="true"/>
                 <w:lang w:bidi="fa-IR"/>
               </w:rPr>
-              <w:t>طراحی امضای تجمعی بدون گواهی بدون جفت‌سازی با تشخیص امضای موذی مناسب برای شبکه اقتضایی خودرویی</w:t>
+              <w:t>طراحی امضای تجمعی بدون گواهی بدون جفت‌سازی با تشخیص امضای موذی مناسب برای شبکه اقتضا</w:t>
+            </w:r>
+            <w:r>
+              <w:rPr>
+                <w:rtl w:val="true"/>
+                <w:lang w:bidi="fa-IR"/>
+              </w:rPr>
+              <w:t>ئ</w:t>
+            </w:r>
+            <w:r>
+              <w:rPr>
+                <w:rtl w:val="true"/>
+                <w:lang w:bidi="fa-IR"/>
+              </w:rPr>
+              <w:t>ی خودرویی</w:t>
             </w:r>
           </w:p>
         </w:tc>
@@ -195,31 +209,7 @@
               <w:rPr>
                 <w:lang w:bidi="fa-IR"/>
               </w:rPr>
-              <w:t>Design of a pair</w:t>
-            </w:r>
-            <w:r>
-              <w:rPr>
-                <w:lang w:bidi="fa-IR"/>
-              </w:rPr>
-              <w:t>r</w:t>
-            </w:r>
-            <w:r>
-              <w:rPr>
-                <w:lang w:bidi="fa-IR"/>
-              </w:rPr>
-              <w:t>ing-free certificate-less aggregate signature (PF-CLAS) with malicious signature detection suitable for vehicular ad hoc networ</w:t>
-            </w:r>
-            <w:r>
-              <w:rPr>
-                <w:lang w:bidi="fa-IR"/>
-              </w:rPr>
-              <w:t>k</w:t>
-            </w:r>
-            <w:r>
-              <w:rPr>
-                <w:lang w:bidi="fa-IR"/>
-              </w:rPr>
-              <w:t xml:space="preserve"> (VANET)</w:t>
+              <w:t>Design of a pairring-free certificate-less aggregate signature (PF-CLAS) with malicious signature detection suitable for vehicular ad hoc network (VANET)</w:t>
             </w:r>
           </w:p>
         </w:tc>
@@ -278,7 +268,7 @@
                 <w:rtl w:val="true"/>
                 <w:lang w:val="en-US" w:eastAsia="en-US" w:bidi="fa-IR"/>
               </w:rPr>
-              <w:t>امضای دیجیتال، شبکه اقتضایی خودرویی، امضای بدون گواهی، امضای تجمیعی بدون گواهی بدون جفت‌سازی</w:t>
+              <w:t>امضای تجمیعی بدون گواهی، شبکه اقتضایی خودرویی، امضای بدون جفت‌سازی، تشخیص امضای نامعتبر، حریم خصوصی شرطی</w:t>
             </w:r>
           </w:p>
         </w:tc>
@@ -332,7 +322,7 @@
               <w:rPr>
                 <w:lang w:bidi="fa-IR"/>
               </w:rPr>
-              <w:t>Digital signature, certificate-less signature, pairring-free certificate-less aggregate signature,vehicular ad hoc network</w:t>
+              <w:t>Certificateless Aggregate Signature, Vehicular Ad Hoc Network, Pairing-Free Cryptography, Invalid Signature Detection, Conditional Privacy</w:t>
             </w:r>
             <w:r>
               <w:rPr>
@@ -820,8 +810,8 @@
         <w:tblLook w:noHBand="0" w:noVBand="1" w:firstColumn="1" w:lastRow="0" w:lastColumn="0" w:firstRow="1" w:val="04a0"/>
       </w:tblPr>
       <w:tblGrid>
-        <w:gridCol w:w="1556"/>
-        <w:gridCol w:w="1869"/>
+        <w:gridCol w:w="1555"/>
+        <w:gridCol w:w="1870"/>
         <w:gridCol w:w="1395"/>
         <w:gridCol w:w="1996"/>
         <w:gridCol w:w="1700"/>
@@ -831,7 +821,7 @@
         <w:trPr/>
         <w:tc>
           <w:tcPr>
-            <w:tcW w:w="1556" w:type="dxa"/>
+            <w:tcW w:w="1555" w:type="dxa"/>
             <w:tcBorders/>
             <w:shd w:color="auto" w:fill="F5F5F5" w:val="clear"/>
             <w:vAlign w:val="center"/>
@@ -864,7 +854,7 @@
         </w:tc>
         <w:tc>
           <w:tcPr>
-            <w:tcW w:w="1869" w:type="dxa"/>
+            <w:tcW w:w="1870" w:type="dxa"/>
             <w:tcBorders/>
             <w:shd w:color="auto" w:fill="F5F5F5" w:val="clear"/>
             <w:vAlign w:val="center"/>
@@ -1044,7 +1034,7 @@
         </w:trPr>
         <w:tc>
           <w:tcPr>
-            <w:tcW w:w="1556" w:type="dxa"/>
+            <w:tcW w:w="1555" w:type="dxa"/>
             <w:tcBorders/>
             <w:vAlign w:val="center"/>
           </w:tcPr>
@@ -1097,7 +1087,7 @@
         </w:tc>
         <w:tc>
           <w:tcPr>
-            <w:tcW w:w="1869" w:type="dxa"/>
+            <w:tcW w:w="1870" w:type="dxa"/>
             <w:tcBorders/>
             <w:vAlign w:val="center"/>
           </w:tcPr>
@@ -1311,7 +1301,7 @@
         </w:trPr>
         <w:tc>
           <w:tcPr>
-            <w:tcW w:w="1556" w:type="dxa"/>
+            <w:tcW w:w="1555" w:type="dxa"/>
             <w:tcBorders/>
             <w:vAlign w:val="center"/>
           </w:tcPr>
@@ -1353,7 +1343,7 @@
         </w:tc>
         <w:tc>
           <w:tcPr>
-            <w:tcW w:w="1869" w:type="dxa"/>
+            <w:tcW w:w="1870" w:type="dxa"/>
             <w:tcBorders/>
             <w:vAlign w:val="center"/>
           </w:tcPr>
@@ -1502,7 +1492,7 @@
         </w:trPr>
         <w:tc>
           <w:tcPr>
-            <w:tcW w:w="1556" w:type="dxa"/>
+            <w:tcW w:w="1555" w:type="dxa"/>
             <w:tcBorders/>
             <w:vAlign w:val="center"/>
           </w:tcPr>
@@ -1534,7 +1524,7 @@
         </w:tc>
         <w:tc>
           <w:tcPr>
-            <w:tcW w:w="1869" w:type="dxa"/>
+            <w:tcW w:w="1870" w:type="dxa"/>
             <w:tcBorders/>
             <w:vAlign w:val="center"/>
           </w:tcPr>
@@ -1768,8 +1758,8 @@
         <w:tblLook w:noHBand="0" w:noVBand="1" w:firstColumn="1" w:lastRow="0" w:lastColumn="0" w:firstRow="1" w:val="04a0"/>
       </w:tblPr>
       <w:tblGrid>
-        <w:gridCol w:w="1556"/>
-        <w:gridCol w:w="5258"/>
+        <w:gridCol w:w="1555"/>
+        <w:gridCol w:w="5259"/>
         <w:gridCol w:w="1700"/>
         <w:gridCol w:w="2258"/>
       </w:tblGrid>
@@ -1777,7 +1767,7 @@
         <w:trPr/>
         <w:tc>
           <w:tcPr>
-            <w:tcW w:w="1556" w:type="dxa"/>
+            <w:tcW w:w="1555" w:type="dxa"/>
             <w:tcBorders/>
             <w:shd w:color="auto" w:fill="F5F5F5" w:val="clear"/>
             <w:vAlign w:val="center"/>
@@ -1810,7 +1800,7 @@
         </w:tc>
         <w:tc>
           <w:tcPr>
-            <w:tcW w:w="5258" w:type="dxa"/>
+            <w:tcW w:w="5259" w:type="dxa"/>
             <w:tcBorders/>
             <w:shd w:color="auto" w:fill="F5F5F5" w:val="clear"/>
             <w:vAlign w:val="center"/>
@@ -1914,7 +1904,7 @@
         </w:trPr>
         <w:tc>
           <w:tcPr>
-            <w:tcW w:w="1556" w:type="dxa"/>
+            <w:tcW w:w="1555" w:type="dxa"/>
             <w:tcBorders/>
             <w:vAlign w:val="center"/>
           </w:tcPr>
@@ -1947,7 +1937,7 @@
         </w:tc>
         <w:tc>
           <w:tcPr>
-            <w:tcW w:w="5258" w:type="dxa"/>
+            <w:tcW w:w="5259" w:type="dxa"/>
             <w:tcBorders/>
             <w:vAlign w:val="center"/>
           </w:tcPr>
@@ -2039,7 +2029,7 @@
         </w:trPr>
         <w:tc>
           <w:tcPr>
-            <w:tcW w:w="1556" w:type="dxa"/>
+            <w:tcW w:w="1555" w:type="dxa"/>
             <w:tcBorders/>
             <w:vAlign w:val="center"/>
           </w:tcPr>
@@ -2105,7 +2095,7 @@
         </w:tc>
         <w:tc>
           <w:tcPr>
-            <w:tcW w:w="5258" w:type="dxa"/>
+            <w:tcW w:w="5259" w:type="dxa"/>
             <w:tcBorders/>
             <w:vAlign w:val="center"/>
           </w:tcPr>
@@ -2197,7 +2187,7 @@
         </w:trPr>
         <w:tc>
           <w:tcPr>
-            <w:tcW w:w="1556" w:type="dxa"/>
+            <w:tcW w:w="1555" w:type="dxa"/>
             <w:tcBorders/>
             <w:vAlign w:val="center"/>
           </w:tcPr>
@@ -2229,7 +2219,7 @@
         </w:tc>
         <w:tc>
           <w:tcPr>
-            <w:tcW w:w="5258" w:type="dxa"/>
+            <w:tcW w:w="5259" w:type="dxa"/>
             <w:tcBorders/>
             <w:vAlign w:val="center"/>
           </w:tcPr>
@@ -2321,7 +2311,7 @@
         </w:trPr>
         <w:tc>
           <w:tcPr>
-            <w:tcW w:w="1556" w:type="dxa"/>
+            <w:tcW w:w="1555" w:type="dxa"/>
             <w:tcBorders/>
             <w:vAlign w:val="center"/>
           </w:tcPr>
@@ -2353,7 +2343,7 @@
         </w:tc>
         <w:tc>
           <w:tcPr>
-            <w:tcW w:w="5258" w:type="dxa"/>
+            <w:tcW w:w="5259" w:type="dxa"/>
             <w:tcBorders/>
             <w:vAlign w:val="center"/>
           </w:tcPr>
@@ -2445,7 +2435,7 @@
         </w:trPr>
         <w:tc>
           <w:tcPr>
-            <w:tcW w:w="1556" w:type="dxa"/>
+            <w:tcW w:w="1555" w:type="dxa"/>
             <w:tcBorders/>
             <w:vAlign w:val="center"/>
           </w:tcPr>
@@ -2477,7 +2467,7 @@
         </w:tc>
         <w:tc>
           <w:tcPr>
-            <w:tcW w:w="5258" w:type="dxa"/>
+            <w:tcW w:w="5259" w:type="dxa"/>
             <w:tcBorders/>
             <w:vAlign w:val="center"/>
           </w:tcPr>
@@ -2591,7 +2581,7 @@
         </w:trPr>
         <w:tc>
           <w:tcPr>
-            <w:tcW w:w="1556" w:type="dxa"/>
+            <w:tcW w:w="1555" w:type="dxa"/>
             <w:tcBorders>
               <w:bottom w:val="single" w:sz="8" w:space="0" w:color="000000"/>
             </w:tcBorders>
@@ -2647,7 +2637,7 @@
         </w:tc>
         <w:tc>
           <w:tcPr>
-            <w:tcW w:w="9216" w:type="dxa"/>
+            <w:tcW w:w="9217" w:type="dxa"/>
             <w:gridSpan w:val="3"/>
             <w:tcBorders>
               <w:bottom w:val="single" w:sz="8" w:space="0" w:color="000000"/>
@@ -3784,30 +3774,21 @@
           <w:rFonts w:cs="B Badr" w:hint="cs" w:ascii="B Badr" w:hAnsi="B Badr"/>
           <w:lang w:bidi="fa-IR"/>
         </w:rPr>
-        <w:t>Boneh</w:t>
-      </w:r>
-      <w:r>
-        <w:rPr>
-          <w:rFonts w:cs="B Badr" w:hint="cs" w:ascii="B Badr" w:hAnsi="B Badr"/>
-          <w:rtl w:val="true"/>
-          <w:lang w:bidi="fa-IR"/>
-        </w:rPr>
-        <w:t xml:space="preserve"> </w:t>
-      </w:r>
-      <w:r>
-        <w:rPr>
-          <w:rFonts w:ascii="B Badr" w:hAnsi="B Badr" w:hint="cs" w:cs="B Badr"/>
-          <w:rtl w:val="true"/>
-          <w:lang w:bidi="fa-IR"/>
-        </w:rPr>
-        <w:t xml:space="preserve">و </w:t>
-      </w:r>
-      <w:r>
-        <w:rPr>
-          <w:rFonts w:cs="B Badr" w:hint="cs" w:ascii="B Badr" w:hAnsi="B Badr"/>
-          <w:lang w:bidi="fa-IR"/>
-        </w:rPr>
-        <w:t>Franklin [6]</w:t>
+        <w:t xml:space="preserve">Boneh </w:t>
+      </w:r>
+      <w:r>
+        <w:rPr>
+          <w:rFonts w:cs="B Badr" w:hint="cs" w:ascii="B Badr" w:hAnsi="B Badr"/>
+          <w:lang w:bidi="fa-IR"/>
+        </w:rPr>
+        <w:t>,</w:t>
+      </w:r>
+      <w:r>
+        <w:rPr>
+          <w:rFonts w:cs="B Badr" w:hint="cs" w:ascii="B Badr" w:hAnsi="B Badr"/>
+          <w:lang w:bidi="fa-IR"/>
+        </w:rPr>
+        <w:t xml:space="preserve"> Franklin [6]</w:t>
       </w:r>
       <w:r>
         <w:rPr>
@@ -4013,7 +3994,15 @@
           <w:rtl w:val="true"/>
           <w:lang w:bidi="fa-IR"/>
         </w:rPr>
-        <w:t xml:space="preserve">و </w:t>
+        <w:t>و</w:t>
+      </w:r>
+      <w:r>
+        <w:rPr>
+          <w:rFonts w:ascii="B Badr" w:hAnsi="B Badr" w:hint="cs" w:cs="B Badr"/>
+          <w:rtl w:val="true"/>
+          <w:lang w:bidi="fa-IR"/>
+        </w:rPr>
+        <w:t xml:space="preserve"> </w:t>
       </w:r>
       <w:r>
         <w:rPr>
@@ -4063,10 +4052,30 @@
       </w:r>
       <w:r>
         <w:rPr>
-          <w:rFonts w:cs="B Badr" w:hint="cs" w:ascii="B Badr" w:hAnsi="B Badr"/>
-          <w:lang w:bidi="fa-IR"/>
+          <w:rFonts w:cs="B road"/>
+          <w:rtl w:val="true"/>
+        </w:rPr>
+        <w:t>مرکز تولید کلید</w:t>
+      </w:r>
+      <w:r>
+        <w:rPr>
+          <w:rFonts w:cs="B road" w:ascii="B road" w:hAnsi="B road"/>
+          <w:rtl w:val="true"/>
+        </w:rPr>
+        <w:t>(</w:t>
+      </w:r>
+      <w:r>
+        <w:rPr>
+          <w:rFonts w:cs="B road" w:ascii="B road" w:hAnsi="B road"/>
         </w:rPr>
         <w:t>KGC</w:t>
+      </w:r>
+      <w:r>
+        <w:rPr>
+          <w:rFonts w:cs="B road" w:ascii="B road" w:hAnsi="B road"/>
+          <w:rtl w:val="true"/>
+        </w:rPr>
+        <w:t>)</w:t>
       </w:r>
       <w:r>
         <w:rPr>
@@ -4954,23 +4963,7 @@
           <w:color w:val="000000"/>
           <w:rtl w:val="true"/>
         </w:rPr>
-        <w:t xml:space="preserve">یافتن امضای </w:t>
-      </w:r>
-      <w:r>
-        <w:rPr>
-          <w:rFonts w:cs="B Nazanin"/>
-          <w:color w:val="000000"/>
-          <w:rtl w:val="true"/>
-        </w:rPr>
-        <w:t>موذی</w:t>
-      </w:r>
-      <w:r>
-        <w:rPr>
-          <w:rFonts w:cs="B Nazanin"/>
-          <w:color w:val="000000"/>
-          <w:rtl w:val="true"/>
-        </w:rPr>
-        <w:t xml:space="preserve"> در بین هزاران امضا</w:t>
+        <w:t>یافتن امضای موذی در بین هزاران امضا</w:t>
       </w:r>
     </w:p>
     <w:p>
@@ -4987,23 +4980,7 @@
           <w:rtl w:val="true"/>
           <w:lang w:bidi="fa-IR"/>
         </w:rPr>
-        <w:t xml:space="preserve">یکی از مشکلات جدی طرح‌های تجمیعی این است که اگر یک فرد امضای </w:t>
-      </w:r>
-      <w:r>
-        <w:rPr>
-          <w:rFonts w:ascii="B Badr" w:hAnsi="B Badr" w:hint="cs" w:cs="B Badr"/>
-          <w:rtl w:val="true"/>
-          <w:lang w:bidi="fa-IR"/>
-        </w:rPr>
-        <w:t>موذیانه‌ا</w:t>
-      </w:r>
-      <w:r>
-        <w:rPr>
-          <w:rFonts w:ascii="B Badr" w:hAnsi="B Badr" w:hint="cs" w:cs="B Badr"/>
-          <w:rtl w:val="true"/>
-          <w:lang w:bidi="fa-IR"/>
-        </w:rPr>
-        <w:t xml:space="preserve">ی بفرستد </w:t>
+        <w:t xml:space="preserve">یکی از مشکلات جدی طرح‌های تجمیعی این است که اگر یک فرد امضای موذیانه‌ای بفرستد </w:t>
       </w:r>
       <w:r>
         <w:rPr>
@@ -5204,10 +5181,73 @@
       </w:r>
       <w:r>
         <w:rPr>
-          <w:rFonts w:cs="B Badr" w:hint="cs" w:ascii="B Badr" w:hAnsi="B Badr"/>
-          <w:lang w:bidi="fa-IR"/>
-        </w:rPr>
-        <w:t>KGC</w:t>
+          <w:rFonts w:cs="B road"/>
+          <w:rtl w:val="true"/>
+        </w:rPr>
+        <w:t>مرکز تولید کلید</w:t>
+      </w:r>
+      <w:r>
+        <w:rPr>
+          <w:rFonts w:ascii="B Badr" w:hAnsi="B Badr" w:hint="cs" w:cs="B Badr"/>
+          <w:rtl w:val="true"/>
+          <w:lang w:bidi="fa-IR"/>
+        </w:rPr>
+        <w:t xml:space="preserve"> موذی</w:t>
+      </w:r>
+      <w:r>
+        <w:rPr>
+          <w:rFonts w:cs="B Badr" w:hint="cs" w:ascii="B Badr" w:hAnsi="B Badr"/>
+          <w:rtl w:val="true"/>
+          <w:lang w:bidi="fa-IR"/>
+        </w:rPr>
+        <w:t>)</w:t>
+      </w:r>
+      <w:r>
+        <w:rPr>
+          <w:rFonts w:ascii="B Badr" w:hAnsi="B Badr" w:hint="cs" w:cs="B Badr"/>
+          <w:rtl w:val="true"/>
+          <w:lang w:bidi="fa-IR"/>
+        </w:rPr>
+        <w:t xml:space="preserve">، </w:t>
+      </w:r>
+      <w:r>
+        <w:rPr>
+          <w:rFonts w:cs="B Badr" w:hint="cs" w:ascii="B Badr" w:hAnsi="B Badr"/>
+          <w:lang w:bidi="fa-IR"/>
+        </w:rPr>
+        <w:t>Type-III</w:t>
+      </w:r>
+      <w:r>
+        <w:rPr>
+          <w:rFonts w:cs="B Badr" w:hint="cs" w:ascii="B Badr" w:hAnsi="B Badr"/>
+          <w:rtl w:val="true"/>
+          <w:lang w:bidi="fa-IR"/>
+        </w:rPr>
+        <w:t xml:space="preserve"> (</w:t>
+      </w:r>
+      <w:r>
+        <w:rPr>
+          <w:rFonts w:ascii="B Badr" w:hAnsi="B Badr" w:hint="cs" w:cs="B Badr"/>
+          <w:rtl w:val="true"/>
+          <w:lang w:bidi="fa-IR"/>
+        </w:rPr>
+        <w:t>تبانی</w:t>
+      </w:r>
+      <w:r>
+        <w:rPr>
+          <w:rFonts w:ascii="B Badr" w:hAnsi="B Badr" w:hint="cs" w:cs="B Badr"/>
+          <w:rtl w:val="true"/>
+          <w:lang w:bidi="fa-IR"/>
+        </w:rPr>
+        <w:t xml:space="preserve"> امضاکنندگان</w:t>
+      </w:r>
+      <w:r>
+        <w:rPr>
+          <w:rFonts w:cs="B Badr" w:hint="cs" w:ascii="B Badr" w:hAnsi="B Badr"/>
+          <w:rtl w:val="true"/>
+          <w:lang w:bidi="fa-IR"/>
+        </w:rPr>
+        <w:t>)</w:t>
       </w:r>
       <w:r>
         <w:rPr>
@@ -5223,73 +5263,19 @@
           <w:rtl w:val="true"/>
           <w:lang w:bidi="fa-IR"/>
         </w:rPr>
-        <w:t>موذی</w:t>
-      </w:r>
-      <w:r>
-        <w:rPr>
-          <w:rFonts w:cs="B Badr" w:hint="cs" w:ascii="B Badr" w:hAnsi="B Badr"/>
-          <w:rtl w:val="true"/>
-          <w:lang w:bidi="fa-IR"/>
-        </w:rPr>
-        <w:t>)</w:t>
-      </w:r>
-      <w:r>
-        <w:rPr>
-          <w:rFonts w:ascii="B Badr" w:hAnsi="B Badr" w:hint="cs" w:cs="B Badr"/>
-          <w:rtl w:val="true"/>
-          <w:lang w:bidi="fa-IR"/>
-        </w:rPr>
-        <w:t xml:space="preserve">، </w:t>
-      </w:r>
-      <w:r>
-        <w:rPr>
-          <w:rFonts w:cs="B Badr" w:hint="cs" w:ascii="B Badr" w:hAnsi="B Badr"/>
-          <w:lang w:bidi="fa-IR"/>
-        </w:rPr>
-        <w:t>Type-III</w:t>
-      </w:r>
-      <w:r>
-        <w:rPr>
-          <w:rFonts w:cs="B Badr" w:hint="cs" w:ascii="B Badr" w:hAnsi="B Badr"/>
-          <w:rtl w:val="true"/>
-          <w:lang w:bidi="fa-IR"/>
-        </w:rPr>
-        <w:t xml:space="preserve"> (</w:t>
-      </w:r>
-      <w:r>
-        <w:rPr>
-          <w:rFonts w:ascii="B Badr" w:hAnsi="B Badr" w:hint="cs" w:cs="B Badr"/>
-          <w:rtl w:val="true"/>
-          <w:lang w:bidi="fa-IR"/>
-        </w:rPr>
-        <w:t>ائتلاف امضاکنندگان</w:t>
-      </w:r>
-      <w:r>
-        <w:rPr>
-          <w:rFonts w:cs="B Badr" w:hint="cs" w:ascii="B Badr" w:hAnsi="B Badr"/>
-          <w:rtl w:val="true"/>
-          <w:lang w:bidi="fa-IR"/>
-        </w:rPr>
-        <w:t>)</w:t>
-      </w:r>
-      <w:r>
-        <w:rPr>
-          <w:rFonts w:ascii="B Badr" w:hAnsi="B Badr" w:hint="cs" w:cs="B Badr"/>
-          <w:rtl w:val="true"/>
-          <w:lang w:bidi="fa-IR"/>
-        </w:rPr>
-        <w:t xml:space="preserve">، </w:t>
-      </w:r>
-      <w:r>
-        <w:rPr>
-          <w:rFonts w:cs="B Badr" w:hint="cs" w:ascii="B Badr" w:hAnsi="B Badr"/>
-          <w:lang w:bidi="fa-IR"/>
-        </w:rPr>
-        <w:t>rogue key</w:t>
-      </w:r>
-      <w:r>
-        <w:rPr>
-          <w:rFonts w:cs="B Badr" w:hint="cs" w:ascii="B Badr" w:hAnsi="B Badr"/>
+        <w:t xml:space="preserve">و </w:t>
+      </w:r>
+      <w:r>
+        <w:rPr>
+          <w:rFonts w:ascii="B Badr" w:hAnsi="B Badr" w:hint="cs" w:cs="B Badr"/>
+          <w:rtl w:val="true"/>
+          <w:lang w:bidi="fa-IR"/>
+        </w:rPr>
+        <w:t>تبانی</w:t>
+      </w:r>
+      <w:r>
+        <w:rPr>
+          <w:rFonts w:ascii="B Badr" w:hAnsi="B Badr" w:hint="cs" w:cs="B Badr"/>
           <w:rtl w:val="true"/>
           <w:lang w:bidi="fa-IR"/>
         </w:rPr>
@@ -5297,34 +5283,18 @@
       </w:r>
       <w:r>
         <w:rPr>
-          <w:rFonts w:ascii="B Badr" w:hAnsi="B Badr" w:hint="cs" w:cs="B Badr"/>
-          <w:rtl w:val="true"/>
-          <w:lang w:bidi="fa-IR"/>
-        </w:rPr>
-        <w:t xml:space="preserve">و ائتلاف </w:t>
-      </w:r>
-      <w:r>
-        <w:rPr>
-          <w:rFonts w:cs="B Badr" w:hint="cs" w:ascii="B Badr" w:hAnsi="B Badr"/>
-          <w:lang w:bidi="fa-IR"/>
-        </w:rPr>
-        <w:t>KGC</w:t>
-      </w:r>
-      <w:r>
-        <w:rPr>
-          <w:rFonts w:cs="B Badr" w:hint="cs" w:ascii="B Badr" w:hAnsi="B Badr"/>
-          <w:rtl w:val="true"/>
-          <w:lang w:bidi="fa-IR"/>
-        </w:rPr>
-        <w:t xml:space="preserve"> </w:t>
-      </w:r>
-      <w:r>
-        <w:rPr>
-          <w:rFonts w:ascii="B Badr" w:hAnsi="B Badr" w:hint="cs" w:cs="B Badr"/>
-          <w:rtl w:val="true"/>
-          <w:lang w:bidi="fa-IR"/>
-        </w:rPr>
-        <w:t xml:space="preserve">با امضاکننده وجود دارد و هنوز طرح امضای محکم و قوی‌ای برای </w:t>
+          <w:rFonts w:cs="B road"/>
+          <w:rtl w:val="true"/>
+        </w:rPr>
+        <w:t>مرکز تولید کلید</w:t>
+      </w:r>
+      <w:r>
+        <w:rPr>
+          <w:rFonts w:ascii="B Badr" w:hAnsi="B Badr" w:hint="cs" w:cs="B Badr"/>
+          <w:rtl w:val="true"/>
+          <w:lang w:bidi="fa-IR"/>
+        </w:rPr>
+        <w:t xml:space="preserve"> با امضاکننده وجود دارد و هنوز طرح امضای محکم و قوی‌ای برای </w:t>
       </w:r>
       <w:r>
         <w:rPr>
@@ -5452,69 +5422,7 @@
           <w:rtl w:val="true"/>
           <w:lang w:bidi="fa-IR"/>
         </w:rPr>
-        <w:t>اثبات می‌کنند که اثبات دقیق و کاملی ارائه نمی‌دهد</w:t>
-      </w:r>
-      <w:r>
-        <w:rPr>
-          <w:rFonts w:cs="B Badr" w:hint="cs" w:ascii="B Badr" w:hAnsi="B Badr"/>
-          <w:rtl w:val="true"/>
-          <w:lang w:bidi="fa-IR"/>
-        </w:rPr>
-        <w:t xml:space="preserve">. </w:t>
-      </w:r>
-      <w:r>
-        <w:rPr>
-          <w:rFonts w:ascii="B Badr" w:hAnsi="B Badr" w:hint="cs" w:cs="B Badr"/>
-          <w:rtl w:val="true"/>
-          <w:lang w:bidi="fa-IR"/>
-        </w:rPr>
-        <w:t xml:space="preserve">انتقال به مدل استاندارد یا حداقل </w:t>
-      </w:r>
-      <w:r>
-        <w:rPr>
-          <w:rFonts w:cs="B Badr" w:hint="cs" w:ascii="B Badr" w:hAnsi="B Badr"/>
-          <w:lang w:bidi="fa-IR"/>
-        </w:rPr>
-        <w:t>reduction tight</w:t>
-      </w:r>
-      <w:r>
-        <w:rPr>
-          <w:rFonts w:cs="B Badr" w:hint="cs" w:ascii="B Badr" w:hAnsi="B Badr"/>
-          <w:rtl w:val="true"/>
-          <w:lang w:bidi="fa-IR"/>
-        </w:rPr>
-        <w:t xml:space="preserve"> </w:t>
-      </w:r>
-      <w:r>
-        <w:rPr>
-          <w:rFonts w:ascii="B Badr" w:hAnsi="B Badr" w:hint="cs" w:cs="B Badr"/>
-          <w:rtl w:val="true"/>
-          <w:lang w:bidi="fa-IR"/>
-        </w:rPr>
-        <w:t xml:space="preserve">بدون </w:t>
-      </w:r>
-      <w:r>
-        <w:rPr>
-          <w:rFonts w:cs="B Badr" w:hint="cs" w:ascii="B Badr" w:hAnsi="B Badr"/>
-          <w:lang w:bidi="fa-IR"/>
-        </w:rPr>
-        <w:t>forking lemma</w:t>
-      </w:r>
-      <w:r>
-        <w:rPr>
-          <w:rFonts w:cs="B Badr" w:hint="cs" w:ascii="B Badr" w:hAnsi="B Badr"/>
-          <w:rtl w:val="true"/>
-          <w:lang w:bidi="fa-IR"/>
-        </w:rPr>
-        <w:t xml:space="preserve"> </w:t>
-      </w:r>
-      <w:r>
-        <w:rPr>
-          <w:rFonts w:ascii="B Badr" w:hAnsi="B Badr" w:hint="cs" w:cs="B Badr"/>
-          <w:rtl w:val="true"/>
-          <w:lang w:bidi="fa-IR"/>
-        </w:rPr>
-        <w:t xml:space="preserve">همچنان یک چالش باقی مانده است </w:t>
+        <w:t xml:space="preserve">اثبات می‌کنند که اثبات دقیق و کاملی ارائه نمی‌دهد </w:t>
       </w:r>
       <w:r>
         <w:rPr>
@@ -5757,22 +5665,6 @@
           <w:rtl w:val="true"/>
           <w:lang w:bidi="fa-IR"/>
         </w:rPr>
-        <w:t xml:space="preserve">. </w:t>
-      </w:r>
-      <w:r>
-        <w:rPr>
-          <w:rFonts w:ascii="B Badr" w:hAnsi="B Badr" w:hint="cs" w:cs="B Badr"/>
-          <w:rtl w:val="true"/>
-          <w:lang w:bidi="fa-IR"/>
-        </w:rPr>
-        <w:t>در ادامه، تحول این حوزه به‌صورت زمانی مرور می‌شود</w:t>
-      </w:r>
-      <w:r>
-        <w:rPr>
-          <w:rFonts w:cs="B Badr" w:hint="cs" w:ascii="B Badr" w:hAnsi="B Badr"/>
-          <w:rtl w:val="true"/>
-          <w:lang w:bidi="fa-IR"/>
-        </w:rPr>
         <w:t>.</w:t>
       </w:r>
     </w:p>
@@ -5879,26 +5771,18 @@
       </w:r>
       <w:r>
         <w:rPr>
-          <w:rFonts w:cs="B Badr" w:hint="cs" w:ascii="B Badr" w:hAnsi="B Badr"/>
-          <w:lang w:bidi="fa-IR"/>
-        </w:rPr>
-        <w:t>KGC</w:t>
-      </w:r>
-      <w:r>
-        <w:rPr>
-          <w:rFonts w:cs="B Badr" w:hint="cs" w:ascii="B Badr" w:hAnsi="B Badr"/>
-          <w:rtl w:val="true"/>
-          <w:lang w:bidi="fa-IR"/>
-        </w:rPr>
-        <w:t xml:space="preserve"> </w:t>
-      </w:r>
-      <w:r>
-        <w:rPr>
-          <w:rFonts w:ascii="B Badr" w:hAnsi="B Badr" w:hint="cs" w:cs="B Badr"/>
-          <w:rtl w:val="true"/>
-          <w:lang w:bidi="fa-IR"/>
-        </w:rPr>
-        <w:t>صادق</w:t>
+          <w:rFonts w:cs="B road"/>
+          <w:rtl w:val="true"/>
+        </w:rPr>
+        <w:t>مرکز تولید کلید</w:t>
+      </w:r>
+      <w:r>
+        <w:rPr>
+          <w:rFonts w:ascii="B Badr" w:hAnsi="B Badr" w:hint="cs" w:cs="B Badr"/>
+          <w:rtl w:val="true"/>
+          <w:lang w:bidi="fa-IR"/>
+        </w:rPr>
+        <w:t xml:space="preserve"> صادق</w:t>
       </w:r>
       <w:r>
         <w:rPr>
@@ -5934,26 +5818,18 @@
       </w:r>
       <w:r>
         <w:rPr>
-          <w:rFonts w:cs="B Badr" w:hint="cs" w:ascii="B Badr" w:hAnsi="B Badr"/>
-          <w:lang w:bidi="fa-IR"/>
-        </w:rPr>
-        <w:t>KGC</w:t>
-      </w:r>
-      <w:r>
-        <w:rPr>
-          <w:rFonts w:cs="B Badr" w:hint="cs" w:ascii="B Badr" w:hAnsi="B Badr"/>
-          <w:rtl w:val="true"/>
-          <w:lang w:bidi="fa-IR"/>
-        </w:rPr>
-        <w:t xml:space="preserve"> </w:t>
-      </w:r>
-      <w:r>
-        <w:rPr>
-          <w:rFonts w:ascii="B Badr" w:hAnsi="B Badr" w:hint="cs" w:cs="B Badr"/>
-          <w:rtl w:val="true"/>
-          <w:lang w:bidi="fa-IR"/>
-        </w:rPr>
-        <w:t>موذی</w:t>
+          <w:rFonts w:cs="B road"/>
+          <w:rtl w:val="true"/>
+        </w:rPr>
+        <w:t>مرکز تولید کلید</w:t>
+      </w:r>
+      <w:r>
+        <w:rPr>
+          <w:rFonts w:ascii="B Badr" w:hAnsi="B Badr" w:hint="cs" w:cs="B Badr"/>
+          <w:rtl w:val="true"/>
+          <w:lang w:bidi="fa-IR"/>
+        </w:rPr>
+        <w:t xml:space="preserve"> موذی</w:t>
       </w:r>
       <w:r>
         <w:rPr>
@@ -5985,30 +5861,54 @@
           <w:rtl w:val="true"/>
           <w:lang w:bidi="fa-IR"/>
         </w:rPr>
-        <w:t xml:space="preserve">منفعل، ائتلاف امضاکنندگان و ائتلاف امضاکننده با </w:t>
-      </w:r>
-      <w:r>
-        <w:rPr>
-          <w:rFonts w:cs="B Badr" w:hint="cs" w:ascii="B Badr" w:hAnsi="B Badr"/>
-          <w:lang w:bidi="fa-IR"/>
-        </w:rPr>
-        <w:t>KGC</w:t>
-      </w:r>
-      <w:r>
-        <w:rPr>
-          <w:rFonts w:cs="B Badr" w:hint="cs" w:ascii="B Badr" w:hAnsi="B Badr"/>
-          <w:rtl w:val="true"/>
-          <w:lang w:bidi="fa-IR"/>
-        </w:rPr>
-        <w:t xml:space="preserve"> </w:t>
-      </w:r>
-      <w:r>
-        <w:rPr>
-          <w:rFonts w:ascii="B Badr" w:hAnsi="B Badr" w:hint="cs" w:cs="B Badr"/>
-          <w:rtl w:val="true"/>
-          <w:lang w:bidi="fa-IR"/>
-        </w:rPr>
-        <w:t xml:space="preserve">را بر طرح </w:t>
+        <w:t xml:space="preserve">منفعل، </w:t>
+      </w:r>
+      <w:r>
+        <w:rPr>
+          <w:rFonts w:ascii="B Badr" w:hAnsi="B Badr" w:hint="cs" w:cs="B Badr"/>
+          <w:rtl w:val="true"/>
+          <w:lang w:bidi="fa-IR"/>
+        </w:rPr>
+        <w:t>تبانی</w:t>
+      </w:r>
+      <w:r>
+        <w:rPr>
+          <w:rFonts w:ascii="B Badr" w:hAnsi="B Badr" w:hint="cs" w:cs="B Badr"/>
+          <w:rtl w:val="true"/>
+          <w:lang w:bidi="fa-IR"/>
+        </w:rPr>
+        <w:t xml:space="preserve"> امضاکنندگان و </w:t>
+      </w:r>
+      <w:r>
+        <w:rPr>
+          <w:rFonts w:ascii="B Badr" w:hAnsi="B Badr" w:hint="cs" w:cs="B Badr"/>
+          <w:rtl w:val="true"/>
+          <w:lang w:bidi="fa-IR"/>
+        </w:rPr>
+        <w:t>تبانی</w:t>
+      </w:r>
+      <w:r>
+        <w:rPr>
+          <w:rFonts w:ascii="B Badr" w:hAnsi="B Badr" w:hint="cs" w:cs="B Badr"/>
+          <w:rtl w:val="true"/>
+          <w:lang w:bidi="fa-IR"/>
+        </w:rPr>
+        <w:t xml:space="preserve"> امضاکننده با </w:t>
+      </w:r>
+      <w:r>
+        <w:rPr>
+          <w:rFonts w:cs="B road"/>
+          <w:rtl w:val="true"/>
+        </w:rPr>
+        <w:t>مرکز تولید کلید</w:t>
+      </w:r>
+      <w:r>
+        <w:rPr>
+          <w:rFonts w:ascii="B Badr" w:hAnsi="B Badr" w:hint="cs" w:cs="B Badr"/>
+          <w:rtl w:val="true"/>
+          <w:lang w:bidi="fa-IR"/>
+        </w:rPr>
+        <w:t xml:space="preserve"> را بر طرح </w:t>
       </w:r>
       <w:r>
         <w:rPr>
@@ -6637,6 +6537,22 @@
       </w:r>
       <w:r>
         <w:rPr>
+          <w:rFonts w:ascii="B Badr" w:hAnsi="B Badr" w:hint="cs" w:cs="B Badr"/>
+          <w:rtl w:val="true"/>
+          <w:lang w:bidi="fa-IR"/>
+        </w:rPr>
+        <w:t xml:space="preserve">کلید اصلی </w:t>
+      </w:r>
+      <w:r>
+        <w:rPr>
+          <w:rFonts w:cs="B Badr" w:hint="cs" w:ascii="B Badr" w:hAnsi="B Badr"/>
+          <w:rtl w:val="true"/>
+          <w:lang w:bidi="fa-IR"/>
+        </w:rPr>
+        <w:t>(</w:t>
+      </w:r>
+      <w:r>
+        <w:rPr>
           <w:rFonts w:cs="B Badr" w:hint="cs" w:ascii="B Badr" w:hAnsi="B Badr"/>
           <w:lang w:bidi="fa-IR"/>
         </w:rPr>
@@ -6648,7 +6564,7 @@
           <w:rtl w:val="true"/>
           <w:lang w:bidi="fa-IR"/>
         </w:rPr>
-        <w:t xml:space="preserve"> </w:t>
+        <w:t xml:space="preserve">) </w:t>
       </w:r>
       <w:r>
         <w:rPr>
@@ -6750,69 +6666,7 @@
           <w:rtl w:val="true"/>
           <w:lang w:bidi="fa-IR"/>
         </w:rPr>
-        <w:t xml:space="preserve">در مدل استاندارد </w:t>
-      </w:r>
-      <w:r>
-        <w:rPr>
-          <w:rFonts w:cs="B Badr" w:hint="cs" w:ascii="B Badr" w:hAnsi="B Badr"/>
-          <w:rtl w:val="true"/>
-          <w:lang w:bidi="fa-IR"/>
-        </w:rPr>
-        <w:t>(</w:t>
-      </w:r>
-      <w:r>
-        <w:rPr>
-          <w:rFonts w:cs="B Badr" w:hint="cs" w:ascii="B Badr" w:hAnsi="B Badr"/>
-          <w:lang w:bidi="fa-IR"/>
-        </w:rPr>
-        <w:t>Standard Model</w:t>
-      </w:r>
-      <w:r>
-        <w:rPr>
-          <w:rFonts w:cs="B Badr" w:hint="cs" w:ascii="B Badr" w:hAnsi="B Badr"/>
-          <w:rtl w:val="true"/>
-          <w:lang w:bidi="fa-IR"/>
-        </w:rPr>
-        <w:t xml:space="preserve">) </w:t>
-      </w:r>
-      <w:r>
-        <w:rPr>
-          <w:rFonts w:ascii="B Badr" w:hAnsi="B Badr" w:hint="cs" w:cs="B Badr"/>
-          <w:rtl w:val="true"/>
-          <w:lang w:bidi="fa-IR"/>
-        </w:rPr>
-        <w:t xml:space="preserve">را ارائه کردند که از تجمیع کامل </w:t>
-      </w:r>
-      <w:r>
-        <w:rPr>
-          <w:rFonts w:cs="B Badr" w:hint="cs" w:ascii="B Badr" w:hAnsi="B Badr"/>
-          <w:rtl w:val="true"/>
-          <w:lang w:bidi="fa-IR"/>
-        </w:rPr>
-        <w:t>(</w:t>
-      </w:r>
-      <w:r>
-        <w:rPr>
-          <w:rFonts w:cs="B Badr" w:hint="cs" w:ascii="B Badr" w:hAnsi="B Badr"/>
-          <w:lang w:bidi="fa-IR"/>
-        </w:rPr>
-        <w:t>full aggregation</w:t>
-      </w:r>
-      <w:r>
-        <w:rPr>
-          <w:rFonts w:cs="B Badr" w:hint="cs" w:ascii="B Badr" w:hAnsi="B Badr"/>
-          <w:rtl w:val="true"/>
-          <w:lang w:bidi="fa-IR"/>
-        </w:rPr>
-        <w:t xml:space="preserve">) </w:t>
-      </w:r>
-      <w:r>
-        <w:rPr>
-          <w:rFonts w:ascii="B Badr" w:hAnsi="B Badr" w:hint="cs" w:cs="B Badr"/>
-          <w:rtl w:val="true"/>
-          <w:lang w:bidi="fa-IR"/>
-        </w:rPr>
-        <w:t xml:space="preserve">با </w:t>
+        <w:t xml:space="preserve">در مدل استاندارد را ارائه کردند که از </w:t>
       </w:r>
       <w:r>
         <w:rPr>
@@ -6885,14 +6739,14 @@
       </w:r>
       <w:r>
         <w:rPr>
-          <w:rFonts w:cs="B Badr" w:hint="cs" w:ascii="B Badr" w:hAnsi="B Badr"/>
-          <w:lang w:bidi="fa-IR"/>
-        </w:rPr>
-        <w:t>KGC</w:t>
-      </w:r>
-      <w:r>
-        <w:rPr>
-          <w:rFonts w:cs="B Badr" w:hint="cs" w:ascii="B Badr" w:hAnsi="B Badr"/>
+          <w:rFonts w:cs="B Badr"/>
+          <w:rtl w:val="true"/>
+        </w:rPr>
+        <w:t>مرکز تولید کلید</w:t>
+      </w:r>
+      <w:r>
+        <w:rPr>
+          <w:rFonts w:ascii="B Badr" w:hAnsi="B Badr" w:hint="cs" w:cs="B Badr"/>
           <w:rtl w:val="true"/>
           <w:lang w:bidi="fa-IR"/>
         </w:rPr>
@@ -7041,6 +6895,29 @@
       </w:r>
       <w:r>
         <w:rPr>
+          <w:rFonts w:cs="B Badr"/>
+          <w:rtl w:val="true"/>
+        </w:rPr>
+        <w:t>نگاشت به نقطه</w:t>
+      </w:r>
+      <w:r>
+        <w:rPr>
+          <w:rFonts w:ascii="B Badr" w:hAnsi="B Badr" w:hint="cs" w:cs="B Badr"/>
+          <w:rtl w:val="true"/>
+          <w:lang w:bidi="fa-IR"/>
+        </w:rPr>
+        <w:t xml:space="preserve"> </w:t>
+      </w:r>
+      <w:r>
+        <w:rPr>
+          <w:rFonts w:cs="B Badr" w:hint="cs" w:ascii="B Badr" w:hAnsi="B Badr"/>
+          <w:rtl w:val="true"/>
+          <w:lang w:bidi="fa-IR"/>
+        </w:rPr>
+        <w:t>(</w:t>
+      </w:r>
+      <w:r>
+        <w:rPr>
           <w:rFonts w:cs="B Badr" w:hint="cs" w:ascii="B Badr" w:hAnsi="B Badr"/>
           <w:lang w:bidi="fa-IR"/>
         </w:rPr>
@@ -7052,7 +6929,7 @@
           <w:rtl w:val="true"/>
           <w:lang w:bidi="fa-IR"/>
         </w:rPr>
-        <w:t xml:space="preserve"> </w:t>
+        <w:t xml:space="preserve">) </w:t>
       </w:r>
       <w:r>
         <w:rPr>
@@ -7212,60 +7089,81 @@
           <w:rtl w:val="true"/>
           <w:lang w:bidi="fa-IR"/>
         </w:rPr>
-        <w:t xml:space="preserve">امنیت آن تحت </w:t>
-      </w:r>
-      <w:r>
-        <w:rPr>
-          <w:rFonts w:cs="B Badr" w:hint="cs" w:ascii="B Badr" w:hAnsi="B Badr"/>
-          <w:lang w:bidi="fa-IR"/>
+        <w:t>امنیت آن</w:t>
+      </w:r>
+      <w:r>
+        <w:rPr>
+          <w:rFonts w:ascii="B Badr" w:hAnsi="B Badr" w:eastAsia="Aptos" w:hint="cs" w:cs="B Badr" w:eastAsiaTheme="minorHAnsi"/>
+          <w:color w:val="auto"/>
+          <w:kern w:val="2"/>
+          <w:sz w:val="20"/>
+          <w:szCs w:val="24"/>
+          <w:rtl w:val="true"/>
+          <w:lang w:val="en-US" w:eastAsia="en-US" w:bidi="fa-IR"/>
+          <w14:ligatures w14:val="standardContextual"/>
+        </w:rPr>
+        <w:t xml:space="preserve"> در برابر حمله با پیام انتخابی </w:t>
+      </w:r>
+      <w:r>
+        <w:rPr>
+          <w:rFonts w:eastAsia="Aptos" w:cs="B Badr" w:hint="cs" w:ascii="B Badr" w:hAnsi="B Badr" w:eastAsiaTheme="minorHAnsi"/>
+          <w:color w:val="auto"/>
+          <w:kern w:val="2"/>
+          <w:sz w:val="20"/>
+          <w:szCs w:val="24"/>
+          <w:rtl w:val="true"/>
+          <w:lang w:val="en-US" w:eastAsia="en-US" w:bidi="fa-IR"/>
+          <w14:ligatures w14:val="standardContextual"/>
+        </w:rPr>
+        <w:t>(</w:t>
+      </w:r>
+      <w:r>
+        <w:rPr>
+          <w:rFonts w:eastAsia="Aptos" w:cs="B Badr" w:hint="cs" w:ascii="B Badr" w:hAnsi="B Badr" w:eastAsiaTheme="minorHAnsi"/>
+          <w:color w:val="auto"/>
+          <w:kern w:val="2"/>
+          <w:sz w:val="20"/>
+          <w:szCs w:val="24"/>
+          <w:lang w:val="en-US" w:eastAsia="en-US" w:bidi="fa-IR"/>
+          <w14:ligatures w14:val="standardContextual"/>
         </w:rPr>
         <w:t>EUF-CMA</w:t>
       </w:r>
       <w:r>
         <w:rPr>
-          <w:rFonts w:cs="B Badr" w:hint="cs" w:ascii="B Badr" w:hAnsi="B Badr"/>
-          <w:rtl w:val="true"/>
-          <w:lang w:bidi="fa-IR"/>
-        </w:rPr>
-        <w:t xml:space="preserve"> </w:t>
-      </w:r>
-      <w:r>
-        <w:rPr>
-          <w:rFonts w:ascii="B Badr" w:hAnsi="B Badr" w:hint="cs" w:cs="B Badr"/>
-          <w:rtl w:val="true"/>
-          <w:lang w:bidi="fa-IR"/>
-        </w:rPr>
-        <w:t xml:space="preserve">در </w:t>
-      </w:r>
-      <w:r>
-        <w:rPr>
-          <w:rFonts w:cs="B Badr" w:hint="cs" w:ascii="B Badr" w:hAnsi="B Badr"/>
-          <w:lang w:bidi="fa-IR"/>
-        </w:rPr>
-        <w:t>ROM</w:t>
-      </w:r>
-      <w:r>
-        <w:rPr>
-          <w:rFonts w:cs="B Badr" w:hint="cs" w:ascii="B Badr" w:hAnsi="B Badr"/>
-          <w:rtl w:val="true"/>
-          <w:lang w:bidi="fa-IR"/>
-        </w:rPr>
-        <w:t xml:space="preserve"> </w:t>
-      </w:r>
-      <w:r>
-        <w:rPr>
-          <w:rFonts w:ascii="B Badr" w:hAnsi="B Badr" w:hint="cs" w:cs="B Badr"/>
-          <w:rtl w:val="true"/>
-          <w:lang w:bidi="fa-IR"/>
-        </w:rPr>
-        <w:t xml:space="preserve">برای دشمنان </w:t>
-      </w:r>
-      <w:r>
-        <w:rPr>
-          <w:rFonts w:cs="B Badr" w:hint="cs" w:ascii="B Badr" w:hAnsi="B Badr"/>
-          <w:lang w:bidi="fa-IR"/>
-        </w:rPr>
-        <w:t>Type I/II</w:t>
+          <w:rFonts w:eastAsia="Aptos" w:cs="B Badr" w:hint="cs" w:ascii="B Badr" w:hAnsi="B Badr" w:eastAsiaTheme="minorHAnsi"/>
+          <w:color w:val="auto"/>
+          <w:kern w:val="2"/>
+          <w:sz w:val="20"/>
+          <w:szCs w:val="24"/>
+          <w:rtl w:val="true"/>
+          <w:lang w:val="en-US" w:eastAsia="en-US" w:bidi="fa-IR"/>
+          <w14:ligatures w14:val="standardContextual"/>
+        </w:rPr>
+        <w:t xml:space="preserve">) </w:t>
+      </w:r>
+      <w:r>
+        <w:rPr>
+          <w:rFonts w:ascii="B Badr" w:hAnsi="B Badr" w:hint="cs" w:cs="B Badr"/>
+          <w:rtl w:val="true"/>
+          <w:lang w:bidi="fa-IR"/>
+        </w:rPr>
+        <w:t xml:space="preserve">در مدل پیشگوی تصادفی برای دشمنان </w:t>
+      </w:r>
+      <w:r>
+        <w:rPr>
+          <w:rFonts w:ascii="B Badr" w:hAnsi="B Badr" w:hint="cs" w:cs="B Badr"/>
+          <w:rtl w:val="true"/>
+          <w:lang w:bidi="fa-IR"/>
+        </w:rPr>
+        <w:t xml:space="preserve">نوع </w:t>
+      </w:r>
+      <w:r>
+        <w:rPr>
+          <w:rFonts w:cs="B Badr" w:hint="cs" w:ascii="B Badr" w:hAnsi="B Badr"/>
+          <w:lang w:bidi="fa-IR"/>
+        </w:rPr>
+        <w:t>I/II</w:t>
       </w:r>
       <w:r>
         <w:rPr>
@@ -7411,26 +7309,19 @@
       </w:r>
       <w:r>
         <w:rPr>
-          <w:rFonts w:cs="B Badr" w:hint="cs" w:ascii="B Badr" w:hAnsi="B Badr"/>
-          <w:lang w:bidi="fa-IR"/>
-        </w:rPr>
-        <w:t>master key</w:t>
-      </w:r>
-      <w:r>
-        <w:rPr>
-          <w:rFonts w:cs="B Badr" w:hint="cs" w:ascii="B Badr" w:hAnsi="B Badr"/>
-          <w:rtl w:val="true"/>
-          <w:lang w:bidi="fa-IR"/>
-        </w:rPr>
-        <w:t xml:space="preserve"> </w:t>
-      </w:r>
-      <w:r>
-        <w:rPr>
-          <w:rFonts w:ascii="B Badr" w:hAnsi="B Badr" w:hint="cs" w:cs="B Badr"/>
-          <w:rtl w:val="true"/>
-          <w:lang w:bidi="fa-IR"/>
-        </w:rPr>
-        <w:t>آن را رفع کردند</w:t>
+          <w:rFonts w:ascii="B Badr" w:hAnsi="B Badr" w:hint="cs" w:cs="B Badr"/>
+          <w:rtl w:val="true"/>
+          <w:lang w:bidi="fa-IR"/>
+        </w:rPr>
+        <w:t>کلید اصلی</w:t>
+      </w:r>
+      <w:r>
+        <w:rPr>
+          <w:rFonts w:ascii="B Badr" w:hAnsi="B Badr" w:hint="cs" w:cs="B Badr"/>
+          <w:rtl w:val="true"/>
+          <w:lang w:bidi="fa-IR"/>
+        </w:rPr>
+        <w:t xml:space="preserve"> را رفع کردند</w:t>
       </w:r>
       <w:r>
         <w:rPr>
@@ -7635,26 +7526,18 @@
       </w:r>
       <w:r>
         <w:rPr>
-          <w:rFonts w:cs="B Badr" w:hint="cs" w:ascii="B Badr" w:hAnsi="B Badr"/>
-          <w:lang w:bidi="fa-IR"/>
-        </w:rPr>
-        <w:t>KGC</w:t>
-      </w:r>
-      <w:r>
-        <w:rPr>
-          <w:rFonts w:cs="B Badr" w:hint="cs" w:ascii="B Badr" w:hAnsi="B Badr"/>
-          <w:rtl w:val="true"/>
-          <w:lang w:bidi="fa-IR"/>
-        </w:rPr>
-        <w:t xml:space="preserve"> </w:t>
-      </w:r>
-      <w:r>
-        <w:rPr>
-          <w:rFonts w:ascii="B Badr" w:hAnsi="B Badr" w:hint="cs" w:cs="B Badr"/>
-          <w:rtl w:val="true"/>
-          <w:lang w:bidi="fa-IR"/>
-        </w:rPr>
-        <w:t>موذی</w:t>
+          <w:rFonts w:cs="B Badr"/>
+          <w:rtl w:val="true"/>
+        </w:rPr>
+        <w:t>مرکز تولید کلید</w:t>
+      </w:r>
+      <w:r>
+        <w:rPr>
+          <w:rFonts w:ascii="B Badr" w:hAnsi="B Badr" w:hint="cs" w:cs="B Badr"/>
+          <w:rtl w:val="true"/>
+          <w:lang w:bidi="fa-IR"/>
+        </w:rPr>
+        <w:t xml:space="preserve"> موذی</w:t>
       </w:r>
       <w:r>
         <w:rPr>
@@ -7707,41 +7590,18 @@
       <w:r>
         <w:rPr>
           <w:rFonts w:cs="B Badr" w:hint="cs" w:ascii="B Badr" w:hAnsi="B Badr"/>
-          <w:lang w:bidi="fa-IR"/>
-        </w:rPr>
-        <w:t xml:space="preserve"> (CLAS)</w:t>
-      </w:r>
-      <w:r>
-        <w:rPr>
-          <w:rFonts w:cs="B Badr" w:hint="cs" w:ascii="B Badr" w:hAnsi="B Badr"/>
-          <w:rtl w:val="true"/>
-          <w:lang w:bidi="fa-IR"/>
-        </w:rPr>
-        <w:t xml:space="preserve"> </w:t>
-      </w:r>
-      <w:r>
-        <w:rPr>
-          <w:rFonts w:ascii="B Badr" w:hAnsi="B Badr" w:hint="cs" w:cs="B Badr"/>
-          <w:rtl w:val="true"/>
-          <w:lang w:bidi="fa-IR"/>
-        </w:rPr>
-        <w:t>و جعل</w:t>
-      </w:r>
-      <w:r>
-        <w:rPr>
-          <w:rFonts w:cs="B Badr" w:hint="cs" w:ascii="B Badr" w:hAnsi="B Badr"/>
-          <w:rtl w:val="true"/>
-          <w:lang w:bidi="fa-IR"/>
-        </w:rPr>
-        <w:t>/</w:t>
-      </w:r>
-      <w:r>
-        <w:rPr>
-          <w:rFonts w:ascii="B Badr" w:hAnsi="B Badr" w:hint="cs" w:cs="B Badr"/>
-          <w:rtl w:val="true"/>
-          <w:lang w:bidi="fa-IR"/>
-        </w:rPr>
-        <w:t xml:space="preserve">استخراج کلید بر طرح </w:t>
+          <w:rtl w:val="true"/>
+          <w:lang w:bidi="fa-IR"/>
+        </w:rPr>
+        <w:t xml:space="preserve">  </w:t>
+      </w:r>
+      <w:r>
+        <w:rPr>
+          <w:rFonts w:ascii="B Badr" w:hAnsi="B Badr" w:hint="cs" w:cs="B Badr"/>
+          <w:rtl w:val="true"/>
+          <w:lang w:bidi="fa-IR"/>
+        </w:rPr>
+        <w:t xml:space="preserve">و استخراج کلید بر طرح </w:t>
       </w:r>
       <w:r>
         <w:rPr>
@@ -7757,14 +7617,7 @@
           <w:szCs w:val="24"/>
           <w:lang w:bidi="fa-IR"/>
         </w:rPr>
-        <w:t xml:space="preserve">[22] </w:t>
-      </w:r>
-      <w:r>
-        <w:rPr>
-          <w:rFonts w:cs="B Badr" w:hint="cs" w:ascii="B Badr" w:hAnsi="B Badr"/>
-          <w:lang w:bidi="fa-IR"/>
-        </w:rPr>
-        <w:t>(CLS)</w:t>
+        <w:t>[22]</w:t>
       </w:r>
       <w:r>
         <w:rPr>
@@ -7780,7 +7633,7 @@
           <w:rtl w:val="true"/>
           <w:lang w:bidi="fa-IR"/>
         </w:rPr>
-        <w:t>را نشان داد و درس‌هایی برای طراحی امن‌تر ارائه کرد</w:t>
+        <w:t>را نشان داد</w:t>
       </w:r>
       <w:r>
         <w:rPr>
@@ -7882,37 +7735,83 @@
           <w:rtl w:val="true"/>
           <w:lang w:bidi="fa-IR"/>
         </w:rPr>
-        <w:t xml:space="preserve">حمله </w:t>
-      </w:r>
-      <w:r>
-        <w:rPr>
-          <w:rFonts w:cs="B Badr" w:hint="cs" w:ascii="B Badr" w:hAnsi="B Badr"/>
-          <w:lang w:bidi="fa-IR"/>
+        <w:t>حمل</w:t>
+      </w:r>
+      <w:r>
+        <w:rPr>
+          <w:rFonts w:ascii="B Badr" w:hAnsi="B Badr" w:eastAsia="Aptos" w:hint="cs" w:cs="B Badr" w:eastAsiaTheme="minorHAnsi"/>
+          <w:color w:val="auto"/>
+          <w:kern w:val="2"/>
+          <w:sz w:val="20"/>
+          <w:szCs w:val="24"/>
+          <w:rtl w:val="true"/>
+          <w:lang w:val="en-US" w:eastAsia="en-US" w:bidi="fa-IR"/>
+          <w14:ligatures w14:val="standardContextual"/>
+        </w:rPr>
+        <w:t xml:space="preserve">ه کلید سرکش موقتی </w:t>
+      </w:r>
+      <w:r>
+        <w:rPr>
+          <w:rFonts w:eastAsia="Aptos" w:cs="B Badr" w:hint="cs" w:ascii="B Badr" w:hAnsi="B Badr" w:eastAsiaTheme="minorHAnsi"/>
+          <w:color w:val="auto"/>
+          <w:kern w:val="2"/>
+          <w:sz w:val="20"/>
+          <w:szCs w:val="24"/>
+          <w:rtl w:val="true"/>
+          <w:lang w:val="en-US" w:eastAsia="en-US" w:bidi="fa-IR"/>
+          <w14:ligatures w14:val="standardContextual"/>
+        </w:rPr>
+        <w:t>(</w:t>
+      </w:r>
+      <w:r>
+        <w:rPr>
+          <w:rFonts w:eastAsia="Aptos" w:cs="B Badr" w:hint="cs" w:ascii="B Badr" w:hAnsi="B Badr" w:eastAsiaTheme="minorHAnsi"/>
+          <w:color w:val="auto"/>
+          <w:kern w:val="2"/>
+          <w:sz w:val="20"/>
+          <w:szCs w:val="24"/>
+          <w:lang w:val="en-US" w:eastAsia="en-US" w:bidi="fa-IR"/>
+          <w14:ligatures w14:val="standardContextual"/>
         </w:rPr>
         <w:t>ephemeral rogue key</w:t>
       </w:r>
       <w:r>
         <w:rPr>
-          <w:rFonts w:cs="B Badr" w:hint="cs" w:ascii="B Badr" w:hAnsi="B Badr"/>
-          <w:rtl w:val="true"/>
-          <w:lang w:bidi="fa-IR"/>
-        </w:rPr>
-        <w:t xml:space="preserve"> </w:t>
-      </w:r>
-      <w:r>
-        <w:rPr>
-          <w:rFonts w:ascii="B Badr" w:hAnsi="B Badr" w:hint="cs" w:cs="B Badr"/>
-          <w:rtl w:val="true"/>
-          <w:lang w:bidi="fa-IR"/>
+          <w:rFonts w:eastAsia="Aptos" w:cs="B Badr" w:hint="cs" w:ascii="B Badr" w:hAnsi="B Badr" w:eastAsiaTheme="minorHAnsi"/>
+          <w:color w:val="auto"/>
+          <w:kern w:val="2"/>
+          <w:sz w:val="20"/>
+          <w:szCs w:val="24"/>
+          <w:rtl w:val="true"/>
+          <w:lang w:val="en-US" w:eastAsia="en-US" w:bidi="fa-IR"/>
+          <w14:ligatures w14:val="standardContextual"/>
+        </w:rPr>
+        <w:t xml:space="preserve">) </w:t>
+      </w:r>
+      <w:r>
+        <w:rPr>
+          <w:rFonts w:ascii="B Badr" w:hAnsi="B Badr" w:eastAsia="Aptos" w:hint="cs" w:cs="B Badr" w:eastAsiaTheme="minorHAnsi"/>
+          <w:color w:val="auto"/>
+          <w:kern w:val="2"/>
+          <w:sz w:val="20"/>
+          <w:szCs w:val="24"/>
+          <w:rtl w:val="true"/>
+          <w:lang w:val="en-US" w:eastAsia="en-US" w:bidi="fa-IR"/>
+          <w14:ligatures w14:val="standardContextual"/>
         </w:rPr>
         <w:t xml:space="preserve">بر طرح </w:t>
       </w:r>
       <w:r>
         <w:rPr>
-          <w:rFonts w:cs="B Badr" w:hint="cs" w:ascii="B Badr" w:hAnsi="B Badr"/>
-          <w:lang w:bidi="fa-IR"/>
-        </w:rPr>
-        <w:t xml:space="preserve">Zheng </w:t>
+          <w:rFonts w:eastAsia="Aptos" w:cs="B Badr" w:hint="cs" w:ascii="B Badr" w:hAnsi="B Badr" w:eastAsiaTheme="minorHAnsi"/>
+          <w:color w:val="auto"/>
+          <w:kern w:val="2"/>
+          <w:sz w:val="20"/>
+          <w:szCs w:val="24"/>
+          <w:lang w:val="en-US" w:eastAsia="en-US" w:bidi="fa-IR"/>
+          <w14:ligatures w14:val="standardContextual"/>
+        </w:rPr>
+        <w:t>Zheng [</w:t>
       </w:r>
       <w:r>
         <w:rPr>
@@ -7921,7 +7820,7 @@
           <w:szCs w:val="24"/>
           <w:lang w:bidi="fa-IR"/>
         </w:rPr>
-        <w:t>[24]</w:t>
+        <w:t>24]</w:t>
       </w:r>
       <w:r>
         <w:rPr>
@@ -7937,30 +7836,79 @@
           <w:rtl w:val="true"/>
           <w:lang w:bidi="fa-IR"/>
         </w:rPr>
-        <w:t xml:space="preserve">را کشف کردند و آن را با امضای </w:t>
-      </w:r>
-      <w:r>
-        <w:rPr>
-          <w:rFonts w:cs="B Badr" w:hint="cs" w:ascii="B Badr" w:hAnsi="B Badr"/>
-          <w:lang w:bidi="fa-IR"/>
+        <w:t>را کشف کر</w:t>
+      </w:r>
+      <w:r>
+        <w:rPr>
+          <w:rFonts w:ascii="B Badr" w:hAnsi="B Badr" w:eastAsia="Aptos" w:hint="cs" w:cs="B Badr" w:eastAsiaTheme="minorHAnsi"/>
+          <w:color w:val="auto"/>
+          <w:kern w:val="2"/>
+          <w:sz w:val="20"/>
+          <w:szCs w:val="24"/>
+          <w:rtl w:val="true"/>
+          <w:lang w:val="en-US" w:eastAsia="en-US" w:bidi="fa-IR"/>
+          <w14:ligatures w14:val="standardContextual"/>
+        </w:rPr>
+        <w:t xml:space="preserve">دند و آن را با امضای تجمیع‌کننده </w:t>
+      </w:r>
+      <w:r>
+        <w:rPr>
+          <w:rFonts w:eastAsia="Aptos" w:cs="B Badr" w:hint="cs" w:ascii="B Badr" w:hAnsi="B Badr" w:eastAsiaTheme="minorHAnsi"/>
+          <w:color w:val="auto"/>
+          <w:kern w:val="2"/>
+          <w:sz w:val="20"/>
+          <w:szCs w:val="24"/>
+          <w:rtl w:val="true"/>
+          <w:lang w:val="en-US" w:eastAsia="en-US" w:bidi="fa-IR"/>
+          <w14:ligatures w14:val="standardContextual"/>
+        </w:rPr>
+        <w:t>(</w:t>
+      </w:r>
+      <w:r>
+        <w:rPr>
+          <w:rFonts w:eastAsia="Aptos" w:cs="B Badr" w:hint="cs" w:ascii="B Badr" w:hAnsi="B Badr" w:eastAsiaTheme="minorHAnsi"/>
+          <w:color w:val="auto"/>
+          <w:kern w:val="2"/>
+          <w:sz w:val="20"/>
+          <w:szCs w:val="24"/>
+          <w:lang w:val="en-US" w:eastAsia="en-US" w:bidi="fa-IR"/>
+          <w14:ligatures w14:val="standardContextual"/>
         </w:rPr>
         <w:t>aggregator</w:t>
       </w:r>
       <w:r>
         <w:rPr>
-          <w:rFonts w:cs="B Badr" w:hint="cs" w:ascii="B Badr" w:hAnsi="B Badr"/>
-          <w:rtl w:val="true"/>
-          <w:lang w:bidi="fa-IR"/>
-        </w:rPr>
-        <w:t xml:space="preserve"> </w:t>
-      </w:r>
-      <w:r>
-        <w:rPr>
-          <w:rFonts w:ascii="B Badr" w:hAnsi="B Badr" w:hint="cs" w:cs="B Badr"/>
-          <w:rtl w:val="true"/>
-          <w:lang w:bidi="fa-IR"/>
-        </w:rPr>
-        <w:t xml:space="preserve">و تأیید هم‌زمان </w:t>
+          <w:rFonts w:eastAsia="Aptos" w:cs="B Badr" w:hint="cs" w:ascii="B Badr" w:hAnsi="B Badr" w:eastAsiaTheme="minorHAnsi"/>
+          <w:color w:val="auto"/>
+          <w:kern w:val="2"/>
+          <w:sz w:val="20"/>
+          <w:szCs w:val="24"/>
+          <w:rtl w:val="true"/>
+          <w:lang w:val="en-US" w:eastAsia="en-US" w:bidi="fa-IR"/>
+          <w14:ligatures w14:val="standardContextual"/>
+        </w:rPr>
+        <w:t xml:space="preserve">) </w:t>
+      </w:r>
+      <w:r>
+        <w:rPr>
+          <w:rFonts w:ascii="B Badr" w:hAnsi="B Badr" w:eastAsia="Aptos" w:hint="cs" w:cs="B Badr" w:eastAsiaTheme="minorHAnsi"/>
+          <w:color w:val="auto"/>
+          <w:kern w:val="2"/>
+          <w:sz w:val="20"/>
+          <w:szCs w:val="24"/>
+          <w:rtl w:val="true"/>
+          <w:lang w:val="en-US" w:eastAsia="en-US" w:bidi="fa-IR"/>
+          <w14:ligatures w14:val="standardContextual"/>
+        </w:rPr>
+        <w:t>و</w:t>
+      </w:r>
+      <w:r>
+        <w:rPr>
+          <w:rFonts w:ascii="B Badr" w:hAnsi="B Badr" w:hint="cs" w:cs="B Badr"/>
+          <w:rtl w:val="true"/>
+          <w:lang w:bidi="fa-IR"/>
+        </w:rPr>
+        <w:t xml:space="preserve"> تأیید هم‌زمان </w:t>
       </w:r>
       <w:r>
         <w:rPr>
@@ -8094,64 +8042,51 @@
       </w:r>
       <w:r>
         <w:rPr>
-          <w:rFonts w:cs="B Badr" w:hint="cs" w:ascii="B Badr" w:hAnsi="B Badr"/>
-          <w:lang w:bidi="fa-IR"/>
-        </w:rPr>
-        <w:t>rogue key</w:t>
-      </w:r>
-      <w:r>
-        <w:rPr>
-          <w:rFonts w:cs="B Badr" w:hint="cs" w:ascii="B Badr" w:hAnsi="B Badr"/>
-          <w:rtl w:val="true"/>
-          <w:lang w:bidi="fa-IR"/>
-        </w:rPr>
-        <w:t xml:space="preserve"> </w:t>
-      </w:r>
-      <w:r>
-        <w:rPr>
-          <w:rFonts w:ascii="B Badr" w:hAnsi="B Badr" w:hint="cs" w:cs="B Badr"/>
-          <w:rtl w:val="true"/>
-          <w:lang w:bidi="fa-IR"/>
-        </w:rPr>
-        <w:t xml:space="preserve">و ائتلاف مقاوم بود، اما کمی گران‌تر از طرح </w:t>
-      </w:r>
-      <w:r>
-        <w:rPr>
-          <w:rFonts w:cs="B Badr" w:hint="cs" w:ascii="B Badr" w:hAnsi="B Badr"/>
-          <w:lang w:bidi="fa-IR"/>
-        </w:rPr>
-        <w:t xml:space="preserve">Zheng </w:t>
-      </w:r>
-      <w:r>
-        <w:rPr>
-          <w:rFonts w:cs="B Badr" w:hint="cs" w:ascii="B Badr" w:hAnsi="B Badr"/>
-          <w:sz w:val="24"/>
+          <w:rFonts w:ascii="B Badr" w:hAnsi="B Badr" w:eastAsia="Aptos" w:hint="cs" w:cs="B Badr" w:eastAsiaTheme="minorHAnsi"/>
+          <w:color w:val="auto"/>
+          <w:kern w:val="2"/>
+          <w:sz w:val="20"/>
           <w:szCs w:val="24"/>
-          <w:lang w:bidi="fa-IR"/>
-        </w:rPr>
-        <w:t>[24]</w:t>
-      </w:r>
-      <w:r>
-        <w:rPr>
-          <w:rFonts w:cs="B Badr" w:hint="cs" w:ascii="B Badr" w:hAnsi="B Badr"/>
-          <w:rtl w:val="true"/>
-          <w:lang w:bidi="fa-IR"/>
-        </w:rPr>
-        <w:t xml:space="preserve"> </w:t>
-      </w:r>
-      <w:r>
-        <w:rPr>
-          <w:rFonts w:ascii="B Badr" w:hAnsi="B Badr" w:hint="cs" w:cs="B Badr"/>
-          <w:rtl w:val="true"/>
-          <w:lang w:bidi="fa-IR"/>
-        </w:rPr>
-        <w:t>بود</w:t>
-      </w:r>
-      <w:r>
-        <w:rPr>
-          <w:rFonts w:cs="B Badr" w:hint="cs" w:ascii="B Badr" w:hAnsi="B Badr"/>
-          <w:rtl w:val="true"/>
-          <w:lang w:bidi="fa-IR"/>
+          <w:rtl w:val="true"/>
+          <w:lang w:val="en-US" w:eastAsia="en-US" w:bidi="fa-IR"/>
+          <w14:ligatures w14:val="standardContextual"/>
+        </w:rPr>
+        <w:t xml:space="preserve">کلید سرکش موقتی </w:t>
+      </w:r>
+      <w:r>
+        <w:rPr>
+          <w:rFonts w:ascii="B Badr" w:hAnsi="B Badr" w:hint="cs" w:cs="B Badr"/>
+          <w:rtl w:val="true"/>
+          <w:lang w:bidi="fa-IR"/>
+        </w:rPr>
+        <w:t xml:space="preserve">و </w:t>
+      </w:r>
+      <w:r>
+        <w:rPr>
+          <w:rFonts w:ascii="B Badr" w:hAnsi="B Badr" w:hint="cs" w:cs="B Badr"/>
+          <w:rtl w:val="true"/>
+          <w:lang w:bidi="fa-IR"/>
+        </w:rPr>
+        <w:t>تبانی</w:t>
+      </w:r>
+      <w:r>
+        <w:rPr>
+          <w:rFonts w:ascii="B Badr" w:hAnsi="B Badr" w:hint="cs" w:cs="B Badr"/>
+          <w:rtl w:val="true"/>
+          <w:lang w:bidi="fa-IR"/>
+        </w:rPr>
+        <w:t xml:space="preserve"> مقاوم بود</w:t>
+      </w:r>
+      <w:r>
+        <w:rPr>
+          <w:rFonts w:eastAsia="Aptos" w:cs="B Badr" w:hint="cs" w:ascii="B Badr" w:hAnsi="B Badr" w:eastAsiaTheme="minorHAnsi"/>
+          <w:color w:val="auto"/>
+          <w:kern w:val="2"/>
+          <w:sz w:val="20"/>
+          <w:szCs w:val="24"/>
+          <w:rtl w:val="true"/>
+          <w:lang w:val="en-US" w:eastAsia="en-US" w:bidi="fa-IR"/>
+          <w14:ligatures w14:val="standardContextual"/>
         </w:rPr>
         <w:t>.</w:t>
       </w:r>
@@ -8169,30 +8104,7 @@
           <w:rFonts w:cs="B Badr" w:hint="cs" w:ascii="B Badr" w:hAnsi="B Badr"/>
           <w:lang w:bidi="fa-IR"/>
         </w:rPr>
-        <w:t>Wu</w:t>
-      </w:r>
-      <w:r>
-        <w:rPr>
-          <w:rFonts w:cs="B Badr" w:hint="cs" w:ascii="B Badr" w:hAnsi="B Badr"/>
-          <w:rtl w:val="true"/>
-          <w:lang w:bidi="fa-IR"/>
-        </w:rPr>
-        <w:t xml:space="preserve"> </w:t>
-      </w:r>
-      <w:r>
-        <w:rPr>
-          <w:rFonts w:ascii="B Badr" w:hAnsi="B Badr" w:hint="cs" w:cs="B Badr"/>
-          <w:rtl w:val="true"/>
-          <w:lang w:bidi="fa-IR"/>
-        </w:rPr>
-        <w:t xml:space="preserve">و </w:t>
-      </w:r>
-      <w:r>
-        <w:rPr>
-          <w:rFonts w:cs="B Badr" w:hint="cs" w:ascii="B Badr" w:hAnsi="B Badr"/>
-          <w:lang w:bidi="fa-IR"/>
-        </w:rPr>
-        <w:t xml:space="preserve">Ye </w:t>
+        <w:t xml:space="preserve">Wu, Ye </w:t>
       </w:r>
       <w:r>
         <w:rPr>
@@ -8221,10 +8133,18 @@
       </w:r>
       <w:r>
         <w:rPr>
-          <w:rFonts w:cs="B Badr" w:hint="cs" w:ascii="B Badr" w:hAnsi="B Badr"/>
-          <w:lang w:bidi="fa-IR"/>
-        </w:rPr>
-        <w:t>Type-I/II/III</w:t>
+          <w:rFonts w:ascii="B Badr" w:hAnsi="B Badr" w:hint="cs" w:cs="B Badr"/>
+          <w:rtl w:val="true"/>
+          <w:lang w:bidi="fa-IR"/>
+        </w:rPr>
+        <w:t xml:space="preserve">نوع </w:t>
+      </w:r>
+      <w:r>
+        <w:rPr>
+          <w:rFonts w:cs="B Badr" w:hint="cs" w:ascii="B Badr" w:hAnsi="B Badr"/>
+          <w:lang w:bidi="fa-IR"/>
+        </w:rPr>
+        <w:t>I/II/III</w:t>
       </w:r>
       <w:r>
         <w:rPr>
@@ -8240,30 +8160,7 @@
           <w:rtl w:val="true"/>
           <w:lang w:bidi="fa-IR"/>
         </w:rPr>
-        <w:t xml:space="preserve">را با استفاده از </w:t>
-      </w:r>
-      <w:r>
-        <w:rPr>
-          <w:rFonts w:cs="B Badr" w:hint="cs" w:ascii="B Badr" w:hAnsi="B Badr"/>
-          <w:lang w:bidi="fa-IR"/>
-        </w:rPr>
-        <w:t>generalized forking lemma</w:t>
-      </w:r>
-      <w:r>
-        <w:rPr>
-          <w:rFonts w:cs="B Badr" w:hint="cs" w:ascii="B Badr" w:hAnsi="B Badr"/>
-          <w:rtl w:val="true"/>
-          <w:lang w:bidi="fa-IR"/>
-        </w:rPr>
-        <w:t xml:space="preserve"> </w:t>
-      </w:r>
-      <w:r>
-        <w:rPr>
-          <w:rFonts w:ascii="B Badr" w:hAnsi="B Badr" w:hint="cs" w:cs="B Badr"/>
-          <w:rtl w:val="true"/>
-          <w:lang w:bidi="fa-IR"/>
-        </w:rPr>
-        <w:t>اثبات کرد</w:t>
+        <w:t>را اثبات کرد</w:t>
       </w:r>
       <w:r>
         <w:rPr>
@@ -8482,53 +8379,79 @@
           <w:rtl w:val="true"/>
           <w:lang w:bidi="fa-IR"/>
         </w:rPr>
-        <w:t xml:space="preserve">را برای محیط </w:t>
-      </w:r>
-      <w:r>
-        <w:rPr>
-          <w:rFonts w:cs="B Badr" w:hint="cs" w:ascii="B Badr" w:hAnsi="B Badr"/>
-          <w:lang w:bidi="fa-IR"/>
-        </w:rPr>
-        <w:t>NDN-IoT</w:t>
-      </w:r>
-      <w:r>
-        <w:rPr>
-          <w:rFonts w:cs="B Badr" w:hint="cs" w:ascii="B Badr" w:hAnsi="B Badr"/>
-          <w:rtl w:val="true"/>
-          <w:lang w:bidi="fa-IR"/>
-        </w:rPr>
-        <w:t xml:space="preserve"> </w:t>
-      </w:r>
-      <w:r>
-        <w:rPr>
-          <w:rFonts w:ascii="B Badr" w:hAnsi="B Badr" w:hint="cs" w:cs="B Badr"/>
-          <w:rtl w:val="true"/>
-          <w:lang w:bidi="fa-IR"/>
-        </w:rPr>
-        <w:t xml:space="preserve">معرفی کردند که </w:t>
-      </w:r>
-      <w:r>
-        <w:rPr>
-          <w:rFonts w:cs="B Badr" w:hint="cs" w:ascii="B Badr" w:hAnsi="B Badr"/>
-          <w:lang w:bidi="fa-IR"/>
-        </w:rPr>
-        <w:t>CLAS</w:t>
-      </w:r>
-      <w:r>
-        <w:rPr>
-          <w:rFonts w:cs="B Badr" w:hint="cs" w:ascii="B Badr" w:hAnsi="B Badr"/>
-          <w:rtl w:val="true"/>
-          <w:lang w:bidi="fa-IR"/>
-        </w:rPr>
-        <w:t xml:space="preserve"> </w:t>
-      </w:r>
-      <w:r>
-        <w:rPr>
-          <w:rFonts w:ascii="B Badr" w:hAnsi="B Badr" w:hint="cs" w:cs="B Badr"/>
-          <w:rtl w:val="true"/>
-          <w:lang w:bidi="fa-IR"/>
-        </w:rPr>
-        <w:t>بدون جفت‌سازی با امضای تجمیعی طول ثابت بود</w:t>
+        <w:t>را برای م</w:t>
+      </w:r>
+      <w:r>
+        <w:rPr>
+          <w:rFonts w:ascii="B Badr" w:hAnsi="B Badr" w:eastAsia="Aptos" w:hint="cs" w:cs="B Badr" w:eastAsiaTheme="minorHAnsi"/>
+          <w:color w:val="auto"/>
+          <w:kern w:val="2"/>
+          <w:sz w:val="20"/>
+          <w:szCs w:val="24"/>
+          <w:rtl w:val="true"/>
+          <w:lang w:val="en-US" w:eastAsia="en-US" w:bidi="fa-IR"/>
+          <w14:ligatures w14:val="standardContextual"/>
+        </w:rPr>
+        <w:t xml:space="preserve">حیط شبکه اینترنت اشیا مبتنی بر نام داده </w:t>
+      </w:r>
+      <w:r>
+        <w:rPr>
+          <w:rFonts w:eastAsia="Aptos" w:cs="B Badr" w:hint="cs" w:ascii="B Badr" w:hAnsi="B Badr" w:eastAsiaTheme="minorHAnsi"/>
+          <w:color w:val="auto"/>
+          <w:kern w:val="2"/>
+          <w:sz w:val="20"/>
+          <w:szCs w:val="24"/>
+          <w:rtl w:val="true"/>
+          <w:lang w:val="en-US" w:eastAsia="en-US" w:bidi="fa-IR"/>
+          <w14:ligatures w14:val="standardContextual"/>
+        </w:rPr>
+        <w:t>(</w:t>
+      </w:r>
+      <w:r>
+        <w:rPr>
+          <w:rFonts w:eastAsia="Aptos" w:cs="B Badr" w:hint="cs" w:ascii="B Badr" w:hAnsi="B Badr" w:eastAsiaTheme="minorHAnsi"/>
+          <w:color w:val="auto"/>
+          <w:kern w:val="2"/>
+          <w:sz w:val="20"/>
+          <w:szCs w:val="24"/>
+          <w:lang w:val="en-US" w:eastAsia="en-US" w:bidi="fa-IR"/>
+          <w14:ligatures w14:val="standardContextual"/>
+        </w:rPr>
+        <w:t>Named Data Networking-IoT</w:t>
+      </w:r>
+      <w:r>
+        <w:rPr>
+          <w:rFonts w:eastAsia="Aptos" w:cs="B Badr" w:hint="cs" w:ascii="B Badr" w:hAnsi="B Badr" w:eastAsiaTheme="minorHAnsi"/>
+          <w:color w:val="auto"/>
+          <w:kern w:val="2"/>
+          <w:sz w:val="20"/>
+          <w:szCs w:val="24"/>
+          <w:rtl w:val="true"/>
+          <w:lang w:val="en-US" w:eastAsia="en-US" w:bidi="fa-IR"/>
+          <w14:ligatures w14:val="standardContextual"/>
+        </w:rPr>
+        <w:t xml:space="preserve">) </w:t>
+      </w:r>
+      <w:r>
+        <w:rPr>
+          <w:rFonts w:ascii="B Badr" w:hAnsi="B Badr" w:eastAsia="Aptos" w:hint="cs" w:cs="B Badr" w:eastAsiaTheme="minorHAnsi"/>
+          <w:color w:val="auto"/>
+          <w:kern w:val="2"/>
+          <w:sz w:val="20"/>
+          <w:szCs w:val="24"/>
+          <w:rtl w:val="true"/>
+          <w:lang w:val="en-US" w:eastAsia="en-US" w:bidi="fa-IR"/>
+          <w14:ligatures w14:val="standardContextual"/>
+        </w:rPr>
+        <w:t>معرفی کردند که امضای تجمیعی طول ثابت بدون جفت‌ساز</w:t>
+      </w:r>
+      <w:r>
+        <w:rPr>
+          <w:rFonts w:ascii="B Badr" w:hAnsi="B Badr" w:hint="cs" w:cs="B Badr"/>
+          <w:rtl w:val="true"/>
+          <w:lang w:bidi="fa-IR"/>
+        </w:rPr>
+        <w:t>ی بود</w:t>
       </w:r>
       <w:r>
         <w:rPr>
@@ -8704,7 +8627,15 @@
           <w:rtl w:val="true"/>
           <w:lang w:bidi="fa-IR"/>
         </w:rPr>
-        <w:t xml:space="preserve">ارائه کردند که هویت متقلب را توسط </w:t>
+        <w:t xml:space="preserve">ارائه کردند که هویت متقلب را توسط مرجع ردیابی </w:t>
+      </w:r>
+      <w:r>
+        <w:rPr>
+          <w:rFonts w:cs="B Badr" w:hint="cs" w:ascii="B Badr" w:hAnsi="B Badr"/>
+          <w:rtl w:val="true"/>
+          <w:lang w:bidi="fa-IR"/>
+        </w:rPr>
+        <w:t>(</w:t>
       </w:r>
       <w:r>
         <w:rPr>
@@ -8719,7 +8650,7 @@
           <w:rtl w:val="true"/>
           <w:lang w:bidi="fa-IR"/>
         </w:rPr>
-        <w:t xml:space="preserve"> </w:t>
+        <w:t xml:space="preserve">) </w:t>
       </w:r>
       <w:r>
         <w:rPr>
@@ -8909,26 +8840,19 @@
       </w:r>
       <w:r>
         <w:rPr>
-          <w:rFonts w:cs="B Badr" w:hint="cs" w:ascii="B Badr" w:hAnsi="B Badr"/>
-          <w:lang w:bidi="fa-IR"/>
-        </w:rPr>
-        <w:t>cryptanalysis</w:t>
-      </w:r>
-      <w:r>
-        <w:rPr>
-          <w:rFonts w:cs="B Badr" w:hint="cs" w:ascii="B Badr" w:hAnsi="B Badr"/>
-          <w:rtl w:val="true"/>
-          <w:lang w:bidi="fa-IR"/>
-        </w:rPr>
-        <w:t xml:space="preserve"> </w:t>
-      </w:r>
-      <w:r>
-        <w:rPr>
-          <w:rFonts w:ascii="B Badr" w:hAnsi="B Badr" w:hint="cs" w:cs="B Badr"/>
-          <w:rtl w:val="true"/>
-          <w:lang w:bidi="fa-IR"/>
-        </w:rPr>
-        <w:t xml:space="preserve">طرح </w:t>
+          <w:rFonts w:ascii="B Badr" w:hAnsi="B Badr" w:hint="cs" w:cs="B Badr"/>
+          <w:rtl w:val="true"/>
+          <w:lang w:bidi="fa-IR"/>
+        </w:rPr>
+        <w:t>رمزنگارانه برای</w:t>
+      </w:r>
+      <w:r>
+        <w:rPr>
+          <w:rFonts w:ascii="B Badr" w:hAnsi="B Badr" w:hint="cs" w:cs="B Badr"/>
+          <w:rtl w:val="true"/>
+          <w:lang w:bidi="fa-IR"/>
+        </w:rPr>
+        <w:t xml:space="preserve"> طرح </w:t>
       </w:r>
       <w:r>
         <w:rPr>
@@ -9021,30 +8945,7 @@
           <w:rFonts w:cs="B Badr" w:hint="cs" w:ascii="B Badr" w:hAnsi="B Badr"/>
           <w:lang w:bidi="fa-IR"/>
         </w:rPr>
-        <w:t>Tao</w:t>
-      </w:r>
-      <w:r>
-        <w:rPr>
-          <w:rFonts w:cs="B Badr" w:hint="cs" w:ascii="B Badr" w:hAnsi="B Badr"/>
-          <w:rtl w:val="true"/>
-          <w:lang w:bidi="fa-IR"/>
-        </w:rPr>
-        <w:t xml:space="preserve"> </w:t>
-      </w:r>
-      <w:r>
-        <w:rPr>
-          <w:rFonts w:ascii="B Badr" w:hAnsi="B Badr" w:hint="cs" w:cs="B Badr"/>
-          <w:rtl w:val="true"/>
-          <w:lang w:bidi="fa-IR"/>
-        </w:rPr>
-        <w:t xml:space="preserve">و </w:t>
-      </w:r>
-      <w:r>
-        <w:rPr>
-          <w:rFonts w:cs="B Badr" w:hint="cs" w:ascii="B Badr" w:hAnsi="B Badr"/>
-          <w:lang w:bidi="fa-IR"/>
-        </w:rPr>
-        <w:t>Cui</w:t>
+        <w:t>Tao, Cui</w:t>
       </w:r>
       <w:r>
         <w:rPr>
@@ -9092,61 +8993,7 @@
           <w:rtl w:val="true"/>
           <w:lang w:bidi="fa-IR"/>
         </w:rPr>
-        <w:t xml:space="preserve">را معرفی کردند که تجمیع کامل </w:t>
-      </w:r>
-      <w:r>
-        <w:rPr>
-          <w:rFonts w:cs="B Badr" w:hint="cs" w:ascii="B Badr" w:hAnsi="B Badr"/>
-          <w:rtl w:val="true"/>
-          <w:lang w:bidi="fa-IR"/>
-        </w:rPr>
-        <w:t>(</w:t>
-      </w:r>
-      <w:r>
-        <w:rPr>
-          <w:rFonts w:cs="B Badr" w:hint="cs" w:ascii="B Badr" w:hAnsi="B Badr"/>
-          <w:lang w:bidi="fa-IR"/>
-        </w:rPr>
-        <w:t>full aggregation</w:t>
-      </w:r>
-      <w:r>
-        <w:rPr>
-          <w:rFonts w:cs="B Badr" w:hint="cs" w:ascii="B Badr" w:hAnsi="B Badr"/>
-          <w:rtl w:val="true"/>
-          <w:lang w:bidi="fa-IR"/>
-        </w:rPr>
-        <w:t xml:space="preserve">) </w:t>
-      </w:r>
-      <w:r>
-        <w:rPr>
-          <w:rFonts w:ascii="B Badr" w:hAnsi="B Badr" w:hint="cs" w:cs="B Badr"/>
-          <w:rtl w:val="true"/>
-          <w:lang w:bidi="fa-IR"/>
-        </w:rPr>
-        <w:t xml:space="preserve">با </w:t>
-      </w:r>
-      <w:r>
-        <w:rPr>
-          <w:rFonts w:cs="B Badr" w:hint="cs" w:ascii="B Badr" w:hAnsi="B Badr"/>
-          <w:lang w:bidi="fa-IR"/>
-        </w:rPr>
-        <w:t>hash</w:t>
-      </w:r>
-      <w:r>
-        <w:rPr>
-          <w:rFonts w:cs="B Badr" w:hint="cs" w:ascii="B Badr" w:hAnsi="B Badr"/>
-          <w:rtl w:val="true"/>
-          <w:lang w:bidi="fa-IR"/>
-        </w:rPr>
-        <w:t xml:space="preserve"> </w:t>
-      </w:r>
-      <w:r>
-        <w:rPr>
-          <w:rFonts w:ascii="B Badr" w:hAnsi="B Badr" w:hint="cs" w:cs="B Badr"/>
-          <w:rtl w:val="true"/>
-          <w:lang w:bidi="fa-IR"/>
-        </w:rPr>
-        <w:t>عمومی و ردیابی شرطی سبک ارائه می‌کرد</w:t>
+        <w:t>را معرفی کردند</w:t>
       </w:r>
       <w:r>
         <w:rPr>
@@ -9207,321 +9054,6 @@
           <w:lang w:bidi="fa-IR"/>
         </w:rPr>
         <w:t xml:space="preserve"> بایت نتایج مطلوبی بود، اما مدل امنیتی ضعیف و نبود تشخیص متقلب از نقاط ضعف آن بود</w:t>
-      </w:r>
-      <w:r>
-        <w:rPr>
-          <w:rFonts w:cs="B Badr" w:hint="cs" w:ascii="B Badr" w:hAnsi="B Badr"/>
-          <w:rtl w:val="true"/>
-          <w:lang w:bidi="fa-IR"/>
-        </w:rPr>
-        <w:t>.</w:t>
-      </w:r>
-    </w:p>
-    <w:p>
-      <w:pPr>
-        <w:pStyle w:val="Normal"/>
-        <w:rPr>
-          <w:rFonts w:ascii="B Badr" w:hAnsi="B Badr" w:cs="B Badr" w:hint="cs"/>
-          <w:lang w:bidi="fa-IR"/>
-        </w:rPr>
-      </w:pPr>
-      <w:r>
-        <w:rPr>
-          <w:rFonts w:cs="B Badr" w:hint="cs" w:ascii="B Badr" w:hAnsi="B Badr"/>
-          <w:lang w:bidi="fa-IR"/>
-        </w:rPr>
-        <w:t>Shim</w:t>
-      </w:r>
-      <w:r>
-        <w:rPr>
-          <w:rFonts w:cs="B Badr" w:hint="cs" w:ascii="B Badr" w:hAnsi="B Badr"/>
-          <w:rtl w:val="true"/>
-          <w:lang w:bidi="fa-IR"/>
-        </w:rPr>
-        <w:t xml:space="preserve"> </w:t>
-      </w:r>
-      <w:r>
-        <w:rPr>
-          <w:rFonts w:ascii="B Badr" w:hAnsi="B Badr" w:hint="cs" w:cs="B Badr"/>
-          <w:rtl w:val="true"/>
-          <w:lang w:bidi="fa-IR"/>
-        </w:rPr>
-        <w:t xml:space="preserve">و </w:t>
-      </w:r>
-      <w:r>
-        <w:rPr>
-          <w:rFonts w:cs="B Badr" w:hint="cs" w:ascii="B Badr" w:hAnsi="B Badr"/>
-          <w:lang w:bidi="fa-IR"/>
-        </w:rPr>
-        <w:t xml:space="preserve">Kwon </w:t>
-      </w:r>
-      <w:r>
-        <w:rPr>
-          <w:rFonts w:cs="B Badr" w:hint="cs" w:ascii="B Badr" w:hAnsi="B Badr"/>
-          <w:sz w:val="24"/>
-          <w:szCs w:val="24"/>
-          <w:lang w:bidi="fa-IR"/>
-        </w:rPr>
-        <w:t>[4]</w:t>
-      </w:r>
-      <w:r>
-        <w:rPr>
-          <w:rFonts w:cs="B Badr" w:hint="cs" w:ascii="B Badr" w:hAnsi="B Badr"/>
-          <w:rtl w:val="true"/>
-          <w:lang w:bidi="fa-IR"/>
-        </w:rPr>
-        <w:t xml:space="preserve"> </w:t>
-      </w:r>
-      <w:r>
-        <w:rPr>
-          <w:rFonts w:ascii="B Badr" w:hAnsi="B Badr" w:hint="cs" w:cs="B Badr"/>
-          <w:rtl w:val="true"/>
-          <w:lang w:bidi="fa-IR"/>
-        </w:rPr>
-        <w:t xml:space="preserve">حمله </w:t>
-      </w:r>
-      <w:r>
-        <w:rPr>
-          <w:rFonts w:cs="B Badr" w:hint="cs" w:ascii="B Badr" w:hAnsi="B Badr"/>
-          <w:lang w:bidi="fa-IR"/>
-        </w:rPr>
-        <w:t>Type-I</w:t>
-      </w:r>
-      <w:r>
-        <w:rPr>
-          <w:rFonts w:cs="B Badr" w:hint="cs" w:ascii="B Badr" w:hAnsi="B Badr"/>
-          <w:rtl w:val="true"/>
-          <w:lang w:bidi="fa-IR"/>
-        </w:rPr>
-        <w:t xml:space="preserve"> </w:t>
-      </w:r>
-      <w:r>
-        <w:rPr>
-          <w:rFonts w:ascii="B Badr" w:hAnsi="B Badr" w:hint="cs" w:cs="B Badr"/>
-          <w:rtl w:val="true"/>
-          <w:lang w:bidi="fa-IR"/>
-        </w:rPr>
-        <w:t xml:space="preserve">بر طرح‌های </w:t>
-      </w:r>
-      <w:r>
-        <w:rPr>
-          <w:rFonts w:cs="B Badr" w:hint="cs" w:ascii="B Badr" w:hAnsi="B Badr"/>
-          <w:lang w:bidi="fa-IR"/>
-        </w:rPr>
-        <w:t xml:space="preserve">Zhu-Guan </w:t>
-      </w:r>
-      <w:r>
-        <w:rPr>
-          <w:rFonts w:cs="B Badr" w:hint="cs" w:ascii="B Badr" w:hAnsi="B Badr"/>
-          <w:sz w:val="24"/>
-          <w:szCs w:val="24"/>
-          <w:lang w:bidi="fa-IR"/>
-        </w:rPr>
-        <w:t>[28]</w:t>
-      </w:r>
-      <w:r>
-        <w:rPr>
-          <w:rFonts w:cs="B Badr" w:hint="cs" w:ascii="B Badr" w:hAnsi="B Badr"/>
-          <w:rtl w:val="true"/>
-          <w:lang w:bidi="fa-IR"/>
-        </w:rPr>
-        <w:t xml:space="preserve"> </w:t>
-      </w:r>
-      <w:r>
-        <w:rPr>
-          <w:rFonts w:ascii="B Badr" w:hAnsi="B Badr" w:hint="cs" w:cs="B Badr"/>
-          <w:rtl w:val="true"/>
-          <w:lang w:bidi="fa-IR"/>
-        </w:rPr>
-        <w:t xml:space="preserve">و </w:t>
-      </w:r>
-      <w:r>
-        <w:rPr>
-          <w:rFonts w:cs="B Badr" w:hint="cs" w:ascii="B Badr" w:hAnsi="B Badr"/>
-          <w:lang w:bidi="fa-IR"/>
-        </w:rPr>
-        <w:t xml:space="preserve">Chen-Guan </w:t>
-      </w:r>
-      <w:r>
-        <w:rPr>
-          <w:rFonts w:cs="B Badr" w:hint="cs" w:ascii="B Badr" w:hAnsi="B Badr"/>
-          <w:sz w:val="24"/>
-          <w:szCs w:val="24"/>
-          <w:lang w:bidi="fa-IR"/>
-        </w:rPr>
-        <w:t>[29]</w:t>
-      </w:r>
-      <w:r>
-        <w:rPr>
-          <w:rFonts w:cs="B Badr" w:hint="cs" w:ascii="B Badr" w:hAnsi="B Badr"/>
-          <w:rtl w:val="true"/>
-          <w:lang w:bidi="fa-IR"/>
-        </w:rPr>
-        <w:t xml:space="preserve"> </w:t>
-      </w:r>
-      <w:r>
-        <w:rPr>
-          <w:rFonts w:ascii="B Badr" w:hAnsi="B Badr" w:hint="cs" w:cs="B Badr"/>
-          <w:rtl w:val="true"/>
-          <w:lang w:bidi="fa-IR"/>
-        </w:rPr>
-        <w:t xml:space="preserve">را نشان دادند و نتیجه گرفتند که </w:t>
-      </w:r>
-      <w:r>
-        <w:rPr>
-          <w:rFonts w:cs="B Badr" w:hint="cs" w:ascii="B Badr" w:hAnsi="B Badr"/>
-          <w:rtl w:val="true"/>
-          <w:lang w:bidi="fa-IR"/>
-        </w:rPr>
-        <w:t>«</w:t>
-      </w:r>
-      <w:r>
-        <w:rPr>
-          <w:rFonts w:ascii="B Badr" w:hAnsi="B Badr" w:hint="cs" w:cs="B Badr"/>
-          <w:rtl w:val="true"/>
-          <w:lang w:bidi="fa-IR"/>
-        </w:rPr>
-        <w:t xml:space="preserve">معماری خطی </w:t>
-      </w:r>
-      <w:r>
-        <w:rPr>
-          <w:rFonts w:cs="B Badr" w:hint="cs" w:ascii="B Badr" w:hAnsi="B Badr"/>
-          <w:lang w:bidi="fa-IR"/>
-        </w:rPr>
-        <w:t>hash-dependent</w:t>
-      </w:r>
-      <w:r>
-        <w:rPr>
-          <w:rFonts w:cs="B Badr" w:hint="cs" w:ascii="B Badr" w:hAnsi="B Badr"/>
-          <w:rtl w:val="true"/>
-          <w:lang w:bidi="fa-IR"/>
-        </w:rPr>
-        <w:t xml:space="preserve"> </w:t>
-      </w:r>
-      <w:r>
-        <w:rPr>
-          <w:rFonts w:ascii="B Badr" w:hAnsi="B Badr" w:hint="cs" w:cs="B Badr"/>
-          <w:rtl w:val="true"/>
-          <w:lang w:bidi="fa-IR"/>
-        </w:rPr>
-        <w:t>نمی‌تواند تعادل امنیت</w:t>
-      </w:r>
-      <w:r>
-        <w:rPr>
-          <w:rFonts w:cs="B Badr" w:hint="cs" w:ascii="B Badr" w:hAnsi="B Badr"/>
-          <w:rtl w:val="true"/>
-          <w:lang w:bidi="fa-IR"/>
-        </w:rPr>
-        <w:t>/</w:t>
-      </w:r>
-      <w:r>
-        <w:rPr>
-          <w:rFonts w:ascii="B Badr" w:hAnsi="B Badr" w:hint="cs" w:cs="B Badr"/>
-          <w:rtl w:val="true"/>
-          <w:lang w:bidi="fa-IR"/>
-        </w:rPr>
-        <w:t>تأخیر</w:t>
-      </w:r>
-      <w:r>
-        <w:rPr>
-          <w:rFonts w:cs="B Badr" w:hint="cs" w:ascii="B Badr" w:hAnsi="B Badr"/>
-          <w:rtl w:val="true"/>
-          <w:lang w:bidi="fa-IR"/>
-        </w:rPr>
-        <w:t>/</w:t>
-      </w:r>
-      <w:r>
-        <w:rPr>
-          <w:rFonts w:ascii="B Badr" w:hAnsi="B Badr" w:hint="cs" w:cs="B Badr"/>
-          <w:rtl w:val="true"/>
-          <w:lang w:bidi="fa-IR"/>
-        </w:rPr>
-        <w:t xml:space="preserve">مقیاس‌پذیری </w:t>
-      </w:r>
-      <w:r>
-        <w:rPr>
-          <w:rFonts w:cs="B Badr" w:hint="cs" w:ascii="B Badr" w:hAnsi="B Badr"/>
-          <w:lang w:bidi="fa-IR"/>
-        </w:rPr>
-        <w:t>5G-V2X</w:t>
-      </w:r>
-      <w:r>
-        <w:rPr>
-          <w:rFonts w:cs="B Badr" w:hint="cs" w:ascii="B Badr" w:hAnsi="B Badr"/>
-          <w:rtl w:val="true"/>
-          <w:lang w:bidi="fa-IR"/>
-        </w:rPr>
-        <w:t xml:space="preserve"> </w:t>
-      </w:r>
-      <w:r>
-        <w:rPr>
-          <w:rFonts w:ascii="B Badr" w:hAnsi="B Badr" w:hint="cs" w:cs="B Badr"/>
-          <w:rtl w:val="true"/>
-          <w:lang w:bidi="fa-IR"/>
-        </w:rPr>
-        <w:t xml:space="preserve">و </w:t>
-      </w:r>
-      <w:r>
-        <w:rPr>
-          <w:rFonts w:cs="B Badr" w:hint="cs" w:ascii="B Badr" w:hAnsi="B Badr"/>
-          <w:lang w:bidi="fa-IR"/>
-        </w:rPr>
-        <w:t>6G</w:t>
-      </w:r>
-      <w:r>
-        <w:rPr>
-          <w:rFonts w:cs="B Badr" w:hint="cs" w:ascii="B Badr" w:hAnsi="B Badr"/>
-          <w:rtl w:val="true"/>
-          <w:lang w:bidi="fa-IR"/>
-        </w:rPr>
-        <w:t xml:space="preserve"> </w:t>
-      </w:r>
-      <w:r>
-        <w:rPr>
-          <w:rFonts w:ascii="B Badr" w:hAnsi="B Badr" w:hint="cs" w:cs="B Badr"/>
-          <w:rtl w:val="true"/>
-          <w:lang w:bidi="fa-IR"/>
-        </w:rPr>
-        <w:t>را بدهد</w:t>
-      </w:r>
-      <w:r>
-        <w:rPr>
-          <w:rFonts w:cs="B Badr" w:hint="cs" w:ascii="B Badr" w:hAnsi="B Badr"/>
-          <w:rtl w:val="true"/>
-          <w:lang w:bidi="fa-IR"/>
-        </w:rPr>
-        <w:t xml:space="preserve">» </w:t>
-      </w:r>
-      <w:r>
-        <w:rPr>
-          <w:rFonts w:ascii="B Badr" w:hAnsi="B Badr" w:hint="cs" w:cs="B Badr"/>
-          <w:rtl w:val="true"/>
-          <w:lang w:bidi="fa-IR"/>
-        </w:rPr>
-        <w:t xml:space="preserve">و طراحی نسل جدید </w:t>
-      </w:r>
-      <w:r>
-        <w:rPr>
-          <w:rFonts w:cs="B Badr" w:hint="cs" w:ascii="B Badr" w:hAnsi="B Badr"/>
-          <w:lang w:bidi="fa-IR"/>
-        </w:rPr>
-        <w:t>CLAS</w:t>
-      </w:r>
-      <w:r>
-        <w:rPr>
-          <w:rFonts w:cs="B Badr" w:hint="cs" w:ascii="B Badr" w:hAnsi="B Badr"/>
-          <w:rtl w:val="true"/>
-          <w:lang w:bidi="fa-IR"/>
-        </w:rPr>
-        <w:t xml:space="preserve"> </w:t>
-      </w:r>
-      <w:r>
-        <w:rPr>
-          <w:rFonts w:ascii="B Badr" w:hAnsi="B Badr" w:hint="cs" w:cs="B Badr"/>
-          <w:rtl w:val="true"/>
-          <w:lang w:bidi="fa-IR"/>
-        </w:rPr>
-        <w:t>ضروری است</w:t>
       </w:r>
       <w:r>
         <w:rPr>
@@ -9695,38 +9227,7 @@
           <w:rtl w:val="true"/>
           <w:lang w:bidi="fa-IR"/>
         </w:rPr>
-        <w:t xml:space="preserve">و امکان ردیابی هویت متقلب توسط مرجع ردیابی </w:t>
-      </w:r>
-      <w:r>
-        <w:rPr>
-          <w:rFonts w:cs="B Badr" w:hint="cs" w:ascii="B Badr" w:hAnsi="B Badr"/>
-          <w:rtl w:val="true"/>
-          <w:lang w:bidi="fa-IR"/>
-        </w:rPr>
-        <w:t>(</w:t>
-      </w:r>
-      <w:r>
-        <w:rPr>
-          <w:rFonts w:cs="B Badr" w:hint="cs" w:ascii="B Badr" w:hAnsi="B Badr"/>
-          <w:lang w:bidi="fa-IR"/>
-        </w:rPr>
-        <w:t>TRA</w:t>
-      </w:r>
-      <w:r>
-        <w:rPr>
-          <w:rFonts w:cs="B Badr" w:hint="cs" w:ascii="B Badr" w:hAnsi="B Badr"/>
-          <w:rtl w:val="true"/>
-          <w:lang w:bidi="fa-IR"/>
-        </w:rPr>
-        <w:t xml:space="preserve">) </w:t>
-      </w:r>
-      <w:r>
-        <w:rPr>
-          <w:rFonts w:ascii="B Badr" w:hAnsi="B Badr" w:hint="cs" w:cs="B Badr"/>
-          <w:rtl w:val="true"/>
-          <w:lang w:bidi="fa-IR"/>
-        </w:rPr>
-        <w:t>در صورت لزوم</w:t>
+        <w:t>و امکان ردیابی هویت متقلب توسط مرجع ردیابی در صورت لزوم</w:t>
       </w:r>
       <w:r>
         <w:rPr>
@@ -9742,38 +9243,7 @@
           <w:rtl w:val="true"/>
           <w:lang w:bidi="fa-IR"/>
         </w:rPr>
-        <w:t xml:space="preserve">سوم، اثبات امنیت در مدل پیشگوی تصادفی </w:t>
-      </w:r>
-      <w:r>
-        <w:rPr>
-          <w:rFonts w:cs="B Badr" w:hint="cs" w:ascii="B Badr" w:hAnsi="B Badr"/>
-          <w:rtl w:val="true"/>
-          <w:lang w:bidi="fa-IR"/>
-        </w:rPr>
-        <w:t>(</w:t>
-      </w:r>
-      <w:r>
-        <w:rPr>
-          <w:rFonts w:cs="B Badr" w:hint="cs" w:ascii="B Badr" w:hAnsi="B Badr"/>
-          <w:lang w:bidi="fa-IR"/>
-        </w:rPr>
-        <w:t>ROM</w:t>
-      </w:r>
-      <w:r>
-        <w:rPr>
-          <w:rFonts w:cs="B Badr" w:hint="cs" w:ascii="B Badr" w:hAnsi="B Badr"/>
-          <w:rtl w:val="true"/>
-          <w:lang w:bidi="fa-IR"/>
-        </w:rPr>
-        <w:t xml:space="preserve">) </w:t>
-      </w:r>
-      <w:r>
-        <w:rPr>
-          <w:rFonts w:ascii="B Badr" w:hAnsi="B Badr" w:hint="cs" w:cs="B Badr"/>
-          <w:rtl w:val="true"/>
-          <w:lang w:bidi="fa-IR"/>
-        </w:rPr>
-        <w:t xml:space="preserve">تحت فرض‌های استاندارد </w:t>
+        <w:t xml:space="preserve">سوم، اثبات امنیت در مدل پیشگوی تصادفی تحت فرض‌های استاندارد </w:t>
       </w:r>
       <w:r>
         <w:rPr>
@@ -9823,10 +9293,18 @@
       </w:r>
       <w:r>
         <w:rPr>
-          <w:rFonts w:cs="B Badr" w:hint="cs" w:ascii="B Badr" w:hAnsi="B Badr"/>
-          <w:lang w:bidi="fa-IR"/>
-        </w:rPr>
-        <w:t>Type-I/II</w:t>
+          <w:rFonts w:ascii="B Badr" w:hAnsi="B Badr" w:hint="cs" w:cs="B Badr"/>
+          <w:rtl w:val="true"/>
+          <w:lang w:bidi="fa-IR"/>
+        </w:rPr>
+        <w:t xml:space="preserve">نوع </w:t>
+      </w:r>
+      <w:r>
+        <w:rPr>
+          <w:rFonts w:cs="B Badr" w:hint="cs" w:ascii="B Badr" w:hAnsi="B Badr"/>
+          <w:lang w:bidi="fa-IR"/>
+        </w:rPr>
+        <w:t>I/II</w:t>
       </w:r>
       <w:r>
         <w:rPr>
@@ -9919,23 +9397,7 @@
           <w:rtl w:val="true"/>
           <w:lang w:bidi="fa-IR"/>
         </w:rPr>
-        <w:t xml:space="preserve">تقریباً تمام طرح‌ها پس از شکست تأیید تجمعی، فاقد الگوریتمی کارآمد برای یافتن امضای </w:t>
-      </w:r>
-      <w:r>
-        <w:rPr>
-          <w:rFonts w:ascii="B Badr" w:hAnsi="B Badr" w:hint="cs" w:cs="B Badr"/>
-          <w:rtl w:val="true"/>
-          <w:lang w:bidi="fa-IR"/>
-        </w:rPr>
-        <w:t>موذی</w:t>
-      </w:r>
-      <w:r>
-        <w:rPr>
-          <w:rFonts w:ascii="B Badr" w:hAnsi="B Badr" w:hint="cs" w:cs="B Badr"/>
-          <w:rtl w:val="true"/>
-          <w:lang w:bidi="fa-IR"/>
-        </w:rPr>
-        <w:t xml:space="preserve"> هستند</w:t>
+        <w:t>تقریباً تمام طرح‌ها پس از شکست تأیید تجمعی، فاقد الگوریتمی کارآمد برای یافتن امضای موذی هستند</w:t>
       </w:r>
       <w:r>
         <w:rPr>
@@ -10103,93 +9565,59 @@
           <w:rtl w:val="true"/>
           <w:lang w:bidi="fa-IR"/>
         </w:rPr>
-        <w:t xml:space="preserve">حملات </w:t>
-      </w:r>
-      <w:r>
-        <w:rPr>
-          <w:rFonts w:cs="B Badr" w:hint="cs" w:ascii="B Badr" w:hAnsi="B Badr"/>
-          <w:lang w:bidi="fa-IR"/>
-        </w:rPr>
-        <w:t>rogue key</w:t>
-      </w:r>
-      <w:r>
-        <w:rPr>
-          <w:rFonts w:cs="B Badr" w:hint="cs" w:ascii="B Badr" w:hAnsi="B Badr"/>
-          <w:rtl w:val="true"/>
-          <w:lang w:bidi="fa-IR"/>
-        </w:rPr>
-        <w:t xml:space="preserve"> (</w:t>
-      </w:r>
-      <w:r>
-        <w:rPr>
-          <w:rFonts w:ascii="B Badr" w:hAnsi="B Badr" w:hint="cs" w:cs="B Badr"/>
-          <w:rtl w:val="true"/>
-          <w:lang w:bidi="fa-IR"/>
-        </w:rPr>
-        <w:t xml:space="preserve">کلید </w:t>
-      </w:r>
-      <w:r>
-        <w:rPr>
-          <w:rFonts w:ascii="B Badr" w:hAnsi="B Badr" w:hint="cs" w:cs="B Badr"/>
-          <w:rtl w:val="true"/>
-          <w:lang w:bidi="fa-IR"/>
-        </w:rPr>
-        <w:t>موذی</w:t>
-      </w:r>
-      <w:r>
-        <w:rPr>
-          <w:rFonts w:ascii="B Badr" w:hAnsi="B Badr" w:hint="cs" w:cs="B Badr"/>
-          <w:rtl w:val="true"/>
-          <w:lang w:bidi="fa-IR"/>
-        </w:rPr>
-        <w:t xml:space="preserve"> موقت</w:t>
-      </w:r>
-      <w:r>
-        <w:rPr>
-          <w:rFonts w:cs="B Badr" w:hint="cs" w:ascii="B Badr" w:hAnsi="B Badr"/>
-          <w:rtl w:val="true"/>
-          <w:lang w:bidi="fa-IR"/>
-        </w:rPr>
-        <w:t>)</w:t>
-      </w:r>
-      <w:r>
-        <w:rPr>
-          <w:rFonts w:ascii="B Badr" w:hAnsi="B Badr" w:hint="cs" w:cs="B Badr"/>
-          <w:rtl w:val="true"/>
-          <w:lang w:bidi="fa-IR"/>
-        </w:rPr>
-        <w:t xml:space="preserve">، ائتلاف امضاکنندگان و حمله </w:t>
-      </w:r>
-      <w:r>
-        <w:rPr>
-          <w:rFonts w:cs="B Badr" w:hint="cs" w:ascii="B Badr" w:hAnsi="B Badr"/>
-          <w:lang w:bidi="fa-IR"/>
-        </w:rPr>
-        <w:t>KGC</w:t>
-      </w:r>
-      <w:r>
-        <w:rPr>
-          <w:rFonts w:cs="B Badr" w:hint="cs" w:ascii="B Badr" w:hAnsi="B Badr"/>
-          <w:rtl w:val="true"/>
-          <w:lang w:bidi="fa-IR"/>
-        </w:rPr>
-        <w:t xml:space="preserve"> </w:t>
-      </w:r>
-      <w:r>
-        <w:rPr>
-          <w:rFonts w:ascii="B Badr" w:hAnsi="B Badr" w:hint="cs" w:cs="B Badr"/>
-          <w:rtl w:val="true"/>
-          <w:lang w:bidi="fa-IR"/>
-        </w:rPr>
-        <w:t>موذی</w:t>
-      </w:r>
-      <w:r>
-        <w:rPr>
-          <w:rFonts w:ascii="B Badr" w:hAnsi="B Badr" w:hint="cs" w:cs="B Badr"/>
-          <w:rtl w:val="true"/>
-          <w:lang w:bidi="fa-IR"/>
-        </w:rPr>
-        <w:t xml:space="preserve"> همچنان تهدیدات جدی محسوب می‌شوند و هنوز طرحی که در برابر همه آن‌ها مقاوم باشد ارائه نشده است</w:t>
+        <w:t xml:space="preserve">حملات کلید </w:t>
+      </w:r>
+      <w:r>
+        <w:rPr>
+          <w:rFonts w:ascii="B Badr" w:hAnsi="B Badr" w:eastAsia="Aptos" w:hint="cs" w:cs="B Badr" w:eastAsiaTheme="minorHAnsi"/>
+          <w:color w:val="auto"/>
+          <w:kern w:val="2"/>
+          <w:sz w:val="20"/>
+          <w:szCs w:val="24"/>
+          <w:rtl w:val="true"/>
+          <w:lang w:val="en-US" w:eastAsia="en-US" w:bidi="fa-IR"/>
+          <w14:ligatures w14:val="standardContextual"/>
+        </w:rPr>
+        <w:t>سرکش</w:t>
+      </w:r>
+      <w:r>
+        <w:rPr>
+          <w:rFonts w:ascii="B Badr" w:hAnsi="B Badr" w:hint="cs" w:cs="B Badr"/>
+          <w:rtl w:val="true"/>
+          <w:lang w:bidi="fa-IR"/>
+        </w:rPr>
+        <w:t xml:space="preserve"> موقت، </w:t>
+      </w:r>
+      <w:r>
+        <w:rPr>
+          <w:rFonts w:ascii="B Badr" w:hAnsi="B Badr" w:hint="cs" w:cs="B Badr"/>
+          <w:rtl w:val="true"/>
+          <w:lang w:bidi="fa-IR"/>
+        </w:rPr>
+        <w:t>تبانی</w:t>
+      </w:r>
+      <w:r>
+        <w:rPr>
+          <w:rFonts w:ascii="B Badr" w:hAnsi="B Badr" w:hint="cs" w:cs="B Badr"/>
+          <w:rtl w:val="true"/>
+          <w:lang w:bidi="fa-IR"/>
+        </w:rPr>
+        <w:t xml:space="preserve"> امضاکنندگان و حمله </w:t>
+      </w:r>
+      <w:r>
+        <w:rPr>
+          <w:rFonts w:cs="B Badr"/>
+          <w:rtl w:val="true"/>
+        </w:rPr>
+        <w:t>مرکز تولید کلید</w:t>
+      </w:r>
+      <w:r>
+        <w:rPr>
+          <w:rFonts w:ascii="B Badr" w:hAnsi="B Badr" w:hint="cs" w:cs="B Badr"/>
+          <w:rtl w:val="true"/>
+          <w:lang w:bidi="fa-IR"/>
+        </w:rPr>
+        <w:t xml:space="preserve"> موذی همچنان تهدیدات جدی محسوب می‌شوند و هنوز طرحی که در برابر همه آن‌ها مقاوم باشد ارائه نشده است</w:t>
       </w:r>
       <w:r>
         <w:rPr>
@@ -10234,46 +9662,7 @@
           <w:rtl w:val="true"/>
           <w:lang w:bidi="fa-IR"/>
         </w:rPr>
-        <w:t xml:space="preserve">اکثر اثبات‌ها فقط در مدل پیشگوی تصادفی </w:t>
-      </w:r>
-      <w:r>
-        <w:rPr>
-          <w:rFonts w:cs="B Badr" w:hint="cs" w:ascii="B Badr" w:hAnsi="B Badr"/>
-          <w:rtl w:val="true"/>
-          <w:lang w:bidi="fa-IR"/>
-        </w:rPr>
-        <w:t>(</w:t>
-      </w:r>
-      <w:r>
-        <w:rPr>
-          <w:rFonts w:cs="B Badr" w:hint="cs" w:ascii="B Badr" w:hAnsi="B Badr"/>
-          <w:lang w:bidi="fa-IR"/>
-        </w:rPr>
-        <w:t>ROM</w:t>
-      </w:r>
-      <w:r>
-        <w:rPr>
-          <w:rFonts w:cs="B Badr" w:hint="cs" w:ascii="B Badr" w:hAnsi="B Badr"/>
-          <w:rtl w:val="true"/>
-          <w:lang w:bidi="fa-IR"/>
-        </w:rPr>
-        <w:t xml:space="preserve">) </w:t>
-      </w:r>
-      <w:r>
-        <w:rPr>
-          <w:rFonts w:ascii="B Badr" w:hAnsi="B Badr" w:hint="cs" w:cs="B Badr"/>
-          <w:rtl w:val="true"/>
-          <w:lang w:bidi="fa-IR"/>
-        </w:rPr>
-        <w:t xml:space="preserve">ارائه شده‌اند و انتقال به مدل استاندارد یا اثبات با کاهش سفت </w:t>
-      </w:r>
-      <w:r>
-        <w:rPr>
-          <w:rFonts w:cs="B Badr" w:hint="cs" w:ascii="B Badr" w:hAnsi="B Badr"/>
-          <w:rtl w:val="true"/>
-          <w:lang w:bidi="fa-IR"/>
-        </w:rPr>
-        <w:t>(</w:t>
+        <w:t xml:space="preserve">اکثر اثبات‌ها فقط در مدل پیشگوی تصادفی ارائه شده‌اند و انتقال به مدل استاندارد یا اثبات با </w:t>
       </w:r>
       <w:r>
         <w:rPr>
@@ -10288,7 +9677,7 @@
           <w:rtl w:val="true"/>
           <w:lang w:bidi="fa-IR"/>
         </w:rPr>
-        <w:t xml:space="preserve">) </w:t>
+        <w:t xml:space="preserve"> </w:t>
       </w:r>
       <w:r>
         <w:rPr>
@@ -10320,74 +9709,6 @@
           <w:lang w:bidi="fa-IR"/>
         </w:rPr>
         <w:t>همچنان یک چالش باقی مانده است</w:t>
-      </w:r>
-      <w:r>
-        <w:rPr>
-          <w:rFonts w:cs="B Badr" w:hint="cs" w:ascii="B Badr" w:hAnsi="B Badr"/>
-          <w:rtl w:val="true"/>
-          <w:lang w:bidi="fa-IR"/>
-        </w:rPr>
-        <w:t>.</w:t>
-      </w:r>
-    </w:p>
-    <w:p>
-      <w:pPr>
-        <w:pStyle w:val="Normal"/>
-        <w:numPr>
-          <w:ilvl w:val="0"/>
-          <w:numId w:val="4"/>
-        </w:numPr>
-        <w:rPr>
-          <w:rFonts w:ascii="B Badr" w:hAnsi="B Badr" w:cs="B Badr" w:hint="cs"/>
-          <w:lang w:bidi="fa-IR"/>
-        </w:rPr>
-      </w:pPr>
-      <w:r>
-        <w:rPr>
-          <w:rFonts w:ascii="B Badr" w:hAnsi="B Badr" w:hint="cs" w:cs="B Badr"/>
-          <w:rtl w:val="true"/>
-          <w:lang w:bidi="fa-IR"/>
-        </w:rPr>
-        <w:t>معمای فشردگی</w:t>
-      </w:r>
-      <w:r>
-        <w:rPr>
-          <w:rFonts w:cs="B Badr" w:hint="cs" w:ascii="B Badr" w:hAnsi="B Badr"/>
-          <w:rtl w:val="true"/>
-          <w:lang w:bidi="fa-IR"/>
-        </w:rPr>
-        <w:t xml:space="preserve">. </w:t>
-      </w:r>
-      <w:r>
-        <w:rPr>
-          <w:rFonts w:ascii="B Badr" w:hAnsi="B Badr" w:hint="cs" w:cs="B Badr"/>
-          <w:rtl w:val="true"/>
-          <w:lang w:bidi="fa-IR"/>
-        </w:rPr>
-        <w:t xml:space="preserve">امضاهای تجمیعی فشرده و کوتاه در برابر حمله </w:t>
-      </w:r>
-      <w:r>
-        <w:rPr>
-          <w:rFonts w:cs="B Badr" w:hint="cs" w:ascii="B Badr" w:hAnsi="B Badr"/>
-          <w:lang w:bidi="fa-IR"/>
-        </w:rPr>
-        <w:t>universal forgery</w:t>
-      </w:r>
-      <w:r>
-        <w:rPr>
-          <w:rFonts w:cs="B Badr" w:hint="cs" w:ascii="B Badr" w:hAnsi="B Badr"/>
-          <w:rtl w:val="true"/>
-          <w:lang w:bidi="fa-IR"/>
-        </w:rPr>
-        <w:t xml:space="preserve"> </w:t>
-      </w:r>
-      <w:r>
-        <w:rPr>
-          <w:rFonts w:ascii="B Badr" w:hAnsi="B Badr" w:hint="cs" w:cs="B Badr"/>
-          <w:rtl w:val="true"/>
-          <w:lang w:bidi="fa-IR"/>
-        </w:rPr>
-        <w:t>آسیب‌پذیر هستند، زیرا ساختار فشرده امکان جعل امضا را آسان‌تر می‌کند</w:t>
       </w:r>
       <w:r>
         <w:rPr>
@@ -10615,23 +9936,7 @@
           <w:rtl w:val="true"/>
           <w:lang w:bidi="fa-IR"/>
         </w:rPr>
-        <w:t xml:space="preserve">چگونه می‌توان الگوریتمی کارا برای تشخیص سریع امضای </w:t>
-      </w:r>
-      <w:r>
-        <w:rPr>
-          <w:rFonts w:ascii="B Badr" w:hAnsi="B Badr" w:hint="cs" w:cs="B Badr"/>
-          <w:rtl w:val="true"/>
-          <w:lang w:bidi="fa-IR"/>
-        </w:rPr>
-        <w:t>موذی</w:t>
-      </w:r>
-      <w:r>
-        <w:rPr>
-          <w:rFonts w:ascii="B Badr" w:hAnsi="B Badr" w:hint="cs" w:cs="B Badr"/>
-          <w:rtl w:val="true"/>
-          <w:lang w:bidi="fa-IR"/>
-        </w:rPr>
-        <w:t xml:space="preserve"> پس از شکست تأیید تجمعی طراحی کرد به‌گونه‌ای که به‌جای بازتأیید </w:t>
+        <w:t xml:space="preserve">چگونه می‌توان الگوریتمی کارا برای تشخیص سریع امضای موذی پس از شکست تأیید تجمعی طراحی کرد به‌گونه‌ای که به‌جای بازتأیید </w:t>
       </w:r>
       <w:r>
         <w:rPr>
@@ -10698,67 +10003,67 @@
           <w:rtl w:val="true"/>
           <w:lang w:bidi="fa-IR"/>
         </w:rPr>
-        <w:t xml:space="preserve">چگونه می‌توان طرحی ارائه داد که هم از شبه‌نام بهره ببرد، هم توانایی ردیابی شرطی هویت متقلب توسط </w:t>
-      </w:r>
-      <w:r>
-        <w:rPr>
-          <w:rFonts w:cs="B Badr" w:hint="cs" w:ascii="B Badr" w:hAnsi="B Badr"/>
-          <w:lang w:bidi="fa-IR"/>
-        </w:rPr>
-        <w:t>TRA</w:t>
-      </w:r>
-      <w:r>
-        <w:rPr>
-          <w:rFonts w:cs="B Badr" w:hint="cs" w:ascii="B Badr" w:hAnsi="B Badr"/>
-          <w:rtl w:val="true"/>
-          <w:lang w:bidi="fa-IR"/>
-        </w:rPr>
-        <w:t xml:space="preserve"> </w:t>
-      </w:r>
-      <w:r>
-        <w:rPr>
-          <w:rFonts w:ascii="B Badr" w:hAnsi="B Badr" w:hint="cs" w:cs="B Badr"/>
-          <w:rtl w:val="true"/>
-          <w:lang w:bidi="fa-IR"/>
-        </w:rPr>
-        <w:t xml:space="preserve">را داشته باشد و هم در برابر حملات </w:t>
-      </w:r>
-      <w:r>
-        <w:rPr>
-          <w:rFonts w:cs="B Badr" w:hint="cs" w:ascii="B Badr" w:hAnsi="B Badr"/>
-          <w:lang w:bidi="fa-IR"/>
-        </w:rPr>
-        <w:t>Type-I/II/III</w:t>
-      </w:r>
-      <w:r>
-        <w:rPr>
-          <w:rFonts w:ascii="B Badr" w:hAnsi="B Badr" w:hint="cs" w:cs="B Badr"/>
-          <w:lang w:bidi="fa-IR"/>
-        </w:rPr>
-        <w:t xml:space="preserve">، </w:t>
-      </w:r>
-      <w:r>
-        <w:rPr>
-          <w:rFonts w:cs="B Badr" w:hint="cs" w:ascii="B Badr" w:hAnsi="B Badr"/>
-          <w:lang w:bidi="fa-IR"/>
-        </w:rPr>
-        <w:t>rogue key</w:t>
-      </w:r>
-      <w:r>
-        <w:rPr>
-          <w:rFonts w:cs="B Badr" w:hint="cs" w:ascii="B Badr" w:hAnsi="B Badr"/>
-          <w:rtl w:val="true"/>
-          <w:lang w:bidi="fa-IR"/>
-        </w:rPr>
-        <w:t xml:space="preserve"> </w:t>
-      </w:r>
-      <w:r>
-        <w:rPr>
-          <w:rFonts w:ascii="B Badr" w:hAnsi="B Badr" w:hint="cs" w:cs="B Badr"/>
-          <w:rtl w:val="true"/>
-          <w:lang w:bidi="fa-IR"/>
-        </w:rPr>
-        <w:t>و ائتلاف مقاوم باشد؟</w:t>
+        <w:t>چگونه می‌توان طرحی ارائه داد که هم از شبه‌نام بهره ببرد، هم توانایی ردیابی شرطی هویت متقلب توسط مرجع ردیابی را داشته باشد و هم در برابر حملات</w:t>
+      </w:r>
+      <w:r>
+        <w:rPr>
+          <w:rFonts w:ascii="B Badr" w:hAnsi="B Badr" w:hint="cs" w:cs="B Badr"/>
+          <w:rtl w:val="true"/>
+          <w:lang w:bidi="fa-IR"/>
+        </w:rPr>
+        <w:t xml:space="preserve"> نوع </w:t>
+      </w:r>
+      <w:r>
+        <w:rPr>
+          <w:rFonts w:cs="B Badr" w:hint="cs" w:ascii="B Badr" w:hAnsi="B Badr"/>
+          <w:lang w:bidi="fa-IR"/>
+        </w:rPr>
+        <w:t>I/II/III</w:t>
+      </w:r>
+      <w:r>
+        <w:rPr>
+          <w:rFonts w:ascii="B Badr" w:hAnsi="B Badr" w:hint="cs" w:cs="B Badr"/>
+          <w:rtl w:val="true"/>
+          <w:lang w:bidi="fa-IR"/>
+        </w:rPr>
+        <w:t xml:space="preserve">، کلید </w:t>
+      </w:r>
+      <w:r>
+        <w:rPr>
+          <w:rFonts w:ascii="B Badr" w:hAnsi="B Badr" w:eastAsia="Aptos" w:hint="cs" w:cs="B Badr" w:eastAsiaTheme="minorHAnsi"/>
+          <w:color w:val="auto"/>
+          <w:kern w:val="2"/>
+          <w:sz w:val="20"/>
+          <w:szCs w:val="24"/>
+          <w:rtl w:val="true"/>
+          <w:lang w:val="en-US" w:eastAsia="en-US" w:bidi="fa-IR"/>
+          <w14:ligatures w14:val="standardContextual"/>
+        </w:rPr>
+        <w:t>سرکش</w:t>
+      </w:r>
+      <w:r>
+        <w:rPr>
+          <w:rFonts w:ascii="B Badr" w:hAnsi="B Badr" w:hint="cs" w:cs="B Badr"/>
+          <w:rtl w:val="true"/>
+          <w:lang w:bidi="fa-IR"/>
+        </w:rPr>
+        <w:t xml:space="preserve"> موقت و </w:t>
+      </w:r>
+      <w:r>
+        <w:rPr>
+          <w:rFonts w:ascii="B Badr" w:hAnsi="B Badr" w:hint="cs" w:cs="B Badr"/>
+          <w:rtl w:val="true"/>
+          <w:lang w:bidi="fa-IR"/>
+        </w:rPr>
+        <w:t>تبانی</w:t>
+      </w:r>
+      <w:r>
+        <w:rPr>
+          <w:rFonts w:ascii="B Badr" w:hAnsi="B Badr" w:hint="cs" w:cs="B Badr"/>
+          <w:rtl w:val="true"/>
+          <w:lang w:bidi="fa-IR"/>
+        </w:rPr>
+        <w:t xml:space="preserve"> مقاوم باشد؟</w:t>
       </w:r>
     </w:p>
     <w:p>
@@ -10812,128 +10117,6 @@
           <w:lang w:bidi="fa-IR"/>
         </w:rPr>
         <w:t>تضمین شود؟</w:t>
-      </w:r>
-    </w:p>
-    <w:p>
-      <w:pPr>
-        <w:pStyle w:val="Normal"/>
-        <w:numPr>
-          <w:ilvl w:val="0"/>
-          <w:numId w:val="2"/>
-        </w:numPr>
-        <w:rPr>
-          <w:rFonts w:ascii="B Badr" w:hAnsi="B Badr" w:cs="B Badr" w:hint="cs"/>
-          <w:lang w:bidi="fa-IR"/>
-        </w:rPr>
-      </w:pPr>
-      <w:r>
-        <w:rPr>
-          <w:rFonts w:ascii="B Badr" w:hAnsi="B Badr" w:hint="cs" w:cs="B Badr"/>
-          <w:rtl w:val="true"/>
-          <w:lang w:bidi="fa-IR"/>
-        </w:rPr>
-        <w:t xml:space="preserve">آیا می‌توان معماری خطی </w:t>
-      </w:r>
-      <w:r>
-        <w:rPr>
-          <w:rFonts w:cs="B Badr" w:hint="cs" w:ascii="B Badr" w:hAnsi="B Badr"/>
-          <w:lang w:bidi="fa-IR"/>
-        </w:rPr>
-        <w:t>hash-dependent</w:t>
-      </w:r>
-      <w:r>
-        <w:rPr>
-          <w:rFonts w:cs="B Badr" w:hint="cs" w:ascii="B Badr" w:hAnsi="B Badr"/>
-          <w:rtl w:val="true"/>
-          <w:lang w:bidi="fa-IR"/>
-        </w:rPr>
-        <w:t xml:space="preserve"> </w:t>
-      </w:r>
-      <w:r>
-        <w:rPr>
-          <w:rFonts w:ascii="B Badr" w:hAnsi="B Badr" w:hint="cs" w:cs="B Badr"/>
-          <w:rtl w:val="true"/>
-          <w:lang w:bidi="fa-IR"/>
-        </w:rPr>
-        <w:t>را به‌گونه‌ای بازطراحی کرد که تعادل امنیت</w:t>
-      </w:r>
-      <w:r>
-        <w:rPr>
-          <w:rFonts w:cs="B Badr" w:hint="cs" w:ascii="B Badr" w:hAnsi="B Badr"/>
-          <w:rtl w:val="true"/>
-          <w:lang w:bidi="fa-IR"/>
-        </w:rPr>
-        <w:t>/</w:t>
-      </w:r>
-      <w:r>
-        <w:rPr>
-          <w:rFonts w:ascii="B Badr" w:hAnsi="B Badr" w:hint="cs" w:cs="B Badr"/>
-          <w:rtl w:val="true"/>
-          <w:lang w:bidi="fa-IR"/>
-        </w:rPr>
-        <w:t>تأخیر</w:t>
-      </w:r>
-      <w:r>
-        <w:rPr>
-          <w:rFonts w:cs="B Badr" w:hint="cs" w:ascii="B Badr" w:hAnsi="B Badr"/>
-          <w:rtl w:val="true"/>
-          <w:lang w:bidi="fa-IR"/>
-        </w:rPr>
-        <w:t>/</w:t>
-      </w:r>
-      <w:r>
-        <w:rPr>
-          <w:rFonts w:ascii="B Badr" w:hAnsi="B Badr" w:hint="cs" w:cs="B Badr"/>
-          <w:rtl w:val="true"/>
-          <w:lang w:bidi="fa-IR"/>
-        </w:rPr>
-        <w:t xml:space="preserve">مقیاس‌پذیری برای </w:t>
-      </w:r>
-      <w:r>
-        <w:rPr>
-          <w:rFonts w:cs="B Badr" w:hint="cs" w:ascii="B Badr" w:hAnsi="B Badr"/>
-          <w:lang w:bidi="fa-IR"/>
-        </w:rPr>
-        <w:t>5G-V2X</w:t>
-      </w:r>
-      <w:r>
-        <w:rPr>
-          <w:rFonts w:cs="B Badr" w:hint="cs" w:ascii="B Badr" w:hAnsi="B Badr"/>
-          <w:rtl w:val="true"/>
-          <w:lang w:bidi="fa-IR"/>
-        </w:rPr>
-        <w:t xml:space="preserve"> </w:t>
-      </w:r>
-      <w:r>
-        <w:rPr>
-          <w:rFonts w:ascii="B Badr" w:hAnsi="B Badr" w:hint="cs" w:cs="B Badr"/>
-          <w:rtl w:val="true"/>
-          <w:lang w:bidi="fa-IR"/>
-        </w:rPr>
-        <w:t xml:space="preserve">و </w:t>
-      </w:r>
-      <w:r>
-        <w:rPr>
-          <w:rFonts w:cs="B Badr" w:hint="cs" w:ascii="B Badr" w:hAnsi="B Badr"/>
-          <w:lang w:bidi="fa-IR"/>
-        </w:rPr>
-        <w:t>6G</w:t>
-      </w:r>
-      <w:r>
-        <w:rPr>
-          <w:rFonts w:cs="B Badr" w:hint="cs" w:ascii="B Badr" w:hAnsi="B Badr"/>
-          <w:rtl w:val="true"/>
-          <w:lang w:bidi="fa-IR"/>
-        </w:rPr>
-        <w:t xml:space="preserve"> </w:t>
-      </w:r>
-      <w:r>
-        <w:rPr>
-          <w:rFonts w:ascii="B Badr" w:hAnsi="B Badr" w:hint="cs" w:cs="B Badr"/>
-          <w:rtl w:val="true"/>
-          <w:lang w:bidi="fa-IR"/>
-        </w:rPr>
-        <w:t>محقق شود؟</w:t>
       </w:r>
     </w:p>
     <w:p>
@@ -11052,7 +10235,7 @@
           <w:rFonts w:cs="B Badr" w:hint="cs" w:ascii="B Badr" w:hAnsi="B Badr"/>
           <w:lang w:bidi="fa-IR"/>
         </w:rPr>
-        <w:t xml:space="preserve">Wang 2025 </w:t>
+        <w:t xml:space="preserve">Wang </w:t>
       </w:r>
       <w:r>
         <w:rPr>
@@ -11106,18 +10289,40 @@
           <w:rtl w:val="true"/>
           <w:lang w:bidi="fa-IR"/>
         </w:rPr>
-        <w:t xml:space="preserve">حملات </w:t>
-      </w:r>
-      <w:r>
-        <w:rPr>
-          <w:rFonts w:cs="B Badr" w:hint="cs" w:ascii="B Badr" w:hAnsi="B Badr"/>
-          <w:lang w:bidi="fa-IR"/>
-        </w:rPr>
-        <w:t>rogue key</w:t>
-      </w:r>
-      <w:r>
-        <w:rPr>
-          <w:rFonts w:cs="B Badr" w:hint="cs" w:ascii="B Badr" w:hAnsi="B Badr"/>
+        <w:t xml:space="preserve">حملات کلید </w:t>
+      </w:r>
+      <w:r>
+        <w:rPr>
+          <w:rFonts w:ascii="B Badr" w:hAnsi="B Badr" w:eastAsia="Aptos" w:hint="cs" w:cs="B Badr" w:eastAsiaTheme="minorHAnsi"/>
+          <w:color w:val="auto"/>
+          <w:kern w:val="2"/>
+          <w:sz w:val="20"/>
+          <w:szCs w:val="24"/>
+          <w:rtl w:val="true"/>
+          <w:lang w:val="en-US" w:eastAsia="en-US" w:bidi="fa-IR"/>
+          <w14:ligatures w14:val="standardContextual"/>
+        </w:rPr>
+        <w:t>سرکش</w:t>
+      </w:r>
+      <w:r>
+        <w:rPr>
+          <w:rFonts w:ascii="B Badr" w:hAnsi="B Badr" w:hint="cs" w:cs="B Badr"/>
+          <w:rtl w:val="true"/>
+          <w:lang w:bidi="fa-IR"/>
+        </w:rPr>
+        <w:t xml:space="preserve"> موقت و </w:t>
+      </w:r>
+      <w:r>
+        <w:rPr>
+          <w:rFonts w:ascii="B Badr" w:hAnsi="B Badr" w:hint="cs" w:cs="B Badr"/>
+          <w:rtl w:val="true"/>
+          <w:lang w:bidi="fa-IR"/>
+        </w:rPr>
+        <w:t>تبانی</w:t>
+      </w:r>
+      <w:r>
+        <w:rPr>
+          <w:rFonts w:ascii="B Badr" w:hAnsi="B Badr" w:hint="cs" w:cs="B Badr"/>
           <w:rtl w:val="true"/>
           <w:lang w:bidi="fa-IR"/>
         </w:rPr>
@@ -11125,18 +10330,10 @@
       </w:r>
       <w:r>
         <w:rPr>
-          <w:rFonts w:ascii="B Badr" w:hAnsi="B Badr" w:hint="cs" w:cs="B Badr"/>
-          <w:rtl w:val="true"/>
-          <w:lang w:bidi="fa-IR"/>
-        </w:rPr>
-        <w:t xml:space="preserve">و ائتلاف </w:t>
-      </w:r>
-      <w:r>
-        <w:rPr>
-          <w:rFonts w:cs="B Badr" w:hint="cs" w:ascii="B Badr" w:hAnsi="B Badr"/>
-          <w:lang w:bidi="fa-IR"/>
-        </w:rPr>
-        <w:t>KGC</w:t>
+          <w:rFonts w:cs="B Badr"/>
+          <w:rtl w:val="true"/>
+        </w:rPr>
+        <w:t>مرکز تولید کلید</w:t>
       </w:r>
       <w:r>
         <w:rPr>
@@ -11231,26 +10428,19 @@
       </w:r>
       <w:r>
         <w:rPr>
-          <w:rFonts w:cs="B Badr" w:hint="cs" w:ascii="B Badr" w:hAnsi="B Badr"/>
-          <w:lang w:bidi="fa-IR"/>
-        </w:rPr>
-        <w:t>ROM</w:t>
-      </w:r>
-      <w:r>
-        <w:rPr>
-          <w:rFonts w:cs="B Badr" w:hint="cs" w:ascii="B Badr" w:hAnsi="B Badr"/>
-          <w:rtl w:val="true"/>
-          <w:lang w:bidi="fa-IR"/>
-        </w:rPr>
-        <w:t xml:space="preserve"> </w:t>
-      </w:r>
-      <w:r>
-        <w:rPr>
-          <w:rFonts w:ascii="B Badr" w:hAnsi="B Badr" w:hint="cs" w:cs="B Badr"/>
-          <w:rtl w:val="true"/>
-          <w:lang w:bidi="fa-IR"/>
-        </w:rPr>
-        <w:t xml:space="preserve">به مدل استاندارد و </w:t>
+          <w:rFonts w:ascii="B Badr" w:hAnsi="B Badr" w:hint="cs" w:cs="B Badr"/>
+          <w:rtl w:val="true"/>
+          <w:lang w:bidi="fa-IR"/>
+        </w:rPr>
+        <w:t>مدل پیشگوی تصافی</w:t>
+      </w:r>
+      <w:r>
+        <w:rPr>
+          <w:rFonts w:ascii="B Badr" w:hAnsi="B Badr" w:hint="cs" w:cs="B Badr"/>
+          <w:rtl w:val="true"/>
+          <w:lang w:bidi="fa-IR"/>
+        </w:rPr>
+        <w:t xml:space="preserve"> به مدل استاندارد و </w:t>
       </w:r>
       <w:r>
         <w:rPr>
@@ -11298,96 +10488,6 @@
           <w:lang w:bidi="fa-IR"/>
         </w:rPr>
         <w:t>.</w:t>
-      </w:r>
-    </w:p>
-    <w:p>
-      <w:pPr>
-        <w:pStyle w:val="Normal"/>
-        <w:numPr>
-          <w:ilvl w:val="0"/>
-          <w:numId w:val="1"/>
-        </w:numPr>
-        <w:rPr>
-          <w:rFonts w:ascii="B Badr" w:hAnsi="B Badr" w:cs="B Badr" w:hint="cs"/>
-          <w:lang w:bidi="fa-IR"/>
-        </w:rPr>
-      </w:pPr>
-      <w:r>
-        <w:rPr>
-          <w:rFonts w:ascii="B Badr" w:hAnsi="B Badr" w:hint="cs" w:cs="B Badr"/>
-          <w:rtl w:val="true"/>
-          <w:lang w:bidi="fa-IR"/>
-        </w:rPr>
-        <w:t xml:space="preserve">معمای </w:t>
-      </w:r>
-      <w:r>
-        <w:rPr>
-          <w:rFonts w:cs="B Badr" w:hint="cs" w:ascii="B Badr" w:hAnsi="B Badr"/>
-          <w:lang w:bidi="fa-IR"/>
-        </w:rPr>
-        <w:t>compactness</w:t>
-      </w:r>
-      <w:r>
-        <w:rPr>
-          <w:rFonts w:cs="B Badr" w:hint="cs" w:ascii="B Badr" w:hAnsi="B Badr"/>
-          <w:rtl w:val="true"/>
-          <w:lang w:bidi="fa-IR"/>
-        </w:rPr>
-        <w:t xml:space="preserve">: </w:t>
-      </w:r>
-      <w:r>
-        <w:rPr>
-          <w:rFonts w:ascii="B Badr" w:hAnsi="B Badr" w:hint="cs" w:cs="B Badr"/>
-          <w:rtl w:val="true"/>
-          <w:lang w:bidi="fa-IR"/>
-        </w:rPr>
-        <w:t xml:space="preserve">امضای تجمیعی فشرده در برابر </w:t>
-      </w:r>
-      <w:r>
-        <w:rPr>
-          <w:rFonts w:cs="B Badr" w:hint="cs" w:ascii="B Badr" w:hAnsi="B Badr"/>
-          <w:lang w:bidi="fa-IR"/>
-        </w:rPr>
-        <w:t>universal forgery</w:t>
-      </w:r>
-      <w:r>
-        <w:rPr>
-          <w:rFonts w:cs="B Badr" w:hint="cs" w:ascii="B Badr" w:hAnsi="B Badr"/>
-          <w:rtl w:val="true"/>
-          <w:lang w:bidi="fa-IR"/>
-        </w:rPr>
-        <w:t xml:space="preserve"> </w:t>
-      </w:r>
-      <w:r>
-        <w:rPr>
-          <w:rFonts w:ascii="B Badr" w:hAnsi="B Badr" w:hint="cs" w:cs="B Badr"/>
-          <w:rtl w:val="true"/>
-          <w:lang w:bidi="fa-IR"/>
-        </w:rPr>
-        <w:t xml:space="preserve">آسیب‌پذیر است </w:t>
-      </w:r>
-      <w:r>
-        <w:rPr>
-          <w:rFonts w:cs="B Badr" w:hint="cs" w:ascii="B Badr" w:hAnsi="B Badr"/>
-          <w:rtl w:val="true"/>
-          <w:lang w:bidi="fa-IR"/>
-        </w:rPr>
-        <w:t>[</w:t>
-      </w:r>
-      <w:r>
-        <w:rPr>
-          <w:rFonts w:cs="B Badr" w:hint="cs" w:ascii="B Badr" w:hAnsi="B Badr"/>
-          <w:lang w:bidi="fa-IR"/>
-        </w:rPr>
-        <w:t>13</w:t>
-      </w:r>
-      <w:r>
-        <w:rPr>
-          <w:rFonts w:cs="B Badr" w:hint="cs" w:ascii="B Badr" w:hAnsi="B Badr"/>
-          <w:rtl w:val="true"/>
-          <w:lang w:bidi="fa-IR"/>
-        </w:rPr>
-        <w:t>].</w:t>
       </w:r>
     </w:p>
     <w:p>
@@ -11459,7 +10559,7 @@
           <w:kern w:val="2"/>
           <w:lang w:val="en-US" w:eastAsia="en-US" w:bidi="ar-SA"/>
         </w:rPr>
-        <w:t>PF-ECC</w:t>
+        <w:t>ECC</w:t>
       </w:r>
       <w:r>
         <w:rPr>
@@ -11509,10 +10609,24 @@
       </w:r>
       <w:r>
         <w:rPr>
-          <w:rFonts w:cs="B Badr" w:hint="cs" w:ascii="B Badr" w:hAnsi="B Badr"/>
-          <w:lang w:bidi="fa-IR"/>
-        </w:rPr>
-        <w:t>scalar multiplication</w:t>
+          <w:rtl w:val="true"/>
+        </w:rPr>
+        <w:t>ضرب اسکالر</w:t>
+      </w:r>
+      <w:r>
+        <w:rPr>
+          <w:rFonts w:ascii="B Badr" w:hAnsi="B Badr" w:hint="cs" w:cs="B Badr"/>
+          <w:rtl w:val="true"/>
+          <w:lang w:bidi="fa-IR"/>
+        </w:rPr>
+        <w:t xml:space="preserve"> در تولید امضا و </w:t>
+      </w:r>
+      <w:r>
+        <w:rPr>
+          <w:rFonts w:cs="B Badr" w:hint="cs" w:ascii="B Badr" w:hAnsi="B Badr"/>
+          <w:lang w:bidi="fa-IR"/>
+        </w:rPr>
+        <w:t>aggregate verify</w:t>
       </w:r>
       <w:r>
         <w:rPr>
@@ -11528,29 +10642,6 @@
           <w:rtl w:val="true"/>
           <w:lang w:bidi="fa-IR"/>
         </w:rPr>
-        <w:t xml:space="preserve">در تولید امضا و </w:t>
-      </w:r>
-      <w:r>
-        <w:rPr>
-          <w:rFonts w:cs="B Badr" w:hint="cs" w:ascii="B Badr" w:hAnsi="B Badr"/>
-          <w:lang w:bidi="fa-IR"/>
-        </w:rPr>
-        <w:t>aggregate verify</w:t>
-      </w:r>
-      <w:r>
-        <w:rPr>
-          <w:rFonts w:cs="B Badr" w:hint="cs" w:ascii="B Badr" w:hAnsi="B Badr"/>
-          <w:rtl w:val="true"/>
-          <w:lang w:bidi="fa-IR"/>
-        </w:rPr>
-        <w:t xml:space="preserve"> </w:t>
-      </w:r>
-      <w:r>
-        <w:rPr>
-          <w:rFonts w:ascii="B Badr" w:hAnsi="B Badr" w:hint="cs" w:cs="B Badr"/>
-          <w:rtl w:val="true"/>
-          <w:lang w:bidi="fa-IR"/>
-        </w:rPr>
         <w:t xml:space="preserve">خطی با ضریب کوچک، مشابه بهترین طرح‌های موجود مانند </w:t>
       </w:r>
       <w:r>
@@ -11558,7 +10649,7 @@
           <w:rFonts w:cs="B Badr" w:hint="cs" w:ascii="B Badr" w:hAnsi="B Badr"/>
           <w:lang w:bidi="fa-IR"/>
         </w:rPr>
-        <w:t xml:space="preserve">Wu-Ye 2025 </w:t>
+        <w:t xml:space="preserve">Wu-Ye </w:t>
       </w:r>
       <w:r>
         <w:rPr>
@@ -11633,17 +10724,7 @@
           <w:rtl w:val="true"/>
           <w:lang w:val="en-US" w:eastAsia="en-US" w:bidi="ar-SA"/>
         </w:rPr>
-        <w:t xml:space="preserve">مکانیزم تشخیص سریع امضای </w:t>
-      </w:r>
-      <w:r>
-        <w:rPr>
-          <w:rFonts w:ascii="Linux Libertine O" w:hAnsi="Linux Libertine O"/>
-          <w:color w:val="000000"/>
-          <w:kern w:val="2"/>
-          <w:rtl w:val="true"/>
-          <w:lang w:val="en-US" w:eastAsia="en-US" w:bidi="ar-SA"/>
-        </w:rPr>
-        <w:t>موذی</w:t>
+        <w:t>مکانیزم تشخیص سریع امضای موذی</w:t>
       </w:r>
     </w:p>
     <w:p>
@@ -11675,38 +10756,7 @@
           <w:rtl w:val="true"/>
           <w:lang w:bidi="fa-IR"/>
         </w:rPr>
-        <w:t xml:space="preserve">، با تقسیم‌وجستجو </w:t>
-      </w:r>
-      <w:r>
-        <w:rPr>
-          <w:rFonts w:cs="B Badr" w:hint="cs" w:ascii="B Badr" w:hAnsi="B Badr"/>
-          <w:rtl w:val="true"/>
-          <w:lang w:bidi="fa-IR"/>
-        </w:rPr>
-        <w:t>(</w:t>
-      </w:r>
-      <w:r>
-        <w:rPr>
-          <w:rFonts w:cs="B Badr" w:hint="cs" w:ascii="B Badr" w:hAnsi="B Badr"/>
-          <w:lang w:bidi="fa-IR"/>
-        </w:rPr>
-        <w:t>divide-and-conquer</w:t>
-      </w:r>
-      <w:r>
-        <w:rPr>
-          <w:rFonts w:cs="B Badr" w:hint="cs" w:ascii="B Badr" w:hAnsi="B Badr"/>
-          <w:rtl w:val="true"/>
-          <w:lang w:bidi="fa-IR"/>
-        </w:rPr>
-        <w:t xml:space="preserve">) </w:t>
-      </w:r>
-      <w:r>
-        <w:rPr>
-          <w:rFonts w:ascii="B Badr" w:hAnsi="B Badr" w:hint="cs" w:cs="B Badr"/>
-          <w:rtl w:val="true"/>
-          <w:lang w:bidi="fa-IR"/>
-        </w:rPr>
-        <w:t xml:space="preserve">امضای بد را در </w:t>
+        <w:t xml:space="preserve">، با تقسیم‌وجستجو امضای بد را در </w:t>
       </w:r>
       <w:r>
         <w:rPr>
@@ -11752,7 +10802,7 @@
           <w:rFonts w:cs="B Badr" w:hint="cs" w:ascii="B Badr" w:hAnsi="B Badr"/>
           <w:lang w:bidi="fa-IR"/>
         </w:rPr>
-        <w:t xml:space="preserve">Wang 2025 </w:t>
+        <w:t xml:space="preserve">Wang </w:t>
       </w:r>
       <w:r>
         <w:rPr>
@@ -12018,14 +11068,7 @@
           <w:rtl w:val="true"/>
           <w:lang w:bidi="fa-IR"/>
         </w:rPr>
-        <w:t xml:space="preserve">توسط </w:t>
-      </w:r>
-      <w:r>
-        <w:rPr>
-          <w:rFonts w:cs="B Badr" w:hint="cs" w:ascii="B Badr" w:hAnsi="B Badr"/>
-          <w:lang w:bidi="fa-IR"/>
-        </w:rPr>
-        <w:t>TRA</w:t>
+        <w:t>توسط مرجع ردیابی</w:t>
       </w:r>
       <w:r>
         <w:rPr>
@@ -12059,15 +11102,40 @@
           <w:rtl w:val="true"/>
           <w:lang w:val="en-US" w:eastAsia="en-US" w:bidi="ar-SA"/>
         </w:rPr>
-        <w:t xml:space="preserve">مقاومت در برابر </w:t>
-      </w:r>
-      <w:r>
-        <w:rPr>
+        <w:t xml:space="preserve">مقاومت در برابر  </w:t>
+      </w:r>
+      <w:r>
+        <w:rPr>
+          <w:rFonts w:ascii="B Badr" w:hAnsi="B Badr" w:hint="cs" w:cs="B Badr"/>
           <w:color w:val="000000"/>
           <w:kern w:val="2"/>
-          <w:lang w:val="en-US" w:eastAsia="en-US" w:bidi="ar-SA"/>
-        </w:rPr>
-        <w:t>rogue key</w:t>
+          <w:rtl w:val="true"/>
+          <w:lang w:val="en-US" w:eastAsia="en-US" w:bidi="fa-IR"/>
+        </w:rPr>
+        <w:t xml:space="preserve">کلید </w:t>
+      </w:r>
+      <w:r>
+        <w:rPr>
+          <w:rFonts w:ascii="B Badr" w:hAnsi="B Badr" w:eastAsia="Aptos" w:hint="cs" w:cs="B Badr" w:eastAsiaTheme="minorHAnsi"/>
+          <w:color w:val="auto"/>
+          <w:kern w:val="2"/>
+          <w:sz w:val="20"/>
+          <w:szCs w:val="24"/>
+          <w:rtl w:val="true"/>
+          <w:lang w:val="en-US" w:eastAsia="en-US" w:bidi="fa-IR"/>
+          <w14:ligatures w14:val="standardContextual"/>
+        </w:rPr>
+        <w:t>سرکش</w:t>
+      </w:r>
+      <w:r>
+        <w:rPr>
+          <w:rFonts w:ascii="B Badr" w:hAnsi="B Badr" w:hint="cs" w:cs="B Badr"/>
+          <w:color w:val="000000"/>
+          <w:kern w:val="2"/>
+          <w:rtl w:val="true"/>
+          <w:lang w:val="en-US" w:eastAsia="en-US" w:bidi="fa-IR"/>
+        </w:rPr>
+        <w:t xml:space="preserve"> موقت</w:t>
       </w:r>
     </w:p>
     <w:p>
@@ -12088,26 +11156,19 @@
       </w:r>
       <w:r>
         <w:rPr>
-          <w:rFonts w:cs="B Badr" w:hint="cs" w:ascii="B Badr" w:hAnsi="B Badr"/>
-          <w:lang w:bidi="fa-IR"/>
-        </w:rPr>
-        <w:t>aggregator</w:t>
-      </w:r>
-      <w:r>
-        <w:rPr>
-          <w:rFonts w:cs="B Badr" w:hint="cs" w:ascii="B Badr" w:hAnsi="B Badr"/>
-          <w:rtl w:val="true"/>
-          <w:lang w:bidi="fa-IR"/>
-        </w:rPr>
-        <w:t xml:space="preserve"> </w:t>
-      </w:r>
-      <w:r>
-        <w:rPr>
-          <w:rFonts w:ascii="B Badr" w:hAnsi="B Badr" w:hint="cs" w:cs="B Badr"/>
-          <w:rtl w:val="true"/>
-          <w:lang w:bidi="fa-IR"/>
-        </w:rPr>
-        <w:t xml:space="preserve">و تأیید هم‌زمان </w:t>
+          <w:rFonts w:ascii="B Badr" w:hAnsi="B Badr" w:hint="cs" w:cs="B Badr"/>
+          <w:rtl w:val="true"/>
+          <w:lang w:bidi="fa-IR"/>
+        </w:rPr>
+        <w:t>تجمیع‌کننده</w:t>
+      </w:r>
+      <w:r>
+        <w:rPr>
+          <w:rFonts w:ascii="B Badr" w:hAnsi="B Badr" w:hint="cs" w:cs="B Badr"/>
+          <w:rtl w:val="true"/>
+          <w:lang w:bidi="fa-IR"/>
+        </w:rPr>
+        <w:t xml:space="preserve"> و تأیید هم‌زمان </w:t>
       </w:r>
       <w:r>
         <w:rPr>
@@ -12232,65 +11293,14 @@
           <w:rtl w:val="true"/>
           <w:lang w:bidi="fa-IR"/>
         </w:rPr>
-        <w:t xml:space="preserve">گنجاندن همه پارامترهای عمومی </w:t>
-      </w:r>
-      <w:r>
-        <w:rPr>
-          <w:rFonts w:cs="B Badr" w:hint="cs" w:ascii="B Badr" w:hAnsi="B Badr"/>
-          <w:rtl w:val="true"/>
-          <w:lang w:bidi="fa-IR"/>
-        </w:rPr>
-        <w:t>(</w:t>
-      </w:r>
-      <w:r>
-        <w:rPr>
-          <w:rFonts w:cs="B Badr" w:hint="cs" w:ascii="B Badr" w:hAnsi="B Badr"/>
-          <w:lang w:bidi="fa-IR"/>
-        </w:rPr>
-        <w:t>Ui</w:t>
-      </w:r>
-      <w:r>
-        <w:rPr>
-          <w:rFonts w:ascii="B Badr" w:hAnsi="B Badr" w:hint="cs" w:cs="B Badr"/>
-          <w:lang w:bidi="fa-IR"/>
-        </w:rPr>
-        <w:t xml:space="preserve">، </w:t>
-      </w:r>
-      <w:r>
-        <w:rPr>
-          <w:rFonts w:cs="B Badr" w:hint="cs" w:ascii="B Badr" w:hAnsi="B Badr"/>
-          <w:lang w:bidi="fa-IR"/>
-        </w:rPr>
-        <w:t>Ppub</w:t>
-      </w:r>
-      <w:r>
-        <w:rPr>
-          <w:rFonts w:ascii="B Badr" w:hAnsi="B Badr" w:hint="cs" w:cs="B Badr"/>
-          <w:lang w:bidi="fa-IR"/>
-        </w:rPr>
-        <w:t xml:space="preserve">، </w:t>
-      </w:r>
-      <w:r>
-        <w:rPr>
-          <w:rFonts w:cs="B Badr" w:hint="cs" w:ascii="B Badr" w:hAnsi="B Badr"/>
-          <w:lang w:bidi="fa-IR"/>
-        </w:rPr>
-        <w:t>Rj</w:t>
-      </w:r>
-      <w:r>
-        <w:rPr>
-          <w:rFonts w:ascii="B Badr" w:hAnsi="B Badr" w:hint="cs" w:cs="B Badr"/>
-          <w:rtl w:val="true"/>
-          <w:lang w:bidi="fa-IR"/>
-        </w:rPr>
-        <w:t xml:space="preserve">، کلید عمومی، </w:t>
-      </w:r>
-      <w:r>
-        <w:rPr>
-          <w:rFonts w:cs="B Badr" w:hint="cs" w:ascii="B Badr" w:hAnsi="B Badr"/>
-          <w:lang w:bidi="fa-IR"/>
-        </w:rPr>
-        <w:t>timestamp</w:t>
+        <w:t xml:space="preserve">گنجاندن همه پارامترهای عمومی در ورودی توابع </w:t>
+      </w:r>
+      <w:r>
+        <w:rPr>
+          <w:rFonts w:cs="B Badr" w:hint="cs" w:ascii="B Badr" w:hAnsi="B Badr"/>
+          <w:lang w:bidi="fa-IR"/>
+        </w:rPr>
+        <w:t>hash</w:t>
       </w:r>
       <w:r>
         <w:rPr>
@@ -12306,76 +11316,23 @@
           <w:rtl w:val="true"/>
           <w:lang w:bidi="fa-IR"/>
         </w:rPr>
-        <w:t xml:space="preserve">و جزء تصادفی </w:t>
-      </w:r>
-      <w:r>
-        <w:rPr>
-          <w:rFonts w:cs="B Badr" w:hint="cs" w:ascii="B Badr" w:hAnsi="B Badr"/>
-          <w:lang w:bidi="fa-IR"/>
-        </w:rPr>
-        <w:t>Yj</w:t>
-      </w:r>
-      <w:r>
-        <w:rPr>
-          <w:rFonts w:cs="B Badr" w:hint="cs" w:ascii="B Badr" w:hAnsi="B Badr"/>
-          <w:rtl w:val="true"/>
-          <w:lang w:bidi="fa-IR"/>
-        </w:rPr>
-        <w:t xml:space="preserve">) </w:t>
-      </w:r>
-      <w:r>
-        <w:rPr>
-          <w:rFonts w:ascii="B Badr" w:hAnsi="B Badr" w:hint="cs" w:cs="B Badr"/>
-          <w:rtl w:val="true"/>
-          <w:lang w:bidi="fa-IR"/>
-        </w:rPr>
-        <w:t xml:space="preserve">در ورودی توابع </w:t>
-      </w:r>
-      <w:r>
-        <w:rPr>
-          <w:rFonts w:cs="B Badr" w:hint="cs" w:ascii="B Badr" w:hAnsi="B Badr"/>
-          <w:lang w:bidi="fa-IR"/>
-        </w:rPr>
-        <w:t>hash</w:t>
-      </w:r>
-      <w:r>
-        <w:rPr>
-          <w:rFonts w:cs="B Badr" w:hint="cs" w:ascii="B Badr" w:hAnsi="B Badr"/>
-          <w:rtl w:val="true"/>
-          <w:lang w:bidi="fa-IR"/>
-        </w:rPr>
-        <w:t xml:space="preserve"> </w:t>
-      </w:r>
-      <w:r>
-        <w:rPr>
-          <w:rFonts w:ascii="B Badr" w:hAnsi="B Badr" w:hint="cs" w:cs="B Badr"/>
-          <w:rtl w:val="true"/>
-          <w:lang w:bidi="fa-IR"/>
-        </w:rPr>
         <w:t xml:space="preserve">تا هیچ ترکیب جبری نتواند </w:t>
       </w:r>
       <w:r>
         <w:rPr>
-          <w:rFonts w:cs="B Badr" w:hint="cs" w:ascii="B Badr" w:hAnsi="B Badr"/>
-          <w:lang w:bidi="fa-IR"/>
-        </w:rPr>
-        <w:t>master public key</w:t>
-      </w:r>
-      <w:r>
-        <w:rPr>
-          <w:rFonts w:cs="B Badr" w:hint="cs" w:ascii="B Badr" w:hAnsi="B Badr"/>
-          <w:rtl w:val="true"/>
-          <w:lang w:bidi="fa-IR"/>
-        </w:rPr>
-        <w:t xml:space="preserve"> </w:t>
-      </w:r>
-      <w:r>
-        <w:rPr>
-          <w:rFonts w:ascii="B Badr" w:hAnsi="B Badr" w:hint="cs" w:cs="B Badr"/>
-          <w:rtl w:val="true"/>
-          <w:lang w:bidi="fa-IR"/>
-        </w:rPr>
-        <w:t>را از معادله حذف کند</w:t>
+          <w:rFonts w:ascii="B Badr" w:hAnsi="B Badr" w:hint="cs" w:cs="B Badr"/>
+          <w:rtl w:val="true"/>
+          <w:lang w:bidi="fa-IR"/>
+        </w:rPr>
+        <w:t>کلید اصلی عمومی</w:t>
+      </w:r>
+      <w:r>
+        <w:rPr>
+          <w:rFonts w:ascii="B Badr" w:hAnsi="B Badr" w:hint="cs" w:cs="B Badr"/>
+          <w:rtl w:val="true"/>
+          <w:lang w:bidi="fa-IR"/>
+        </w:rPr>
+        <w:t xml:space="preserve"> را از معادله حذف کند</w:t>
       </w:r>
       <w:r>
         <w:rPr>
@@ -12398,7 +11355,7 @@
           <w:rFonts w:cs="B Badr" w:hint="cs" w:ascii="B Badr" w:hAnsi="B Badr"/>
           <w:lang w:bidi="fa-IR"/>
         </w:rPr>
-        <w:t xml:space="preserve">Wu-Ye 2025 </w:t>
+        <w:t xml:space="preserve">Wu-Ye  </w:t>
       </w:r>
       <w:r>
         <w:rPr>
@@ -12421,7 +11378,7 @@
           <w:rFonts w:cs="B Badr" w:hint="cs" w:ascii="B Badr" w:hAnsi="B Badr"/>
           <w:lang w:bidi="fa-IR"/>
         </w:rPr>
-        <w:t xml:space="preserve">Shim-Kwon 2026 </w:t>
+        <w:t xml:space="preserve">Shim-Kwon  </w:t>
       </w:r>
       <w:r>
         <w:rPr>
@@ -12435,25 +11392,23 @@
       <w:r>
         <w:rPr>
           <w:rFonts w:cs="B Badr" w:hint="cs" w:ascii="B Badr" w:hAnsi="B Badr"/>
-          <w:rtl w:val="true"/>
           <w:lang w:bidi="fa-IR"/>
         </w:rPr>
         <w:t xml:space="preserve"> </w:t>
       </w:r>
       <w:r>
         <w:rPr>
-          <w:rFonts w:ascii="B Badr" w:hAnsi="B Badr" w:hint="cs" w:cs="B Badr"/>
-          <w:rtl w:val="true"/>
-          <w:lang w:bidi="fa-IR"/>
-        </w:rPr>
-        <w:t xml:space="preserve">و </w:t>
-      </w:r>
-      <w:r>
-        <w:rPr>
-          <w:rFonts w:cs="B Badr" w:hint="cs" w:ascii="B Badr" w:hAnsi="B Badr"/>
-          <w:lang w:bidi="fa-IR"/>
-        </w:rPr>
-        <w:t xml:space="preserve">Wei 2025 </w:t>
+          <w:rFonts w:cs="B Badr" w:hint="cs" w:ascii="B Badr" w:hAnsi="B Badr"/>
+          <w:lang w:bidi="fa-IR"/>
+        </w:rPr>
+        <w:t>,</w:t>
+      </w:r>
+      <w:r>
+        <w:rPr>
+          <w:rFonts w:cs="B Badr" w:hint="cs" w:ascii="B Badr" w:hAnsi="B Badr"/>
+          <w:lang w:bidi="fa-IR"/>
+        </w:rPr>
+        <w:t xml:space="preserve"> Wei  </w:t>
       </w:r>
       <w:r>
         <w:rPr>
@@ -12471,119 +11426,6 @@
           <w:lang w:bidi="fa-IR"/>
         </w:rPr>
         <w:t>.</w:t>
-      </w:r>
-    </w:p>
-    <w:p>
-      <w:pPr>
-        <w:pStyle w:val="Heading3"/>
-        <w:widowControl/>
-        <w:suppressAutoHyphens w:val="true"/>
-        <w:bidi w:val="1"/>
-        <w:spacing w:lineRule="auto" w:line="269"/>
-        <w:jc w:val="start"/>
-        <w:rPr>
-          <w:rFonts w:ascii="Linux Libertine O" w:hAnsi="Linux Libertine O"/>
-          <w:color w:val="000000"/>
-          <w:kern w:val="2"/>
-          <w:lang w:val="en-US" w:eastAsia="en-US" w:bidi="ar-SA"/>
-        </w:rPr>
-      </w:pPr>
-      <w:r>
-        <w:rPr>
-          <w:rFonts w:ascii="Linux Libertine O" w:hAnsi="Linux Libertine O"/>
-          <w:color w:val="000000"/>
-          <w:kern w:val="2"/>
-          <w:rtl w:val="true"/>
-          <w:lang w:val="en-US" w:eastAsia="en-US" w:bidi="ar-SA"/>
-        </w:rPr>
-        <w:t xml:space="preserve">تأیید تجمعی با حفظ </w:t>
-      </w:r>
-      <w:r>
-        <w:rPr>
-          <w:color w:val="000000"/>
-          <w:kern w:val="2"/>
-          <w:lang w:val="en-US" w:eastAsia="en-US" w:bidi="ar-SA"/>
-        </w:rPr>
-        <w:t>soundness</w:t>
-      </w:r>
-    </w:p>
-    <w:p>
-      <w:pPr>
-        <w:pStyle w:val="Normal"/>
-        <w:rPr>
-          <w:rFonts w:ascii="B Badr" w:hAnsi="B Badr" w:cs="B Badr" w:hint="cs"/>
-          <w:lang w:bidi="fa-IR"/>
-        </w:rPr>
-      </w:pPr>
-      <w:r>
-        <w:rPr>
-          <w:rFonts w:ascii="B Badr" w:hAnsi="B Badr" w:hint="cs" w:cs="B Badr"/>
-          <w:rtl w:val="true"/>
-          <w:lang w:bidi="fa-IR"/>
-        </w:rPr>
-        <w:t xml:space="preserve">نگهداشتن اجزای تکی قابل‌تفکیک برای حفظ </w:t>
-      </w:r>
-      <w:r>
-        <w:rPr>
-          <w:rFonts w:cs="B Badr" w:hint="cs" w:ascii="B Badr" w:hAnsi="B Badr"/>
-          <w:lang w:bidi="fa-IR"/>
-        </w:rPr>
-        <w:t>soundness</w:t>
-      </w:r>
-      <w:r>
-        <w:rPr>
-          <w:rFonts w:cs="B Badr" w:hint="cs" w:ascii="B Badr" w:hAnsi="B Badr"/>
-          <w:rtl w:val="true"/>
-          <w:lang w:bidi="fa-IR"/>
-        </w:rPr>
-        <w:t xml:space="preserve"> (</w:t>
-      </w:r>
-      <w:r>
-        <w:rPr>
-          <w:rFonts w:ascii="B Badr" w:hAnsi="B Badr" w:hint="cs" w:cs="B Badr"/>
-          <w:rtl w:val="true"/>
-          <w:lang w:bidi="fa-IR"/>
-        </w:rPr>
-        <w:t>اعتبار تجمیعی ⟺ اعتبار تک‌تک</w:t>
-      </w:r>
-      <w:r>
-        <w:rPr>
-          <w:rFonts w:cs="B Badr" w:hint="cs" w:ascii="B Badr" w:hAnsi="B Badr"/>
-          <w:rtl w:val="true"/>
-          <w:lang w:bidi="fa-IR"/>
-        </w:rPr>
-        <w:t xml:space="preserve">) </w:t>
-      </w:r>
-      <w:r>
-        <w:rPr>
-          <w:rFonts w:ascii="B Badr" w:hAnsi="B Badr" w:hint="cs" w:cs="B Badr"/>
-          <w:rtl w:val="true"/>
-          <w:lang w:bidi="fa-IR"/>
-        </w:rPr>
-        <w:t xml:space="preserve">مطابق </w:t>
-      </w:r>
-      <w:r>
-        <w:rPr>
-          <w:rFonts w:cs="B Badr" w:hint="cs" w:ascii="B Badr" w:hAnsi="B Badr"/>
-          <w:rtl w:val="true"/>
-          <w:lang w:bidi="fa-IR"/>
-        </w:rPr>
-        <w:t>[</w:t>
-      </w:r>
-      <w:r>
-        <w:rPr>
-          <w:rFonts w:cs="B Badr" w:hint="cs" w:ascii="B Badr" w:hAnsi="B Badr"/>
-          <w:lang w:bidi="fa-IR"/>
-        </w:rPr>
-        <w:t>21</w:t>
-      </w:r>
-      <w:r>
-        <w:rPr>
-          <w:rFonts w:cs="B Badr" w:hint="cs" w:ascii="B Badr" w:hAnsi="B Badr"/>
-          <w:rtl w:val="true"/>
-          <w:lang w:bidi="fa-IR"/>
-        </w:rPr>
-        <w:t>].</w:t>
       </w:r>
     </w:p>
     <w:p>
@@ -12692,7 +11534,7 @@
           <w:rFonts w:cs="B Badr" w:hint="cs" w:ascii="B Badr" w:hAnsi="B Badr"/>
           <w:lang w:bidi="fa-IR"/>
         </w:rPr>
-        <w:t xml:space="preserve">Wang 2025 </w:t>
+        <w:t xml:space="preserve">Wang </w:t>
       </w:r>
       <w:r>
         <w:rPr>
@@ -12763,7 +11605,7 @@
           <w:rFonts w:cs="B Badr" w:hint="cs" w:ascii="B Badr" w:hAnsi="B Badr"/>
           <w:lang w:bidi="fa-IR"/>
         </w:rPr>
-        <w:t xml:space="preserve">Wu-Ye 2025 </w:t>
+        <w:t xml:space="preserve">Wu-Ye </w:t>
       </w:r>
       <w:r>
         <w:rPr>
@@ -12836,30 +11678,7 @@
           <w:rtl w:val="true"/>
           <w:lang w:bidi="fa-IR"/>
         </w:rPr>
-        <w:t xml:space="preserve">طرح پیشنهادی این شکاف را با ترکیب الگوریتم تقسیم‌وجستجو با ساختار بدون جفت‌سازی </w:t>
-      </w:r>
-      <w:r>
-        <w:rPr>
-          <w:rFonts w:cs="B Badr" w:hint="cs" w:ascii="B Badr" w:hAnsi="B Badr"/>
-          <w:lang w:bidi="fa-IR"/>
-        </w:rPr>
-        <w:t>ECC</w:t>
-      </w:r>
-      <w:r>
-        <w:rPr>
-          <w:rFonts w:cs="B Badr" w:hint="cs" w:ascii="B Badr" w:hAnsi="B Badr"/>
-          <w:rtl w:val="true"/>
-          <w:lang w:bidi="fa-IR"/>
-        </w:rPr>
-        <w:t xml:space="preserve"> </w:t>
-      </w:r>
-      <w:r>
-        <w:rPr>
-          <w:rFonts w:ascii="B Badr" w:hAnsi="B Badr" w:hint="cs" w:cs="B Badr"/>
-          <w:rtl w:val="true"/>
-          <w:lang w:bidi="fa-IR"/>
-        </w:rPr>
-        <w:t>پر می‌کند</w:t>
+        <w:t>طرح پیشنهادی این شکاف را با ترکیب الگوریتم تقسیم‌وجستجو با ساختار بدون جفت‌سازی پر می‌کند</w:t>
       </w:r>
       <w:r>
         <w:rPr>
@@ -13141,10 +11960,11 @@
       </w:r>
       <w:r>
         <w:rPr>
-          <w:rFonts w:cs="B Badr" w:hint="cs" w:ascii="B Badr" w:hAnsi="B Badr"/>
-          <w:lang w:bidi="fa-IR"/>
-        </w:rPr>
-        <w:t>overhead</w:t>
+          <w:rFonts w:ascii="B Badr" w:hAnsi="B Badr" w:hint="cs" w:cs="B Badr"/>
+          <w:rtl w:val="true"/>
+          <w:lang w:bidi="fa-IR"/>
+        </w:rPr>
+        <w:t>سربار</w:t>
       </w:r>
       <w:r>
         <w:rPr>
@@ -13394,7 +12214,7 @@
           <w:rFonts w:cs="B Badr" w:hint="cs" w:ascii="B Badr" w:hAnsi="B Badr"/>
           <w:lang w:bidi="fa-IR"/>
         </w:rPr>
-        <w:t xml:space="preserve">Wu-Ye 2025 </w:t>
+        <w:t xml:space="preserve">Wu-Ye  </w:t>
       </w:r>
       <w:r>
         <w:rPr>
@@ -13417,7 +12237,7 @@
           <w:rFonts w:cs="B Badr" w:hint="cs" w:ascii="B Badr" w:hAnsi="B Badr"/>
           <w:lang w:bidi="fa-IR"/>
         </w:rPr>
-        <w:t xml:space="preserve">ES-CLAS 2026 </w:t>
+        <w:t xml:space="preserve">ES-CLAS  </w:t>
       </w:r>
       <w:r>
         <w:rPr>
@@ -13440,7 +12260,7 @@
           <w:rFonts w:cs="B Badr" w:hint="cs" w:ascii="B Badr" w:hAnsi="B Badr"/>
           <w:lang w:bidi="fa-IR"/>
         </w:rPr>
-        <w:t xml:space="preserve">Zheng 2023 </w:t>
+        <w:t xml:space="preserve">Zheng  </w:t>
       </w:r>
       <w:r>
         <w:rPr>
@@ -13472,7 +12292,7 @@
           <w:rFonts w:cs="B Badr" w:hint="cs" w:ascii="B Badr" w:hAnsi="B Badr"/>
           <w:lang w:bidi="fa-IR"/>
         </w:rPr>
-        <w:t xml:space="preserve">PCAS 2023 </w:t>
+        <w:t xml:space="preserve">PCAS  </w:t>
       </w:r>
       <w:r>
         <w:rPr>
@@ -13608,26 +12428,19 @@
       </w:r>
       <w:r>
         <w:rPr>
-          <w:rFonts w:cs="B Badr" w:hint="cs" w:ascii="B Badr" w:hAnsi="B Badr"/>
-          <w:lang w:bidi="fa-IR"/>
-        </w:rPr>
-        <w:t>overhead</w:t>
-      </w:r>
-      <w:r>
-        <w:rPr>
-          <w:rFonts w:cs="B Badr" w:hint="cs" w:ascii="B Badr" w:hAnsi="B Badr"/>
-          <w:rtl w:val="true"/>
-          <w:lang w:bidi="fa-IR"/>
-        </w:rPr>
-        <w:t xml:space="preserve"> </w:t>
-      </w:r>
-      <w:r>
-        <w:rPr>
-          <w:rFonts w:ascii="B Badr" w:hAnsi="B Badr" w:hint="cs" w:cs="B Badr"/>
-          <w:rtl w:val="true"/>
-          <w:lang w:bidi="fa-IR"/>
-        </w:rPr>
-        <w:t xml:space="preserve">برحسب </w:t>
+          <w:rFonts w:ascii="B Badr" w:hAnsi="B Badr" w:hint="cs" w:cs="B Badr"/>
+          <w:rtl w:val="true"/>
+          <w:lang w:bidi="fa-IR"/>
+        </w:rPr>
+        <w:t>سربار</w:t>
+      </w:r>
+      <w:r>
+        <w:rPr>
+          <w:rFonts w:ascii="B Badr" w:hAnsi="B Badr" w:hint="cs" w:cs="B Badr"/>
+          <w:rtl w:val="true"/>
+          <w:lang w:bidi="fa-IR"/>
+        </w:rPr>
+        <w:t xml:space="preserve"> برحسب </w:t>
       </w:r>
       <w:r>
         <w:rPr>
@@ -13878,15 +12691,15 @@
         <w:tblLook w:noHBand="0" w:noVBand="1" w:firstColumn="1" w:lastRow="0" w:lastColumn="0" w:firstRow="1" w:val="04a0"/>
       </w:tblPr>
       <w:tblGrid>
-        <w:gridCol w:w="2530"/>
-        <w:gridCol w:w="339"/>
-        <w:gridCol w:w="330"/>
-        <w:gridCol w:w="341"/>
+        <w:gridCol w:w="2529"/>
+        <w:gridCol w:w="340"/>
+        <w:gridCol w:w="329"/>
+        <w:gridCol w:w="342"/>
         <w:gridCol w:w="335"/>
-        <w:gridCol w:w="330"/>
-        <w:gridCol w:w="341"/>
-        <w:gridCol w:w="330"/>
-        <w:gridCol w:w="341"/>
+        <w:gridCol w:w="329"/>
+        <w:gridCol w:w="342"/>
+        <w:gridCol w:w="329"/>
+        <w:gridCol w:w="342"/>
         <w:gridCol w:w="335"/>
         <w:gridCol w:w="453"/>
         <w:gridCol w:w="454"/>
@@ -13905,7 +12718,7 @@
         </w:trPr>
         <w:tc>
           <w:tcPr>
-            <w:tcW w:w="2530" w:type="dxa"/>
+            <w:tcW w:w="2529" w:type="dxa"/>
             <w:tcBorders>
               <w:top w:val="single" w:sz="8" w:space="0" w:color="000000"/>
               <w:start w:val="single" w:sz="4" w:space="0" w:color="808080"/>
@@ -13933,8 +12746,12 @@
                 <w:b/>
                 <w:b/>
                 <w:bCs/>
+                <w:i w:val="false"/>
+                <w:iCs w:val="false"/>
                 <w:color w:themeColor="text2" w:themeTint="bf" w:val="215E99"/>
                 <w:kern w:val="2"/>
+                <w:sz w:val="24"/>
+                <w:szCs w:val="24"/>
                 <w:rtl w:val="true"/>
                 <w:lang w:val="en-US" w:eastAsia="en-US" w:bidi="fa-IR"/>
               </w:rPr>
@@ -13945,8 +12762,10 @@
                 <w:rFonts w:eastAsia="Aptos" w:hint="cs"/>
                 <w:b/>
                 <w:bCs/>
+                <w:iCs w:val="false"/>
                 <w:color w:themeColor="text2" w:themeTint="bf" w:val="215E99"/>
                 <w:kern w:val="2"/>
+                <w:szCs w:val="24"/>
                 <w:rtl w:val="true"/>
                 <w:lang w:val="en-US" w:eastAsia="en-US" w:bidi="fa-IR"/>
               </w:rPr>
@@ -13956,7 +12775,7 @@
         </w:tc>
         <w:tc>
           <w:tcPr>
-            <w:tcW w:w="7108" w:type="dxa"/>
+            <w:tcW w:w="7109" w:type="dxa"/>
             <w:gridSpan w:val="18"/>
             <w:tcBorders>
               <w:top w:val="single" w:sz="8" w:space="0" w:color="000000"/>
@@ -13986,8 +12805,12 @@
                 <w:b/>
                 <w:b/>
                 <w:bCs/>
+                <w:i w:val="false"/>
+                <w:iCs w:val="false"/>
                 <w:color w:themeColor="text2" w:themeTint="bf" w:val="215E99"/>
                 <w:kern w:val="2"/>
+                <w:sz w:val="24"/>
+                <w:szCs w:val="24"/>
                 <w:rtl w:val="true"/>
                 <w:lang w:val="en-US" w:eastAsia="en-US" w:bidi="fa-IR"/>
               </w:rPr>
@@ -13998,8 +12821,10 @@
                 <w:rFonts w:eastAsia="Aptos" w:hint="cs"/>
                 <w:b/>
                 <w:bCs/>
+                <w:iCs w:val="false"/>
                 <w:color w:themeColor="text2" w:themeTint="bf" w:val="215E99"/>
                 <w:kern w:val="2"/>
+                <w:szCs w:val="24"/>
                 <w:rtl w:val="true"/>
                 <w:lang w:val="en-US" w:eastAsia="en-US" w:bidi="fa-IR"/>
               </w:rPr>
@@ -14011,8 +12836,12 @@
                 <w:b/>
                 <w:b/>
                 <w:bCs/>
+                <w:i w:val="false"/>
+                <w:iCs w:val="false"/>
                 <w:color w:themeColor="text2" w:themeTint="bf" w:val="215E99"/>
                 <w:kern w:val="2"/>
+                <w:sz w:val="24"/>
+                <w:szCs w:val="24"/>
                 <w:rtl w:val="true"/>
                 <w:lang w:val="en-US" w:eastAsia="en-US" w:bidi="fa-IR"/>
               </w:rPr>
@@ -14023,8 +12852,10 @@
                 <w:rFonts w:eastAsia="Aptos" w:hint="cs"/>
                 <w:b/>
                 <w:bCs/>
+                <w:iCs w:val="false"/>
                 <w:color w:themeColor="text2" w:themeTint="bf" w:val="215E99"/>
                 <w:kern w:val="2"/>
+                <w:szCs w:val="24"/>
                 <w:rtl w:val="true"/>
                 <w:lang w:val="en-US" w:eastAsia="en-US" w:bidi="fa-IR"/>
               </w:rPr>
@@ -14040,7 +12871,7 @@
         </w:trPr>
         <w:tc>
           <w:tcPr>
-            <w:tcW w:w="2530" w:type="dxa"/>
+            <w:tcW w:w="2529" w:type="dxa"/>
             <w:tcBorders>
               <w:top w:val="single" w:sz="8" w:space="0" w:color="000000"/>
               <w:start w:val="single" w:sz="4" w:space="0" w:color="808080"/>
@@ -14067,8 +12898,12 @@
                 <w:b/>
                 <w:b/>
                 <w:bCs/>
+                <w:i w:val="false"/>
+                <w:iCs w:val="false"/>
                 <w:color w:themeColor="text2" w:themeTint="bf" w:val="215E99"/>
                 <w:kern w:val="2"/>
+                <w:sz w:val="24"/>
+                <w:szCs w:val="24"/>
                 <w:rtl w:val="true"/>
                 <w:lang w:val="en-US" w:eastAsia="en-US" w:bidi="fa-IR"/>
               </w:rPr>
@@ -14078,7 +12913,7 @@
         </w:tc>
         <w:tc>
           <w:tcPr>
-            <w:tcW w:w="339" w:type="dxa"/>
+            <w:tcW w:w="340" w:type="dxa"/>
             <w:tcBorders>
               <w:top w:val="single" w:sz="8" w:space="0" w:color="000000"/>
               <w:start w:val="single" w:sz="4" w:space="0" w:color="808080"/>
@@ -14105,8 +12940,10 @@
                 <w:rFonts w:eastAsia="Aptos" w:hint="cs"/>
                 <w:b/>
                 <w:bCs/>
+                <w:iCs w:val="false"/>
                 <w:color w:themeColor="text2" w:themeTint="bf" w:val="215E99"/>
                 <w:kern w:val="2"/>
+                <w:szCs w:val="24"/>
                 <w:lang w:val="en-US" w:eastAsia="en-US" w:bidi="fa-IR"/>
               </w:rPr>
               <w:t>1</w:t>
@@ -14115,7 +12952,7 @@
         </w:tc>
         <w:tc>
           <w:tcPr>
-            <w:tcW w:w="330" w:type="dxa"/>
+            <w:tcW w:w="329" w:type="dxa"/>
             <w:tcBorders>
               <w:top w:val="single" w:sz="8" w:space="0" w:color="000000"/>
               <w:start w:val="single" w:sz="4" w:space="0" w:color="808080"/>
@@ -14142,8 +12979,10 @@
                 <w:rFonts w:eastAsia="Aptos" w:hint="cs"/>
                 <w:b/>
                 <w:bCs/>
+                <w:iCs w:val="false"/>
                 <w:color w:themeColor="text2" w:themeTint="bf" w:val="215E99"/>
                 <w:kern w:val="2"/>
+                <w:szCs w:val="24"/>
                 <w:lang w:val="en-US" w:eastAsia="en-US" w:bidi="fa-IR"/>
               </w:rPr>
               <w:t>2</w:t>
@@ -14152,7 +12991,7 @@
         </w:tc>
         <w:tc>
           <w:tcPr>
-            <w:tcW w:w="341" w:type="dxa"/>
+            <w:tcW w:w="342" w:type="dxa"/>
             <w:tcBorders>
               <w:top w:val="single" w:sz="8" w:space="0" w:color="000000"/>
               <w:start w:val="single" w:sz="4" w:space="0" w:color="808080"/>
@@ -14179,8 +13018,10 @@
                 <w:rFonts w:eastAsia="Aptos" w:hint="cs"/>
                 <w:b/>
                 <w:bCs/>
+                <w:iCs w:val="false"/>
                 <w:color w:themeColor="text2" w:themeTint="bf" w:val="215E99"/>
                 <w:kern w:val="2"/>
+                <w:szCs w:val="24"/>
                 <w:lang w:val="en-US" w:eastAsia="en-US" w:bidi="fa-IR"/>
               </w:rPr>
               <w:t>3</w:t>
@@ -14216,8 +13057,10 @@
                 <w:rFonts w:eastAsia="Aptos" w:hint="cs"/>
                 <w:b/>
                 <w:bCs/>
+                <w:iCs w:val="false"/>
                 <w:color w:themeColor="text2" w:themeTint="bf" w:val="215E99"/>
                 <w:kern w:val="2"/>
+                <w:szCs w:val="24"/>
                 <w:lang w:val="en-US" w:eastAsia="en-US" w:bidi="fa-IR"/>
               </w:rPr>
               <w:t>4</w:t>
@@ -14226,7 +13069,7 @@
         </w:tc>
         <w:tc>
           <w:tcPr>
-            <w:tcW w:w="330" w:type="dxa"/>
+            <w:tcW w:w="329" w:type="dxa"/>
             <w:tcBorders>
               <w:top w:val="single" w:sz="8" w:space="0" w:color="000000"/>
               <w:start w:val="single" w:sz="4" w:space="0" w:color="808080"/>
@@ -14253,8 +13096,10 @@
                 <w:rFonts w:eastAsia="Aptos" w:hint="cs"/>
                 <w:b/>
                 <w:bCs/>
+                <w:iCs w:val="false"/>
                 <w:color w:themeColor="text2" w:themeTint="bf" w:val="215E99"/>
                 <w:kern w:val="2"/>
+                <w:szCs w:val="24"/>
                 <w:lang w:val="en-US" w:eastAsia="en-US" w:bidi="fa-IR"/>
               </w:rPr>
               <w:t>5</w:t>
@@ -14263,7 +13108,7 @@
         </w:tc>
         <w:tc>
           <w:tcPr>
-            <w:tcW w:w="341" w:type="dxa"/>
+            <w:tcW w:w="342" w:type="dxa"/>
             <w:tcBorders>
               <w:top w:val="single" w:sz="8" w:space="0" w:color="000000"/>
               <w:start w:val="single" w:sz="4" w:space="0" w:color="808080"/>
@@ -14290,8 +13135,10 @@
                 <w:rFonts w:eastAsia="Aptos" w:hint="cs"/>
                 <w:b/>
                 <w:bCs/>
+                <w:iCs w:val="false"/>
                 <w:color w:themeColor="text2" w:themeTint="bf" w:val="215E99"/>
                 <w:kern w:val="2"/>
+                <w:szCs w:val="24"/>
                 <w:lang w:val="en-US" w:eastAsia="en-US" w:bidi="fa-IR"/>
               </w:rPr>
               <w:t>6</w:t>
@@ -14300,7 +13147,7 @@
         </w:tc>
         <w:tc>
           <w:tcPr>
-            <w:tcW w:w="330" w:type="dxa"/>
+            <w:tcW w:w="329" w:type="dxa"/>
             <w:tcBorders>
               <w:top w:val="single" w:sz="8" w:space="0" w:color="000000"/>
               <w:start w:val="single" w:sz="4" w:space="0" w:color="808080"/>
@@ -14327,8 +13174,10 @@
                 <w:rFonts w:eastAsia="Aptos" w:hint="cs"/>
                 <w:b/>
                 <w:bCs/>
+                <w:iCs w:val="false"/>
                 <w:color w:themeColor="text2" w:themeTint="bf" w:val="215E99"/>
                 <w:kern w:val="2"/>
+                <w:szCs w:val="24"/>
                 <w:lang w:val="en-US" w:eastAsia="en-US" w:bidi="fa-IR"/>
               </w:rPr>
               <w:t>7</w:t>
@@ -14337,7 +13186,7 @@
         </w:tc>
         <w:tc>
           <w:tcPr>
-            <w:tcW w:w="341" w:type="dxa"/>
+            <w:tcW w:w="342" w:type="dxa"/>
             <w:tcBorders>
               <w:top w:val="single" w:sz="8" w:space="0" w:color="000000"/>
               <w:start w:val="single" w:sz="4" w:space="0" w:color="808080"/>
@@ -14364,8 +13213,10 @@
                 <w:rFonts w:eastAsia="Aptos" w:hint="cs"/>
                 <w:b/>
                 <w:bCs/>
+                <w:iCs w:val="false"/>
                 <w:color w:themeColor="text2" w:themeTint="bf" w:val="215E99"/>
                 <w:kern w:val="2"/>
+                <w:szCs w:val="24"/>
                 <w:lang w:val="en-US" w:eastAsia="en-US" w:bidi="fa-IR"/>
               </w:rPr>
               <w:t>8</w:t>
@@ -14401,8 +13252,10 @@
                 <w:rFonts w:eastAsia="Aptos" w:hint="cs"/>
                 <w:b/>
                 <w:bCs/>
+                <w:iCs w:val="false"/>
                 <w:color w:themeColor="text2" w:themeTint="bf" w:val="215E99"/>
                 <w:kern w:val="2"/>
+                <w:szCs w:val="24"/>
                 <w:lang w:val="en-US" w:eastAsia="en-US" w:bidi="fa-IR"/>
               </w:rPr>
               <w:t>9</w:t>
@@ -14438,8 +13291,10 @@
                 <w:rFonts w:eastAsia="Aptos" w:hint="cs"/>
                 <w:b/>
                 <w:bCs/>
+                <w:iCs w:val="false"/>
                 <w:color w:themeColor="text2" w:themeTint="bf" w:val="215E99"/>
                 <w:kern w:val="2"/>
+                <w:szCs w:val="24"/>
                 <w:lang w:val="en-US" w:eastAsia="en-US" w:bidi="fa-IR"/>
               </w:rPr>
               <w:t>10</w:t>
@@ -14475,8 +13330,10 @@
                 <w:rFonts w:eastAsia="Aptos" w:hint="cs"/>
                 <w:b/>
                 <w:bCs/>
+                <w:iCs w:val="false"/>
                 <w:color w:themeColor="text2" w:themeTint="bf" w:val="215E99"/>
                 <w:kern w:val="2"/>
+                <w:szCs w:val="24"/>
                 <w:lang w:val="en-US" w:eastAsia="en-US" w:bidi="fa-IR"/>
               </w:rPr>
               <w:t>11</w:t>
@@ -14512,8 +13369,10 @@
                 <w:rFonts w:eastAsia="Aptos" w:hint="cs"/>
                 <w:b/>
                 <w:bCs/>
+                <w:iCs w:val="false"/>
                 <w:color w:themeColor="text2" w:themeTint="bf" w:val="215E99"/>
                 <w:kern w:val="2"/>
+                <w:szCs w:val="24"/>
                 <w:lang w:val="en-US" w:eastAsia="en-US" w:bidi="fa-IR"/>
               </w:rPr>
               <w:t>12</w:t>
@@ -14549,8 +13408,10 @@
                 <w:rFonts w:eastAsia="Aptos" w:hint="cs"/>
                 <w:b/>
                 <w:bCs/>
+                <w:iCs w:val="false"/>
                 <w:color w:themeColor="text2" w:themeTint="bf" w:val="215E99"/>
                 <w:kern w:val="2"/>
+                <w:szCs w:val="24"/>
                 <w:lang w:val="en-US" w:eastAsia="en-US" w:bidi="fa-IR"/>
               </w:rPr>
               <w:t>13</w:t>
@@ -14586,8 +13447,10 @@
                 <w:rFonts w:eastAsia="Aptos" w:hint="cs"/>
                 <w:b/>
                 <w:bCs/>
+                <w:iCs w:val="false"/>
                 <w:color w:themeColor="text2" w:themeTint="bf" w:val="215E99"/>
                 <w:kern w:val="2"/>
+                <w:szCs w:val="24"/>
                 <w:lang w:val="en-US" w:eastAsia="en-US" w:bidi="fa-IR"/>
               </w:rPr>
               <w:t>14</w:t>
@@ -14623,8 +13486,10 @@
                 <w:rFonts w:eastAsia="Aptos" w:hint="cs"/>
                 <w:b/>
                 <w:bCs/>
+                <w:iCs w:val="false"/>
                 <w:color w:themeColor="text2" w:themeTint="bf" w:val="215E99"/>
                 <w:kern w:val="2"/>
+                <w:szCs w:val="24"/>
                 <w:lang w:val="en-US" w:eastAsia="en-US" w:bidi="fa-IR"/>
               </w:rPr>
               <w:t>15</w:t>
@@ -14660,8 +13525,10 @@
                 <w:rFonts w:eastAsia="Aptos" w:hint="cs"/>
                 <w:b/>
                 <w:bCs/>
+                <w:iCs w:val="false"/>
                 <w:color w:themeColor="text2" w:themeTint="bf" w:val="215E99"/>
                 <w:kern w:val="2"/>
+                <w:szCs w:val="24"/>
                 <w:lang w:val="en-US" w:eastAsia="en-US" w:bidi="fa-IR"/>
               </w:rPr>
               <w:t>16</w:t>
@@ -14697,8 +13564,10 @@
                 <w:rFonts w:eastAsia="Aptos" w:hint="cs"/>
                 <w:b/>
                 <w:bCs/>
+                <w:iCs w:val="false"/>
                 <w:color w:themeColor="text2" w:themeTint="bf" w:val="215E99"/>
                 <w:kern w:val="2"/>
+                <w:szCs w:val="24"/>
                 <w:lang w:val="en-US" w:eastAsia="en-US" w:bidi="fa-IR"/>
               </w:rPr>
               <w:t>17</w:t>
@@ -14734,8 +13603,10 @@
                 <w:rFonts w:eastAsia="Aptos" w:hint="cs"/>
                 <w:b/>
                 <w:bCs/>
+                <w:iCs w:val="false"/>
                 <w:color w:themeColor="text2" w:themeTint="bf" w:val="215E99"/>
                 <w:kern w:val="2"/>
+                <w:szCs w:val="24"/>
                 <w:lang w:val="en-US" w:eastAsia="en-US" w:bidi="fa-IR"/>
               </w:rPr>
               <w:t>18</w:t>
@@ -14747,7 +13618,7 @@
         <w:trPr/>
         <w:tc>
           <w:tcPr>
-            <w:tcW w:w="2530" w:type="dxa"/>
+            <w:tcW w:w="2529" w:type="dxa"/>
             <w:tcBorders>
               <w:top w:val="single" w:sz="8" w:space="0" w:color="000000"/>
               <w:start w:val="single" w:sz="4" w:space="0" w:color="808080"/>
@@ -14768,16 +13639,46 @@
             <w:r>
               <w:rPr>
                 <w:rFonts w:eastAsia="Aptos" w:hint="cs"/>
+                <w:bCs w:val="false"/>
+                <w:iCs w:val="false"/>
                 <w:kern w:val="2"/>
+                <w:szCs w:val="24"/>
                 <w:lang w:val="en-US" w:eastAsia="en-US" w:bidi="fa-IR"/>
               </w:rPr>
               <w:t>1</w:t>
+            </w:r>
+            <w:r>
+              <w:rPr>
+                <w:rFonts w:eastAsia="Aptos" w:hint="cs"/>
+                <w:bCs w:val="false"/>
+                <w:iCs w:val="false"/>
+                <w:kern w:val="2"/>
+                <w:szCs w:val="24"/>
+                <w:rtl w:val="true"/>
+                <w:lang w:val="en-US" w:eastAsia="en-US" w:bidi="fa-IR"/>
+              </w:rPr>
+              <w:t xml:space="preserve">. </w:t>
+            </w:r>
+            <w:r>
+              <w:rPr>
+                <w:rFonts w:eastAsia="Aptos" w:hint="cs"/>
+                <w:b w:val="false"/>
+                <w:bCs w:val="false"/>
+                <w:i w:val="false"/>
+                <w:iCs w:val="false"/>
+                <w:kern w:val="2"/>
+                <w:sz w:val="24"/>
+                <w:szCs w:val="24"/>
+                <w:rtl w:val="true"/>
+                <w:lang w:val="en-US" w:eastAsia="en-US" w:bidi="fa-IR"/>
+              </w:rPr>
+              <w:t>مطالعه و بررسی طراح های موجود و تحلیل حملات و راهکار‌های آن</w:t>
             </w:r>
           </w:p>
         </w:tc>
         <w:tc>
           <w:tcPr>
-            <w:tcW w:w="339" w:type="dxa"/>
+            <w:tcW w:w="340" w:type="dxa"/>
             <w:tcBorders>
               <w:top w:val="single" w:sz="8" w:space="0" w:color="000000"/>
               <w:start w:val="single" w:sz="4" w:space="0" w:color="808080"/>
@@ -14792,20 +13693,30 @@
               <w:suppressAutoHyphens w:val="true"/>
               <w:spacing w:before="0" w:after="0"/>
               <w:rPr>
+                <w:b w:val="false"/>
+                <w:bCs w:val="false"/>
+                <w:i w:val="false"/>
+                <w:iCs w:val="false"/>
+                <w:sz w:val="24"/>
+                <w:szCs w:val="24"/>
                 <w:lang w:bidi="fa-IR"/>
               </w:rPr>
             </w:pPr>
             <w:r>
               <w:rPr>
+                <w:bCs w:val="false"/>
+                <w:iCs w:val="false"/>
+                <w:szCs w:val="24"/>
                 <w:rtl w:val="true"/>
                 <w:lang w:bidi="fa-IR"/>
               </w:rPr>
+              <w:t>.</w:t>
             </w:r>
           </w:p>
         </w:tc>
         <w:tc>
           <w:tcPr>
-            <w:tcW w:w="330" w:type="dxa"/>
+            <w:tcW w:w="329" w:type="dxa"/>
             <w:tcBorders>
               <w:top w:val="single" w:sz="8" w:space="0" w:color="000000"/>
               <w:start w:val="single" w:sz="4" w:space="0" w:color="808080"/>
@@ -14820,20 +13731,30 @@
               <w:suppressAutoHyphens w:val="true"/>
               <w:spacing w:before="0" w:after="0"/>
               <w:rPr>
+                <w:b w:val="false"/>
+                <w:bCs w:val="false"/>
+                <w:i w:val="false"/>
+                <w:iCs w:val="false"/>
+                <w:sz w:val="24"/>
+                <w:szCs w:val="24"/>
                 <w:lang w:bidi="fa-IR"/>
               </w:rPr>
             </w:pPr>
             <w:r>
               <w:rPr>
+                <w:bCs w:val="false"/>
+                <w:iCs w:val="false"/>
+                <w:szCs w:val="24"/>
                 <w:rtl w:val="true"/>
                 <w:lang w:bidi="fa-IR"/>
               </w:rPr>
+              <w:t>.</w:t>
             </w:r>
           </w:p>
         </w:tc>
         <w:tc>
           <w:tcPr>
-            <w:tcW w:w="341" w:type="dxa"/>
+            <w:tcW w:w="342" w:type="dxa"/>
             <w:tcBorders>
               <w:top w:val="single" w:sz="8" w:space="0" w:color="000000"/>
               <w:start w:val="single" w:sz="4" w:space="0" w:color="808080"/>
@@ -14848,14 +13769,24 @@
               <w:suppressAutoHyphens w:val="true"/>
               <w:spacing w:before="0" w:after="0"/>
               <w:rPr>
+                <w:b w:val="false"/>
+                <w:bCs w:val="false"/>
+                <w:i w:val="false"/>
+                <w:iCs w:val="false"/>
+                <w:sz w:val="24"/>
+                <w:szCs w:val="24"/>
                 <w:lang w:bidi="fa-IR"/>
               </w:rPr>
             </w:pPr>
             <w:r>
               <w:rPr>
+                <w:bCs w:val="false"/>
+                <w:iCs w:val="false"/>
+                <w:szCs w:val="24"/>
                 <w:rtl w:val="true"/>
                 <w:lang w:bidi="fa-IR"/>
               </w:rPr>
+              <w:t>.</w:t>
             </w:r>
           </w:p>
         </w:tc>
@@ -14881,6 +13812,9 @@
             </w:pPr>
             <w:r>
               <w:rPr>
+                <w:bCs w:val="false"/>
+                <w:iCs w:val="false"/>
+                <w:szCs w:val="24"/>
                 <w:rtl w:val="true"/>
                 <w:lang w:bidi="fa-IR"/>
               </w:rPr>
@@ -14889,7 +13823,7 @@
         </w:tc>
         <w:tc>
           <w:tcPr>
-            <w:tcW w:w="330" w:type="dxa"/>
+            <w:tcW w:w="329" w:type="dxa"/>
             <w:tcBorders>
               <w:top w:val="single" w:sz="8" w:space="0" w:color="000000"/>
               <w:start w:val="single" w:sz="4" w:space="0" w:color="808080"/>
@@ -14909,6 +13843,9 @@
             </w:pPr>
             <w:r>
               <w:rPr>
+                <w:bCs w:val="false"/>
+                <w:iCs w:val="false"/>
+                <w:szCs w:val="24"/>
                 <w:rtl w:val="true"/>
                 <w:lang w:bidi="fa-IR"/>
               </w:rPr>
@@ -14917,7 +13854,7 @@
         </w:tc>
         <w:tc>
           <w:tcPr>
-            <w:tcW w:w="341" w:type="dxa"/>
+            <w:tcW w:w="342" w:type="dxa"/>
             <w:tcBorders>
               <w:top w:val="single" w:sz="8" w:space="0" w:color="000000"/>
               <w:start w:val="single" w:sz="4" w:space="0" w:color="808080"/>
@@ -14937,6 +13874,9 @@
             </w:pPr>
             <w:r>
               <w:rPr>
+                <w:bCs w:val="false"/>
+                <w:iCs w:val="false"/>
+                <w:szCs w:val="24"/>
                 <w:rtl w:val="true"/>
                 <w:lang w:bidi="fa-IR"/>
               </w:rPr>
@@ -14945,7 +13885,7 @@
         </w:tc>
         <w:tc>
           <w:tcPr>
-            <w:tcW w:w="330" w:type="dxa"/>
+            <w:tcW w:w="329" w:type="dxa"/>
             <w:tcBorders>
               <w:top w:val="single" w:sz="8" w:space="0" w:color="000000"/>
               <w:start w:val="single" w:sz="4" w:space="0" w:color="808080"/>
@@ -14965,6 +13905,9 @@
             </w:pPr>
             <w:r>
               <w:rPr>
+                <w:bCs w:val="false"/>
+                <w:iCs w:val="false"/>
+                <w:szCs w:val="24"/>
                 <w:rtl w:val="true"/>
                 <w:lang w:bidi="fa-IR"/>
               </w:rPr>
@@ -14973,7 +13916,7 @@
         </w:tc>
         <w:tc>
           <w:tcPr>
-            <w:tcW w:w="341" w:type="dxa"/>
+            <w:tcW w:w="342" w:type="dxa"/>
             <w:tcBorders>
               <w:top w:val="single" w:sz="8" w:space="0" w:color="000000"/>
               <w:start w:val="single" w:sz="4" w:space="0" w:color="808080"/>
@@ -14993,6 +13936,9 @@
             </w:pPr>
             <w:r>
               <w:rPr>
+                <w:bCs w:val="false"/>
+                <w:iCs w:val="false"/>
+                <w:szCs w:val="24"/>
                 <w:rtl w:val="true"/>
                 <w:lang w:bidi="fa-IR"/>
               </w:rPr>
@@ -15021,6 +13967,9 @@
             </w:pPr>
             <w:r>
               <w:rPr>
+                <w:bCs w:val="false"/>
+                <w:iCs w:val="false"/>
+                <w:szCs w:val="24"/>
                 <w:rtl w:val="true"/>
                 <w:lang w:bidi="fa-IR"/>
               </w:rPr>
@@ -15049,6 +13998,9 @@
             </w:pPr>
             <w:r>
               <w:rPr>
+                <w:bCs w:val="false"/>
+                <w:iCs w:val="false"/>
+                <w:szCs w:val="24"/>
                 <w:rtl w:val="true"/>
                 <w:lang w:bidi="fa-IR"/>
               </w:rPr>
@@ -15077,6 +14029,9 @@
             </w:pPr>
             <w:r>
               <w:rPr>
+                <w:bCs w:val="false"/>
+                <w:iCs w:val="false"/>
+                <w:szCs w:val="24"/>
                 <w:rtl w:val="true"/>
                 <w:lang w:bidi="fa-IR"/>
               </w:rPr>
@@ -15105,6 +14060,9 @@
             </w:pPr>
             <w:r>
               <w:rPr>
+                <w:bCs w:val="false"/>
+                <w:iCs w:val="false"/>
+                <w:szCs w:val="24"/>
                 <w:rtl w:val="true"/>
                 <w:lang w:bidi="fa-IR"/>
               </w:rPr>
@@ -15133,6 +14091,9 @@
             </w:pPr>
             <w:r>
               <w:rPr>
+                <w:bCs w:val="false"/>
+                <w:iCs w:val="false"/>
+                <w:szCs w:val="24"/>
                 <w:rtl w:val="true"/>
                 <w:lang w:bidi="fa-IR"/>
               </w:rPr>
@@ -15161,6 +14122,9 @@
             </w:pPr>
             <w:r>
               <w:rPr>
+                <w:bCs w:val="false"/>
+                <w:iCs w:val="false"/>
+                <w:szCs w:val="24"/>
                 <w:rtl w:val="true"/>
                 <w:lang w:bidi="fa-IR"/>
               </w:rPr>
@@ -15189,6 +14153,9 @@
             </w:pPr>
             <w:r>
               <w:rPr>
+                <w:bCs w:val="false"/>
+                <w:iCs w:val="false"/>
+                <w:szCs w:val="24"/>
                 <w:rtl w:val="true"/>
                 <w:lang w:bidi="fa-IR"/>
               </w:rPr>
@@ -15217,6 +14184,9 @@
             </w:pPr>
             <w:r>
               <w:rPr>
+                <w:bCs w:val="false"/>
+                <w:iCs w:val="false"/>
+                <w:szCs w:val="24"/>
                 <w:rtl w:val="true"/>
                 <w:lang w:bidi="fa-IR"/>
               </w:rPr>
@@ -15245,6 +14215,9 @@
             </w:pPr>
             <w:r>
               <w:rPr>
+                <w:bCs w:val="false"/>
+                <w:iCs w:val="false"/>
+                <w:szCs w:val="24"/>
                 <w:rtl w:val="true"/>
                 <w:lang w:bidi="fa-IR"/>
               </w:rPr>
@@ -15273,6 +14246,9 @@
             </w:pPr>
             <w:r>
               <w:rPr>
+                <w:bCs w:val="false"/>
+                <w:iCs w:val="false"/>
+                <w:szCs w:val="24"/>
                 <w:rtl w:val="true"/>
                 <w:lang w:bidi="fa-IR"/>
               </w:rPr>
@@ -15284,7 +14260,7 @@
         <w:trPr/>
         <w:tc>
           <w:tcPr>
-            <w:tcW w:w="2530" w:type="dxa"/>
+            <w:tcW w:w="2529" w:type="dxa"/>
             <w:tcBorders>
               <w:top w:val="single" w:sz="4" w:space="0" w:color="808080"/>
               <w:start w:val="single" w:sz="4" w:space="0" w:color="808080"/>
@@ -15305,16 +14281,46 @@
             <w:r>
               <w:rPr>
                 <w:rFonts w:eastAsia="Aptos" w:hint="cs"/>
+                <w:bCs w:val="false"/>
+                <w:iCs w:val="false"/>
                 <w:kern w:val="2"/>
+                <w:szCs w:val="24"/>
                 <w:lang w:val="en-US" w:eastAsia="en-US" w:bidi="fa-IR"/>
               </w:rPr>
               <w:t>2</w:t>
+            </w:r>
+            <w:r>
+              <w:rPr>
+                <w:rFonts w:eastAsia="Aptos" w:hint="cs"/>
+                <w:bCs w:val="false"/>
+                <w:iCs w:val="false"/>
+                <w:kern w:val="2"/>
+                <w:szCs w:val="24"/>
+                <w:rtl w:val="true"/>
+                <w:lang w:val="en-US" w:eastAsia="en-US" w:bidi="fa-IR"/>
+              </w:rPr>
+              <w:t xml:space="preserve">. </w:t>
+            </w:r>
+            <w:r>
+              <w:rPr>
+                <w:rFonts w:eastAsia="Aptos" w:hint="cs"/>
+                <w:b w:val="false"/>
+                <w:bCs w:val="false"/>
+                <w:i w:val="false"/>
+                <w:iCs w:val="false"/>
+                <w:kern w:val="2"/>
+                <w:sz w:val="24"/>
+                <w:szCs w:val="24"/>
+                <w:rtl w:val="true"/>
+                <w:lang w:val="en-US" w:eastAsia="en-US" w:bidi="fa-IR"/>
+              </w:rPr>
+              <w:t>پیاده سازی و طراحی طرح پیشنهادی و بررسی حملات</w:t>
             </w:r>
           </w:p>
         </w:tc>
         <w:tc>
           <w:tcPr>
-            <w:tcW w:w="339" w:type="dxa"/>
+            <w:tcW w:w="340" w:type="dxa"/>
             <w:tcBorders>
               <w:top w:val="single" w:sz="4" w:space="0" w:color="808080"/>
               <w:start w:val="single" w:sz="4" w:space="0" w:color="808080"/>
@@ -15334,6 +14340,9 @@
             </w:pPr>
             <w:r>
               <w:rPr>
+                <w:bCs w:val="false"/>
+                <w:iCs w:val="false"/>
+                <w:szCs w:val="24"/>
                 <w:rtl w:val="true"/>
                 <w:lang w:bidi="fa-IR"/>
               </w:rPr>
@@ -15342,7 +14351,7 @@
         </w:tc>
         <w:tc>
           <w:tcPr>
-            <w:tcW w:w="330" w:type="dxa"/>
+            <w:tcW w:w="329" w:type="dxa"/>
             <w:tcBorders>
               <w:top w:val="single" w:sz="4" w:space="0" w:color="808080"/>
               <w:start w:val="single" w:sz="4" w:space="0" w:color="808080"/>
@@ -15362,6 +14371,9 @@
             </w:pPr>
             <w:r>
               <w:rPr>
+                <w:bCs w:val="false"/>
+                <w:iCs w:val="false"/>
+                <w:szCs w:val="24"/>
                 <w:rtl w:val="true"/>
                 <w:lang w:bidi="fa-IR"/>
               </w:rPr>
@@ -15370,7 +14382,7 @@
         </w:tc>
         <w:tc>
           <w:tcPr>
-            <w:tcW w:w="341" w:type="dxa"/>
+            <w:tcW w:w="342" w:type="dxa"/>
             <w:tcBorders>
               <w:top w:val="single" w:sz="4" w:space="0" w:color="808080"/>
               <w:start w:val="single" w:sz="4" w:space="0" w:color="808080"/>
@@ -15390,6 +14402,9 @@
             </w:pPr>
             <w:r>
               <w:rPr>
+                <w:bCs w:val="false"/>
+                <w:iCs w:val="false"/>
+                <w:szCs w:val="24"/>
                 <w:rtl w:val="true"/>
                 <w:lang w:bidi="fa-IR"/>
               </w:rPr>
@@ -15418,15 +14433,19 @@
             </w:pPr>
             <w:r>
               <w:rPr>
+                <w:bCs w:val="false"/>
+                <w:iCs w:val="false"/>
+                <w:szCs w:val="24"/>
                 <w:rtl w:val="true"/>
                 <w:lang w:bidi="fa-IR"/>
               </w:rPr>
+              <w:t>.</w:t>
             </w:r>
           </w:p>
         </w:tc>
         <w:tc>
           <w:tcPr>
-            <w:tcW w:w="330" w:type="dxa"/>
+            <w:tcW w:w="329" w:type="dxa"/>
             <w:tcBorders>
               <w:top w:val="single" w:sz="4" w:space="0" w:color="808080"/>
               <w:start w:val="single" w:sz="4" w:space="0" w:color="808080"/>
@@ -15446,15 +14465,19 @@
             </w:pPr>
             <w:r>
               <w:rPr>
+                <w:bCs w:val="false"/>
+                <w:iCs w:val="false"/>
+                <w:szCs w:val="24"/>
                 <w:rtl w:val="true"/>
                 <w:lang w:bidi="fa-IR"/>
               </w:rPr>
+              <w:t>.</w:t>
             </w:r>
           </w:p>
         </w:tc>
         <w:tc>
           <w:tcPr>
-            <w:tcW w:w="341" w:type="dxa"/>
+            <w:tcW w:w="342" w:type="dxa"/>
             <w:tcBorders>
               <w:top w:val="single" w:sz="4" w:space="0" w:color="808080"/>
               <w:start w:val="single" w:sz="4" w:space="0" w:color="808080"/>
@@ -15474,15 +14497,19 @@
             </w:pPr>
             <w:r>
               <w:rPr>
+                <w:bCs w:val="false"/>
+                <w:iCs w:val="false"/>
+                <w:szCs w:val="24"/>
                 <w:rtl w:val="true"/>
                 <w:lang w:bidi="fa-IR"/>
               </w:rPr>
+              <w:t>.</w:t>
             </w:r>
           </w:p>
         </w:tc>
         <w:tc>
           <w:tcPr>
-            <w:tcW w:w="330" w:type="dxa"/>
+            <w:tcW w:w="329" w:type="dxa"/>
             <w:tcBorders>
               <w:top w:val="single" w:sz="4" w:space="0" w:color="808080"/>
               <w:start w:val="single" w:sz="4" w:space="0" w:color="808080"/>
@@ -15502,6 +14529,9 @@
             </w:pPr>
             <w:r>
               <w:rPr>
+                <w:bCs w:val="false"/>
+                <w:iCs w:val="false"/>
+                <w:szCs w:val="24"/>
                 <w:rtl w:val="true"/>
                 <w:lang w:bidi="fa-IR"/>
               </w:rPr>
@@ -15510,7 +14540,7 @@
         </w:tc>
         <w:tc>
           <w:tcPr>
-            <w:tcW w:w="341" w:type="dxa"/>
+            <w:tcW w:w="342" w:type="dxa"/>
             <w:tcBorders>
               <w:top w:val="single" w:sz="4" w:space="0" w:color="808080"/>
               <w:start w:val="single" w:sz="4" w:space="0" w:color="808080"/>
@@ -15530,6 +14560,9 @@
             </w:pPr>
             <w:r>
               <w:rPr>
+                <w:bCs w:val="false"/>
+                <w:iCs w:val="false"/>
+                <w:szCs w:val="24"/>
                 <w:rtl w:val="true"/>
                 <w:lang w:bidi="fa-IR"/>
               </w:rPr>
@@ -15558,6 +14591,9 @@
             </w:pPr>
             <w:r>
               <w:rPr>
+                <w:bCs w:val="false"/>
+                <w:iCs w:val="false"/>
+                <w:szCs w:val="24"/>
                 <w:rtl w:val="true"/>
                 <w:lang w:bidi="fa-IR"/>
               </w:rPr>
@@ -15586,6 +14622,9 @@
             </w:pPr>
             <w:r>
               <w:rPr>
+                <w:bCs w:val="false"/>
+                <w:iCs w:val="false"/>
+                <w:szCs w:val="24"/>
                 <w:rtl w:val="true"/>
                 <w:lang w:bidi="fa-IR"/>
               </w:rPr>
@@ -15614,6 +14653,9 @@
             </w:pPr>
             <w:r>
               <w:rPr>
+                <w:bCs w:val="false"/>
+                <w:iCs w:val="false"/>
+                <w:szCs w:val="24"/>
                 <w:rtl w:val="true"/>
                 <w:lang w:bidi="fa-IR"/>
               </w:rPr>
@@ -15642,6 +14684,9 @@
             </w:pPr>
             <w:r>
               <w:rPr>
+                <w:bCs w:val="false"/>
+                <w:iCs w:val="false"/>
+                <w:szCs w:val="24"/>
                 <w:rtl w:val="true"/>
                 <w:lang w:bidi="fa-IR"/>
               </w:rPr>
@@ -15670,6 +14715,9 @@
             </w:pPr>
             <w:r>
               <w:rPr>
+                <w:bCs w:val="false"/>
+                <w:iCs w:val="false"/>
+                <w:szCs w:val="24"/>
                 <w:rtl w:val="true"/>
                 <w:lang w:bidi="fa-IR"/>
               </w:rPr>
@@ -15698,6 +14746,9 @@
             </w:pPr>
             <w:r>
               <w:rPr>
+                <w:bCs w:val="false"/>
+                <w:iCs w:val="false"/>
+                <w:szCs w:val="24"/>
                 <w:rtl w:val="true"/>
                 <w:lang w:bidi="fa-IR"/>
               </w:rPr>
@@ -15726,6 +14777,9 @@
             </w:pPr>
             <w:r>
               <w:rPr>
+                <w:bCs w:val="false"/>
+                <w:iCs w:val="false"/>
+                <w:szCs w:val="24"/>
                 <w:rtl w:val="true"/>
                 <w:lang w:bidi="fa-IR"/>
               </w:rPr>
@@ -15754,6 +14808,9 @@
             </w:pPr>
             <w:r>
               <w:rPr>
+                <w:bCs w:val="false"/>
+                <w:iCs w:val="false"/>
+                <w:szCs w:val="24"/>
                 <w:rtl w:val="true"/>
                 <w:lang w:bidi="fa-IR"/>
               </w:rPr>
@@ -15782,6 +14839,9 @@
             </w:pPr>
             <w:r>
               <w:rPr>
+                <w:bCs w:val="false"/>
+                <w:iCs w:val="false"/>
+                <w:szCs w:val="24"/>
                 <w:rtl w:val="true"/>
                 <w:lang w:bidi="fa-IR"/>
               </w:rPr>
@@ -15810,6 +14870,9 @@
             </w:pPr>
             <w:r>
               <w:rPr>
+                <w:bCs w:val="false"/>
+                <w:iCs w:val="false"/>
+                <w:szCs w:val="24"/>
                 <w:rtl w:val="true"/>
                 <w:lang w:bidi="fa-IR"/>
               </w:rPr>
@@ -15821,7 +14884,7 @@
         <w:trPr/>
         <w:tc>
           <w:tcPr>
-            <w:tcW w:w="2530" w:type="dxa"/>
+            <w:tcW w:w="2529" w:type="dxa"/>
             <w:tcBorders>
               <w:top w:val="single" w:sz="4" w:space="0" w:color="808080"/>
               <w:start w:val="single" w:sz="4" w:space="0" w:color="808080"/>
@@ -15842,16 +14905,46 @@
             <w:r>
               <w:rPr>
                 <w:rFonts w:eastAsia="Aptos" w:hint="cs"/>
+                <w:bCs w:val="false"/>
+                <w:iCs w:val="false"/>
                 <w:kern w:val="2"/>
+                <w:szCs w:val="24"/>
                 <w:lang w:val="en-US" w:eastAsia="en-US" w:bidi="fa-IR"/>
               </w:rPr>
               <w:t>3</w:t>
+            </w:r>
+            <w:r>
+              <w:rPr>
+                <w:rFonts w:eastAsia="Aptos" w:hint="cs"/>
+                <w:bCs w:val="false"/>
+                <w:iCs w:val="false"/>
+                <w:kern w:val="2"/>
+                <w:szCs w:val="24"/>
+                <w:rtl w:val="true"/>
+                <w:lang w:val="en-US" w:eastAsia="en-US" w:bidi="fa-IR"/>
+              </w:rPr>
+              <w:t xml:space="preserve">. </w:t>
+            </w:r>
+            <w:r>
+              <w:rPr>
+                <w:rFonts w:eastAsia="Aptos" w:hint="cs"/>
+                <w:b w:val="false"/>
+                <w:bCs w:val="false"/>
+                <w:i w:val="false"/>
+                <w:iCs w:val="false"/>
+                <w:kern w:val="2"/>
+                <w:sz w:val="24"/>
+                <w:szCs w:val="24"/>
+                <w:rtl w:val="true"/>
+                <w:lang w:val="en-US" w:eastAsia="en-US" w:bidi="fa-IR"/>
+              </w:rPr>
+              <w:t>شبیه‌سازی‌ها و ارزیابی طرح پیشنهادی</w:t>
             </w:r>
           </w:p>
         </w:tc>
         <w:tc>
           <w:tcPr>
-            <w:tcW w:w="339" w:type="dxa"/>
+            <w:tcW w:w="340" w:type="dxa"/>
             <w:tcBorders>
               <w:top w:val="single" w:sz="4" w:space="0" w:color="808080"/>
               <w:start w:val="single" w:sz="4" w:space="0" w:color="808080"/>
@@ -15871,6 +14964,9 @@
             </w:pPr>
             <w:r>
               <w:rPr>
+                <w:bCs w:val="false"/>
+                <w:iCs w:val="false"/>
+                <w:szCs w:val="24"/>
                 <w:rtl w:val="true"/>
                 <w:lang w:bidi="fa-IR"/>
               </w:rPr>
@@ -15879,7 +14975,7 @@
         </w:tc>
         <w:tc>
           <w:tcPr>
-            <w:tcW w:w="330" w:type="dxa"/>
+            <w:tcW w:w="329" w:type="dxa"/>
             <w:tcBorders>
               <w:top w:val="single" w:sz="4" w:space="0" w:color="808080"/>
               <w:start w:val="single" w:sz="4" w:space="0" w:color="808080"/>
@@ -15899,6 +14995,9 @@
             </w:pPr>
             <w:r>
               <w:rPr>
+                <w:bCs w:val="false"/>
+                <w:iCs w:val="false"/>
+                <w:szCs w:val="24"/>
                 <w:rtl w:val="true"/>
                 <w:lang w:bidi="fa-IR"/>
               </w:rPr>
@@ -15907,7 +15006,7 @@
         </w:tc>
         <w:tc>
           <w:tcPr>
-            <w:tcW w:w="341" w:type="dxa"/>
+            <w:tcW w:w="342" w:type="dxa"/>
             <w:tcBorders>
               <w:top w:val="single" w:sz="4" w:space="0" w:color="808080"/>
               <w:start w:val="single" w:sz="4" w:space="0" w:color="808080"/>
@@ -15927,6 +15026,9 @@
             </w:pPr>
             <w:r>
               <w:rPr>
+                <w:bCs w:val="false"/>
+                <w:iCs w:val="false"/>
+                <w:szCs w:val="24"/>
                 <w:rtl w:val="true"/>
                 <w:lang w:bidi="fa-IR"/>
               </w:rPr>
@@ -15955,6 +15057,9 @@
             </w:pPr>
             <w:r>
               <w:rPr>
+                <w:bCs w:val="false"/>
+                <w:iCs w:val="false"/>
+                <w:szCs w:val="24"/>
                 <w:rtl w:val="true"/>
                 <w:lang w:bidi="fa-IR"/>
               </w:rPr>
@@ -15963,7 +15068,7 @@
         </w:tc>
         <w:tc>
           <w:tcPr>
-            <w:tcW w:w="330" w:type="dxa"/>
+            <w:tcW w:w="329" w:type="dxa"/>
             <w:tcBorders>
               <w:top w:val="single" w:sz="4" w:space="0" w:color="808080"/>
               <w:start w:val="single" w:sz="4" w:space="0" w:color="808080"/>
@@ -15983,15 +15088,19 @@
             </w:pPr>
             <w:r>
               <w:rPr>
+                <w:bCs w:val="false"/>
+                <w:iCs w:val="false"/>
+                <w:szCs w:val="24"/>
                 <w:rtl w:val="true"/>
                 <w:lang w:bidi="fa-IR"/>
               </w:rPr>
+              <w:t>.</w:t>
             </w:r>
           </w:p>
         </w:tc>
         <w:tc>
           <w:tcPr>
-            <w:tcW w:w="341" w:type="dxa"/>
+            <w:tcW w:w="342" w:type="dxa"/>
             <w:tcBorders>
               <w:top w:val="single" w:sz="4" w:space="0" w:color="808080"/>
               <w:start w:val="single" w:sz="4" w:space="0" w:color="808080"/>
@@ -16011,15 +15120,19 @@
             </w:pPr>
             <w:r>
               <w:rPr>
+                <w:bCs w:val="false"/>
+                <w:iCs w:val="false"/>
+                <w:szCs w:val="24"/>
                 <w:rtl w:val="true"/>
                 <w:lang w:bidi="fa-IR"/>
               </w:rPr>
+              <w:t>.</w:t>
             </w:r>
           </w:p>
         </w:tc>
         <w:tc>
           <w:tcPr>
-            <w:tcW w:w="330" w:type="dxa"/>
+            <w:tcW w:w="329" w:type="dxa"/>
             <w:tcBorders>
               <w:top w:val="single" w:sz="4" w:space="0" w:color="808080"/>
               <w:start w:val="single" w:sz="4" w:space="0" w:color="808080"/>
@@ -16039,15 +15152,19 @@
             </w:pPr>
             <w:r>
               <w:rPr>
+                <w:bCs w:val="false"/>
+                <w:iCs w:val="false"/>
+                <w:szCs w:val="24"/>
                 <w:rtl w:val="true"/>
                 <w:lang w:bidi="fa-IR"/>
               </w:rPr>
+              <w:t>.</w:t>
             </w:r>
           </w:p>
         </w:tc>
         <w:tc>
           <w:tcPr>
-            <w:tcW w:w="341" w:type="dxa"/>
+            <w:tcW w:w="342" w:type="dxa"/>
             <w:tcBorders>
               <w:top w:val="single" w:sz="4" w:space="0" w:color="808080"/>
               <w:start w:val="single" w:sz="4" w:space="0" w:color="808080"/>
@@ -16067,9 +15184,13 @@
             </w:pPr>
             <w:r>
               <w:rPr>
+                <w:bCs w:val="false"/>
+                <w:iCs w:val="false"/>
+                <w:szCs w:val="24"/>
                 <w:rtl w:val="true"/>
                 <w:lang w:bidi="fa-IR"/>
               </w:rPr>
+              <w:t>.</w:t>
             </w:r>
           </w:p>
         </w:tc>
@@ -16095,9 +15216,13 @@
             </w:pPr>
             <w:r>
               <w:rPr>
+                <w:bCs w:val="false"/>
+                <w:iCs w:val="false"/>
+                <w:szCs w:val="24"/>
                 <w:rtl w:val="true"/>
                 <w:lang w:bidi="fa-IR"/>
               </w:rPr>
+              <w:t>.</w:t>
             </w:r>
           </w:p>
         </w:tc>
@@ -16123,6 +15248,9 @@
             </w:pPr>
             <w:r>
               <w:rPr>
+                <w:bCs w:val="false"/>
+                <w:iCs w:val="false"/>
+                <w:szCs w:val="24"/>
                 <w:rtl w:val="true"/>
                 <w:lang w:bidi="fa-IR"/>
               </w:rPr>
@@ -16151,6 +15279,9 @@
             </w:pPr>
             <w:r>
               <w:rPr>
+                <w:bCs w:val="false"/>
+                <w:iCs w:val="false"/>
+                <w:szCs w:val="24"/>
                 <w:rtl w:val="true"/>
                 <w:lang w:bidi="fa-IR"/>
               </w:rPr>
@@ -16179,6 +15310,9 @@
             </w:pPr>
             <w:r>
               <w:rPr>
+                <w:bCs w:val="false"/>
+                <w:iCs w:val="false"/>
+                <w:szCs w:val="24"/>
                 <w:rtl w:val="true"/>
                 <w:lang w:bidi="fa-IR"/>
               </w:rPr>
@@ -16207,6 +15341,9 @@
             </w:pPr>
             <w:r>
               <w:rPr>
+                <w:bCs w:val="false"/>
+                <w:iCs w:val="false"/>
+                <w:szCs w:val="24"/>
                 <w:rtl w:val="true"/>
                 <w:lang w:bidi="fa-IR"/>
               </w:rPr>
@@ -16235,6 +15372,9 @@
             </w:pPr>
             <w:r>
               <w:rPr>
+                <w:bCs w:val="false"/>
+                <w:iCs w:val="false"/>
+                <w:szCs w:val="24"/>
                 <w:rtl w:val="true"/>
                 <w:lang w:bidi="fa-IR"/>
               </w:rPr>
@@ -16263,6 +15403,9 @@
             </w:pPr>
             <w:r>
               <w:rPr>
+                <w:bCs w:val="false"/>
+                <w:iCs w:val="false"/>
+                <w:szCs w:val="24"/>
                 <w:rtl w:val="true"/>
                 <w:lang w:bidi="fa-IR"/>
               </w:rPr>
@@ -16291,6 +15434,9 @@
             </w:pPr>
             <w:r>
               <w:rPr>
+                <w:bCs w:val="false"/>
+                <w:iCs w:val="false"/>
+                <w:szCs w:val="24"/>
                 <w:rtl w:val="true"/>
                 <w:lang w:bidi="fa-IR"/>
               </w:rPr>
@@ -16319,6 +15465,9 @@
             </w:pPr>
             <w:r>
               <w:rPr>
+                <w:bCs w:val="false"/>
+                <w:iCs w:val="false"/>
+                <w:szCs w:val="24"/>
                 <w:rtl w:val="true"/>
                 <w:lang w:bidi="fa-IR"/>
               </w:rPr>
@@ -16347,6 +15496,9 @@
             </w:pPr>
             <w:r>
               <w:rPr>
+                <w:bCs w:val="false"/>
+                <w:iCs w:val="false"/>
+                <w:szCs w:val="24"/>
                 <w:rtl w:val="true"/>
                 <w:lang w:bidi="fa-IR"/>
               </w:rPr>
@@ -16358,7 +15510,7 @@
         <w:trPr/>
         <w:tc>
           <w:tcPr>
-            <w:tcW w:w="2530" w:type="dxa"/>
+            <w:tcW w:w="2529" w:type="dxa"/>
             <w:tcBorders>
               <w:top w:val="single" w:sz="4" w:space="0" w:color="808080"/>
               <w:start w:val="single" w:sz="4" w:space="0" w:color="808080"/>
@@ -16379,16 +15531,46 @@
             <w:r>
               <w:rPr>
                 <w:rFonts w:eastAsia="Aptos" w:hint="cs"/>
+                <w:bCs w:val="false"/>
+                <w:iCs w:val="false"/>
                 <w:kern w:val="2"/>
+                <w:szCs w:val="24"/>
                 <w:lang w:val="en-US" w:eastAsia="en-US" w:bidi="fa-IR"/>
               </w:rPr>
               <w:t>4</w:t>
+            </w:r>
+            <w:r>
+              <w:rPr>
+                <w:rFonts w:eastAsia="Aptos" w:hint="cs"/>
+                <w:bCs w:val="false"/>
+                <w:iCs w:val="false"/>
+                <w:kern w:val="2"/>
+                <w:szCs w:val="24"/>
+                <w:rtl w:val="true"/>
+                <w:lang w:val="en-US" w:eastAsia="en-US" w:bidi="fa-IR"/>
+              </w:rPr>
+              <w:t xml:space="preserve">. </w:t>
+            </w:r>
+            <w:r>
+              <w:rPr>
+                <w:rFonts w:eastAsia="Aptos" w:hint="cs"/>
+                <w:b w:val="false"/>
+                <w:bCs w:val="false"/>
+                <w:i w:val="false"/>
+                <w:iCs w:val="false"/>
+                <w:kern w:val="2"/>
+                <w:sz w:val="24"/>
+                <w:szCs w:val="24"/>
+                <w:rtl w:val="true"/>
+                <w:lang w:val="en-US" w:eastAsia="en-US" w:bidi="fa-IR"/>
+              </w:rPr>
+              <w:t>نگارش پایان‌نامه و آماده‌سازی دفاع</w:t>
             </w:r>
           </w:p>
         </w:tc>
         <w:tc>
           <w:tcPr>
-            <w:tcW w:w="339" w:type="dxa"/>
+            <w:tcW w:w="340" w:type="dxa"/>
             <w:tcBorders>
               <w:top w:val="single" w:sz="4" w:space="0" w:color="808080"/>
               <w:start w:val="single" w:sz="4" w:space="0" w:color="808080"/>
@@ -16408,6 +15590,9 @@
             </w:pPr>
             <w:r>
               <w:rPr>
+                <w:bCs w:val="false"/>
+                <w:iCs w:val="false"/>
+                <w:szCs w:val="24"/>
                 <w:rtl w:val="true"/>
                 <w:lang w:bidi="fa-IR"/>
               </w:rPr>
@@ -16416,7 +15601,7 @@
         </w:tc>
         <w:tc>
           <w:tcPr>
-            <w:tcW w:w="330" w:type="dxa"/>
+            <w:tcW w:w="329" w:type="dxa"/>
             <w:tcBorders>
               <w:top w:val="single" w:sz="4" w:space="0" w:color="808080"/>
               <w:start w:val="single" w:sz="4" w:space="0" w:color="808080"/>
@@ -16436,6 +15621,9 @@
             </w:pPr>
             <w:r>
               <w:rPr>
+                <w:bCs w:val="false"/>
+                <w:iCs w:val="false"/>
+                <w:szCs w:val="24"/>
                 <w:rtl w:val="true"/>
                 <w:lang w:bidi="fa-IR"/>
               </w:rPr>
@@ -16444,7 +15632,7 @@
         </w:tc>
         <w:tc>
           <w:tcPr>
-            <w:tcW w:w="341" w:type="dxa"/>
+            <w:tcW w:w="342" w:type="dxa"/>
             <w:tcBorders>
               <w:top w:val="single" w:sz="4" w:space="0" w:color="808080"/>
               <w:start w:val="single" w:sz="4" w:space="0" w:color="808080"/>
@@ -16464,6 +15652,9 @@
             </w:pPr>
             <w:r>
               <w:rPr>
+                <w:bCs w:val="false"/>
+                <w:iCs w:val="false"/>
+                <w:szCs w:val="24"/>
                 <w:rtl w:val="true"/>
                 <w:lang w:bidi="fa-IR"/>
               </w:rPr>
@@ -16492,6 +15683,9 @@
             </w:pPr>
             <w:r>
               <w:rPr>
+                <w:bCs w:val="false"/>
+                <w:iCs w:val="false"/>
+                <w:szCs w:val="24"/>
                 <w:rtl w:val="true"/>
                 <w:lang w:bidi="fa-IR"/>
               </w:rPr>
@@ -16500,7 +15694,7 @@
         </w:tc>
         <w:tc>
           <w:tcPr>
-            <w:tcW w:w="330" w:type="dxa"/>
+            <w:tcW w:w="329" w:type="dxa"/>
             <w:tcBorders>
               <w:top w:val="single" w:sz="4" w:space="0" w:color="808080"/>
               <w:start w:val="single" w:sz="4" w:space="0" w:color="808080"/>
@@ -16520,6 +15714,9 @@
             </w:pPr>
             <w:r>
               <w:rPr>
+                <w:bCs w:val="false"/>
+                <w:iCs w:val="false"/>
+                <w:szCs w:val="24"/>
                 <w:rtl w:val="true"/>
                 <w:lang w:bidi="fa-IR"/>
               </w:rPr>
@@ -16528,7 +15725,7 @@
         </w:tc>
         <w:tc>
           <w:tcPr>
-            <w:tcW w:w="341" w:type="dxa"/>
+            <w:tcW w:w="342" w:type="dxa"/>
             <w:tcBorders>
               <w:top w:val="single" w:sz="4" w:space="0" w:color="808080"/>
               <w:start w:val="single" w:sz="4" w:space="0" w:color="808080"/>
@@ -16548,6 +15745,9 @@
             </w:pPr>
             <w:r>
               <w:rPr>
+                <w:bCs w:val="false"/>
+                <w:iCs w:val="false"/>
+                <w:szCs w:val="24"/>
                 <w:rtl w:val="true"/>
                 <w:lang w:bidi="fa-IR"/>
               </w:rPr>
@@ -16556,7 +15756,7 @@
         </w:tc>
         <w:tc>
           <w:tcPr>
-            <w:tcW w:w="330" w:type="dxa"/>
+            <w:tcW w:w="329" w:type="dxa"/>
             <w:tcBorders>
               <w:top w:val="single" w:sz="4" w:space="0" w:color="808080"/>
               <w:start w:val="single" w:sz="4" w:space="0" w:color="808080"/>
@@ -16576,6 +15776,9 @@
             </w:pPr>
             <w:r>
               <w:rPr>
+                <w:bCs w:val="false"/>
+                <w:iCs w:val="false"/>
+                <w:szCs w:val="24"/>
                 <w:rtl w:val="true"/>
                 <w:lang w:bidi="fa-IR"/>
               </w:rPr>
@@ -16584,7 +15787,7 @@
         </w:tc>
         <w:tc>
           <w:tcPr>
-            <w:tcW w:w="341" w:type="dxa"/>
+            <w:tcW w:w="342" w:type="dxa"/>
             <w:tcBorders>
               <w:top w:val="single" w:sz="4" w:space="0" w:color="808080"/>
               <w:start w:val="single" w:sz="4" w:space="0" w:color="808080"/>
@@ -16604,6 +15807,9 @@
             </w:pPr>
             <w:r>
               <w:rPr>
+                <w:bCs w:val="false"/>
+                <w:iCs w:val="false"/>
+                <w:szCs w:val="24"/>
                 <w:rtl w:val="true"/>
                 <w:lang w:bidi="fa-IR"/>
               </w:rPr>
@@ -16632,9 +15838,13 @@
             </w:pPr>
             <w:r>
               <w:rPr>
+                <w:bCs w:val="false"/>
+                <w:iCs w:val="false"/>
+                <w:szCs w:val="24"/>
                 <w:rtl w:val="true"/>
                 <w:lang w:bidi="fa-IR"/>
               </w:rPr>
+              <w:t>.</w:t>
             </w:r>
           </w:p>
         </w:tc>
@@ -16660,9 +15870,13 @@
             </w:pPr>
             <w:r>
               <w:rPr>
+                <w:bCs w:val="false"/>
+                <w:iCs w:val="false"/>
+                <w:szCs w:val="24"/>
                 <w:rtl w:val="true"/>
                 <w:lang w:bidi="fa-IR"/>
               </w:rPr>
+              <w:t>.</w:t>
             </w:r>
           </w:p>
         </w:tc>
@@ -16688,9 +15902,13 @@
             </w:pPr>
             <w:r>
               <w:rPr>
+                <w:bCs w:val="false"/>
+                <w:iCs w:val="false"/>
+                <w:szCs w:val="24"/>
                 <w:rtl w:val="true"/>
                 <w:lang w:bidi="fa-IR"/>
               </w:rPr>
+              <w:t>.</w:t>
             </w:r>
           </w:p>
         </w:tc>
@@ -16716,6 +15934,9 @@
             </w:pPr>
             <w:r>
               <w:rPr>
+                <w:bCs w:val="false"/>
+                <w:iCs w:val="false"/>
+                <w:szCs w:val="24"/>
                 <w:rtl w:val="true"/>
                 <w:lang w:bidi="fa-IR"/>
               </w:rPr>
@@ -16744,6 +15965,9 @@
             </w:pPr>
             <w:r>
               <w:rPr>
+                <w:bCs w:val="false"/>
+                <w:iCs w:val="false"/>
+                <w:szCs w:val="24"/>
                 <w:rtl w:val="true"/>
                 <w:lang w:bidi="fa-IR"/>
               </w:rPr>
@@ -16772,6 +15996,9 @@
             </w:pPr>
             <w:r>
               <w:rPr>
+                <w:bCs w:val="false"/>
+                <w:iCs w:val="false"/>
+                <w:szCs w:val="24"/>
                 <w:rtl w:val="true"/>
                 <w:lang w:bidi="fa-IR"/>
               </w:rPr>
@@ -16800,6 +16027,9 @@
             </w:pPr>
             <w:r>
               <w:rPr>
+                <w:bCs w:val="false"/>
+                <w:iCs w:val="false"/>
+                <w:szCs w:val="24"/>
                 <w:rtl w:val="true"/>
                 <w:lang w:bidi="fa-IR"/>
               </w:rPr>
@@ -16828,6 +16058,9 @@
             </w:pPr>
             <w:r>
               <w:rPr>
+                <w:bCs w:val="false"/>
+                <w:iCs w:val="false"/>
+                <w:szCs w:val="24"/>
                 <w:rtl w:val="true"/>
                 <w:lang w:bidi="fa-IR"/>
               </w:rPr>
@@ -16856,6 +16089,9 @@
             </w:pPr>
             <w:r>
               <w:rPr>
+                <w:bCs w:val="false"/>
+                <w:iCs w:val="false"/>
+                <w:szCs w:val="24"/>
                 <w:rtl w:val="true"/>
                 <w:lang w:bidi="fa-IR"/>
               </w:rPr>
@@ -16884,6 +16120,9 @@
             </w:pPr>
             <w:r>
               <w:rPr>
+                <w:bCs w:val="false"/>
+                <w:iCs w:val="false"/>
+                <w:szCs w:val="24"/>
                 <w:rtl w:val="true"/>
                 <w:lang w:bidi="fa-IR"/>
               </w:rPr>
@@ -16895,7 +16134,7 @@
         <w:trPr/>
         <w:tc>
           <w:tcPr>
-            <w:tcW w:w="2530" w:type="dxa"/>
+            <w:tcW w:w="2529" w:type="dxa"/>
             <w:tcBorders>
               <w:top w:val="single" w:sz="4" w:space="0" w:color="808080"/>
               <w:start w:val="single" w:sz="4" w:space="0" w:color="808080"/>
@@ -16916,7 +16155,10 @@
             <w:r>
               <w:rPr>
                 <w:rFonts w:eastAsia="Aptos" w:hint="cs"/>
+                <w:bCs w:val="false"/>
+                <w:iCs w:val="false"/>
                 <w:kern w:val="2"/>
+                <w:szCs w:val="24"/>
                 <w:lang w:val="en-US" w:eastAsia="en-US" w:bidi="fa-IR"/>
               </w:rPr>
               <w:t>5</w:t>
@@ -16925,7 +16167,7 @@
         </w:tc>
         <w:tc>
           <w:tcPr>
-            <w:tcW w:w="339" w:type="dxa"/>
+            <w:tcW w:w="340" w:type="dxa"/>
             <w:tcBorders>
               <w:top w:val="single" w:sz="4" w:space="0" w:color="808080"/>
               <w:start w:val="single" w:sz="4" w:space="0" w:color="808080"/>
@@ -16945,6 +16187,9 @@
             </w:pPr>
             <w:r>
               <w:rPr>
+                <w:bCs w:val="false"/>
+                <w:iCs w:val="false"/>
+                <w:szCs w:val="24"/>
                 <w:rtl w:val="true"/>
                 <w:lang w:bidi="fa-IR"/>
               </w:rPr>
@@ -16953,7 +16198,7 @@
         </w:tc>
         <w:tc>
           <w:tcPr>
-            <w:tcW w:w="330" w:type="dxa"/>
+            <w:tcW w:w="329" w:type="dxa"/>
             <w:tcBorders>
               <w:top w:val="single" w:sz="4" w:space="0" w:color="808080"/>
               <w:start w:val="single" w:sz="4" w:space="0" w:color="808080"/>
@@ -16973,6 +16218,9 @@
             </w:pPr>
             <w:r>
               <w:rPr>
+                <w:bCs w:val="false"/>
+                <w:iCs w:val="false"/>
+                <w:szCs w:val="24"/>
                 <w:rtl w:val="true"/>
                 <w:lang w:bidi="fa-IR"/>
               </w:rPr>
@@ -16981,7 +16229,7 @@
         </w:tc>
         <w:tc>
           <w:tcPr>
-            <w:tcW w:w="341" w:type="dxa"/>
+            <w:tcW w:w="342" w:type="dxa"/>
             <w:tcBorders>
               <w:top w:val="single" w:sz="4" w:space="0" w:color="808080"/>
               <w:start w:val="single" w:sz="4" w:space="0" w:color="808080"/>
@@ -17001,6 +16249,9 @@
             </w:pPr>
             <w:r>
               <w:rPr>
+                <w:bCs w:val="false"/>
+                <w:iCs w:val="false"/>
+                <w:szCs w:val="24"/>
                 <w:rtl w:val="true"/>
                 <w:lang w:bidi="fa-IR"/>
               </w:rPr>
@@ -17029,6 +16280,9 @@
             </w:pPr>
             <w:r>
               <w:rPr>
+                <w:bCs w:val="false"/>
+                <w:iCs w:val="false"/>
+                <w:szCs w:val="24"/>
                 <w:rtl w:val="true"/>
                 <w:lang w:bidi="fa-IR"/>
               </w:rPr>
@@ -17037,7 +16291,7 @@
         </w:tc>
         <w:tc>
           <w:tcPr>
-            <w:tcW w:w="330" w:type="dxa"/>
+            <w:tcW w:w="329" w:type="dxa"/>
             <w:tcBorders>
               <w:top w:val="single" w:sz="4" w:space="0" w:color="808080"/>
               <w:start w:val="single" w:sz="4" w:space="0" w:color="808080"/>
@@ -17057,6 +16311,9 @@
             </w:pPr>
             <w:r>
               <w:rPr>
+                <w:bCs w:val="false"/>
+                <w:iCs w:val="false"/>
+                <w:szCs w:val="24"/>
                 <w:rtl w:val="true"/>
                 <w:lang w:bidi="fa-IR"/>
               </w:rPr>
@@ -17065,7 +16322,7 @@
         </w:tc>
         <w:tc>
           <w:tcPr>
-            <w:tcW w:w="341" w:type="dxa"/>
+            <w:tcW w:w="342" w:type="dxa"/>
             <w:tcBorders>
               <w:top w:val="single" w:sz="4" w:space="0" w:color="808080"/>
               <w:start w:val="single" w:sz="4" w:space="0" w:color="808080"/>
@@ -17085,6 +16342,9 @@
             </w:pPr>
             <w:r>
               <w:rPr>
+                <w:bCs w:val="false"/>
+                <w:iCs w:val="false"/>
+                <w:szCs w:val="24"/>
                 <w:rtl w:val="true"/>
                 <w:lang w:bidi="fa-IR"/>
               </w:rPr>
@@ -17093,7 +16353,7 @@
         </w:tc>
         <w:tc>
           <w:tcPr>
-            <w:tcW w:w="330" w:type="dxa"/>
+            <w:tcW w:w="329" w:type="dxa"/>
             <w:tcBorders>
               <w:top w:val="single" w:sz="4" w:space="0" w:color="808080"/>
               <w:start w:val="single" w:sz="4" w:space="0" w:color="808080"/>
@@ -17113,6 +16373,9 @@
             </w:pPr>
             <w:r>
               <w:rPr>
+                <w:bCs w:val="false"/>
+                <w:iCs w:val="false"/>
+                <w:szCs w:val="24"/>
                 <w:rtl w:val="true"/>
                 <w:lang w:bidi="fa-IR"/>
               </w:rPr>
@@ -17121,7 +16384,7 @@
         </w:tc>
         <w:tc>
           <w:tcPr>
-            <w:tcW w:w="341" w:type="dxa"/>
+            <w:tcW w:w="342" w:type="dxa"/>
             <w:tcBorders>
               <w:top w:val="single" w:sz="4" w:space="0" w:color="808080"/>
               <w:start w:val="single" w:sz="4" w:space="0" w:color="808080"/>
@@ -17141,6 +16404,9 @@
             </w:pPr>
             <w:r>
               <w:rPr>
+                <w:bCs w:val="false"/>
+                <w:iCs w:val="false"/>
+                <w:szCs w:val="24"/>
                 <w:rtl w:val="true"/>
                 <w:lang w:bidi="fa-IR"/>
               </w:rPr>
@@ -17169,6 +16435,9 @@
             </w:pPr>
             <w:r>
               <w:rPr>
+                <w:bCs w:val="false"/>
+                <w:iCs w:val="false"/>
+                <w:szCs w:val="24"/>
                 <w:rtl w:val="true"/>
                 <w:lang w:bidi="fa-IR"/>
               </w:rPr>
@@ -17197,6 +16466,9 @@
             </w:pPr>
             <w:r>
               <w:rPr>
+                <w:bCs w:val="false"/>
+                <w:iCs w:val="false"/>
+                <w:szCs w:val="24"/>
                 <w:rtl w:val="true"/>
                 <w:lang w:bidi="fa-IR"/>
               </w:rPr>
@@ -17225,6 +16497,9 @@
             </w:pPr>
             <w:r>
               <w:rPr>
+                <w:bCs w:val="false"/>
+                <w:iCs w:val="false"/>
+                <w:szCs w:val="24"/>
                 <w:rtl w:val="true"/>
                 <w:lang w:bidi="fa-IR"/>
               </w:rPr>
@@ -17253,6 +16528,9 @@
             </w:pPr>
             <w:r>
               <w:rPr>
+                <w:bCs w:val="false"/>
+                <w:iCs w:val="false"/>
+                <w:szCs w:val="24"/>
                 <w:rtl w:val="true"/>
                 <w:lang w:bidi="fa-IR"/>
               </w:rPr>
@@ -17281,6 +16559,9 @@
             </w:pPr>
             <w:r>
               <w:rPr>
+                <w:bCs w:val="false"/>
+                <w:iCs w:val="false"/>
+                <w:szCs w:val="24"/>
                 <w:rtl w:val="true"/>
                 <w:lang w:bidi="fa-IR"/>
               </w:rPr>
@@ -17309,6 +16590,9 @@
             </w:pPr>
             <w:r>
               <w:rPr>
+                <w:bCs w:val="false"/>
+                <w:iCs w:val="false"/>
+                <w:szCs w:val="24"/>
                 <w:rtl w:val="true"/>
                 <w:lang w:bidi="fa-IR"/>
               </w:rPr>
@@ -17337,6 +16621,9 @@
             </w:pPr>
             <w:r>
               <w:rPr>
+                <w:bCs w:val="false"/>
+                <w:iCs w:val="false"/>
+                <w:szCs w:val="24"/>
                 <w:rtl w:val="true"/>
                 <w:lang w:bidi="fa-IR"/>
               </w:rPr>
@@ -17365,6 +16652,9 @@
             </w:pPr>
             <w:r>
               <w:rPr>
+                <w:bCs w:val="false"/>
+                <w:iCs w:val="false"/>
+                <w:szCs w:val="24"/>
                 <w:rtl w:val="true"/>
                 <w:lang w:bidi="fa-IR"/>
               </w:rPr>
@@ -17393,6 +16683,9 @@
             </w:pPr>
             <w:r>
               <w:rPr>
+                <w:bCs w:val="false"/>
+                <w:iCs w:val="false"/>
+                <w:szCs w:val="24"/>
                 <w:rtl w:val="true"/>
                 <w:lang w:bidi="fa-IR"/>
               </w:rPr>
@@ -17421,6 +16714,9 @@
             </w:pPr>
             <w:r>
               <w:rPr>
+                <w:bCs w:val="false"/>
+                <w:iCs w:val="false"/>
+                <w:szCs w:val="24"/>
                 <w:rtl w:val="true"/>
                 <w:lang w:bidi="fa-IR"/>
               </w:rPr>
@@ -17432,7 +16728,7 @@
         <w:trPr/>
         <w:tc>
           <w:tcPr>
-            <w:tcW w:w="2530" w:type="dxa"/>
+            <w:tcW w:w="2529" w:type="dxa"/>
             <w:tcBorders>
               <w:top w:val="single" w:sz="4" w:space="0" w:color="808080"/>
               <w:start w:val="single" w:sz="4" w:space="0" w:color="808080"/>
@@ -17453,7 +16749,10 @@
             <w:r>
               <w:rPr>
                 <w:rFonts w:eastAsia="Aptos" w:hint="cs"/>
+                <w:bCs/>
+                <w:iCs w:val="false"/>
                 <w:kern w:val="2"/>
+                <w:szCs w:val="24"/>
                 <w:lang w:val="en-US" w:eastAsia="en-US" w:bidi="fa-IR"/>
               </w:rPr>
               <w:t>6</w:t>
@@ -17462,7 +16761,7 @@
         </w:tc>
         <w:tc>
           <w:tcPr>
-            <w:tcW w:w="339" w:type="dxa"/>
+            <w:tcW w:w="340" w:type="dxa"/>
             <w:tcBorders>
               <w:top w:val="single" w:sz="4" w:space="0" w:color="808080"/>
               <w:start w:val="single" w:sz="4" w:space="0" w:color="808080"/>
@@ -17482,6 +16781,9 @@
             </w:pPr>
             <w:r>
               <w:rPr>
+                <w:bCs/>
+                <w:iCs w:val="false"/>
+                <w:szCs w:val="24"/>
                 <w:rtl w:val="true"/>
                 <w:lang w:bidi="fa-IR"/>
               </w:rPr>
@@ -17490,7 +16792,7 @@
         </w:tc>
         <w:tc>
           <w:tcPr>
-            <w:tcW w:w="330" w:type="dxa"/>
+            <w:tcW w:w="329" w:type="dxa"/>
             <w:tcBorders>
               <w:top w:val="single" w:sz="4" w:space="0" w:color="808080"/>
               <w:start w:val="single" w:sz="4" w:space="0" w:color="808080"/>
@@ -17510,6 +16812,9 @@
             </w:pPr>
             <w:r>
               <w:rPr>
+                <w:bCs/>
+                <w:iCs w:val="false"/>
+                <w:szCs w:val="24"/>
                 <w:rtl w:val="true"/>
                 <w:lang w:bidi="fa-IR"/>
               </w:rPr>
@@ -17518,7 +16823,7 @@
         </w:tc>
         <w:tc>
           <w:tcPr>
-            <w:tcW w:w="341" w:type="dxa"/>
+            <w:tcW w:w="342" w:type="dxa"/>
             <w:tcBorders>
               <w:top w:val="single" w:sz="4" w:space="0" w:color="808080"/>
               <w:start w:val="single" w:sz="4" w:space="0" w:color="808080"/>
@@ -17538,6 +16843,9 @@
             </w:pPr>
             <w:r>
               <w:rPr>
+                <w:bCs/>
+                <w:iCs w:val="false"/>
+                <w:szCs w:val="24"/>
                 <w:rtl w:val="true"/>
                 <w:lang w:bidi="fa-IR"/>
               </w:rPr>
@@ -17566,6 +16874,9 @@
             </w:pPr>
             <w:r>
               <w:rPr>
+                <w:bCs/>
+                <w:iCs w:val="false"/>
+                <w:szCs w:val="24"/>
                 <w:rtl w:val="true"/>
                 <w:lang w:bidi="fa-IR"/>
               </w:rPr>
@@ -17574,7 +16885,7 @@
         </w:tc>
         <w:tc>
           <w:tcPr>
-            <w:tcW w:w="330" w:type="dxa"/>
+            <w:tcW w:w="329" w:type="dxa"/>
             <w:tcBorders>
               <w:top w:val="single" w:sz="4" w:space="0" w:color="808080"/>
               <w:start w:val="single" w:sz="4" w:space="0" w:color="808080"/>
@@ -17594,6 +16905,9 @@
             </w:pPr>
             <w:r>
               <w:rPr>
+                <w:bCs/>
+                <w:iCs w:val="false"/>
+                <w:szCs w:val="24"/>
                 <w:rtl w:val="true"/>
                 <w:lang w:bidi="fa-IR"/>
               </w:rPr>
@@ -17602,7 +16916,7 @@
         </w:tc>
         <w:tc>
           <w:tcPr>
-            <w:tcW w:w="341" w:type="dxa"/>
+            <w:tcW w:w="342" w:type="dxa"/>
             <w:tcBorders>
               <w:top w:val="single" w:sz="4" w:space="0" w:color="808080"/>
               <w:start w:val="single" w:sz="4" w:space="0" w:color="808080"/>
@@ -17622,6 +16936,9 @@
             </w:pPr>
             <w:r>
               <w:rPr>
+                <w:bCs/>
+                <w:iCs w:val="false"/>
+                <w:szCs w:val="24"/>
                 <w:rtl w:val="true"/>
                 <w:lang w:bidi="fa-IR"/>
               </w:rPr>
@@ -17630,7 +16947,7 @@
         </w:tc>
         <w:tc>
           <w:tcPr>
-            <w:tcW w:w="330" w:type="dxa"/>
+            <w:tcW w:w="329" w:type="dxa"/>
             <w:tcBorders>
               <w:top w:val="single" w:sz="4" w:space="0" w:color="808080"/>
               <w:start w:val="single" w:sz="4" w:space="0" w:color="808080"/>
@@ -17650,6 +16967,9 @@
             </w:pPr>
             <w:r>
               <w:rPr>
+                <w:bCs/>
+                <w:iCs w:val="false"/>
+                <w:szCs w:val="24"/>
                 <w:rtl w:val="true"/>
                 <w:lang w:bidi="fa-IR"/>
               </w:rPr>
@@ -17658,7 +16978,7 @@
         </w:tc>
         <w:tc>
           <w:tcPr>
-            <w:tcW w:w="341" w:type="dxa"/>
+            <w:tcW w:w="342" w:type="dxa"/>
             <w:tcBorders>
               <w:top w:val="single" w:sz="4" w:space="0" w:color="808080"/>
               <w:start w:val="single" w:sz="4" w:space="0" w:color="808080"/>
@@ -17678,6 +16998,9 @@
             </w:pPr>
             <w:r>
               <w:rPr>
+                <w:bCs/>
+                <w:iCs w:val="false"/>
+                <w:szCs w:val="24"/>
                 <w:rtl w:val="true"/>
                 <w:lang w:bidi="fa-IR"/>
               </w:rPr>
@@ -17706,6 +17029,9 @@
             </w:pPr>
             <w:r>
               <w:rPr>
+                <w:bCs/>
+                <w:iCs w:val="false"/>
+                <w:szCs w:val="24"/>
                 <w:rtl w:val="true"/>
                 <w:lang w:bidi="fa-IR"/>
               </w:rPr>
@@ -17734,6 +17060,9 @@
             </w:pPr>
             <w:r>
               <w:rPr>
+                <w:bCs/>
+                <w:iCs w:val="false"/>
+                <w:szCs w:val="24"/>
                 <w:rtl w:val="true"/>
                 <w:lang w:bidi="fa-IR"/>
               </w:rPr>
@@ -17762,6 +17091,9 @@
             </w:pPr>
             <w:r>
               <w:rPr>
+                <w:bCs/>
+                <w:iCs w:val="false"/>
+                <w:szCs w:val="24"/>
                 <w:rtl w:val="true"/>
                 <w:lang w:bidi="fa-IR"/>
               </w:rPr>
@@ -17790,6 +17122,9 @@
             </w:pPr>
             <w:r>
               <w:rPr>
+                <w:bCs/>
+                <w:iCs w:val="false"/>
+                <w:szCs w:val="24"/>
                 <w:rtl w:val="true"/>
                 <w:lang w:bidi="fa-IR"/>
               </w:rPr>
@@ -17818,6 +17153,9 @@
             </w:pPr>
             <w:r>
               <w:rPr>
+                <w:bCs/>
+                <w:iCs w:val="false"/>
+                <w:szCs w:val="24"/>
                 <w:rtl w:val="true"/>
                 <w:lang w:bidi="fa-IR"/>
               </w:rPr>
@@ -17846,6 +17184,9 @@
             </w:pPr>
             <w:r>
               <w:rPr>
+                <w:bCs/>
+                <w:iCs w:val="false"/>
+                <w:szCs w:val="24"/>
                 <w:rtl w:val="true"/>
                 <w:lang w:bidi="fa-IR"/>
               </w:rPr>
@@ -17874,6 +17215,9 @@
             </w:pPr>
             <w:r>
               <w:rPr>
+                <w:bCs/>
+                <w:iCs w:val="false"/>
+                <w:szCs w:val="24"/>
                 <w:rtl w:val="true"/>
                 <w:lang w:bidi="fa-IR"/>
               </w:rPr>
@@ -17902,6 +17246,9 @@
             </w:pPr>
             <w:r>
               <w:rPr>
+                <w:bCs/>
+                <w:iCs w:val="false"/>
+                <w:szCs w:val="24"/>
                 <w:rtl w:val="true"/>
                 <w:lang w:bidi="fa-IR"/>
               </w:rPr>
@@ -17930,6 +17277,9 @@
             </w:pPr>
             <w:r>
               <w:rPr>
+                <w:bCs/>
+                <w:iCs w:val="false"/>
+                <w:szCs w:val="24"/>
                 <w:rtl w:val="true"/>
                 <w:lang w:bidi="fa-IR"/>
               </w:rPr>
@@ -17958,6 +17308,9 @@
             </w:pPr>
             <w:r>
               <w:rPr>
+                <w:bCs/>
+                <w:iCs w:val="false"/>
+                <w:szCs w:val="24"/>
                 <w:rtl w:val="true"/>
                 <w:lang w:bidi="fa-IR"/>
               </w:rPr>
@@ -21277,7 +20630,7 @@
           </w:pPr>
           <w:r>
             <w:drawing>
-              <wp:anchor distT="0" distB="0" distL="0" distR="0" simplePos="0" relativeHeight="25" behindDoc="1" locked="0" layoutInCell="1" allowOverlap="1">
+              <wp:anchor distT="0" distB="0" distL="0" distR="0" simplePos="0" relativeHeight="13" behindDoc="1" locked="0" layoutInCell="1" allowOverlap="1">
                 <wp:simplePos x="0" y="0"/>
                 <wp:positionH relativeFrom="column">
                   <wp:posOffset>6144895</wp:posOffset>
@@ -21404,6 +20757,16 @@
             </w:rPr>
             <w:t>:</w:t>
           </w:r>
+          <w:r>
+            <w:rPr>
+              <w:rFonts w:eastAsia="Aptos" w:hint="cs"/>
+              <w:kern w:val="2"/>
+              <w:szCs w:val="20"/>
+              <w:rtl w:val="true"/>
+              <w:lang w:val="en-US" w:eastAsia="en-US" w:bidi="ar-SA"/>
+            </w:rPr>
+            <w:t>سید علی موسوی</w:t>
+          </w:r>
         </w:p>
       </w:tc>
     </w:tr>
@@ -21511,6 +20874,16 @@
               <w:lang w:val="en-US" w:eastAsia="en-US" w:bidi="ar-SA"/>
             </w:rPr>
             <w:t xml:space="preserve">: </w:t>
+          </w:r>
+          <w:r>
+            <w:rPr>
+              <w:rFonts w:eastAsia="Aptos" w:hint="cs"/>
+              <w:kern w:val="2"/>
+              <w:szCs w:val="20"/>
+              <w:rtl w:val="true"/>
+              <w:lang w:val="en-US" w:eastAsia="en-US" w:bidi="ar-SA"/>
+            </w:rPr>
+            <w:t>دکتر بابک صادقیان</w:t>
           </w:r>
         </w:p>
       </w:tc>
@@ -21853,7 +21226,7 @@
           </w:pPr>
           <w:r>
             <w:drawing>
-              <wp:anchor distT="0" distB="0" distL="0" distR="0" simplePos="0" relativeHeight="14" behindDoc="1" locked="0" layoutInCell="1" allowOverlap="1">
+              <wp:anchor distT="0" distB="0" distL="0" distR="0" simplePos="0" relativeHeight="3" behindDoc="1" locked="0" layoutInCell="1" allowOverlap="1">
                 <wp:simplePos x="0" y="0"/>
                 <wp:positionH relativeFrom="column">
                   <wp:posOffset>6144895</wp:posOffset>
@@ -21979,6 +21352,16 @@
             </w:rPr>
             <w:t>:</w:t>
           </w:r>
+          <w:r>
+            <w:rPr>
+              <w:rFonts w:eastAsia="Aptos" w:hint="cs"/>
+              <w:kern w:val="2"/>
+              <w:szCs w:val="20"/>
+              <w:rtl w:val="true"/>
+              <w:lang w:val="en-US" w:eastAsia="en-US" w:bidi="ar-SA"/>
+            </w:rPr>
+            <w:t>سید علی موسوی</w:t>
+          </w:r>
         </w:p>
       </w:tc>
     </w:tr>
@@ -22085,6 +21468,16 @@
               <w:lang w:val="en-US" w:eastAsia="en-US" w:bidi="ar-SA"/>
             </w:rPr>
             <w:t xml:space="preserve">: </w:t>
+          </w:r>
+          <w:r>
+            <w:rPr>
+              <w:rFonts w:eastAsia="Aptos" w:hint="cs"/>
+              <w:kern w:val="2"/>
+              <w:szCs w:val="20"/>
+              <w:rtl w:val="true"/>
+              <w:lang w:val="en-US" w:eastAsia="en-US" w:bidi="ar-SA"/>
+            </w:rPr>
+            <w:t>دکتر بابک صادقیان</w:t>
           </w:r>
         </w:p>
       </w:tc>
@@ -23719,8 +23112,8 @@
       <w:bCs/>
     </w:rPr>
   </w:style>
-  <w:style w:type="character" w:styleId="Bulletsuser">
-    <w:name w:val="Bullets (user)"/>
+  <w:style w:type="character" w:styleId="Bullets">
+    <w:name w:val="Bullets"/>
     <w:qFormat/>
     <w:rPr>
       <w:rFonts w:ascii="OpenSymbol" w:hAnsi="OpenSymbol" w:eastAsia="OpenSymbol" w:cs="OpenSymbol"/>
@@ -23738,8 +23131,8 @@
     <w:qFormat/>
     <w:rPr/>
   </w:style>
-  <w:style w:type="character" w:styleId="Bullets">
-    <w:name w:val="Bullets"/>
+  <w:style w:type="character" w:styleId="Bulletsuser">
+    <w:name w:val="Bullets (user)"/>
     <w:qFormat/>
     <w:rPr>
       <w:rFonts w:ascii="OpenSymbol" w:hAnsi="OpenSymbol" w:eastAsia="OpenSymbol" w:cs="OpenSymbol"/>
@@ -23973,6 +23366,29 @@
     <w:qFormat/>
     <w:pPr/>
     <w:rPr/>
+  </w:style>
+  <w:style w:type="paragraph" w:styleId="TableContents">
+    <w:name w:val="Table Contents"/>
+    <w:basedOn w:val="Normal"/>
+    <w:qFormat/>
+    <w:pPr>
+      <w:widowControl w:val="false"/>
+      <w:suppressLineNumbers/>
+    </w:pPr>
+    <w:rPr/>
+  </w:style>
+  <w:style w:type="paragraph" w:styleId="TableHeading">
+    <w:name w:val="Table Heading"/>
+    <w:basedOn w:val="TableContents"/>
+    <w:qFormat/>
+    <w:pPr>
+      <w:suppressLineNumbers/>
+      <w:jc w:val="center"/>
+    </w:pPr>
+    <w:rPr>
+      <w:b/>
+      <w:bCs/>
+    </w:rPr>
   </w:style>
   <w:style w:type="numbering" w:styleId="NoList" w:default="1">
     <w:name w:val="No List"/>

--- a/4page_form_v2.docx
+++ b/4page_form_v2.docx
@@ -43,7 +43,7 @@
         <w:bidiVisual w:val="true"/>
         <w:tblW w:w="5000" w:type="pct"/>
         <w:jc w:val="start"/>
-        <w:tblInd w:w="0" w:type="dxa"/>
+        <w:tblInd w:w="113" w:type="dxa"/>
         <w:tblLayout w:type="fixed"/>
         <w:tblCellMar>
           <w:top w:w="0" w:type="dxa"/>
@@ -124,21 +124,7 @@
                 <w:rtl w:val="true"/>
                 <w:lang w:bidi="fa-IR"/>
               </w:rPr>
-              <w:t>طراحی امضای تجمعی بدون گواهی بدون جفت‌سازی با تشخیص امضای موذی مناسب برای شبکه اقتضا</w:t>
-            </w:r>
-            <w:r>
-              <w:rPr>
-                <w:rtl w:val="true"/>
-                <w:lang w:bidi="fa-IR"/>
-              </w:rPr>
-              <w:t>ئ</w:t>
-            </w:r>
-            <w:r>
-              <w:rPr>
-                <w:rtl w:val="true"/>
-                <w:lang w:bidi="fa-IR"/>
-              </w:rPr>
-              <w:t>ی خودرویی</w:t>
+              <w:t>طراحی امضای تجمعی بدون گواهی بدون جفت‌سازی امن برای شبکه اقتضائی خودرویی</w:t>
             </w:r>
           </w:p>
         </w:tc>
@@ -209,7 +195,7 @@
               <w:rPr>
                 <w:lang w:bidi="fa-IR"/>
               </w:rPr>
-              <w:t>Design of a pairring-free certificate-less aggregate signature (PF-CLAS) with malicious signature detection suitable for vehicular ad hoc network (VANET)</w:t>
+              <w:t>Design of a secure pairing-free certificate-less aggregate signature (PF-CLAS)  for Vehicular Ad-hoc Network (VANET)</w:t>
             </w:r>
           </w:p>
         </w:tc>
@@ -322,7 +308,7 @@
               <w:rPr>
                 <w:lang w:bidi="fa-IR"/>
               </w:rPr>
-              <w:t>Certificateless Aggregate Signature, Vehicular Ad Hoc Network, Pairing-Free Cryptography, Invalid Signature Detection, Conditional Privacy</w:t>
+              <w:t>Certificate-less Aggregate Signature, Vehicular Ad-hoc Network, Pairing-Free Cryptography, Invalid Signature Detection, Conditional Privacy</w:t>
             </w:r>
             <w:r>
               <w:rPr>
@@ -380,7 +366,7 @@
         <w:bidiVisual w:val="true"/>
         <w:tblW w:w="5000" w:type="pct"/>
         <w:jc w:val="start"/>
-        <w:tblInd w:w="0" w:type="dxa"/>
+        <w:tblInd w:w="113" w:type="dxa"/>
         <w:tblLayout w:type="fixed"/>
         <w:tblCellMar>
           <w:top w:w="0" w:type="dxa"/>
@@ -591,11 +577,8 @@
               <w:widowControl/>
               <w:suppressAutoHyphens w:val="true"/>
               <w:spacing w:before="0" w:after="0"/>
-              <w:rPr>
-                <w:sz w:val="16"/>
-                <w:szCs w:val="20"/>
-                <w:lang w:bidi="fa-IR"/>
-              </w:rPr>
+              <w:jc w:val="center"/>
+              <w:rPr/>
             </w:pPr>
             <w:r>
               <w:rPr>
@@ -622,11 +605,8 @@
               <w:widowControl/>
               <w:suppressAutoHyphens w:val="true"/>
               <w:spacing w:before="0" w:after="0"/>
-              <w:rPr>
-                <w:sz w:val="16"/>
-                <w:szCs w:val="20"/>
-                <w:lang w:bidi="fa-IR"/>
-              </w:rPr>
+              <w:jc w:val="center"/>
+              <w:rPr/>
             </w:pPr>
             <w:r>
               <w:rPr>
@@ -652,11 +632,8 @@
               <w:widowControl/>
               <w:suppressAutoHyphens w:val="true"/>
               <w:spacing w:before="0" w:after="0"/>
-              <w:rPr>
-                <w:sz w:val="16"/>
-                <w:szCs w:val="20"/>
-                <w:lang w:bidi="fa-IR"/>
-              </w:rPr>
+              <w:jc w:val="center"/>
+              <w:rPr/>
             </w:pPr>
             <w:r>
               <w:rPr>
@@ -667,7 +644,7 @@
                 <w:rtl w:val="true"/>
                 <w:lang w:val="en-US" w:eastAsia="en-US" w:bidi="fa-IR"/>
               </w:rPr>
-              <w:t>امینت</w:t>
+              <w:t>رایانش امن</w:t>
             </w:r>
           </w:p>
         </w:tc>
@@ -684,11 +661,8 @@
               <w:widowControl/>
               <w:suppressAutoHyphens w:val="true"/>
               <w:spacing w:before="0" w:after="0"/>
-              <w:rPr>
-                <w:sz w:val="16"/>
-                <w:szCs w:val="20"/>
-                <w:lang w:bidi="fa-IR"/>
-              </w:rPr>
+              <w:jc w:val="center"/>
+              <w:rPr/>
             </w:pPr>
             <w:r>
               <w:rPr>
@@ -715,11 +689,8 @@
               <w:widowControl/>
               <w:suppressAutoHyphens w:val="true"/>
               <w:spacing w:before="0" w:after="0"/>
-              <w:rPr>
-                <w:sz w:val="16"/>
-                <w:szCs w:val="20"/>
-                <w:lang w:bidi="fa-IR"/>
-              </w:rPr>
+              <w:jc w:val="center"/>
+              <w:rPr/>
             </w:pPr>
             <w:hyperlink r:id="rId2">
               <w:r>
@@ -799,7 +770,7 @@
         <w:bidiVisual w:val="true"/>
         <w:tblW w:w="5000" w:type="pct"/>
         <w:jc w:val="start"/>
-        <w:tblInd w:w="0" w:type="dxa"/>
+        <w:tblInd w:w="113" w:type="dxa"/>
         <w:tblLayout w:type="fixed"/>
         <w:tblCellMar>
           <w:top w:w="0" w:type="dxa"/>
@@ -1044,12 +1015,8 @@
               <w:widowControl/>
               <w:suppressAutoHyphens w:val="true"/>
               <w:spacing w:before="0" w:after="0"/>
-              <w:jc w:val="start"/>
-              <w:rPr>
-                <w:sz w:val="18"/>
-                <w:szCs w:val="22"/>
-                <w:lang w:bidi="fa-IR"/>
-              </w:rPr>
+              <w:jc w:val="center"/>
+              <w:rPr/>
             </w:pPr>
             <w:r>
               <w:rPr>
@@ -1097,12 +1064,8 @@
               <w:widowControl/>
               <w:suppressAutoHyphens w:val="true"/>
               <w:spacing w:before="0" w:after="0"/>
-              <w:jc w:val="start"/>
-              <w:rPr>
-                <w:sz w:val="18"/>
-                <w:szCs w:val="22"/>
-                <w:lang w:bidi="fa-IR"/>
-              </w:rPr>
+              <w:jc w:val="center"/>
+              <w:rPr/>
             </w:pPr>
             <w:r>
               <w:rPr>
@@ -1129,12 +1092,8 @@
               <w:widowControl/>
               <w:suppressAutoHyphens w:val="true"/>
               <w:spacing w:before="0" w:after="0"/>
-              <w:jc w:val="start"/>
-              <w:rPr>
-                <w:sz w:val="18"/>
-                <w:szCs w:val="22"/>
-                <w:lang w:bidi="fa-IR"/>
-              </w:rPr>
+              <w:jc w:val="center"/>
+              <w:rPr/>
             </w:pPr>
             <w:r>
               <w:rPr>
@@ -1143,6 +1102,7 @@
                 <w:rtl w:val="true"/>
                 <w:lang w:bidi="fa-IR"/>
               </w:rPr>
+              <w:t>دانشیار</w:t>
             </w:r>
           </w:p>
         </w:tc>
@@ -1747,7 +1707,7 @@
         <w:bidiVisual w:val="true"/>
         <w:tblW w:w="5000" w:type="pct"/>
         <w:jc w:val="start"/>
-        <w:tblInd w:w="0" w:type="dxa"/>
+        <w:tblInd w:w="113" w:type="dxa"/>
         <w:tblLayout w:type="fixed"/>
         <w:tblCellMar>
           <w:top w:w="0" w:type="dxa"/>
@@ -3289,7 +3249,7 @@
           <w:color w:val="000000"/>
           <w:rtl w:val="true"/>
         </w:rPr>
-        <w:t>اهمیت احراز هویت و یکپارچگی پیام‌ها</w:t>
+        <w:t>اهمیت تصدیق اصالت و یکپارچگی پیام‌ها</w:t>
       </w:r>
     </w:p>
     <w:p>
@@ -3505,36 +3465,54 @@
     <w:p>
       <w:pPr>
         <w:pStyle w:val="Heading3"/>
+        <w:widowControl/>
+        <w:suppressAutoHyphens w:val="true"/>
         <w:bidi w:val="1"/>
+        <w:spacing w:lineRule="auto" w:line="269"/>
         <w:jc w:val="start"/>
         <w:rPr>
+          <w:rFonts w:ascii="B Nazanin" w:hAnsi="B Nazanin" w:cs="B Nazanin"/>
           <w:color w:val="000000"/>
+          <w:kern w:val="2"/>
+          <w:lang w:val="en-US" w:eastAsia="en-US" w:bidi="ar-SA"/>
         </w:rPr>
       </w:pPr>
       <w:r>
         <w:rPr>
+          <w:rFonts w:ascii="B Nazanin" w:hAnsi="B Nazanin" w:cs="B Nazanin"/>
           <w:color w:val="000000"/>
-          <w:rtl w:val="true"/>
+          <w:kern w:val="2"/>
+          <w:rtl w:val="true"/>
+          <w:lang w:val="en-US" w:eastAsia="en-US" w:bidi="ar-SA"/>
         </w:rPr>
         <w:t xml:space="preserve">امضای دیجیتال سنتی </w:t>
       </w:r>
       <w:r>
         <w:rPr>
+          <w:rFonts w:cs="B Nazanin" w:ascii="B Nazanin" w:hAnsi="B Nazanin"/>
           <w:color w:val="000000"/>
-          <w:rtl w:val="true"/>
+          <w:kern w:val="2"/>
+          <w:rtl w:val="true"/>
+          <w:lang w:val="en-US" w:eastAsia="en-US" w:bidi="ar-SA"/>
         </w:rPr>
         <w:t>(</w:t>
       </w:r>
       <w:r>
         <w:rPr>
+          <w:rFonts w:cs="B Nazanin" w:ascii="B Nazanin" w:hAnsi="B Nazanin"/>
           <w:color w:val="000000"/>
+          <w:kern w:val="2"/>
+          <w:lang w:val="en-US" w:eastAsia="en-US" w:bidi="ar-SA"/>
         </w:rPr>
         <w:t>PKI</w:t>
       </w:r>
       <w:r>
         <w:rPr>
+          <w:rFonts w:cs="B Nazanin" w:ascii="B Nazanin" w:hAnsi="B Nazanin"/>
           <w:color w:val="000000"/>
-          <w:rtl w:val="true"/>
+          <w:kern w:val="2"/>
+          <w:rtl w:val="true"/>
+          <w:lang w:val="en-US" w:eastAsia="en-US" w:bidi="ar-SA"/>
         </w:rPr>
         <w:t>)</w:t>
       </w:r>
@@ -3647,6 +3625,247 @@
           <w:lang w:bidi="fa-IR"/>
         </w:rPr>
         <w:t>1</w:t>
+      </w:r>
+      <w:r>
+        <w:rPr>
+          <w:rFonts w:cs="B Badr" w:hint="cs" w:ascii="B Badr" w:hAnsi="B Badr"/>
+          <w:rtl w:val="true"/>
+          <w:lang w:bidi="fa-IR"/>
+        </w:rPr>
+        <w:t>].</w:t>
+      </w:r>
+    </w:p>
+    <w:p>
+      <w:pPr>
+        <w:pStyle w:val="Heading3"/>
+        <w:widowControl/>
+        <w:suppressAutoHyphens w:val="true"/>
+        <w:bidi w:val="1"/>
+        <w:spacing w:lineRule="auto" w:line="269"/>
+        <w:jc w:val="start"/>
+        <w:rPr>
+          <w:rFonts w:ascii="B Nazanin" w:hAnsi="B Nazanin" w:cs="B Nazanin"/>
+          <w:color w:val="000000"/>
+          <w:kern w:val="2"/>
+          <w:lang w:val="en-US" w:eastAsia="en-US" w:bidi="ar-SA"/>
+        </w:rPr>
+      </w:pPr>
+      <w:r>
+        <w:rPr>
+          <w:rFonts w:ascii="B Nazanin" w:hAnsi="B Nazanin" w:cs="B Nazanin"/>
+          <w:color w:val="000000"/>
+          <w:kern w:val="2"/>
+          <w:rtl w:val="true"/>
+          <w:lang w:val="en-US" w:eastAsia="en-US" w:bidi="ar-SA"/>
+        </w:rPr>
+        <w:t xml:space="preserve">امضای مبتنی بر هویت </w:t>
+      </w:r>
+      <w:r>
+        <w:rPr>
+          <w:rFonts w:cs="B Nazanin" w:ascii="B Nazanin" w:hAnsi="B Nazanin"/>
+          <w:color w:val="000000"/>
+          <w:kern w:val="2"/>
+          <w:rtl w:val="true"/>
+          <w:lang w:val="en-US" w:eastAsia="en-US" w:bidi="ar-SA"/>
+        </w:rPr>
+        <w:t>(</w:t>
+      </w:r>
+      <w:r>
+        <w:rPr>
+          <w:rFonts w:cs="B Nazanin" w:ascii="B Nazanin" w:hAnsi="B Nazanin"/>
+          <w:color w:val="000000"/>
+          <w:kern w:val="2"/>
+          <w:lang w:val="en-US" w:eastAsia="en-US" w:bidi="ar-SA"/>
+        </w:rPr>
+        <w:t>IBS</w:t>
+      </w:r>
+      <w:r>
+        <w:rPr>
+          <w:rFonts w:cs="B Nazanin" w:ascii="B Nazanin" w:hAnsi="B Nazanin"/>
+          <w:color w:val="000000"/>
+          <w:kern w:val="2"/>
+          <w:rtl w:val="true"/>
+          <w:lang w:val="en-US" w:eastAsia="en-US" w:bidi="ar-SA"/>
+        </w:rPr>
+        <w:t>)</w:t>
+      </w:r>
+    </w:p>
+    <w:p>
+      <w:pPr>
+        <w:pStyle w:val="Normal"/>
+        <w:rPr>
+          <w:rFonts w:ascii="B Badr" w:hAnsi="B Badr" w:cs="B Badr" w:hint="cs"/>
+          <w:lang w:bidi="fa-IR"/>
+        </w:rPr>
+      </w:pPr>
+      <w:r>
+        <w:rPr>
+          <w:rFonts w:ascii="B Badr" w:hAnsi="B Badr" w:hint="cs" w:cs="B Badr"/>
+          <w:rtl w:val="true"/>
+          <w:lang w:bidi="fa-IR"/>
+        </w:rPr>
+        <w:t xml:space="preserve">امضاهای مبتنی بر هویت </w:t>
+      </w:r>
+      <w:r>
+        <w:rPr>
+          <w:rFonts w:cs="B Badr" w:hint="cs" w:ascii="B Badr" w:hAnsi="B Badr"/>
+          <w:rtl w:val="true"/>
+          <w:lang w:bidi="fa-IR"/>
+        </w:rPr>
+        <w:t>(</w:t>
+      </w:r>
+      <w:r>
+        <w:rPr>
+          <w:rFonts w:cs="B Badr" w:hint="cs" w:ascii="B Badr" w:hAnsi="B Badr"/>
+          <w:lang w:bidi="fa-IR"/>
+        </w:rPr>
+        <w:t>Identity-Based Signature</w:t>
+      </w:r>
+      <w:r>
+        <w:rPr>
+          <w:rFonts w:cs="B Badr" w:hint="cs" w:ascii="B Badr" w:hAnsi="B Badr"/>
+          <w:rtl w:val="true"/>
+          <w:lang w:bidi="fa-IR"/>
+        </w:rPr>
+        <w:t xml:space="preserve">) </w:t>
+      </w:r>
+      <w:r>
+        <w:rPr>
+          <w:rFonts w:ascii="B Badr" w:hAnsi="B Badr" w:hint="cs" w:cs="B Badr"/>
+          <w:rtl w:val="true"/>
+          <w:lang w:bidi="fa-IR"/>
+        </w:rPr>
+        <w:t xml:space="preserve">که توسط </w:t>
+      </w:r>
+      <w:r>
+        <w:rPr>
+          <w:rFonts w:cs="B Badr" w:hint="cs" w:ascii="B Badr" w:hAnsi="B Badr"/>
+          <w:lang w:bidi="fa-IR"/>
+        </w:rPr>
+        <w:t>Shamir [5]</w:t>
+      </w:r>
+      <w:r>
+        <w:rPr>
+          <w:rFonts w:cs="B Badr" w:hint="cs" w:ascii="B Badr" w:hAnsi="B Badr"/>
+          <w:rtl w:val="true"/>
+          <w:lang w:bidi="fa-IR"/>
+        </w:rPr>
+        <w:t xml:space="preserve"> </w:t>
+      </w:r>
+      <w:r>
+        <w:rPr>
+          <w:rFonts w:ascii="B Badr" w:hAnsi="B Badr" w:hint="cs" w:cs="B Badr"/>
+          <w:rtl w:val="true"/>
+          <w:lang w:bidi="fa-IR"/>
+        </w:rPr>
+        <w:t xml:space="preserve">معرفی شد و سپس رمزنگاری مبتنی بر هویت توسط </w:t>
+      </w:r>
+      <w:r>
+        <w:rPr>
+          <w:rFonts w:cs="B Badr" w:hint="cs" w:ascii="B Badr" w:hAnsi="B Badr"/>
+          <w:lang w:bidi="fa-IR"/>
+        </w:rPr>
+        <w:t xml:space="preserve">Boneh </w:t>
+      </w:r>
+      <w:r>
+        <w:rPr>
+          <w:rFonts w:cs="B Badr" w:hint="cs" w:ascii="B Badr" w:hAnsi="B Badr"/>
+          <w:lang w:bidi="fa-IR"/>
+        </w:rPr>
+        <w:t xml:space="preserve">&amp; </w:t>
+      </w:r>
+      <w:r>
+        <w:rPr>
+          <w:rFonts w:cs="B Badr" w:hint="cs" w:ascii="B Badr" w:hAnsi="B Badr"/>
+          <w:lang w:bidi="fa-IR"/>
+        </w:rPr>
+        <w:t>Franklin [6]</w:t>
+      </w:r>
+      <w:r>
+        <w:rPr>
+          <w:rFonts w:cs="B Badr" w:hint="cs" w:ascii="B Badr" w:hAnsi="B Badr"/>
+          <w:rtl w:val="true"/>
+          <w:lang w:bidi="fa-IR"/>
+        </w:rPr>
+        <w:t xml:space="preserve"> </w:t>
+      </w:r>
+      <w:r>
+        <w:rPr>
+          <w:rFonts w:ascii="B Badr" w:hAnsi="B Badr" w:hint="cs" w:cs="B Badr"/>
+          <w:rtl w:val="true"/>
+          <w:lang w:bidi="fa-IR"/>
+        </w:rPr>
+        <w:t xml:space="preserve">به‌صورت کاربردی درآمد، با چالش امنیتی </w:t>
+      </w:r>
+      <w:r>
+        <w:rPr>
+          <w:rFonts w:ascii="B Badr" w:hAnsi="B Badr" w:hint="cs" w:cs="B Badr"/>
+          <w:rtl w:val="true"/>
+          <w:lang w:bidi="fa-IR"/>
+        </w:rPr>
+        <w:t>ضمان‌سپاری کلید</w:t>
+      </w:r>
+      <w:r>
+        <w:rPr>
+          <w:rFonts w:ascii="B Badr" w:hAnsi="B Badr" w:hint="cs" w:cs="B Badr"/>
+          <w:rtl w:val="true"/>
+          <w:lang w:bidi="fa-IR"/>
+        </w:rPr>
+        <w:t xml:space="preserve"> </w:t>
+      </w:r>
+      <w:r>
+        <w:rPr>
+          <w:rFonts w:cs="B Badr" w:hint="cs" w:ascii="B Badr" w:hAnsi="B Badr"/>
+          <w:rtl w:val="true"/>
+          <w:lang w:bidi="fa-IR"/>
+        </w:rPr>
+        <w:t>(</w:t>
+      </w:r>
+      <w:r>
+        <w:rPr>
+          <w:rFonts w:cs="B Badr" w:hint="cs" w:ascii="B Badr" w:hAnsi="B Badr"/>
+          <w:lang w:bidi="fa-IR"/>
+        </w:rPr>
+        <w:t>key escrow</w:t>
+      </w:r>
+      <w:r>
+        <w:rPr>
+          <w:rFonts w:cs="B Badr" w:hint="cs" w:ascii="B Badr" w:hAnsi="B Badr"/>
+          <w:rtl w:val="true"/>
+          <w:lang w:bidi="fa-IR"/>
+        </w:rPr>
+        <w:t>)</w:t>
+      </w:r>
+      <w:r>
+        <w:rPr>
+          <w:rFonts w:cs="B Badr" w:hint="cs" w:ascii="B Badr" w:hAnsi="B Badr"/>
+          <w:rtl w:val="true"/>
+          <w:lang w:bidi="fa-IR"/>
+        </w:rPr>
+        <w:t xml:space="preserve"> </w:t>
+      </w:r>
+      <w:r>
+        <w:rPr>
+          <w:rFonts w:ascii="B Badr" w:hAnsi="B Badr" w:hint="cs" w:cs="B Badr"/>
+          <w:rtl w:val="true"/>
+          <w:lang w:bidi="fa-IR"/>
+        </w:rPr>
+        <w:t xml:space="preserve">مواجه‌اند؛ شخص مرجع کلید خصوصی کاربران را در اختیار دارد و می‌تواند به نام دیگران امضا تولید کند </w:t>
+      </w:r>
+      <w:r>
+        <w:rPr>
+          <w:rFonts w:cs="B Badr" w:hint="cs" w:ascii="B Badr" w:hAnsi="B Badr"/>
+          <w:rtl w:val="true"/>
+          <w:lang w:bidi="fa-IR"/>
+        </w:rPr>
+        <w:t>[</w:t>
+      </w:r>
+      <w:r>
+        <w:rPr>
+          <w:rFonts w:cs="B Badr" w:hint="cs" w:ascii="B Badr" w:hAnsi="B Badr"/>
+          <w:lang w:bidi="fa-IR"/>
+        </w:rPr>
+        <w:t>7</w:t>
       </w:r>
       <w:r>
         <w:rPr>
@@ -3673,7 +3892,7 @@
           <w:color w:val="000000"/>
           <w:rtl w:val="true"/>
         </w:rPr>
-        <w:t xml:space="preserve">امضای مبتنی بر هویت </w:t>
+        <w:t xml:space="preserve">امضای بدون گواهی </w:t>
       </w:r>
       <w:r>
         <w:rPr>
@@ -3688,7 +3907,38 @@
           <w:rFonts w:cs="B Nazanin" w:ascii="B Nazanin" w:hAnsi="B Nazanin"/>
           <w:color w:val="000000"/>
         </w:rPr>
-        <w:t>IBS</w:t>
+        <w:t>CLS</w:t>
+      </w:r>
+      <w:r>
+        <w:rPr>
+          <w:rFonts w:cs="B Nazanin" w:ascii="B Nazanin" w:hAnsi="B Nazanin"/>
+          <w:color w:val="000000"/>
+          <w:rtl w:val="true"/>
+        </w:rPr>
+        <w:t xml:space="preserve">) </w:t>
+      </w:r>
+      <w:r>
+        <w:rPr>
+          <w:rFonts w:ascii="B Nazanin" w:hAnsi="B Nazanin" w:cs="B Nazanin"/>
+          <w:color w:val="000000"/>
+          <w:rtl w:val="true"/>
+        </w:rPr>
+        <w:t xml:space="preserve">و امضای تجمیعی بدون گواهی </w:t>
+      </w:r>
+      <w:r>
+        <w:rPr>
+          <w:rFonts w:cs="B Nazanin" w:ascii="B Nazanin" w:hAnsi="B Nazanin"/>
+          <w:color w:val="000000"/>
+          <w:rtl w:val="true"/>
+        </w:rPr>
+        <w:t>(</w:t>
+      </w:r>
+      <w:r>
+        <w:rPr>
+          <w:rFonts w:cs="B Nazanin" w:ascii="B Nazanin" w:hAnsi="B Nazanin"/>
+          <w:color w:val="000000"/>
+        </w:rPr>
+        <w:t>CLAS</w:t>
       </w:r>
       <w:r>
         <w:rPr>
@@ -3713,7 +3963,7 @@
           <w:rtl w:val="true"/>
           <w:lang w:bidi="fa-IR"/>
         </w:rPr>
-        <w:t xml:space="preserve">امضاهای مبتنی بر هویت </w:t>
+        <w:t xml:space="preserve">رمزنگاری بدون گواهی </w:t>
       </w:r>
       <w:r>
         <w:rPr>
@@ -3728,7 +3978,7 @@
           <w:rFonts w:cs="B Badr" w:hint="cs" w:ascii="B Badr" w:hAnsi="B Badr"/>
           <w:lang w:bidi="fa-IR"/>
         </w:rPr>
-        <w:t>Identity-Based Signature</w:t>
+        <w:t>Certificate-less Public Key Cryptography — CL-PKC</w:t>
       </w:r>
       <w:r>
         <w:rPr>
@@ -3751,7 +4001,21 @@
           <w:rFonts w:cs="B Badr" w:hint="cs" w:ascii="B Badr" w:hAnsi="B Badr"/>
           <w:lang w:bidi="fa-IR"/>
         </w:rPr>
-        <w:t>Shamir [5]</w:t>
+        <w:t xml:space="preserve">Al-Riyami </w:t>
+      </w:r>
+      <w:r>
+        <w:rPr>
+          <w:rFonts w:cs="B Badr" w:hint="cs" w:ascii="B Badr" w:hAnsi="B Badr"/>
+          <w:lang w:bidi="fa-IR"/>
+        </w:rPr>
+        <w:t xml:space="preserve">&amp; </w:t>
+      </w:r>
+      <w:r>
+        <w:rPr>
+          <w:rFonts w:cs="B Badr" w:hint="cs" w:ascii="B Badr" w:hAnsi="B Badr"/>
+          <w:lang w:bidi="fa-IR"/>
+        </w:rPr>
+        <w:t>Paterson [8]</w:t>
       </w:r>
       <w:r>
         <w:rPr>
@@ -3767,28 +4031,65 @@
           <w:rtl w:val="true"/>
           <w:lang w:bidi="fa-IR"/>
         </w:rPr>
-        <w:t xml:space="preserve">معرفی شد و سپس رمزنگاری مبتنی بر هویت توسط </w:t>
-      </w:r>
-      <w:r>
-        <w:rPr>
-          <w:rFonts w:cs="B Badr" w:hint="cs" w:ascii="B Badr" w:hAnsi="B Badr"/>
-          <w:lang w:bidi="fa-IR"/>
-        </w:rPr>
-        <w:t xml:space="preserve">Boneh </w:t>
-      </w:r>
-      <w:r>
-        <w:rPr>
-          <w:rFonts w:cs="B Badr" w:hint="cs" w:ascii="B Badr" w:hAnsi="B Badr"/>
-          <w:lang w:bidi="fa-IR"/>
-        </w:rPr>
-        <w:t>,</w:t>
-      </w:r>
-      <w:r>
-        <w:rPr>
-          <w:rFonts w:cs="B Badr" w:hint="cs" w:ascii="B Badr" w:hAnsi="B Badr"/>
-          <w:lang w:bidi="fa-IR"/>
-        </w:rPr>
-        <w:t xml:space="preserve"> Franklin [6]</w:t>
+        <w:t xml:space="preserve">معرفی شد، با ترکیب یک کلید خصوصی جزئی </w:t>
+      </w:r>
+      <w:r>
+        <w:rPr>
+          <w:rFonts w:cs="B Badr" w:hint="cs" w:ascii="B Badr" w:hAnsi="B Badr"/>
+          <w:rtl w:val="true"/>
+          <w:lang w:bidi="fa-IR"/>
+        </w:rPr>
+        <w:t>(</w:t>
+      </w:r>
+      <w:r>
+        <w:rPr>
+          <w:rFonts w:cs="B Badr" w:hint="cs" w:ascii="B Badr" w:hAnsi="B Badr"/>
+          <w:lang w:bidi="fa-IR"/>
+        </w:rPr>
+        <w:t>partial private key</w:t>
+      </w:r>
+      <w:r>
+        <w:rPr>
+          <w:rFonts w:cs="B Badr" w:hint="cs" w:ascii="B Badr" w:hAnsi="B Badr"/>
+          <w:rtl w:val="true"/>
+          <w:lang w:bidi="fa-IR"/>
+        </w:rPr>
+        <w:t xml:space="preserve">) </w:t>
+      </w:r>
+      <w:r>
+        <w:rPr>
+          <w:rFonts w:ascii="B Badr" w:hAnsi="B Badr" w:hint="cs" w:cs="B Badr"/>
+          <w:rtl w:val="true"/>
+          <w:lang w:bidi="fa-IR"/>
+        </w:rPr>
+        <w:t xml:space="preserve">از </w:t>
+      </w:r>
+      <w:r>
+        <w:rPr>
+          <w:rFonts w:cs="B road"/>
+          <w:rtl w:val="true"/>
+        </w:rPr>
+        <w:t xml:space="preserve">مرکز تولید کلید </w:t>
+      </w:r>
+      <w:r>
+        <w:rPr>
+          <w:rFonts w:cs="B road" w:ascii="B road" w:hAnsi="B road"/>
+          <w:rtl w:val="true"/>
+        </w:rPr>
+        <w:t>(</w:t>
+      </w:r>
+      <w:r>
+        <w:rPr>
+          <w:rFonts w:cs="B road" w:ascii="B road" w:hAnsi="B road"/>
+        </w:rPr>
+        <w:t>KGC</w:t>
+      </w:r>
+      <w:r>
+        <w:rPr>
+          <w:rFonts w:cs="B road" w:ascii="B road" w:hAnsi="B road"/>
+          <w:rtl w:val="true"/>
+        </w:rPr>
+        <w:t>)</w:t>
       </w:r>
       <w:r>
         <w:rPr>
@@ -3804,14 +4105,131 @@
           <w:rtl w:val="true"/>
           <w:lang w:bidi="fa-IR"/>
         </w:rPr>
-        <w:t xml:space="preserve">به‌صورت کاربردی درآمد، با چالش امنیتی </w:t>
-      </w:r>
-      <w:r>
-        <w:rPr>
-          <w:rFonts w:cs="B Badr" w:hint="cs" w:ascii="B Badr" w:hAnsi="B Badr"/>
-          <w:lang w:bidi="fa-IR"/>
-        </w:rPr>
-        <w:t>key escrow</w:t>
+        <w:t xml:space="preserve">و یک </w:t>
+      </w:r>
+      <w:r>
+        <w:rPr>
+          <w:rFonts w:ascii="B Badr" w:hAnsi="B Badr" w:hint="cs" w:cs="B Badr"/>
+          <w:rtl w:val="true"/>
+          <w:lang w:bidi="fa-IR"/>
+        </w:rPr>
+        <w:t xml:space="preserve">مقدار مخفی </w:t>
+      </w:r>
+      <w:r>
+        <w:rPr>
+          <w:rFonts w:cs="B Badr" w:hint="cs" w:ascii="B Badr" w:hAnsi="B Badr"/>
+          <w:rtl w:val="true"/>
+          <w:lang w:bidi="fa-IR"/>
+        </w:rPr>
+        <w:t>(</w:t>
+      </w:r>
+      <w:r>
+        <w:rPr>
+          <w:rFonts w:cs="B Badr" w:hint="cs" w:ascii="B Badr" w:hAnsi="B Badr"/>
+          <w:lang w:bidi="fa-IR"/>
+        </w:rPr>
+        <w:t>secret value</w:t>
+      </w:r>
+      <w:r>
+        <w:rPr>
+          <w:rFonts w:cs="B Badr" w:hint="cs" w:ascii="B Badr" w:hAnsi="B Badr"/>
+          <w:rtl w:val="true"/>
+          <w:lang w:bidi="fa-IR"/>
+        </w:rPr>
+        <w:t xml:space="preserve">) </w:t>
+      </w:r>
+      <w:r>
+        <w:rPr>
+          <w:rFonts w:ascii="B Badr" w:hAnsi="B Badr" w:hint="cs" w:cs="B Badr"/>
+          <w:rtl w:val="true"/>
+          <w:lang w:bidi="fa-IR"/>
+        </w:rPr>
+        <w:t xml:space="preserve">انتخابی توسط خود کاربر، هر دو مشکل مدیریت گواهی و ضمان سپاری </w:t>
+      </w:r>
+      <w:r>
+        <w:rPr>
+          <w:rFonts w:ascii="B Badr" w:hAnsi="B Badr" w:hint="cs" w:cs="B Badr"/>
+          <w:rtl w:val="true"/>
+          <w:lang w:bidi="fa-IR"/>
+        </w:rPr>
+        <w:t>کلید</w:t>
+      </w:r>
+      <w:r>
+        <w:rPr>
+          <w:rFonts w:ascii="B Badr" w:hAnsi="B Badr" w:hint="cs" w:cs="B Badr"/>
+          <w:rtl w:val="true"/>
+          <w:lang w:bidi="fa-IR"/>
+        </w:rPr>
+        <w:t xml:space="preserve"> را هم‌زمان حل می‌کند </w:t>
+      </w:r>
+      <w:r>
+        <w:rPr>
+          <w:rFonts w:cs="B Badr" w:hint="cs" w:ascii="B Badr" w:hAnsi="B Badr"/>
+          <w:rtl w:val="true"/>
+          <w:lang w:bidi="fa-IR"/>
+        </w:rPr>
+        <w:t>[</w:t>
+      </w:r>
+      <w:r>
+        <w:rPr>
+          <w:rFonts w:cs="B Badr" w:hint="cs" w:ascii="B Badr" w:hAnsi="B Badr"/>
+          <w:lang w:bidi="fa-IR"/>
+        </w:rPr>
+        <w:t>9</w:t>
+      </w:r>
+      <w:r>
+        <w:rPr>
+          <w:rFonts w:cs="B Badr" w:hint="cs" w:ascii="B Badr" w:hAnsi="B Badr"/>
+          <w:rtl w:val="true"/>
+          <w:lang w:bidi="fa-IR"/>
+        </w:rPr>
+        <w:t xml:space="preserve">]. </w:t>
+      </w:r>
+      <w:r>
+        <w:rPr>
+          <w:rFonts w:ascii="B Badr" w:hAnsi="B Badr" w:hint="cs" w:cs="B Badr"/>
+          <w:rtl w:val="true"/>
+          <w:lang w:bidi="fa-IR"/>
+        </w:rPr>
+        <w:t xml:space="preserve">امضای تجمیعی </w:t>
+      </w:r>
+      <w:r>
+        <w:rPr>
+          <w:rFonts w:cs="B Badr" w:hint="cs" w:ascii="B Badr" w:hAnsi="B Badr"/>
+          <w:rtl w:val="true"/>
+          <w:lang w:bidi="fa-IR"/>
+        </w:rPr>
+        <w:t>(</w:t>
+      </w:r>
+      <w:r>
+        <w:rPr>
+          <w:rFonts w:cs="B Badr" w:hint="cs" w:ascii="B Badr" w:hAnsi="B Badr"/>
+          <w:lang w:bidi="fa-IR"/>
+        </w:rPr>
+        <w:t>Aggregate Signature</w:t>
+      </w:r>
+      <w:r>
+        <w:rPr>
+          <w:rFonts w:cs="B Badr" w:hint="cs" w:ascii="B Badr" w:hAnsi="B Badr"/>
+          <w:rtl w:val="true"/>
+          <w:lang w:bidi="fa-IR"/>
+        </w:rPr>
+        <w:t xml:space="preserve">) </w:t>
+      </w:r>
+      <w:r>
+        <w:rPr>
+          <w:rFonts w:ascii="B Badr" w:hAnsi="B Badr" w:hint="cs" w:cs="B Badr"/>
+          <w:rtl w:val="true"/>
+          <w:lang w:bidi="fa-IR"/>
+        </w:rPr>
+        <w:t xml:space="preserve">که توسط </w:t>
+      </w:r>
+      <w:r>
+        <w:rPr>
+          <w:rFonts w:cs="B Badr" w:hint="cs" w:ascii="B Badr" w:hAnsi="B Badr"/>
+          <w:lang w:bidi="fa-IR"/>
+        </w:rPr>
+        <w:t>Boneh</w:t>
       </w:r>
       <w:r>
         <w:rPr>
@@ -3827,7 +4245,7 @@
           <w:rtl w:val="true"/>
           <w:lang w:bidi="fa-IR"/>
         </w:rPr>
-        <w:t xml:space="preserve">مواجه‌اند؛ شخص مرجع کلید خصوصی کاربران را در اختیار دارد و می‌تواند به نام دیگران امضا تولید کند </w:t>
+        <w:t xml:space="preserve">و همکاران </w:t>
       </w:r>
       <w:r>
         <w:rPr>
@@ -3842,6 +4260,565 @@
           <w:rFonts w:cs="B Badr" w:hint="cs" w:ascii="B Badr" w:hAnsi="B Badr"/>
           <w:lang w:bidi="fa-IR"/>
         </w:rPr>
+        <w:t>10</w:t>
+      </w:r>
+      <w:r>
+        <w:rPr>
+          <w:rFonts w:cs="B Badr" w:hint="cs" w:ascii="B Badr" w:hAnsi="B Badr"/>
+          <w:rtl w:val="true"/>
+          <w:lang w:bidi="fa-IR"/>
+        </w:rPr>
+        <w:t xml:space="preserve">] </w:t>
+      </w:r>
+      <w:r>
+        <w:rPr>
+          <w:rFonts w:ascii="B Badr" w:hAnsi="B Badr" w:hint="cs" w:cs="B Badr"/>
+          <w:rtl w:val="true"/>
+          <w:lang w:bidi="fa-IR"/>
+        </w:rPr>
+        <w:t xml:space="preserve">معرفی شد، امضاهای </w:t>
+      </w:r>
+      <w:r>
+        <w:rPr>
+          <w:rFonts w:ascii="B Badr" w:hAnsi="B Badr" w:hint="cs" w:cs="B Badr"/>
+          <w:rtl w:val="true"/>
+          <w:lang w:bidi="fa-IR"/>
+        </w:rPr>
+        <w:t>چندین</w:t>
+      </w:r>
+      <w:r>
+        <w:rPr>
+          <w:rFonts w:ascii="B Badr" w:hAnsi="B Badr" w:hint="cs" w:cs="B Badr"/>
+          <w:rtl w:val="true"/>
+          <w:lang w:bidi="fa-IR"/>
+        </w:rPr>
+        <w:t xml:space="preserve"> کاربر روی پیام‌های مختلف را در یک امضای واحد تجمیع می‌کند تا زمان تأیید دسته‌ای و طول امضا کاهش یابد</w:t>
+      </w:r>
+      <w:r>
+        <w:rPr>
+          <w:rFonts w:cs="B Badr" w:hint="cs" w:ascii="B Badr" w:hAnsi="B Badr"/>
+          <w:rtl w:val="true"/>
+          <w:lang w:bidi="fa-IR"/>
+        </w:rPr>
+        <w:t xml:space="preserve">. </w:t>
+      </w:r>
+      <w:r>
+        <w:rPr>
+          <w:rFonts w:ascii="B Badr" w:hAnsi="B Badr" w:hint="cs" w:cs="B Badr"/>
+          <w:rtl w:val="true"/>
+          <w:lang w:bidi="fa-IR"/>
+        </w:rPr>
+        <w:t xml:space="preserve">ترکیب این دو، خانواده </w:t>
+      </w:r>
+      <w:r>
+        <w:rPr>
+          <w:rFonts w:cs="B Badr" w:hint="cs" w:ascii="B Badr" w:hAnsi="B Badr"/>
+          <w:lang w:bidi="fa-IR"/>
+        </w:rPr>
+        <w:t>CLAS</w:t>
+      </w:r>
+      <w:r>
+        <w:rPr>
+          <w:rFonts w:cs="B Badr" w:hint="cs" w:ascii="B Badr" w:hAnsi="B Badr"/>
+          <w:rtl w:val="true"/>
+          <w:lang w:bidi="fa-IR"/>
+        </w:rPr>
+        <w:t xml:space="preserve"> </w:t>
+      </w:r>
+      <w:r>
+        <w:rPr>
+          <w:rFonts w:ascii="B Badr" w:hAnsi="B Badr" w:hint="cs" w:cs="B Badr"/>
+          <w:rtl w:val="true"/>
+          <w:lang w:bidi="fa-IR"/>
+        </w:rPr>
+        <w:t xml:space="preserve">را می‌سازد </w:t>
+      </w:r>
+      <w:r>
+        <w:rPr>
+          <w:rFonts w:cs="B Badr" w:hint="cs" w:ascii="B Badr" w:hAnsi="B Badr"/>
+          <w:rtl w:val="true"/>
+          <w:lang w:bidi="fa-IR"/>
+        </w:rPr>
+        <w:t>[</w:t>
+      </w:r>
+      <w:r>
+        <w:rPr>
+          <w:rFonts w:cs="B Badr" w:hint="cs" w:ascii="B Badr" w:hAnsi="B Badr"/>
+          <w:lang w:bidi="fa-IR"/>
+        </w:rPr>
+        <w:t>9</w:t>
+      </w:r>
+      <w:r>
+        <w:rPr>
+          <w:rFonts w:cs="B Badr" w:hint="cs" w:ascii="B Badr" w:hAnsi="B Badr"/>
+          <w:rtl w:val="true"/>
+          <w:lang w:bidi="fa-IR"/>
+        </w:rPr>
+        <w:t>].</w:t>
+      </w:r>
+    </w:p>
+    <w:p>
+      <w:pPr>
+        <w:pStyle w:val="Heading2"/>
+        <w:bidi w:val="1"/>
+        <w:jc w:val="start"/>
+        <w:rPr>
+          <w:rFonts w:ascii="B Nazanin" w:hAnsi="B Nazanin" w:cs="B Nazanin"/>
+          <w:color w:val="000000"/>
+        </w:rPr>
+      </w:pPr>
+      <w:r>
+        <w:rPr>
+          <w:rFonts w:ascii="B Nazanin" w:hAnsi="B Nazanin" w:cs="B Nazanin"/>
+          <w:color w:val="000000"/>
+          <w:rtl w:val="true"/>
+        </w:rPr>
+        <w:t xml:space="preserve">چرا بدون جفت‌سازی </w:t>
+      </w:r>
+      <w:r>
+        <w:rPr>
+          <w:rFonts w:cs="B Nazanin" w:ascii="B Nazanin" w:hAnsi="B Nazanin"/>
+          <w:color w:val="000000"/>
+          <w:rtl w:val="true"/>
+        </w:rPr>
+        <w:t>(</w:t>
+      </w:r>
+      <w:r>
+        <w:rPr>
+          <w:rFonts w:cs="B Nazanin" w:ascii="B Nazanin" w:hAnsi="B Nazanin"/>
+          <w:color w:val="000000"/>
+        </w:rPr>
+        <w:t>Pairing-Free</w:t>
+      </w:r>
+      <w:r>
+        <w:rPr>
+          <w:rFonts w:cs="B Nazanin" w:ascii="B Nazanin" w:hAnsi="B Nazanin"/>
+          <w:color w:val="000000"/>
+          <w:rtl w:val="true"/>
+        </w:rPr>
+        <w:t>)</w:t>
+      </w:r>
+      <w:r>
+        <w:rPr>
+          <w:rFonts w:ascii="B Nazanin" w:hAnsi="B Nazanin" w:cs="B Nazanin"/>
+          <w:color w:val="000000"/>
+          <w:rtl w:val="true"/>
+        </w:rPr>
+        <w:t>؟</w:t>
+      </w:r>
+    </w:p>
+    <w:p>
+      <w:pPr>
+        <w:pStyle w:val="Normal"/>
+        <w:rPr>
+          <w:rFonts w:ascii="B Badr" w:hAnsi="B Badr" w:cs="B Badr" w:hint="cs"/>
+          <w:lang w:bidi="fa-IR"/>
+        </w:rPr>
+      </w:pPr>
+      <w:r>
+        <w:rPr>
+          <w:rFonts w:ascii="B Badr" w:hAnsi="B Badr" w:hint="cs" w:cs="B Badr"/>
+          <w:rtl w:val="true"/>
+          <w:lang w:bidi="fa-IR"/>
+        </w:rPr>
+        <w:t xml:space="preserve">محاسبه جفت‌سازی دوخطی </w:t>
+      </w:r>
+      <w:r>
+        <w:rPr>
+          <w:rFonts w:cs="B Badr" w:hint="cs" w:ascii="B Badr" w:hAnsi="B Badr"/>
+          <w:rtl w:val="true"/>
+          <w:lang w:bidi="fa-IR"/>
+        </w:rPr>
+        <w:t>(</w:t>
+      </w:r>
+      <w:r>
+        <w:rPr>
+          <w:rFonts w:cs="B Badr" w:hint="cs" w:ascii="B Badr" w:hAnsi="B Badr"/>
+          <w:lang w:bidi="fa-IR"/>
+        </w:rPr>
+        <w:t>bilinear pairing</w:t>
+      </w:r>
+      <w:r>
+        <w:rPr>
+          <w:rFonts w:cs="B Badr" w:hint="cs" w:ascii="B Badr" w:hAnsi="B Badr"/>
+          <w:rtl w:val="true"/>
+          <w:lang w:bidi="fa-IR"/>
+        </w:rPr>
+        <w:t xml:space="preserve">) </w:t>
+      </w:r>
+      <w:r>
+        <w:rPr>
+          <w:rFonts w:ascii="B Badr" w:hAnsi="B Badr" w:hint="cs" w:cs="B Badr"/>
+          <w:rtl w:val="true"/>
+          <w:lang w:bidi="fa-IR"/>
+        </w:rPr>
+        <w:t>گران‌ترین عملیات رمزنگاری است</w:t>
+      </w:r>
+      <w:r>
+        <w:rPr>
+          <w:rFonts w:ascii="B Badr" w:hAnsi="B Badr" w:hint="cs" w:cs="B Badr"/>
+          <w:rtl w:val="true"/>
+          <w:lang w:bidi="fa-IR"/>
+        </w:rPr>
+        <w:t>؛</w:t>
+      </w:r>
+      <w:r>
+        <w:rPr>
+          <w:rFonts w:ascii="B Badr" w:hAnsi="B Badr" w:hint="cs" w:cs="B Badr"/>
+          <w:rtl w:val="true"/>
+          <w:lang w:bidi="fa-IR"/>
+        </w:rPr>
+        <w:t xml:space="preserve"> در مبنای مقایسه  </w:t>
+      </w:r>
+      <w:r>
+        <w:rPr>
+          <w:rFonts w:cs="B Badr" w:hint="cs" w:ascii="B Badr" w:hAnsi="B Badr"/>
+          <w:rtl w:val="true"/>
+          <w:lang w:bidi="fa-IR"/>
+        </w:rPr>
+        <w:t>(</w:t>
+      </w:r>
+      <w:r>
+        <w:rPr>
+          <w:rFonts w:cs="B Badr" w:hint="cs" w:ascii="B Badr" w:hAnsi="B Badr"/>
+          <w:lang w:bidi="fa-IR"/>
+        </w:rPr>
+        <w:t>benchmark</w:t>
+      </w:r>
+      <w:r>
+        <w:rPr>
+          <w:rFonts w:cs="B Badr" w:hint="cs" w:ascii="B Badr" w:hAnsi="B Badr"/>
+          <w:rtl w:val="true"/>
+          <w:lang w:bidi="fa-IR"/>
+        </w:rPr>
+        <w:t xml:space="preserve">) </w:t>
+      </w:r>
+      <w:r>
+        <w:rPr>
+          <w:rFonts w:cs="B Badr" w:hint="cs" w:ascii="B Badr" w:hAnsi="B Badr"/>
+          <w:lang w:bidi="fa-IR"/>
+        </w:rPr>
+        <w:t>Tate pairing</w:t>
+      </w:r>
+      <w:r>
+        <w:rPr>
+          <w:rFonts w:cs="B Badr" w:hint="cs" w:ascii="B Badr" w:hAnsi="B Badr"/>
+          <w:rtl w:val="true"/>
+          <w:lang w:bidi="fa-IR"/>
+        </w:rPr>
+        <w:t xml:space="preserve"> </w:t>
+      </w:r>
+      <w:r>
+        <w:rPr>
+          <w:rFonts w:ascii="B Badr" w:hAnsi="B Badr" w:hint="cs" w:cs="B Badr"/>
+          <w:rtl w:val="true"/>
+          <w:lang w:bidi="fa-IR"/>
+        </w:rPr>
+        <w:t xml:space="preserve">حدود </w:t>
+      </w:r>
+      <w:r>
+        <w:rPr>
+          <w:rFonts w:ascii="B Badr" w:hAnsi="B Badr" w:hint="cs" w:cs="B Badr"/>
+          <w:lang w:bidi="fa-IR"/>
+        </w:rPr>
+        <w:t>۳</w:t>
+      </w:r>
+      <w:r>
+        <w:rPr>
+          <w:rFonts w:cs="B Badr" w:hint="cs" w:ascii="B Badr" w:hAnsi="B Badr"/>
+          <w:lang w:bidi="fa-IR"/>
+        </w:rPr>
+        <w:t>.</w:t>
+      </w:r>
+      <w:r>
+        <w:rPr>
+          <w:rFonts w:ascii="B Badr" w:hAnsi="B Badr" w:hint="cs" w:cs="B Badr"/>
+          <w:lang w:bidi="fa-IR"/>
+        </w:rPr>
+        <w:t>۲۱</w:t>
+      </w:r>
+      <w:r>
+        <w:rPr>
+          <w:rFonts w:ascii="B Badr" w:hAnsi="B Badr" w:hint="cs" w:cs="B Badr"/>
+          <w:rtl w:val="true"/>
+          <w:lang w:bidi="fa-IR"/>
+        </w:rPr>
+        <w:t xml:space="preserve"> میلی‌ثانیه در برابر </w:t>
+      </w:r>
+      <w:r>
+        <w:rPr>
+          <w:rFonts w:ascii="B Badr" w:hAnsi="B Badr" w:hint="cs" w:cs="B Badr"/>
+          <w:lang w:bidi="fa-IR"/>
+        </w:rPr>
+        <w:t>۰</w:t>
+      </w:r>
+      <w:r>
+        <w:rPr>
+          <w:rFonts w:cs="B Badr" w:hint="cs" w:ascii="B Badr" w:hAnsi="B Badr"/>
+          <w:lang w:bidi="fa-IR"/>
+        </w:rPr>
+        <w:t>.</w:t>
+      </w:r>
+      <w:r>
+        <w:rPr>
+          <w:rFonts w:ascii="B Badr" w:hAnsi="B Badr" w:hint="cs" w:cs="B Badr"/>
+          <w:lang w:bidi="fa-IR"/>
+        </w:rPr>
+        <w:t>۳۹</w:t>
+      </w:r>
+      <w:r>
+        <w:rPr>
+          <w:rFonts w:ascii="B Badr" w:hAnsi="B Badr" w:hint="cs" w:cs="B Badr"/>
+          <w:rtl w:val="true"/>
+          <w:lang w:bidi="fa-IR"/>
+        </w:rPr>
+        <w:t xml:space="preserve"> میلی‌ثانیه ضرب اسکالری </w:t>
+      </w:r>
+      <w:r>
+        <w:rPr>
+          <w:rFonts w:cs="B Badr" w:hint="cs" w:ascii="B Badr" w:hAnsi="B Badr"/>
+          <w:rtl w:val="true"/>
+          <w:lang w:bidi="fa-IR"/>
+        </w:rPr>
+        <w:t>(</w:t>
+      </w:r>
+      <w:r>
+        <w:rPr>
+          <w:rFonts w:ascii="B Badr" w:hAnsi="B Badr" w:hint="cs" w:cs="B Badr"/>
+          <w:rtl w:val="true"/>
+          <w:lang w:bidi="fa-IR"/>
+        </w:rPr>
+        <w:t xml:space="preserve">حدود </w:t>
+      </w:r>
+      <w:r>
+        <w:rPr>
+          <w:rFonts w:ascii="B Badr" w:hAnsi="B Badr" w:hint="cs" w:cs="B Badr"/>
+          <w:lang w:bidi="fa-IR"/>
+        </w:rPr>
+        <w:t>۸</w:t>
+      </w:r>
+      <w:r>
+        <w:rPr>
+          <w:rFonts w:ascii="B Badr" w:hAnsi="B Badr" w:hint="cs" w:cs="B Badr"/>
+          <w:rtl w:val="true"/>
+          <w:lang w:bidi="fa-IR"/>
+        </w:rPr>
+        <w:t xml:space="preserve"> برابر کندتر</w:t>
+      </w:r>
+      <w:r>
+        <w:rPr>
+          <w:rFonts w:cs="B Badr" w:hint="cs" w:ascii="B Badr" w:hAnsi="B Badr"/>
+          <w:rtl w:val="true"/>
+          <w:lang w:bidi="fa-IR"/>
+        </w:rPr>
+        <w:t>) [</w:t>
+      </w:r>
+      <w:r>
+        <w:rPr>
+          <w:rFonts w:cs="B Badr" w:hint="cs" w:ascii="B Badr" w:hAnsi="B Badr"/>
+          <w:lang w:bidi="fa-IR"/>
+        </w:rPr>
+        <w:t>3</w:t>
+      </w:r>
+      <w:r>
+        <w:rPr>
+          <w:rFonts w:cs="B Badr" w:hint="cs" w:ascii="B Badr" w:hAnsi="B Badr"/>
+          <w:rtl w:val="true"/>
+          <w:lang w:bidi="fa-IR"/>
+        </w:rPr>
+        <w:t>]</w:t>
+      </w:r>
+      <w:r>
+        <w:rPr>
+          <w:rFonts w:ascii="B Badr" w:hAnsi="B Badr" w:hint="cs" w:cs="B Badr"/>
+          <w:rtl w:val="true"/>
+          <w:lang w:bidi="fa-IR"/>
+        </w:rPr>
+        <w:t>،</w:t>
+      </w:r>
+      <w:r>
+        <w:rPr>
+          <w:rFonts w:ascii="B Badr" w:hAnsi="B Badr" w:hint="cs" w:cs="B Badr"/>
+          <w:rtl w:val="true"/>
+          <w:lang w:bidi="fa-IR"/>
+        </w:rPr>
+        <w:t xml:space="preserve"> در مبنای مقایسه </w:t>
+      </w:r>
+      <w:r>
+        <w:rPr>
+          <w:rFonts w:cs="B Badr" w:hint="cs" w:ascii="B Badr" w:hAnsi="B Badr"/>
+          <w:lang w:bidi="fa-IR"/>
+        </w:rPr>
+        <w:t>MIRACL</w:t>
+      </w:r>
+      <w:r>
+        <w:rPr>
+          <w:rFonts w:cs="B Badr" w:hint="cs" w:ascii="B Badr" w:hAnsi="B Badr"/>
+          <w:rtl w:val="true"/>
+          <w:lang w:bidi="fa-IR"/>
+        </w:rPr>
+        <w:t xml:space="preserve"> </w:t>
+      </w:r>
+      <w:r>
+        <w:rPr>
+          <w:rFonts w:ascii="B Badr" w:hAnsi="B Badr" w:hint="cs" w:cs="B Badr"/>
+          <w:rtl w:val="true"/>
+          <w:lang w:bidi="fa-IR"/>
+        </w:rPr>
+        <w:t xml:space="preserve">یک جفت‌سازی حدود </w:t>
+      </w:r>
+      <w:r>
+        <w:rPr>
+          <w:rFonts w:ascii="B Badr" w:hAnsi="B Badr" w:hint="cs" w:cs="B Badr"/>
+          <w:lang w:bidi="fa-IR"/>
+        </w:rPr>
+        <w:t>۴</w:t>
+      </w:r>
+      <w:r>
+        <w:rPr>
+          <w:rFonts w:cs="B Badr" w:hint="cs" w:ascii="B Badr" w:hAnsi="B Badr"/>
+          <w:lang w:bidi="fa-IR"/>
+        </w:rPr>
+        <w:t>.</w:t>
+      </w:r>
+      <w:r>
+        <w:rPr>
+          <w:rFonts w:ascii="B Badr" w:hAnsi="B Badr" w:hint="cs" w:cs="B Badr"/>
+          <w:lang w:bidi="fa-IR"/>
+        </w:rPr>
+        <w:t>۴</w:t>
+      </w:r>
+      <w:r>
+        <w:rPr>
+          <w:rFonts w:ascii="B Badr" w:hAnsi="B Badr" w:hint="cs" w:cs="B Badr"/>
+          <w:rtl w:val="true"/>
+          <w:lang w:bidi="fa-IR"/>
+        </w:rPr>
+        <w:t xml:space="preserve"> تا </w:t>
+      </w:r>
+      <w:r>
+        <w:rPr>
+          <w:rFonts w:ascii="B Badr" w:hAnsi="B Badr" w:hint="cs" w:cs="B Badr"/>
+          <w:lang w:bidi="fa-IR"/>
+        </w:rPr>
+        <w:t>۴</w:t>
+      </w:r>
+      <w:r>
+        <w:rPr>
+          <w:rFonts w:cs="B Badr" w:hint="cs" w:ascii="B Badr" w:hAnsi="B Badr"/>
+          <w:lang w:bidi="fa-IR"/>
+        </w:rPr>
+        <w:t>.</w:t>
+      </w:r>
+      <w:r>
+        <w:rPr>
+          <w:rFonts w:ascii="B Badr" w:hAnsi="B Badr" w:hint="cs" w:cs="B Badr"/>
+          <w:lang w:bidi="fa-IR"/>
+        </w:rPr>
+        <w:t>۶</w:t>
+      </w:r>
+      <w:r>
+        <w:rPr>
+          <w:rFonts w:ascii="B Badr" w:hAnsi="B Badr" w:hint="cs" w:cs="B Badr"/>
+          <w:rtl w:val="true"/>
+          <w:lang w:bidi="fa-IR"/>
+        </w:rPr>
+        <w:t xml:space="preserve"> میلی‌ثانیه هزینه دارد در حالی که ضرب اسکالری روی </w:t>
+      </w:r>
+      <w:r>
+        <w:rPr>
+          <w:rFonts w:cs="B Badr" w:hint="cs" w:ascii="B Badr" w:hAnsi="B Badr"/>
+          <w:lang w:bidi="fa-IR"/>
+        </w:rPr>
+        <w:t>ECC</w:t>
+      </w:r>
+      <w:r>
+        <w:rPr>
+          <w:rFonts w:cs="B Badr" w:hint="cs" w:ascii="B Badr" w:hAnsi="B Badr"/>
+          <w:rtl w:val="true"/>
+          <w:lang w:bidi="fa-IR"/>
+        </w:rPr>
+        <w:t xml:space="preserve"> </w:t>
+      </w:r>
+      <w:r>
+        <w:rPr>
+          <w:rFonts w:ascii="B Badr" w:hAnsi="B Badr" w:hint="cs" w:cs="B Badr"/>
+          <w:rtl w:val="true"/>
+          <w:lang w:bidi="fa-IR"/>
+        </w:rPr>
+        <w:t xml:space="preserve">تنها </w:t>
+      </w:r>
+      <w:r>
+        <w:rPr>
+          <w:rFonts w:ascii="B Badr" w:hAnsi="B Badr" w:hint="cs" w:cs="B Badr"/>
+          <w:lang w:bidi="fa-IR"/>
+        </w:rPr>
+        <w:t>۰</w:t>
+      </w:r>
+      <w:r>
+        <w:rPr>
+          <w:rFonts w:cs="B Badr" w:hint="cs" w:ascii="B Badr" w:hAnsi="B Badr"/>
+          <w:lang w:bidi="fa-IR"/>
+        </w:rPr>
+        <w:t>.</w:t>
+      </w:r>
+      <w:r>
+        <w:rPr>
+          <w:rFonts w:ascii="B Badr" w:hAnsi="B Badr" w:hint="cs" w:cs="B Badr"/>
+          <w:lang w:bidi="fa-IR"/>
+        </w:rPr>
+        <w:t>۱۷</w:t>
+      </w:r>
+      <w:r>
+        <w:rPr>
+          <w:rFonts w:ascii="B Badr" w:hAnsi="B Badr" w:hint="cs" w:cs="B Badr"/>
+          <w:rtl w:val="true"/>
+          <w:lang w:bidi="fa-IR"/>
+        </w:rPr>
+        <w:t xml:space="preserve"> تا </w:t>
+      </w:r>
+      <w:r>
+        <w:rPr>
+          <w:rFonts w:ascii="B Badr" w:hAnsi="B Badr" w:hint="cs" w:cs="B Badr"/>
+          <w:lang w:bidi="fa-IR"/>
+        </w:rPr>
+        <w:t>۰</w:t>
+      </w:r>
+      <w:r>
+        <w:rPr>
+          <w:rFonts w:cs="B Badr" w:hint="cs" w:ascii="B Badr" w:hAnsi="B Badr"/>
+          <w:lang w:bidi="fa-IR"/>
+        </w:rPr>
+        <w:t>.</w:t>
+      </w:r>
+      <w:r>
+        <w:rPr>
+          <w:rFonts w:ascii="B Badr" w:hAnsi="B Badr" w:hint="cs" w:cs="B Badr"/>
+          <w:lang w:bidi="fa-IR"/>
+        </w:rPr>
+        <w:t>۶</w:t>
+      </w:r>
+      <w:r>
+        <w:rPr>
+          <w:rFonts w:ascii="B Badr" w:hAnsi="B Badr" w:hint="cs" w:cs="B Badr"/>
+          <w:rtl w:val="true"/>
+          <w:lang w:bidi="fa-IR"/>
+        </w:rPr>
+        <w:t xml:space="preserve"> میلی‌ثانیه </w:t>
+      </w:r>
+      <w:r>
+        <w:rPr>
+          <w:rFonts w:cs="B Badr" w:hint="cs" w:ascii="B Badr" w:hAnsi="B Badr"/>
+          <w:rtl w:val="true"/>
+          <w:lang w:bidi="fa-IR"/>
+        </w:rPr>
+        <w:t>[</w:t>
+      </w:r>
+      <w:r>
+        <w:rPr>
+          <w:rFonts w:cs="B Badr" w:hint="cs" w:ascii="B Badr" w:hAnsi="B Badr"/>
+          <w:lang w:bidi="fa-IR"/>
+        </w:rPr>
         <w:t>7</w:t>
       </w:r>
       <w:r>
@@ -3850,7 +4827,203 @@
           <w:rtl w:val="true"/>
           <w:lang w:bidi="fa-IR"/>
         </w:rPr>
+        <w:t>], [</w:t>
+      </w:r>
+      <w:r>
+        <w:rPr>
+          <w:rFonts w:cs="B Badr" w:hint="cs" w:ascii="B Badr" w:hAnsi="B Badr"/>
+          <w:lang w:bidi="fa-IR"/>
+        </w:rPr>
+        <w:t>11</w:t>
+      </w:r>
+      <w:r>
+        <w:rPr>
+          <w:rFonts w:cs="B Badr" w:hint="cs" w:ascii="B Badr" w:hAnsi="B Badr"/>
+          <w:rtl w:val="true"/>
+          <w:lang w:bidi="fa-IR"/>
+        </w:rPr>
+        <w:t xml:space="preserve">]. </w:t>
+      </w:r>
+      <w:r>
+        <w:rPr>
+          <w:rFonts w:ascii="B Badr" w:hAnsi="B Badr" w:hint="cs" w:cs="B Badr"/>
+          <w:rtl w:val="true"/>
+          <w:lang w:bidi="fa-IR"/>
+        </w:rPr>
+        <w:t xml:space="preserve">حذف جفت‌سازی بزرگ‌ترین اهرم سرعت است؛ طرح </w:t>
+      </w:r>
+      <w:r>
+        <w:rPr>
+          <w:rFonts w:cs="B Badr" w:hint="cs" w:ascii="B Badr" w:hAnsi="B Badr"/>
+          <w:lang w:bidi="fa-IR"/>
+        </w:rPr>
+        <w:t>BLS [12]</w:t>
+      </w:r>
+      <w:r>
+        <w:rPr>
+          <w:rFonts w:cs="B Badr" w:hint="cs" w:ascii="B Badr" w:hAnsi="B Badr"/>
+          <w:rtl w:val="true"/>
+          <w:lang w:bidi="fa-IR"/>
+        </w:rPr>
+        <w:t xml:space="preserve"> </w:t>
+      </w:r>
+      <w:r>
+        <w:rPr>
+          <w:rFonts w:ascii="B Badr" w:hAnsi="B Badr" w:hint="cs" w:cs="B Badr"/>
+          <w:rtl w:val="true"/>
+          <w:lang w:bidi="fa-IR"/>
+        </w:rPr>
+        <w:t xml:space="preserve">نمونه کلاسیک امضای کوتاه مبتنی بر جفت‌سازی است و طرح‌های بدون جفت‌سازی مبتنی بر خم‌های </w:t>
+      </w:r>
+      <w:r>
+        <w:rPr>
+          <w:rFonts w:ascii="B Badr" w:hAnsi="B Badr" w:hint="cs" w:cs="B Badr"/>
+          <w:rtl w:val="true"/>
+          <w:lang w:bidi="fa-IR"/>
+        </w:rPr>
+        <w:t>بیضوی</w:t>
+      </w:r>
+      <w:r>
+        <w:rPr>
+          <w:rFonts w:ascii="B Badr" w:hAnsi="B Badr" w:hint="cs" w:cs="B Badr"/>
+          <w:rtl w:val="true"/>
+          <w:lang w:bidi="fa-IR"/>
+        </w:rPr>
+        <w:t xml:space="preserve"> </w:t>
+      </w:r>
+      <w:r>
+        <w:rPr>
+          <w:rFonts w:cs="B Badr" w:hint="cs" w:ascii="B Badr" w:hAnsi="B Badr"/>
+          <w:rtl w:val="true"/>
+          <w:lang w:bidi="fa-IR"/>
+        </w:rPr>
+        <w:t>(</w:t>
+      </w:r>
+      <w:r>
+        <w:rPr>
+          <w:rFonts w:cs="B Badr" w:hint="cs" w:ascii="B Badr" w:hAnsi="B Badr"/>
+          <w:lang w:bidi="fa-IR"/>
+        </w:rPr>
+        <w:t>ECC</w:t>
+      </w:r>
+      <w:r>
+        <w:rPr>
+          <w:rFonts w:cs="B Badr" w:hint="cs" w:ascii="B Badr" w:hAnsi="B Badr"/>
+          <w:rtl w:val="true"/>
+          <w:lang w:bidi="fa-IR"/>
+        </w:rPr>
+        <w:t xml:space="preserve">) </w:t>
+      </w:r>
+      <w:r>
+        <w:rPr>
+          <w:rFonts w:ascii="B Badr" w:hAnsi="B Badr" w:hint="cs" w:cs="B Badr"/>
+          <w:rtl w:val="true"/>
+          <w:lang w:bidi="fa-IR"/>
+        </w:rPr>
+        <w:t xml:space="preserve">جریان غالب ادبیات این حوزه هستند </w:t>
+      </w:r>
+      <w:r>
+        <w:rPr>
+          <w:rFonts w:cs="B Badr" w:hint="cs" w:ascii="B Badr" w:hAnsi="B Badr"/>
+          <w:rtl w:val="true"/>
+          <w:lang w:bidi="fa-IR"/>
+        </w:rPr>
+        <w:t>[</w:t>
+      </w:r>
+      <w:r>
+        <w:rPr>
+          <w:rFonts w:cs="B Badr" w:hint="cs" w:ascii="B Badr" w:hAnsi="B Badr"/>
+          <w:lang w:bidi="fa-IR"/>
+        </w:rPr>
+        <w:t>13</w:t>
+      </w:r>
+      <w:r>
+        <w:rPr>
+          <w:rFonts w:cs="B Badr" w:hint="cs" w:ascii="B Badr" w:hAnsi="B Badr"/>
+          <w:rtl w:val="true"/>
+          <w:lang w:bidi="fa-IR"/>
+        </w:rPr>
         <w:t>].</w:t>
+      </w:r>
+    </w:p>
+    <w:p>
+      <w:pPr>
+        <w:pStyle w:val="Heading2"/>
+        <w:bidi w:val="1"/>
+        <w:jc w:val="start"/>
+        <w:rPr>
+          <w:rFonts w:cs="B Nazanin"/>
+          <w:b/>
+          <w:bCs/>
+          <w:color w:val="000000"/>
+        </w:rPr>
+      </w:pPr>
+      <w:r>
+        <w:rPr>
+          <w:rFonts w:cs="B Nazanin"/>
+          <w:b/>
+          <w:b/>
+          <w:bCs/>
+          <w:color w:val="000000"/>
+          <w:rtl w:val="true"/>
+        </w:rPr>
+        <w:t>چالش‌های اصلی و مسئله‌های باز</w:t>
+      </w:r>
+    </w:p>
+    <w:p>
+      <w:pPr>
+        <w:pStyle w:val="Normal"/>
+        <w:rPr>
+          <w:rFonts w:ascii="B Badr" w:hAnsi="B Badr" w:cs="B Badr" w:hint="cs"/>
+          <w:lang w:bidi="fa-IR"/>
+        </w:rPr>
+      </w:pPr>
+      <w:r>
+        <w:rPr>
+          <w:rFonts w:ascii="B Badr" w:hAnsi="B Badr" w:hint="cs" w:cs="B Badr"/>
+          <w:rtl w:val="true"/>
+          <w:lang w:bidi="fa-IR"/>
+        </w:rPr>
+        <w:t xml:space="preserve">علیرغم پیشرفت‌های اخیر، سه مشکل اصلی برای امضاهای تجمیعی بدون گواهی بدون جفت‌سازی </w:t>
+      </w:r>
+      <w:r>
+        <w:rPr>
+          <w:rFonts w:cs="B Badr" w:hint="cs" w:ascii="B Badr" w:hAnsi="B Badr"/>
+          <w:rtl w:val="true"/>
+          <w:lang w:bidi="fa-IR"/>
+        </w:rPr>
+        <w:t>(</w:t>
+      </w:r>
+      <w:r>
+        <w:rPr>
+          <w:rFonts w:cs="B Badr" w:hint="cs" w:ascii="B Badr" w:hAnsi="B Badr"/>
+          <w:lang w:bidi="fa-IR"/>
+        </w:rPr>
+        <w:t>PF-CLAS</w:t>
+      </w:r>
+      <w:r>
+        <w:rPr>
+          <w:rFonts w:cs="B Badr" w:hint="cs" w:ascii="B Badr" w:hAnsi="B Badr"/>
+          <w:rtl w:val="true"/>
+          <w:lang w:bidi="fa-IR"/>
+        </w:rPr>
+        <w:t xml:space="preserve">) </w:t>
+      </w:r>
+      <w:r>
+        <w:rPr>
+          <w:rFonts w:ascii="B Badr" w:hAnsi="B Badr" w:hint="cs" w:cs="B Badr"/>
+          <w:rtl w:val="true"/>
+          <w:lang w:bidi="fa-IR"/>
+        </w:rPr>
+        <w:t>باقی مانده است</w:t>
+      </w:r>
+      <w:r>
+        <w:rPr>
+          <w:rFonts w:cs="B Badr" w:hint="cs" w:ascii="B Badr" w:hAnsi="B Badr"/>
+          <w:rtl w:val="true"/>
+          <w:lang w:bidi="fa-IR"/>
+        </w:rPr>
+        <w:t>:</w:t>
       </w:r>
     </w:p>
     <w:p>
@@ -3859,71 +5032,33 @@
         <w:bidi w:val="1"/>
         <w:jc w:val="start"/>
         <w:rPr>
-          <w:rFonts w:ascii="B Nazanin" w:hAnsi="B Nazanin" w:cs="B Nazanin"/>
+          <w:rFonts w:cs="B Nazanin"/>
           <w:color w:val="000000"/>
         </w:rPr>
       </w:pPr>
       <w:r>
         <w:rPr>
-          <w:rFonts w:ascii="B Nazanin" w:hAnsi="B Nazanin" w:cs="B Nazanin"/>
+          <w:rFonts w:cs="B Nazanin"/>
           <w:color w:val="000000"/>
           <w:rtl w:val="true"/>
         </w:rPr>
-        <w:t xml:space="preserve">امضای بدون گواهی </w:t>
-      </w:r>
-      <w:r>
-        <w:rPr>
-          <w:rFonts w:cs="B Nazanin" w:ascii="B Nazanin" w:hAnsi="B Nazanin"/>
+        <w:t xml:space="preserve">یافتن امضای </w:t>
+      </w:r>
+      <w:r>
+        <w:rPr>
+          <w:rFonts w:cs="B Nazanin"/>
           <w:color w:val="000000"/>
           <w:rtl w:val="true"/>
         </w:rPr>
-        <w:t>(</w:t>
-      </w:r>
-      <w:r>
-        <w:rPr>
-          <w:rFonts w:cs="B Nazanin" w:ascii="B Nazanin" w:hAnsi="B Nazanin"/>
+        <w:t>متقلب</w:t>
+      </w:r>
+      <w:r>
+        <w:rPr>
+          <w:rFonts w:cs="B Nazanin"/>
           <w:color w:val="000000"/>
-        </w:rPr>
-        <w:t>CLS</w:t>
-      </w:r>
-      <w:r>
-        <w:rPr>
-          <w:rFonts w:cs="B Nazanin" w:ascii="B Nazanin" w:hAnsi="B Nazanin"/>
-          <w:color w:val="000000"/>
-          <w:rtl w:val="true"/>
-        </w:rPr>
-        <w:t xml:space="preserve">) </w:t>
-      </w:r>
-      <w:r>
-        <w:rPr>
-          <w:rFonts w:ascii="B Nazanin" w:hAnsi="B Nazanin" w:cs="B Nazanin"/>
-          <w:color w:val="000000"/>
-          <w:rtl w:val="true"/>
-        </w:rPr>
-        <w:t xml:space="preserve">و امضای تجمیعی بدون گواهی </w:t>
-      </w:r>
-      <w:r>
-        <w:rPr>
-          <w:rFonts w:cs="B Nazanin" w:ascii="B Nazanin" w:hAnsi="B Nazanin"/>
-          <w:color w:val="000000"/>
-          <w:rtl w:val="true"/>
-        </w:rPr>
-        <w:t>(</w:t>
-      </w:r>
-      <w:r>
-        <w:rPr>
-          <w:rFonts w:cs="B Nazanin" w:ascii="B Nazanin" w:hAnsi="B Nazanin"/>
-          <w:color w:val="000000"/>
-        </w:rPr>
-        <w:t>CLAS</w:t>
-      </w:r>
-      <w:r>
-        <w:rPr>
-          <w:rFonts w:cs="B Nazanin" w:ascii="B Nazanin" w:hAnsi="B Nazanin"/>
-          <w:color w:val="000000"/>
-          <w:rtl w:val="true"/>
-        </w:rPr>
-        <w:t>)</w:t>
+          <w:rtl w:val="true"/>
+        </w:rPr>
+        <w:t xml:space="preserve"> در بین هزاران امضا</w:t>
       </w:r>
     </w:p>
     <w:p>
@@ -3940,7 +5075,23 @@
           <w:rtl w:val="true"/>
           <w:lang w:bidi="fa-IR"/>
         </w:rPr>
-        <w:t xml:space="preserve">رمزنگاری بدون گواهی </w:t>
+        <w:t xml:space="preserve">یکی از مشکلات جدی طرح‌های تجمیعی این است که اگر یک فرد امضای </w:t>
+      </w:r>
+      <w:r>
+        <w:rPr>
+          <w:rFonts w:ascii="B Badr" w:hAnsi="B Badr" w:hint="cs" w:cs="B Badr"/>
+          <w:rtl w:val="true"/>
+          <w:lang w:bidi="fa-IR"/>
+        </w:rPr>
+        <w:t>متقلبانه‌</w:t>
+      </w:r>
+      <w:r>
+        <w:rPr>
+          <w:rFonts w:ascii="B Badr" w:hAnsi="B Badr" w:hint="cs" w:cs="B Badr"/>
+          <w:rtl w:val="true"/>
+          <w:lang w:bidi="fa-IR"/>
+        </w:rPr>
+        <w:t xml:space="preserve">ای بفرستد </w:t>
       </w:r>
       <w:r>
         <w:rPr>
@@ -3952,33 +5103,50 @@
       </w:r>
       <w:r>
         <w:rPr>
-          <w:rFonts w:cs="B Badr" w:hint="cs" w:ascii="B Badr" w:hAnsi="B Badr"/>
-          <w:lang w:bidi="fa-IR"/>
-        </w:rPr>
-        <w:t>Certificateless Public Key Cryptography — CL-PKC</w:t>
-      </w:r>
-      <w:r>
-        <w:rPr>
-          <w:rFonts w:cs="B Badr" w:hint="cs" w:ascii="B Badr" w:hAnsi="B Badr"/>
-          <w:rtl w:val="true"/>
-          <w:lang w:bidi="fa-IR"/>
-        </w:rPr>
-        <w:t xml:space="preserve">) </w:t>
-      </w:r>
-      <w:r>
-        <w:rPr>
-          <w:rFonts w:ascii="B Badr" w:hAnsi="B Badr" w:hint="cs" w:cs="B Badr"/>
-          <w:rtl w:val="true"/>
-          <w:lang w:bidi="fa-IR"/>
-        </w:rPr>
-        <w:t xml:space="preserve">که توسط </w:t>
-      </w:r>
-      <w:r>
-        <w:rPr>
-          <w:rFonts w:cs="B Badr" w:hint="cs" w:ascii="B Badr" w:hAnsi="B Badr"/>
-          <w:lang w:bidi="fa-IR"/>
-        </w:rPr>
-        <w:t>Al-Riyami</w:t>
+          <w:rFonts w:ascii="B Badr" w:hAnsi="B Badr" w:hint="cs" w:cs="B Badr"/>
+          <w:rtl w:val="true"/>
+          <w:lang w:bidi="fa-IR"/>
+        </w:rPr>
+        <w:t>امضایی که در بررسی صحت به شکست منجر شود</w:t>
+      </w:r>
+      <w:r>
+        <w:rPr>
+          <w:rFonts w:cs="B Badr" w:hint="cs" w:ascii="B Badr" w:hAnsi="B Badr"/>
+          <w:rtl w:val="true"/>
+          <w:lang w:bidi="fa-IR"/>
+        </w:rPr>
+        <w:t>)</w:t>
+      </w:r>
+      <w:r>
+        <w:rPr>
+          <w:rFonts w:ascii="B Badr" w:hAnsi="B Badr" w:hint="cs" w:cs="B Badr"/>
+          <w:rtl w:val="true"/>
+          <w:lang w:bidi="fa-IR"/>
+        </w:rPr>
+        <w:t>، کل امضا شکست می‌خورد و نیاز است تا آن امضا پیدا شود و از جمع امضاها حذف شود</w:t>
+      </w:r>
+      <w:r>
+        <w:rPr>
+          <w:rFonts w:cs="B Badr" w:hint="cs" w:ascii="B Badr" w:hAnsi="B Badr"/>
+          <w:rtl w:val="true"/>
+          <w:lang w:bidi="fa-IR"/>
+        </w:rPr>
+        <w:t xml:space="preserve">. </w:t>
+      </w:r>
+      <w:r>
+        <w:rPr>
+          <w:rFonts w:ascii="B Badr" w:hAnsi="B Badr" w:hint="cs" w:cs="B Badr"/>
+          <w:rtl w:val="true"/>
+          <w:lang w:bidi="fa-IR"/>
+        </w:rPr>
+        <w:t xml:space="preserve">در طرح‌های موجود یا این کار انجام نمی‌شود یا با الگوریتم </w:t>
+      </w:r>
+      <w:r>
+        <w:rPr>
+          <w:rFonts w:cs="B Badr" w:hint="cs" w:ascii="B Badr" w:hAnsi="B Badr"/>
+          <w:lang w:bidi="fa-IR"/>
+        </w:rPr>
+        <w:t>O(n)</w:t>
       </w:r>
       <w:r>
         <w:rPr>
@@ -3994,150 +5162,7 @@
           <w:rtl w:val="true"/>
           <w:lang w:bidi="fa-IR"/>
         </w:rPr>
-        <w:t>و</w:t>
-      </w:r>
-      <w:r>
-        <w:rPr>
-          <w:rFonts w:ascii="B Badr" w:hAnsi="B Badr" w:hint="cs" w:cs="B Badr"/>
-          <w:rtl w:val="true"/>
-          <w:lang w:bidi="fa-IR"/>
-        </w:rPr>
-        <w:t xml:space="preserve"> </w:t>
-      </w:r>
-      <w:r>
-        <w:rPr>
-          <w:rFonts w:cs="B Badr" w:hint="cs" w:ascii="B Badr" w:hAnsi="B Badr"/>
-          <w:lang w:bidi="fa-IR"/>
-        </w:rPr>
-        <w:t>Paterson [8]</w:t>
-      </w:r>
-      <w:r>
-        <w:rPr>
-          <w:rFonts w:cs="B Badr" w:hint="cs" w:ascii="B Badr" w:hAnsi="B Badr"/>
-          <w:rtl w:val="true"/>
-          <w:lang w:bidi="fa-IR"/>
-        </w:rPr>
-        <w:t xml:space="preserve"> </w:t>
-      </w:r>
-      <w:r>
-        <w:rPr>
-          <w:rFonts w:ascii="B Badr" w:hAnsi="B Badr" w:hint="cs" w:cs="B Badr"/>
-          <w:rtl w:val="true"/>
-          <w:lang w:bidi="fa-IR"/>
-        </w:rPr>
-        <w:t xml:space="preserve">معرفی شد، با ترکیب یک </w:t>
-      </w:r>
-      <w:r>
-        <w:rPr>
-          <w:rFonts w:cs="B Badr" w:hint="cs" w:ascii="B Badr" w:hAnsi="B Badr"/>
-          <w:lang w:bidi="fa-IR"/>
-        </w:rPr>
-        <w:t>partial private key</w:t>
-      </w:r>
-      <w:r>
-        <w:rPr>
-          <w:rFonts w:cs="B Badr" w:hint="cs" w:ascii="B Badr" w:hAnsi="B Badr"/>
-          <w:rtl w:val="true"/>
-          <w:lang w:bidi="fa-IR"/>
-        </w:rPr>
-        <w:t xml:space="preserve"> </w:t>
-      </w:r>
-      <w:r>
-        <w:rPr>
-          <w:rFonts w:ascii="B Badr" w:hAnsi="B Badr" w:hint="cs" w:cs="B Badr"/>
-          <w:rtl w:val="true"/>
-          <w:lang w:bidi="fa-IR"/>
-        </w:rPr>
-        <w:t xml:space="preserve">از </w:t>
-      </w:r>
-      <w:r>
-        <w:rPr>
-          <w:rFonts w:cs="B road"/>
-          <w:rtl w:val="true"/>
-        </w:rPr>
-        <w:t>مرکز تولید کلید</w:t>
-      </w:r>
-      <w:r>
-        <w:rPr>
-          <w:rFonts w:cs="B road" w:ascii="B road" w:hAnsi="B road"/>
-          <w:rtl w:val="true"/>
-        </w:rPr>
-        <w:t>(</w:t>
-      </w:r>
-      <w:r>
-        <w:rPr>
-          <w:rFonts w:cs="B road" w:ascii="B road" w:hAnsi="B road"/>
-        </w:rPr>
-        <w:t>KGC</w:t>
-      </w:r>
-      <w:r>
-        <w:rPr>
-          <w:rFonts w:cs="B road" w:ascii="B road" w:hAnsi="B road"/>
-          <w:rtl w:val="true"/>
-        </w:rPr>
-        <w:t>)</w:t>
-      </w:r>
-      <w:r>
-        <w:rPr>
-          <w:rFonts w:cs="B Badr" w:hint="cs" w:ascii="B Badr" w:hAnsi="B Badr"/>
-          <w:rtl w:val="true"/>
-          <w:lang w:bidi="fa-IR"/>
-        </w:rPr>
-        <w:t xml:space="preserve"> </w:t>
-      </w:r>
-      <w:r>
-        <w:rPr>
-          <w:rFonts w:ascii="B Badr" w:hAnsi="B Badr" w:hint="cs" w:cs="B Badr"/>
-          <w:rtl w:val="true"/>
-          <w:lang w:bidi="fa-IR"/>
-        </w:rPr>
-        <w:t xml:space="preserve">و یک </w:t>
-      </w:r>
-      <w:r>
-        <w:rPr>
-          <w:rFonts w:cs="B Badr" w:hint="cs" w:ascii="B Badr" w:hAnsi="B Badr"/>
-          <w:lang w:bidi="fa-IR"/>
-        </w:rPr>
-        <w:t>secret value</w:t>
-      </w:r>
-      <w:r>
-        <w:rPr>
-          <w:rFonts w:cs="B Badr" w:hint="cs" w:ascii="B Badr" w:hAnsi="B Badr"/>
-          <w:rtl w:val="true"/>
-          <w:lang w:bidi="fa-IR"/>
-        </w:rPr>
-        <w:t xml:space="preserve"> </w:t>
-      </w:r>
-      <w:r>
-        <w:rPr>
-          <w:rFonts w:ascii="B Badr" w:hAnsi="B Badr" w:hint="cs" w:cs="B Badr"/>
-          <w:rtl w:val="true"/>
-          <w:lang w:bidi="fa-IR"/>
-        </w:rPr>
-        <w:t xml:space="preserve">انتخابی توسط خود کاربر، هر دو مشکل مدیریت گواهی و </w:t>
-      </w:r>
-      <w:r>
-        <w:rPr>
-          <w:rFonts w:cs="B Badr" w:hint="cs" w:ascii="B Badr" w:hAnsi="B Badr"/>
-          <w:lang w:bidi="fa-IR"/>
-        </w:rPr>
-        <w:t>key escrow</w:t>
-      </w:r>
-      <w:r>
-        <w:rPr>
-          <w:rFonts w:cs="B Badr" w:hint="cs" w:ascii="B Badr" w:hAnsi="B Badr"/>
-          <w:rtl w:val="true"/>
-          <w:lang w:bidi="fa-IR"/>
-        </w:rPr>
-        <w:t xml:space="preserve"> </w:t>
-      </w:r>
-      <w:r>
-        <w:rPr>
-          <w:rFonts w:ascii="B Badr" w:hAnsi="B Badr" w:hint="cs" w:cs="B Badr"/>
-          <w:rtl w:val="true"/>
-          <w:lang w:bidi="fa-IR"/>
-        </w:rPr>
-        <w:t xml:space="preserve">را هم‌زمان حل می‌کند </w:t>
+        <w:t xml:space="preserve">بازتأیید تک‌به‌تک انجام می‌شود که کند است </w:t>
       </w:r>
       <w:r>
         <w:rPr>
@@ -4152,185 +5177,22 @@
           <w:rFonts w:cs="B Badr" w:hint="cs" w:ascii="B Badr" w:hAnsi="B Badr"/>
           <w:lang w:bidi="fa-IR"/>
         </w:rPr>
-        <w:t>9</w:t>
-      </w:r>
-      <w:r>
-        <w:rPr>
-          <w:rFonts w:cs="B Badr" w:hint="cs" w:ascii="B Badr" w:hAnsi="B Badr"/>
-          <w:rtl w:val="true"/>
-          <w:lang w:bidi="fa-IR"/>
-        </w:rPr>
-        <w:t xml:space="preserve">]. </w:t>
-      </w:r>
-      <w:r>
-        <w:rPr>
-          <w:rFonts w:ascii="B Badr" w:hAnsi="B Badr" w:hint="cs" w:cs="B Badr"/>
-          <w:rtl w:val="true"/>
-          <w:lang w:bidi="fa-IR"/>
-        </w:rPr>
-        <w:t xml:space="preserve">امضای تجمیعی </w:t>
-      </w:r>
-      <w:r>
-        <w:rPr>
-          <w:rFonts w:cs="B Badr" w:hint="cs" w:ascii="B Badr" w:hAnsi="B Badr"/>
-          <w:rtl w:val="true"/>
-          <w:lang w:bidi="fa-IR"/>
-        </w:rPr>
-        <w:t>(</w:t>
-      </w:r>
-      <w:r>
-        <w:rPr>
-          <w:rFonts w:cs="B Badr" w:hint="cs" w:ascii="B Badr" w:hAnsi="B Badr"/>
-          <w:lang w:bidi="fa-IR"/>
-        </w:rPr>
-        <w:t>Aggregate Signature</w:t>
-      </w:r>
-      <w:r>
-        <w:rPr>
-          <w:rFonts w:cs="B Badr" w:hint="cs" w:ascii="B Badr" w:hAnsi="B Badr"/>
-          <w:rtl w:val="true"/>
-          <w:lang w:bidi="fa-IR"/>
-        </w:rPr>
-        <w:t xml:space="preserve">) </w:t>
-      </w:r>
-      <w:r>
-        <w:rPr>
-          <w:rFonts w:ascii="B Badr" w:hAnsi="B Badr" w:hint="cs" w:cs="B Badr"/>
-          <w:rtl w:val="true"/>
-          <w:lang w:bidi="fa-IR"/>
-        </w:rPr>
-        <w:t xml:space="preserve">که توسط </w:t>
-      </w:r>
-      <w:r>
-        <w:rPr>
-          <w:rFonts w:cs="B Badr" w:hint="cs" w:ascii="B Badr" w:hAnsi="B Badr"/>
-          <w:lang w:bidi="fa-IR"/>
-        </w:rPr>
-        <w:t>Boneh</w:t>
-      </w:r>
-      <w:r>
-        <w:rPr>
-          <w:rFonts w:cs="B Badr" w:hint="cs" w:ascii="B Badr" w:hAnsi="B Badr"/>
-          <w:rtl w:val="true"/>
-          <w:lang w:bidi="fa-IR"/>
-        </w:rPr>
-        <w:t xml:space="preserve"> </w:t>
-      </w:r>
-      <w:r>
-        <w:rPr>
-          <w:rFonts w:ascii="B Badr" w:hAnsi="B Badr" w:hint="cs" w:cs="B Badr"/>
-          <w:rtl w:val="true"/>
-          <w:lang w:bidi="fa-IR"/>
-        </w:rPr>
-        <w:t xml:space="preserve">و همکاران </w:t>
-      </w:r>
-      <w:r>
-        <w:rPr>
-          <w:rFonts w:cs="B Badr" w:hint="cs" w:ascii="B Badr" w:hAnsi="B Badr"/>
-          <w:rtl w:val="true"/>
-          <w:lang w:bidi="fa-IR"/>
-        </w:rPr>
-        <w:t>[</w:t>
-      </w:r>
-      <w:r>
-        <w:rPr>
-          <w:rFonts w:cs="B Badr" w:hint="cs" w:ascii="B Badr" w:hAnsi="B Badr"/>
-          <w:lang w:bidi="fa-IR"/>
-        </w:rPr>
-        <w:t>10</w:t>
-      </w:r>
-      <w:r>
-        <w:rPr>
-          <w:rFonts w:cs="B Badr" w:hint="cs" w:ascii="B Badr" w:hAnsi="B Badr"/>
-          <w:rtl w:val="true"/>
-          <w:lang w:bidi="fa-IR"/>
-        </w:rPr>
-        <w:t xml:space="preserve">] </w:t>
-      </w:r>
-      <w:r>
-        <w:rPr>
-          <w:rFonts w:ascii="B Badr" w:hAnsi="B Badr" w:hint="cs" w:cs="B Badr"/>
-          <w:rtl w:val="true"/>
-          <w:lang w:bidi="fa-IR"/>
-        </w:rPr>
-        <w:t xml:space="preserve">معرفی شد، امضاهای </w:t>
-      </w:r>
-      <w:r>
-        <w:rPr>
-          <w:rFonts w:cs="B Badr" w:hint="cs" w:ascii="B Badr" w:hAnsi="B Badr"/>
-          <w:lang w:bidi="fa-IR"/>
-        </w:rPr>
-        <w:t>n</w:t>
-      </w:r>
-      <w:r>
-        <w:rPr>
-          <w:rFonts w:cs="B Badr" w:hint="cs" w:ascii="B Badr" w:hAnsi="B Badr"/>
-          <w:rtl w:val="true"/>
-          <w:lang w:bidi="fa-IR"/>
-        </w:rPr>
-        <w:t xml:space="preserve"> </w:t>
-      </w:r>
-      <w:r>
-        <w:rPr>
-          <w:rFonts w:ascii="B Badr" w:hAnsi="B Badr" w:hint="cs" w:cs="B Badr"/>
-          <w:rtl w:val="true"/>
-          <w:lang w:bidi="fa-IR"/>
-        </w:rPr>
-        <w:t>کاربر روی پیام‌های مختلف را در یک امضای واحد تجمیع می‌کند تا زمان تأیید دسته‌ای و طول امضا کاهش یابد</w:t>
-      </w:r>
-      <w:r>
-        <w:rPr>
-          <w:rFonts w:cs="B Badr" w:hint="cs" w:ascii="B Badr" w:hAnsi="B Badr"/>
-          <w:rtl w:val="true"/>
-          <w:lang w:bidi="fa-IR"/>
-        </w:rPr>
-        <w:t xml:space="preserve">. </w:t>
-      </w:r>
-      <w:r>
-        <w:rPr>
-          <w:rFonts w:ascii="B Badr" w:hAnsi="B Badr" w:hint="cs" w:cs="B Badr"/>
-          <w:rtl w:val="true"/>
-          <w:lang w:bidi="fa-IR"/>
-        </w:rPr>
-        <w:t xml:space="preserve">ترکیب این دو، خانواده </w:t>
-      </w:r>
-      <w:r>
-        <w:rPr>
-          <w:rFonts w:cs="B Badr" w:hint="cs" w:ascii="B Badr" w:hAnsi="B Badr"/>
-          <w:lang w:bidi="fa-IR"/>
-        </w:rPr>
-        <w:t>CLAS</w:t>
-      </w:r>
-      <w:r>
-        <w:rPr>
-          <w:rFonts w:cs="B Badr" w:hint="cs" w:ascii="B Badr" w:hAnsi="B Badr"/>
-          <w:rtl w:val="true"/>
-          <w:lang w:bidi="fa-IR"/>
-        </w:rPr>
-        <w:t xml:space="preserve"> </w:t>
-      </w:r>
-      <w:r>
-        <w:rPr>
-          <w:rFonts w:ascii="B Badr" w:hAnsi="B Badr" w:hint="cs" w:cs="B Badr"/>
-          <w:rtl w:val="true"/>
-          <w:lang w:bidi="fa-IR"/>
-        </w:rPr>
-        <w:t xml:space="preserve">را می‌سازد </w:t>
-      </w:r>
-      <w:r>
-        <w:rPr>
-          <w:rFonts w:cs="B Badr" w:hint="cs" w:ascii="B Badr" w:hAnsi="B Badr"/>
-          <w:rtl w:val="true"/>
-          <w:lang w:bidi="fa-IR"/>
-        </w:rPr>
-        <w:t>[</w:t>
-      </w:r>
-      <w:r>
-        <w:rPr>
-          <w:rFonts w:cs="B Badr" w:hint="cs" w:ascii="B Badr" w:hAnsi="B Badr"/>
-          <w:lang w:bidi="fa-IR"/>
-        </w:rPr>
-        <w:t>9</w:t>
+        <w:t>14</w:t>
+      </w:r>
+      <w:r>
+        <w:rPr>
+          <w:rFonts w:cs="B Badr" w:hint="cs" w:ascii="B Badr" w:hAnsi="B Badr"/>
+          <w:rtl w:val="true"/>
+          <w:lang w:bidi="fa-IR"/>
+        </w:rPr>
+        <w:t>], [</w:t>
+      </w:r>
+      <w:r>
+        <w:rPr>
+          <w:rFonts w:cs="B Badr" w:hint="cs" w:ascii="B Badr" w:hAnsi="B Badr"/>
+          <w:lang w:bidi="fa-IR"/>
+        </w:rPr>
+        <w:t>15</w:t>
       </w:r>
       <w:r>
         <w:rPr>
@@ -4339,612 +5201,6 @@
           <w:lang w:bidi="fa-IR"/>
         </w:rPr>
         <w:t>].</w:t>
-      </w:r>
-    </w:p>
-    <w:p>
-      <w:pPr>
-        <w:pStyle w:val="Heading2"/>
-        <w:bidi w:val="1"/>
-        <w:jc w:val="start"/>
-        <w:rPr>
-          <w:rFonts w:ascii="B Nazanin" w:hAnsi="B Nazanin" w:cs="B Nazanin"/>
-          <w:color w:val="000000"/>
-        </w:rPr>
-      </w:pPr>
-      <w:r>
-        <w:rPr>
-          <w:rFonts w:ascii="B Nazanin" w:hAnsi="B Nazanin" w:cs="B Nazanin"/>
-          <w:color w:val="000000"/>
-          <w:rtl w:val="true"/>
-        </w:rPr>
-        <w:t xml:space="preserve">چرا بدون جفت‌سازی </w:t>
-      </w:r>
-      <w:r>
-        <w:rPr>
-          <w:rFonts w:cs="B Nazanin" w:ascii="B Nazanin" w:hAnsi="B Nazanin"/>
-          <w:color w:val="000000"/>
-          <w:rtl w:val="true"/>
-        </w:rPr>
-        <w:t>(</w:t>
-      </w:r>
-      <w:r>
-        <w:rPr>
-          <w:rFonts w:cs="B Nazanin" w:ascii="B Nazanin" w:hAnsi="B Nazanin"/>
-          <w:color w:val="000000"/>
-        </w:rPr>
-        <w:t>Pairing-Free</w:t>
-      </w:r>
-      <w:r>
-        <w:rPr>
-          <w:rFonts w:cs="B Nazanin" w:ascii="B Nazanin" w:hAnsi="B Nazanin"/>
-          <w:color w:val="000000"/>
-          <w:rtl w:val="true"/>
-        </w:rPr>
-        <w:t>)</w:t>
-      </w:r>
-      <w:r>
-        <w:rPr>
-          <w:rFonts w:ascii="B Nazanin" w:hAnsi="B Nazanin" w:cs="B Nazanin"/>
-          <w:color w:val="000000"/>
-          <w:rtl w:val="true"/>
-        </w:rPr>
-        <w:t>؟</w:t>
-      </w:r>
-    </w:p>
-    <w:p>
-      <w:pPr>
-        <w:pStyle w:val="Normal"/>
-        <w:rPr>
-          <w:rFonts w:ascii="B Badr" w:hAnsi="B Badr" w:cs="B Badr" w:hint="cs"/>
-          <w:lang w:bidi="fa-IR"/>
-        </w:rPr>
-      </w:pPr>
-      <w:r>
-        <w:rPr>
-          <w:rFonts w:ascii="B Badr" w:hAnsi="B Badr" w:hint="cs" w:cs="B Badr"/>
-          <w:rtl w:val="true"/>
-          <w:lang w:bidi="fa-IR"/>
-        </w:rPr>
-        <w:t xml:space="preserve">محاسبه </w:t>
-      </w:r>
-      <w:r>
-        <w:rPr>
-          <w:rFonts w:cs="B Badr" w:hint="cs" w:ascii="B Badr" w:hAnsi="B Badr"/>
-          <w:lang w:bidi="fa-IR"/>
-        </w:rPr>
-        <w:t>bilinear pairing</w:t>
-      </w:r>
-      <w:r>
-        <w:rPr>
-          <w:rFonts w:cs="B Badr" w:hint="cs" w:ascii="B Badr" w:hAnsi="B Badr"/>
-          <w:rtl w:val="true"/>
-          <w:lang w:bidi="fa-IR"/>
-        </w:rPr>
-        <w:t xml:space="preserve"> </w:t>
-      </w:r>
-      <w:r>
-        <w:rPr>
-          <w:rFonts w:ascii="B Badr" w:hAnsi="B Badr" w:hint="cs" w:cs="B Badr"/>
-          <w:rtl w:val="true"/>
-          <w:lang w:bidi="fa-IR"/>
-        </w:rPr>
-        <w:t>گران‌ترین عملیات رمزنگاری است</w:t>
-      </w:r>
-      <w:r>
-        <w:rPr>
-          <w:rFonts w:cs="B Badr" w:hint="cs" w:ascii="B Badr" w:hAnsi="B Badr"/>
-          <w:rtl w:val="true"/>
-          <w:lang w:bidi="fa-IR"/>
-        </w:rPr>
-        <w:t xml:space="preserve">: </w:t>
-      </w:r>
-      <w:r>
-        <w:rPr>
-          <w:rFonts w:ascii="B Badr" w:hAnsi="B Badr" w:hint="cs" w:cs="B Badr"/>
-          <w:rtl w:val="true"/>
-          <w:lang w:bidi="fa-IR"/>
-        </w:rPr>
-        <w:t xml:space="preserve">در بنچمارک </w:t>
-      </w:r>
-      <w:r>
-        <w:rPr>
-          <w:rFonts w:cs="B Badr" w:hint="cs" w:ascii="B Badr" w:hAnsi="B Badr"/>
-          <w:lang w:bidi="fa-IR"/>
-        </w:rPr>
-        <w:t>Tate pairing</w:t>
-      </w:r>
-      <w:r>
-        <w:rPr>
-          <w:rFonts w:cs="B Badr" w:hint="cs" w:ascii="B Badr" w:hAnsi="B Badr"/>
-          <w:rtl w:val="true"/>
-          <w:lang w:bidi="fa-IR"/>
-        </w:rPr>
-        <w:t xml:space="preserve"> </w:t>
-      </w:r>
-      <w:r>
-        <w:rPr>
-          <w:rFonts w:ascii="B Badr" w:hAnsi="B Badr" w:hint="cs" w:cs="B Badr"/>
-          <w:rtl w:val="true"/>
-          <w:lang w:bidi="fa-IR"/>
-        </w:rPr>
-        <w:t xml:space="preserve">حدود </w:t>
-      </w:r>
-      <w:r>
-        <w:rPr>
-          <w:rFonts w:ascii="B Badr" w:hAnsi="B Badr" w:hint="cs" w:cs="B Badr"/>
-          <w:lang w:bidi="fa-IR"/>
-        </w:rPr>
-        <w:t>۳</w:t>
-      </w:r>
-      <w:r>
-        <w:rPr>
-          <w:rFonts w:cs="B Badr" w:hint="cs" w:ascii="B Badr" w:hAnsi="B Badr"/>
-          <w:lang w:bidi="fa-IR"/>
-        </w:rPr>
-        <w:t>.</w:t>
-      </w:r>
-      <w:r>
-        <w:rPr>
-          <w:rFonts w:ascii="B Badr" w:hAnsi="B Badr" w:hint="cs" w:cs="B Badr"/>
-          <w:lang w:bidi="fa-IR"/>
-        </w:rPr>
-        <w:t>۲۱</w:t>
-      </w:r>
-      <w:r>
-        <w:rPr>
-          <w:rFonts w:ascii="B Badr" w:hAnsi="B Badr" w:hint="cs" w:cs="B Badr"/>
-          <w:rtl w:val="true"/>
-          <w:lang w:bidi="fa-IR"/>
-        </w:rPr>
-        <w:t xml:space="preserve"> میلی‌ثانیه در برابر </w:t>
-      </w:r>
-      <w:r>
-        <w:rPr>
-          <w:rFonts w:ascii="B Badr" w:hAnsi="B Badr" w:hint="cs" w:cs="B Badr"/>
-          <w:lang w:bidi="fa-IR"/>
-        </w:rPr>
-        <w:t>۰</w:t>
-      </w:r>
-      <w:r>
-        <w:rPr>
-          <w:rFonts w:cs="B Badr" w:hint="cs" w:ascii="B Badr" w:hAnsi="B Badr"/>
-          <w:lang w:bidi="fa-IR"/>
-        </w:rPr>
-        <w:t>.</w:t>
-      </w:r>
-      <w:r>
-        <w:rPr>
-          <w:rFonts w:ascii="B Badr" w:hAnsi="B Badr" w:hint="cs" w:cs="B Badr"/>
-          <w:lang w:bidi="fa-IR"/>
-        </w:rPr>
-        <w:t>۳۹</w:t>
-      </w:r>
-      <w:r>
-        <w:rPr>
-          <w:rFonts w:ascii="B Badr" w:hAnsi="B Badr" w:hint="cs" w:cs="B Badr"/>
-          <w:rtl w:val="true"/>
-          <w:lang w:bidi="fa-IR"/>
-        </w:rPr>
-        <w:t xml:space="preserve"> میلی‌ثانیه ضرب اسکالری </w:t>
-      </w:r>
-      <w:r>
-        <w:rPr>
-          <w:rFonts w:cs="B Badr" w:hint="cs" w:ascii="B Badr" w:hAnsi="B Badr"/>
-          <w:rtl w:val="true"/>
-          <w:lang w:bidi="fa-IR"/>
-        </w:rPr>
-        <w:t>(</w:t>
-      </w:r>
-      <w:r>
-        <w:rPr>
-          <w:rFonts w:ascii="B Badr" w:hAnsi="B Badr" w:hint="cs" w:cs="B Badr"/>
-          <w:rtl w:val="true"/>
-          <w:lang w:bidi="fa-IR"/>
-        </w:rPr>
-        <w:t xml:space="preserve">حدود </w:t>
-      </w:r>
-      <w:r>
-        <w:rPr>
-          <w:rFonts w:ascii="B Badr" w:hAnsi="B Badr" w:hint="cs" w:cs="B Badr"/>
-          <w:lang w:bidi="fa-IR"/>
-        </w:rPr>
-        <w:t>۸</w:t>
-      </w:r>
-      <w:r>
-        <w:rPr>
-          <w:rFonts w:ascii="B Badr" w:hAnsi="B Badr" w:hint="cs" w:cs="B Badr"/>
-          <w:rtl w:val="true"/>
-          <w:lang w:bidi="fa-IR"/>
-        </w:rPr>
-        <w:t xml:space="preserve"> برابر کندتر</w:t>
-      </w:r>
-      <w:r>
-        <w:rPr>
-          <w:rFonts w:cs="B Badr" w:hint="cs" w:ascii="B Badr" w:hAnsi="B Badr"/>
-          <w:rtl w:val="true"/>
-          <w:lang w:bidi="fa-IR"/>
-        </w:rPr>
-        <w:t>) [</w:t>
-      </w:r>
-      <w:r>
-        <w:rPr>
-          <w:rFonts w:cs="B Badr" w:hint="cs" w:ascii="B Badr" w:hAnsi="B Badr"/>
-          <w:lang w:bidi="fa-IR"/>
-        </w:rPr>
-        <w:t>3</w:t>
-      </w:r>
-      <w:r>
-        <w:rPr>
-          <w:rFonts w:cs="B Badr" w:hint="cs" w:ascii="B Badr" w:hAnsi="B Badr"/>
-          <w:rtl w:val="true"/>
-          <w:lang w:bidi="fa-IR"/>
-        </w:rPr>
-        <w:t xml:space="preserve">]. </w:t>
-      </w:r>
-      <w:r>
-        <w:rPr>
-          <w:rFonts w:ascii="B Badr" w:hAnsi="B Badr" w:hint="cs" w:cs="B Badr"/>
-          <w:rtl w:val="true"/>
-          <w:lang w:bidi="fa-IR"/>
-        </w:rPr>
-        <w:t xml:space="preserve">در اندازه‌گیری‌های </w:t>
-      </w:r>
-      <w:r>
-        <w:rPr>
-          <w:rFonts w:cs="B Badr" w:hint="cs" w:ascii="B Badr" w:hAnsi="B Badr"/>
-          <w:lang w:bidi="fa-IR"/>
-        </w:rPr>
-        <w:t>MIRACL</w:t>
-      </w:r>
-      <w:r>
-        <w:rPr>
-          <w:rFonts w:cs="B Badr" w:hint="cs" w:ascii="B Badr" w:hAnsi="B Badr"/>
-          <w:rtl w:val="true"/>
-          <w:lang w:bidi="fa-IR"/>
-        </w:rPr>
-        <w:t xml:space="preserve"> </w:t>
-      </w:r>
-      <w:r>
-        <w:rPr>
-          <w:rFonts w:ascii="B Badr" w:hAnsi="B Badr" w:hint="cs" w:cs="B Badr"/>
-          <w:rtl w:val="true"/>
-          <w:lang w:bidi="fa-IR"/>
-        </w:rPr>
-        <w:t xml:space="preserve">یک جفت‌سازی حدود </w:t>
-      </w:r>
-      <w:r>
-        <w:rPr>
-          <w:rFonts w:ascii="B Badr" w:hAnsi="B Badr" w:hint="cs" w:cs="B Badr"/>
-          <w:lang w:bidi="fa-IR"/>
-        </w:rPr>
-        <w:t>۴</w:t>
-      </w:r>
-      <w:r>
-        <w:rPr>
-          <w:rFonts w:cs="B Badr" w:hint="cs" w:ascii="B Badr" w:hAnsi="B Badr"/>
-          <w:lang w:bidi="fa-IR"/>
-        </w:rPr>
-        <w:t>.</w:t>
-      </w:r>
-      <w:r>
-        <w:rPr>
-          <w:rFonts w:ascii="B Badr" w:hAnsi="B Badr" w:hint="cs" w:cs="B Badr"/>
-          <w:lang w:bidi="fa-IR"/>
-        </w:rPr>
-        <w:t>۴</w:t>
-      </w:r>
-      <w:r>
-        <w:rPr>
-          <w:rFonts w:ascii="B Badr" w:hAnsi="B Badr" w:hint="cs" w:cs="B Badr"/>
-          <w:rtl w:val="true"/>
-          <w:lang w:bidi="fa-IR"/>
-        </w:rPr>
-        <w:t xml:space="preserve"> تا </w:t>
-      </w:r>
-      <w:r>
-        <w:rPr>
-          <w:rFonts w:ascii="B Badr" w:hAnsi="B Badr" w:hint="cs" w:cs="B Badr"/>
-          <w:lang w:bidi="fa-IR"/>
-        </w:rPr>
-        <w:t>۴</w:t>
-      </w:r>
-      <w:r>
-        <w:rPr>
-          <w:rFonts w:cs="B Badr" w:hint="cs" w:ascii="B Badr" w:hAnsi="B Badr"/>
-          <w:lang w:bidi="fa-IR"/>
-        </w:rPr>
-        <w:t>.</w:t>
-      </w:r>
-      <w:r>
-        <w:rPr>
-          <w:rFonts w:ascii="B Badr" w:hAnsi="B Badr" w:hint="cs" w:cs="B Badr"/>
-          <w:lang w:bidi="fa-IR"/>
-        </w:rPr>
-        <w:t>۶</w:t>
-      </w:r>
-      <w:r>
-        <w:rPr>
-          <w:rFonts w:ascii="B Badr" w:hAnsi="B Badr" w:hint="cs" w:cs="B Badr"/>
-          <w:rtl w:val="true"/>
-          <w:lang w:bidi="fa-IR"/>
-        </w:rPr>
-        <w:t xml:space="preserve"> میلی‌ثانیه هزینه دارد در حالی که ضرب اسکالری روی </w:t>
-      </w:r>
-      <w:r>
-        <w:rPr>
-          <w:rFonts w:cs="B Badr" w:hint="cs" w:ascii="B Badr" w:hAnsi="B Badr"/>
-          <w:lang w:bidi="fa-IR"/>
-        </w:rPr>
-        <w:t>ECC</w:t>
-      </w:r>
-      <w:r>
-        <w:rPr>
-          <w:rFonts w:cs="B Badr" w:hint="cs" w:ascii="B Badr" w:hAnsi="B Badr"/>
-          <w:rtl w:val="true"/>
-          <w:lang w:bidi="fa-IR"/>
-        </w:rPr>
-        <w:t xml:space="preserve"> </w:t>
-      </w:r>
-      <w:r>
-        <w:rPr>
-          <w:rFonts w:ascii="B Badr" w:hAnsi="B Badr" w:hint="cs" w:cs="B Badr"/>
-          <w:rtl w:val="true"/>
-          <w:lang w:bidi="fa-IR"/>
-        </w:rPr>
-        <w:t xml:space="preserve">تنها </w:t>
-      </w:r>
-      <w:r>
-        <w:rPr>
-          <w:rFonts w:ascii="B Badr" w:hAnsi="B Badr" w:hint="cs" w:cs="B Badr"/>
-          <w:lang w:bidi="fa-IR"/>
-        </w:rPr>
-        <w:t>۰</w:t>
-      </w:r>
-      <w:r>
-        <w:rPr>
-          <w:rFonts w:cs="B Badr" w:hint="cs" w:ascii="B Badr" w:hAnsi="B Badr"/>
-          <w:lang w:bidi="fa-IR"/>
-        </w:rPr>
-        <w:t>.</w:t>
-      </w:r>
-      <w:r>
-        <w:rPr>
-          <w:rFonts w:ascii="B Badr" w:hAnsi="B Badr" w:hint="cs" w:cs="B Badr"/>
-          <w:lang w:bidi="fa-IR"/>
-        </w:rPr>
-        <w:t>۱۷</w:t>
-      </w:r>
-      <w:r>
-        <w:rPr>
-          <w:rFonts w:ascii="B Badr" w:hAnsi="B Badr" w:hint="cs" w:cs="B Badr"/>
-          <w:rtl w:val="true"/>
-          <w:lang w:bidi="fa-IR"/>
-        </w:rPr>
-        <w:t xml:space="preserve"> تا </w:t>
-      </w:r>
-      <w:r>
-        <w:rPr>
-          <w:rFonts w:ascii="B Badr" w:hAnsi="B Badr" w:hint="cs" w:cs="B Badr"/>
-          <w:lang w:bidi="fa-IR"/>
-        </w:rPr>
-        <w:t>۰</w:t>
-      </w:r>
-      <w:r>
-        <w:rPr>
-          <w:rFonts w:cs="B Badr" w:hint="cs" w:ascii="B Badr" w:hAnsi="B Badr"/>
-          <w:lang w:bidi="fa-IR"/>
-        </w:rPr>
-        <w:t>.</w:t>
-      </w:r>
-      <w:r>
-        <w:rPr>
-          <w:rFonts w:ascii="B Badr" w:hAnsi="B Badr" w:hint="cs" w:cs="B Badr"/>
-          <w:lang w:bidi="fa-IR"/>
-        </w:rPr>
-        <w:t>۶</w:t>
-      </w:r>
-      <w:r>
-        <w:rPr>
-          <w:rFonts w:ascii="B Badr" w:hAnsi="B Badr" w:hint="cs" w:cs="B Badr"/>
-          <w:rtl w:val="true"/>
-          <w:lang w:bidi="fa-IR"/>
-        </w:rPr>
-        <w:t xml:space="preserve"> میلی‌ثانیه </w:t>
-      </w:r>
-      <w:r>
-        <w:rPr>
-          <w:rFonts w:cs="B Badr" w:hint="cs" w:ascii="B Badr" w:hAnsi="B Badr"/>
-          <w:rtl w:val="true"/>
-          <w:lang w:bidi="fa-IR"/>
-        </w:rPr>
-        <w:t>[</w:t>
-      </w:r>
-      <w:r>
-        <w:rPr>
-          <w:rFonts w:cs="B Badr" w:hint="cs" w:ascii="B Badr" w:hAnsi="B Badr"/>
-          <w:lang w:bidi="fa-IR"/>
-        </w:rPr>
-        <w:t>7</w:t>
-      </w:r>
-      <w:r>
-        <w:rPr>
-          <w:rFonts w:cs="B Badr" w:hint="cs" w:ascii="B Badr" w:hAnsi="B Badr"/>
-          <w:rtl w:val="true"/>
-          <w:lang w:bidi="fa-IR"/>
-        </w:rPr>
-        <w:t>], [</w:t>
-      </w:r>
-      <w:r>
-        <w:rPr>
-          <w:rFonts w:cs="B Badr" w:hint="cs" w:ascii="B Badr" w:hAnsi="B Badr"/>
-          <w:lang w:bidi="fa-IR"/>
-        </w:rPr>
-        <w:t>11</w:t>
-      </w:r>
-      <w:r>
-        <w:rPr>
-          <w:rFonts w:cs="B Badr" w:hint="cs" w:ascii="B Badr" w:hAnsi="B Badr"/>
-          <w:rtl w:val="true"/>
-          <w:lang w:bidi="fa-IR"/>
-        </w:rPr>
-        <w:t xml:space="preserve">]. </w:t>
-      </w:r>
-      <w:r>
-        <w:rPr>
-          <w:rFonts w:ascii="B Badr" w:hAnsi="B Badr" w:hint="cs" w:cs="B Badr"/>
-          <w:rtl w:val="true"/>
-          <w:lang w:bidi="fa-IR"/>
-        </w:rPr>
-        <w:t xml:space="preserve">حذف جفت‌سازی بزرگ‌ترین اهرم سرعت است؛ طرح </w:t>
-      </w:r>
-      <w:r>
-        <w:rPr>
-          <w:rFonts w:cs="B Badr" w:hint="cs" w:ascii="B Badr" w:hAnsi="B Badr"/>
-          <w:lang w:bidi="fa-IR"/>
-        </w:rPr>
-        <w:t>BLS [12]</w:t>
-      </w:r>
-      <w:r>
-        <w:rPr>
-          <w:rFonts w:cs="B Badr" w:hint="cs" w:ascii="B Badr" w:hAnsi="B Badr"/>
-          <w:rtl w:val="true"/>
-          <w:lang w:bidi="fa-IR"/>
-        </w:rPr>
-        <w:t xml:space="preserve"> </w:t>
-      </w:r>
-      <w:r>
-        <w:rPr>
-          <w:rFonts w:ascii="B Badr" w:hAnsi="B Badr" w:hint="cs" w:cs="B Badr"/>
-          <w:rtl w:val="true"/>
-          <w:lang w:bidi="fa-IR"/>
-        </w:rPr>
-        <w:t xml:space="preserve">نمونه کلاسیک امضای کوتاه مبتنی بر جفت‌سازی است و طرح‌های بدون جفت‌سازی مبتنی بر </w:t>
-      </w:r>
-      <w:r>
-        <w:rPr>
-          <w:rFonts w:cs="B Badr" w:hint="cs" w:ascii="B Badr" w:hAnsi="B Badr"/>
-          <w:lang w:bidi="fa-IR"/>
-        </w:rPr>
-        <w:t>ECC</w:t>
-      </w:r>
-      <w:r>
-        <w:rPr>
-          <w:rFonts w:cs="B Badr" w:hint="cs" w:ascii="B Badr" w:hAnsi="B Badr"/>
-          <w:rtl w:val="true"/>
-          <w:lang w:bidi="fa-IR"/>
-        </w:rPr>
-        <w:t xml:space="preserve"> </w:t>
-      </w:r>
-      <w:r>
-        <w:rPr>
-          <w:rFonts w:ascii="B Badr" w:hAnsi="B Badr" w:hint="cs" w:cs="B Badr"/>
-          <w:rtl w:val="true"/>
-          <w:lang w:bidi="fa-IR"/>
-        </w:rPr>
-        <w:t xml:space="preserve">جریان غالب ادبیات این حوزه هستند </w:t>
-      </w:r>
-      <w:r>
-        <w:rPr>
-          <w:rFonts w:cs="B Badr" w:hint="cs" w:ascii="B Badr" w:hAnsi="B Badr"/>
-          <w:rtl w:val="true"/>
-          <w:lang w:bidi="fa-IR"/>
-        </w:rPr>
-        <w:t>[</w:t>
-      </w:r>
-      <w:r>
-        <w:rPr>
-          <w:rFonts w:cs="B Badr" w:hint="cs" w:ascii="B Badr" w:hAnsi="B Badr"/>
-          <w:lang w:bidi="fa-IR"/>
-        </w:rPr>
-        <w:t>13</w:t>
-      </w:r>
-      <w:r>
-        <w:rPr>
-          <w:rFonts w:cs="B Badr" w:hint="cs" w:ascii="B Badr" w:hAnsi="B Badr"/>
-          <w:rtl w:val="true"/>
-          <w:lang w:bidi="fa-IR"/>
-        </w:rPr>
-        <w:t>].</w:t>
-      </w:r>
-    </w:p>
-    <w:p>
-      <w:pPr>
-        <w:pStyle w:val="Heading2"/>
-        <w:bidi w:val="1"/>
-        <w:jc w:val="start"/>
-        <w:rPr>
-          <w:rFonts w:cs="B Nazanin"/>
-          <w:b/>
-          <w:bCs/>
-          <w:color w:val="000000"/>
-        </w:rPr>
-      </w:pPr>
-      <w:r>
-        <w:rPr>
-          <w:rFonts w:cs="B Nazanin"/>
-          <w:b/>
-          <w:b/>
-          <w:bCs/>
-          <w:color w:val="000000"/>
-          <w:rtl w:val="true"/>
-        </w:rPr>
-        <w:t>چالش‌های اصلی و مسئله‌های باز</w:t>
-      </w:r>
-    </w:p>
-    <w:p>
-      <w:pPr>
-        <w:pStyle w:val="Normal"/>
-        <w:rPr>
-          <w:rFonts w:ascii="B Badr" w:hAnsi="B Badr" w:cs="B Badr" w:hint="cs"/>
-          <w:lang w:bidi="fa-IR"/>
-        </w:rPr>
-      </w:pPr>
-      <w:r>
-        <w:rPr>
-          <w:rFonts w:ascii="B Badr" w:hAnsi="B Badr" w:hint="cs" w:cs="B Badr"/>
-          <w:rtl w:val="true"/>
-          <w:lang w:bidi="fa-IR"/>
-        </w:rPr>
-        <w:t xml:space="preserve">علیرغم پیشرفت‌های اخیر، سه مشکل اصلی برای امضاهای تجمیعی بدون گواهی بدون جفت‌سازی </w:t>
-      </w:r>
-      <w:r>
-        <w:rPr>
-          <w:rFonts w:cs="B Badr" w:hint="cs" w:ascii="B Badr" w:hAnsi="B Badr"/>
-          <w:rtl w:val="true"/>
-          <w:lang w:bidi="fa-IR"/>
-        </w:rPr>
-        <w:t>(</w:t>
-      </w:r>
-      <w:r>
-        <w:rPr>
-          <w:rFonts w:cs="B Badr" w:hint="cs" w:ascii="B Badr" w:hAnsi="B Badr"/>
-          <w:lang w:bidi="fa-IR"/>
-        </w:rPr>
-        <w:t>PF-CLAS</w:t>
-      </w:r>
-      <w:r>
-        <w:rPr>
-          <w:rFonts w:cs="B Badr" w:hint="cs" w:ascii="B Badr" w:hAnsi="B Badr"/>
-          <w:rtl w:val="true"/>
-          <w:lang w:bidi="fa-IR"/>
-        </w:rPr>
-        <w:t xml:space="preserve">) </w:t>
-      </w:r>
-      <w:r>
-        <w:rPr>
-          <w:rFonts w:ascii="B Badr" w:hAnsi="B Badr" w:hint="cs" w:cs="B Badr"/>
-          <w:rtl w:val="true"/>
-          <w:lang w:bidi="fa-IR"/>
-        </w:rPr>
-        <w:t>باقی مانده است</w:t>
-      </w:r>
-      <w:r>
-        <w:rPr>
-          <w:rFonts w:cs="B Badr" w:hint="cs" w:ascii="B Badr" w:hAnsi="B Badr"/>
-          <w:rtl w:val="true"/>
-          <w:lang w:bidi="fa-IR"/>
-        </w:rPr>
-        <w:t>:</w:t>
       </w:r>
     </w:p>
     <w:p>
@@ -4953,17 +5209,15 @@
         <w:bidi w:val="1"/>
         <w:jc w:val="start"/>
         <w:rPr>
-          <w:rFonts w:cs="B Nazanin"/>
           <w:color w:val="000000"/>
         </w:rPr>
       </w:pPr>
       <w:r>
         <w:rPr>
-          <w:rFonts w:cs="B Nazanin"/>
           <w:color w:val="000000"/>
           <w:rtl w:val="true"/>
         </w:rPr>
-        <w:t>یافتن امضای موذی در بین هزاران امضا</w:t>
+        <w:t>ضعف در برابر حملات</w:t>
       </w:r>
     </w:p>
     <w:p>
@@ -4980,23 +5234,38 @@
           <w:rtl w:val="true"/>
           <w:lang w:bidi="fa-IR"/>
         </w:rPr>
-        <w:t xml:space="preserve">یکی از مشکلات جدی طرح‌های تجمیعی این است که اگر یک فرد امضای موذیانه‌ای بفرستد </w:t>
-      </w:r>
-      <w:r>
-        <w:rPr>
-          <w:rFonts w:cs="B Badr" w:hint="cs" w:ascii="B Badr" w:hAnsi="B Badr"/>
-          <w:rtl w:val="true"/>
-          <w:lang w:bidi="fa-IR"/>
-        </w:rPr>
-        <w:t>(</w:t>
-      </w:r>
-      <w:r>
-        <w:rPr>
-          <w:rFonts w:ascii="B Badr" w:hAnsi="B Badr" w:hint="cs" w:cs="B Badr"/>
-          <w:rtl w:val="true"/>
-          <w:lang w:bidi="fa-IR"/>
-        </w:rPr>
-        <w:t>امضایی که در بررسی صحت به شکست منجر شود</w:t>
+        <w:t xml:space="preserve">حملات متنوعی شامل </w:t>
+      </w:r>
+      <w:r>
+        <w:rPr>
+          <w:rFonts w:ascii="B Badr" w:hAnsi="B Badr" w:hint="cs" w:cs="B Badr"/>
+          <w:rtl w:val="true"/>
+          <w:lang w:bidi="fa-IR"/>
+        </w:rPr>
+        <w:t xml:space="preserve">نوع </w:t>
+      </w:r>
+      <w:r>
+        <w:rPr>
+          <w:rFonts w:cs="B Badr" w:hint="cs" w:ascii="B Badr" w:hAnsi="B Badr"/>
+          <w:lang w:bidi="fa-IR"/>
+        </w:rPr>
+        <w:t>I</w:t>
+      </w:r>
+      <w:r>
+        <w:rPr>
+          <w:rFonts w:cs="B Badr" w:hint="cs" w:ascii="B Badr" w:hAnsi="B Badr"/>
+          <w:rtl w:val="true"/>
+          <w:lang w:bidi="fa-IR"/>
+        </w:rPr>
+        <w:t xml:space="preserve"> (</w:t>
+      </w:r>
+      <w:r>
+        <w:rPr>
+          <w:rFonts w:ascii="B Badr" w:hAnsi="B Badr" w:hint="cs" w:cs="B Badr"/>
+          <w:rtl w:val="true"/>
+          <w:lang w:bidi="fa-IR"/>
+        </w:rPr>
+        <w:t>جایگزینی کلید عمومی</w:t>
       </w:r>
       <w:r>
         <w:rPr>
@@ -5012,46 +5281,123 @@
           <w:rtl w:val="true"/>
           <w:lang w:bidi="fa-IR"/>
         </w:rPr>
-        <w:t>، کل امضا شکست می‌خورد و نیاز است تا آن امضا پیدا شود و از جمع امضاها حذف شود</w:t>
-      </w:r>
-      <w:r>
-        <w:rPr>
-          <w:rFonts w:cs="B Badr" w:hint="cs" w:ascii="B Badr" w:hAnsi="B Badr"/>
-          <w:rtl w:val="true"/>
-          <w:lang w:bidi="fa-IR"/>
-        </w:rPr>
-        <w:t xml:space="preserve">. </w:t>
-      </w:r>
-      <w:r>
-        <w:rPr>
-          <w:rFonts w:ascii="B Badr" w:hAnsi="B Badr" w:hint="cs" w:cs="B Badr"/>
-          <w:rtl w:val="true"/>
-          <w:lang w:bidi="fa-IR"/>
-        </w:rPr>
-        <w:t xml:space="preserve">در طرح‌های موجود یا این کار انجام نمی‌شود یا با الگوریتم </w:t>
-      </w:r>
-      <w:r>
-        <w:rPr>
-          <w:rFonts w:cs="B Badr" w:hint="cs" w:ascii="B Badr" w:hAnsi="B Badr"/>
-          <w:lang w:bidi="fa-IR"/>
-        </w:rPr>
-        <w:t>O(n)</w:t>
-      </w:r>
-      <w:r>
-        <w:rPr>
-          <w:rFonts w:cs="B Badr" w:hint="cs" w:ascii="B Badr" w:hAnsi="B Badr"/>
-          <w:rtl w:val="true"/>
-          <w:lang w:bidi="fa-IR"/>
-        </w:rPr>
-        <w:t xml:space="preserve"> </w:t>
-      </w:r>
-      <w:r>
-        <w:rPr>
-          <w:rFonts w:ascii="B Badr" w:hAnsi="B Badr" w:hint="cs" w:cs="B Badr"/>
-          <w:rtl w:val="true"/>
-          <w:lang w:bidi="fa-IR"/>
-        </w:rPr>
-        <w:t xml:space="preserve">بازتأیید تک‌به‌تک انجام می‌شود که کند است </w:t>
+        <w:t xml:space="preserve">، </w:t>
+      </w:r>
+      <w:r>
+        <w:rPr>
+          <w:rFonts w:ascii="B Badr" w:hAnsi="B Badr" w:hint="cs" w:cs="B Badr"/>
+          <w:rtl w:val="true"/>
+          <w:lang w:bidi="fa-IR"/>
+        </w:rPr>
+        <w:t xml:space="preserve">نوع </w:t>
+      </w:r>
+      <w:r>
+        <w:rPr>
+          <w:rFonts w:cs="B Badr" w:hint="cs" w:ascii="B Badr" w:hAnsi="B Badr"/>
+          <w:lang w:bidi="fa-IR"/>
+        </w:rPr>
+        <w:t>II</w:t>
+      </w:r>
+      <w:r>
+        <w:rPr>
+          <w:rFonts w:cs="B Badr" w:hint="cs" w:ascii="B Badr" w:hAnsi="B Badr"/>
+          <w:rtl w:val="true"/>
+          <w:lang w:bidi="fa-IR"/>
+        </w:rPr>
+        <w:t xml:space="preserve"> (</w:t>
+      </w:r>
+      <w:r>
+        <w:rPr>
+          <w:rFonts w:cs="B road"/>
+          <w:rtl w:val="true"/>
+        </w:rPr>
+        <w:t>مرکز تولید کلید</w:t>
+      </w:r>
+      <w:r>
+        <w:rPr>
+          <w:rFonts w:ascii="B Badr" w:hAnsi="B Badr" w:hint="cs" w:cs="B Badr"/>
+          <w:rtl w:val="true"/>
+          <w:lang w:bidi="fa-IR"/>
+        </w:rPr>
+        <w:t xml:space="preserve"> موذی</w:t>
+      </w:r>
+      <w:r>
+        <w:rPr>
+          <w:rFonts w:cs="B Badr" w:hint="cs" w:ascii="B Badr" w:hAnsi="B Badr"/>
+          <w:rtl w:val="true"/>
+          <w:lang w:bidi="fa-IR"/>
+        </w:rPr>
+        <w:t>)</w:t>
+      </w:r>
+      <w:r>
+        <w:rPr>
+          <w:rFonts w:ascii="B Badr" w:hAnsi="B Badr" w:hint="cs" w:cs="B Badr"/>
+          <w:rtl w:val="true"/>
+          <w:lang w:bidi="fa-IR"/>
+        </w:rPr>
+        <w:t xml:space="preserve">، </w:t>
+      </w:r>
+      <w:r>
+        <w:rPr>
+          <w:rFonts w:ascii="B Badr" w:hAnsi="B Badr" w:hint="cs" w:cs="B Badr"/>
+          <w:rtl w:val="true"/>
+          <w:lang w:bidi="fa-IR"/>
+        </w:rPr>
+        <w:t xml:space="preserve">نوع </w:t>
+      </w:r>
+      <w:r>
+        <w:rPr>
+          <w:rFonts w:cs="B Badr" w:hint="cs" w:ascii="B Badr" w:hAnsi="B Badr"/>
+          <w:lang w:bidi="fa-IR"/>
+        </w:rPr>
+        <w:t>III</w:t>
+      </w:r>
+      <w:r>
+        <w:rPr>
+          <w:rFonts w:cs="B Badr" w:hint="cs" w:ascii="B Badr" w:hAnsi="B Badr"/>
+          <w:rtl w:val="true"/>
+          <w:lang w:bidi="fa-IR"/>
+        </w:rPr>
+        <w:t xml:space="preserve"> (</w:t>
+      </w:r>
+      <w:r>
+        <w:rPr>
+          <w:rFonts w:ascii="B Badr" w:hAnsi="B Badr" w:hint="cs" w:cs="B Badr"/>
+          <w:rtl w:val="true"/>
+          <w:lang w:bidi="fa-IR"/>
+        </w:rPr>
+        <w:t>تبانی امضاکنندگان</w:t>
+      </w:r>
+      <w:r>
+        <w:rPr>
+          <w:rFonts w:cs="B Badr" w:hint="cs" w:ascii="B Badr" w:hAnsi="B Badr"/>
+          <w:rtl w:val="true"/>
+          <w:lang w:bidi="fa-IR"/>
+        </w:rPr>
+        <w:t xml:space="preserve">) </w:t>
+      </w:r>
+      <w:r>
+        <w:rPr>
+          <w:rFonts w:ascii="B Badr" w:hAnsi="B Badr" w:hint="cs" w:cs="B Badr"/>
+          <w:rtl w:val="true"/>
+          <w:lang w:bidi="fa-IR"/>
+        </w:rPr>
+        <w:t xml:space="preserve">و تبانی </w:t>
+      </w:r>
+      <w:r>
+        <w:rPr>
+          <w:rFonts w:cs="B road"/>
+          <w:rtl w:val="true"/>
+        </w:rPr>
+        <w:t>مرکز تولید کلید</w:t>
+      </w:r>
+      <w:r>
+        <w:rPr>
+          <w:rFonts w:ascii="B Badr" w:hAnsi="B Badr" w:hint="cs" w:cs="B Badr"/>
+          <w:rtl w:val="true"/>
+          <w:lang w:bidi="fa-IR"/>
+        </w:rPr>
+        <w:t xml:space="preserve"> با امضاکننده وجود دارد و هنوز طرح امضای محکم و قوی‌ای مطرح نشده است </w:t>
       </w:r>
       <w:r>
         <w:rPr>
@@ -5066,7 +5412,7 @@
           <w:rFonts w:cs="B Badr" w:hint="cs" w:ascii="B Badr" w:hAnsi="B Badr"/>
           <w:lang w:bidi="fa-IR"/>
         </w:rPr>
-        <w:t>14</w:t>
+        <w:t>16</w:t>
       </w:r>
       <w:r>
         <w:rPr>
@@ -5081,7 +5427,7 @@
           <w:rFonts w:cs="B Badr" w:hint="cs" w:ascii="B Badr" w:hAnsi="B Badr"/>
           <w:lang w:bidi="fa-IR"/>
         </w:rPr>
-        <w:t>15</w:t>
+        <w:t>17</w:t>
       </w:r>
       <w:r>
         <w:rPr>
@@ -5098,272 +5444,6 @@
         <w:bidi w:val="1"/>
         <w:jc w:val="start"/>
         <w:rPr>
-          <w:color w:val="000000"/>
-        </w:rPr>
-      </w:pPr>
-      <w:r>
-        <w:rPr>
-          <w:color w:val="000000"/>
-          <w:rtl w:val="true"/>
-        </w:rPr>
-        <w:t>ضعف در برابر حملات</w:t>
-      </w:r>
-    </w:p>
-    <w:p>
-      <w:pPr>
-        <w:pStyle w:val="Normal"/>
-        <w:rPr>
-          <w:rFonts w:ascii="B Badr" w:hAnsi="B Badr" w:cs="B Badr" w:hint="cs"/>
-          <w:lang w:bidi="fa-IR"/>
-        </w:rPr>
-      </w:pPr>
-      <w:r>
-        <w:rPr>
-          <w:rFonts w:ascii="B Badr" w:hAnsi="B Badr" w:hint="cs" w:cs="B Badr"/>
-          <w:rtl w:val="true"/>
-          <w:lang w:bidi="fa-IR"/>
-        </w:rPr>
-        <w:t xml:space="preserve">حملات متنوعی شامل </w:t>
-      </w:r>
-      <w:r>
-        <w:rPr>
-          <w:rFonts w:cs="B Badr" w:hint="cs" w:ascii="B Badr" w:hAnsi="B Badr"/>
-          <w:lang w:bidi="fa-IR"/>
-        </w:rPr>
-        <w:t>Type-I</w:t>
-      </w:r>
-      <w:r>
-        <w:rPr>
-          <w:rFonts w:cs="B Badr" w:hint="cs" w:ascii="B Badr" w:hAnsi="B Badr"/>
-          <w:rtl w:val="true"/>
-          <w:lang w:bidi="fa-IR"/>
-        </w:rPr>
-        <w:t xml:space="preserve"> (</w:t>
-      </w:r>
-      <w:r>
-        <w:rPr>
-          <w:rFonts w:ascii="B Badr" w:hAnsi="B Badr" w:hint="cs" w:cs="B Badr"/>
-          <w:rtl w:val="true"/>
-          <w:lang w:bidi="fa-IR"/>
-        </w:rPr>
-        <w:t>جایگزینی کلید عمومی</w:t>
-      </w:r>
-      <w:r>
-        <w:rPr>
-          <w:rFonts w:cs="B Badr" w:hint="cs" w:ascii="B Badr" w:hAnsi="B Badr"/>
-          <w:rtl w:val="true"/>
-          <w:lang w:bidi="fa-IR"/>
-        </w:rPr>
-        <w:t>)</w:t>
-      </w:r>
-      <w:r>
-        <w:rPr>
-          <w:rFonts w:ascii="B Badr" w:hAnsi="B Badr" w:hint="cs" w:cs="B Badr"/>
-          <w:rtl w:val="true"/>
-          <w:lang w:bidi="fa-IR"/>
-        </w:rPr>
-        <w:t xml:space="preserve">، </w:t>
-      </w:r>
-      <w:r>
-        <w:rPr>
-          <w:rFonts w:cs="B Badr" w:hint="cs" w:ascii="B Badr" w:hAnsi="B Badr"/>
-          <w:lang w:bidi="fa-IR"/>
-        </w:rPr>
-        <w:t>Type-II</w:t>
-      </w:r>
-      <w:r>
-        <w:rPr>
-          <w:rFonts w:cs="B Badr" w:hint="cs" w:ascii="B Badr" w:hAnsi="B Badr"/>
-          <w:rtl w:val="true"/>
-          <w:lang w:bidi="fa-IR"/>
-        </w:rPr>
-        <w:t xml:space="preserve"> (</w:t>
-      </w:r>
-      <w:r>
-        <w:rPr>
-          <w:rFonts w:cs="B road"/>
-          <w:rtl w:val="true"/>
-        </w:rPr>
-        <w:t>مرکز تولید کلید</w:t>
-      </w:r>
-      <w:r>
-        <w:rPr>
-          <w:rFonts w:ascii="B Badr" w:hAnsi="B Badr" w:hint="cs" w:cs="B Badr"/>
-          <w:rtl w:val="true"/>
-          <w:lang w:bidi="fa-IR"/>
-        </w:rPr>
-        <w:t xml:space="preserve"> موذی</w:t>
-      </w:r>
-      <w:r>
-        <w:rPr>
-          <w:rFonts w:cs="B Badr" w:hint="cs" w:ascii="B Badr" w:hAnsi="B Badr"/>
-          <w:rtl w:val="true"/>
-          <w:lang w:bidi="fa-IR"/>
-        </w:rPr>
-        <w:t>)</w:t>
-      </w:r>
-      <w:r>
-        <w:rPr>
-          <w:rFonts w:ascii="B Badr" w:hAnsi="B Badr" w:hint="cs" w:cs="B Badr"/>
-          <w:rtl w:val="true"/>
-          <w:lang w:bidi="fa-IR"/>
-        </w:rPr>
-        <w:t xml:space="preserve">، </w:t>
-      </w:r>
-      <w:r>
-        <w:rPr>
-          <w:rFonts w:cs="B Badr" w:hint="cs" w:ascii="B Badr" w:hAnsi="B Badr"/>
-          <w:lang w:bidi="fa-IR"/>
-        </w:rPr>
-        <w:t>Type-III</w:t>
-      </w:r>
-      <w:r>
-        <w:rPr>
-          <w:rFonts w:cs="B Badr" w:hint="cs" w:ascii="B Badr" w:hAnsi="B Badr"/>
-          <w:rtl w:val="true"/>
-          <w:lang w:bidi="fa-IR"/>
-        </w:rPr>
-        <w:t xml:space="preserve"> (</w:t>
-      </w:r>
-      <w:r>
-        <w:rPr>
-          <w:rFonts w:ascii="B Badr" w:hAnsi="B Badr" w:hint="cs" w:cs="B Badr"/>
-          <w:rtl w:val="true"/>
-          <w:lang w:bidi="fa-IR"/>
-        </w:rPr>
-        <w:t>تبانی</w:t>
-      </w:r>
-      <w:r>
-        <w:rPr>
-          <w:rFonts w:ascii="B Badr" w:hAnsi="B Badr" w:hint="cs" w:cs="B Badr"/>
-          <w:rtl w:val="true"/>
-          <w:lang w:bidi="fa-IR"/>
-        </w:rPr>
-        <w:t xml:space="preserve"> امضاکنندگان</w:t>
-      </w:r>
-      <w:r>
-        <w:rPr>
-          <w:rFonts w:cs="B Badr" w:hint="cs" w:ascii="B Badr" w:hAnsi="B Badr"/>
-          <w:rtl w:val="true"/>
-          <w:lang w:bidi="fa-IR"/>
-        </w:rPr>
-        <w:t>)</w:t>
-      </w:r>
-      <w:r>
-        <w:rPr>
-          <w:rFonts w:cs="B Badr" w:hint="cs" w:ascii="B Badr" w:hAnsi="B Badr"/>
-          <w:rtl w:val="true"/>
-          <w:lang w:bidi="fa-IR"/>
-        </w:rPr>
-        <w:t xml:space="preserve"> </w:t>
-      </w:r>
-      <w:r>
-        <w:rPr>
-          <w:rFonts w:ascii="B Badr" w:hAnsi="B Badr" w:hint="cs" w:cs="B Badr"/>
-          <w:rtl w:val="true"/>
-          <w:lang w:bidi="fa-IR"/>
-        </w:rPr>
-        <w:t xml:space="preserve">و </w:t>
-      </w:r>
-      <w:r>
-        <w:rPr>
-          <w:rFonts w:ascii="B Badr" w:hAnsi="B Badr" w:hint="cs" w:cs="B Badr"/>
-          <w:rtl w:val="true"/>
-          <w:lang w:bidi="fa-IR"/>
-        </w:rPr>
-        <w:t>تبانی</w:t>
-      </w:r>
-      <w:r>
-        <w:rPr>
-          <w:rFonts w:ascii="B Badr" w:hAnsi="B Badr" w:hint="cs" w:cs="B Badr"/>
-          <w:rtl w:val="true"/>
-          <w:lang w:bidi="fa-IR"/>
-        </w:rPr>
-        <w:t xml:space="preserve"> </w:t>
-      </w:r>
-      <w:r>
-        <w:rPr>
-          <w:rFonts w:cs="B road"/>
-          <w:rtl w:val="true"/>
-        </w:rPr>
-        <w:t>مرکز تولید کلید</w:t>
-      </w:r>
-      <w:r>
-        <w:rPr>
-          <w:rFonts w:ascii="B Badr" w:hAnsi="B Badr" w:hint="cs" w:cs="B Badr"/>
-          <w:rtl w:val="true"/>
-          <w:lang w:bidi="fa-IR"/>
-        </w:rPr>
-        <w:t xml:space="preserve"> با امضاکننده وجود دارد و هنوز طرح امضای محکم و قوی‌ای برای </w:t>
-      </w:r>
-      <w:r>
-        <w:rPr>
-          <w:rFonts w:cs="B Badr" w:hint="cs" w:ascii="B Badr" w:hAnsi="B Badr"/>
-          <w:lang w:bidi="fa-IR"/>
-        </w:rPr>
-        <w:t>PF-CLAS</w:t>
-      </w:r>
-      <w:r>
-        <w:rPr>
-          <w:rFonts w:cs="B Badr" w:hint="cs" w:ascii="B Badr" w:hAnsi="B Badr"/>
-          <w:rtl w:val="true"/>
-          <w:lang w:bidi="fa-IR"/>
-        </w:rPr>
-        <w:t xml:space="preserve"> </w:t>
-      </w:r>
-      <w:r>
-        <w:rPr>
-          <w:rFonts w:ascii="B Badr" w:hAnsi="B Badr" w:hint="cs" w:cs="B Badr"/>
-          <w:rtl w:val="true"/>
-          <w:lang w:bidi="fa-IR"/>
-        </w:rPr>
-        <w:t xml:space="preserve">مطرح نشده است </w:t>
-      </w:r>
-      <w:r>
-        <w:rPr>
-          <w:rFonts w:cs="B Badr" w:hint="cs" w:ascii="B Badr" w:hAnsi="B Badr"/>
-          <w:rtl w:val="true"/>
-          <w:lang w:bidi="fa-IR"/>
-        </w:rPr>
-        <w:t>[</w:t>
-      </w:r>
-      <w:r>
-        <w:rPr>
-          <w:rFonts w:cs="B Badr" w:hint="cs" w:ascii="B Badr" w:hAnsi="B Badr"/>
-          <w:lang w:bidi="fa-IR"/>
-        </w:rPr>
-        <w:t>16</w:t>
-      </w:r>
-      <w:r>
-        <w:rPr>
-          <w:rFonts w:cs="B Badr" w:hint="cs" w:ascii="B Badr" w:hAnsi="B Badr"/>
-          <w:rtl w:val="true"/>
-          <w:lang w:bidi="fa-IR"/>
-        </w:rPr>
-        <w:t>], [</w:t>
-      </w:r>
-      <w:r>
-        <w:rPr>
-          <w:rFonts w:cs="B Badr" w:hint="cs" w:ascii="B Badr" w:hAnsi="B Badr"/>
-          <w:lang w:bidi="fa-IR"/>
-        </w:rPr>
-        <w:t>17</w:t>
-      </w:r>
-      <w:r>
-        <w:rPr>
-          <w:rFonts w:cs="B Badr" w:hint="cs" w:ascii="B Badr" w:hAnsi="B Badr"/>
-          <w:rtl w:val="true"/>
-          <w:lang w:bidi="fa-IR"/>
-        </w:rPr>
-        <w:t>].</w:t>
-      </w:r>
-    </w:p>
-    <w:p>
-      <w:pPr>
-        <w:pStyle w:val="Heading3"/>
-        <w:bidi w:val="1"/>
-        <w:jc w:val="start"/>
-        <w:rPr>
           <w:rFonts w:cs="B Nazanin"/>
           <w:color w:val="000000"/>
         </w:rPr>
@@ -5861,39 +5941,7 @@
           <w:rtl w:val="true"/>
           <w:lang w:bidi="fa-IR"/>
         </w:rPr>
-        <w:t xml:space="preserve">منفعل، </w:t>
-      </w:r>
-      <w:r>
-        <w:rPr>
-          <w:rFonts w:ascii="B Badr" w:hAnsi="B Badr" w:hint="cs" w:cs="B Badr"/>
-          <w:rtl w:val="true"/>
-          <w:lang w:bidi="fa-IR"/>
-        </w:rPr>
-        <w:t>تبانی</w:t>
-      </w:r>
-      <w:r>
-        <w:rPr>
-          <w:rFonts w:ascii="B Badr" w:hAnsi="B Badr" w:hint="cs" w:cs="B Badr"/>
-          <w:rtl w:val="true"/>
-          <w:lang w:bidi="fa-IR"/>
-        </w:rPr>
-        <w:t xml:space="preserve"> امضاکنندگان و </w:t>
-      </w:r>
-      <w:r>
-        <w:rPr>
-          <w:rFonts w:ascii="B Badr" w:hAnsi="B Badr" w:hint="cs" w:cs="B Badr"/>
-          <w:rtl w:val="true"/>
-          <w:lang w:bidi="fa-IR"/>
-        </w:rPr>
-        <w:t>تبانی</w:t>
-      </w:r>
-      <w:r>
-        <w:rPr>
-          <w:rFonts w:ascii="B Badr" w:hAnsi="B Badr" w:hint="cs" w:cs="B Badr"/>
-          <w:rtl w:val="true"/>
-          <w:lang w:bidi="fa-IR"/>
-        </w:rPr>
-        <w:t xml:space="preserve"> امضاکننده با </w:t>
+        <w:t xml:space="preserve">منفعل، تبانی امضاکنندگان و تبانی امضاکننده با </w:t>
       </w:r>
       <w:r>
         <w:rPr>
@@ -6024,30 +6072,23 @@
           <w:rtl w:val="true"/>
           <w:lang w:bidi="fa-IR"/>
         </w:rPr>
-        <w:t xml:space="preserve">سبک را با جعل </w:t>
-      </w:r>
-      <w:r>
-        <w:rPr>
-          <w:rFonts w:cs="B Badr" w:hint="cs" w:ascii="B Badr" w:hAnsi="B Badr"/>
-          <w:lang w:bidi="fa-IR"/>
-        </w:rPr>
-        <w:t>partial private key</w:t>
-      </w:r>
-      <w:r>
-        <w:rPr>
-          <w:rFonts w:cs="B Badr" w:hint="cs" w:ascii="B Badr" w:hAnsi="B Badr"/>
-          <w:rtl w:val="true"/>
-          <w:lang w:bidi="fa-IR"/>
-        </w:rPr>
-        <w:t xml:space="preserve"> </w:t>
-      </w:r>
-      <w:r>
-        <w:rPr>
-          <w:rFonts w:ascii="B Badr" w:hAnsi="B Badr" w:hint="cs" w:cs="B Badr"/>
-          <w:rtl w:val="true"/>
-          <w:lang w:bidi="fa-IR"/>
-        </w:rPr>
-        <w:t>و جعل امضا به‌دلیل خطی‌بودن ساختار هش شکست</w:t>
+        <w:t xml:space="preserve">سبک را با جعل کلید خصوصی جزئی و جعل امضا به‌دلیل خطی‌بودن ساختار </w:t>
+      </w:r>
+      <w:r>
+        <w:rPr>
+          <w:rFonts w:ascii="B Badr" w:hAnsi="B Badr" w:hint="cs" w:cs="B Badr"/>
+          <w:rtl w:val="true"/>
+          <w:lang w:bidi="fa-IR"/>
+        </w:rPr>
+        <w:t>تابع درهم‌ساز</w:t>
+      </w:r>
+      <w:r>
+        <w:rPr>
+          <w:rFonts w:ascii="B Badr" w:hAnsi="B Badr" w:hint="cs" w:cs="B Badr"/>
+          <w:rtl w:val="true"/>
+          <w:lang w:bidi="fa-IR"/>
+        </w:rPr>
+        <w:t xml:space="preserve"> شکست</w:t>
       </w:r>
       <w:r>
         <w:rPr>
@@ -6289,14 +6330,6 @@
       </w:pPr>
       <w:r>
         <w:rPr>
-          <w:rFonts w:ascii="B Badr" w:hAnsi="B Badr" w:hint="cs" w:cs="B Badr"/>
-          <w:rtl w:val="true"/>
-          <w:lang w:bidi="fa-IR"/>
-        </w:rPr>
-        <w:t xml:space="preserve">همزمان، </w:t>
-      </w:r>
-      <w:r>
-        <w:rPr>
           <w:rFonts w:cs="B Badr" w:hint="cs" w:ascii="B Badr" w:hAnsi="B Badr"/>
           <w:lang w:bidi="fa-IR"/>
         </w:rPr>
@@ -6463,7 +6496,23 @@
           <w:rtl w:val="true"/>
           <w:lang w:bidi="fa-IR"/>
         </w:rPr>
-        <w:t>پشتیبانی می‌کرد و مزیت آشکاری در زمان تأیید نسبت به طرح‌های جفت‌سازی‌محور داشت</w:t>
+        <w:t xml:space="preserve">پشتیبانی می‌کرد و مزیت آشکاری در زمان تأیید نسبت به طرح‌های </w:t>
+      </w:r>
+      <w:r>
+        <w:rPr>
+          <w:rFonts w:ascii="B Badr" w:hAnsi="B Badr" w:hint="cs" w:cs="B Badr"/>
+          <w:rtl w:val="true"/>
+          <w:lang w:bidi="fa-IR"/>
+        </w:rPr>
+        <w:t>مبتنی بر</w:t>
+      </w:r>
+      <w:r>
+        <w:rPr>
+          <w:rFonts w:ascii="B Badr" w:hAnsi="B Badr" w:hint="cs" w:cs="B Badr"/>
+          <w:rtl w:val="true"/>
+          <w:lang w:bidi="fa-IR"/>
+        </w:rPr>
+        <w:t xml:space="preserve"> جفت‌سازی‌ داشت</w:t>
       </w:r>
       <w:r>
         <w:rPr>
@@ -6533,15 +6582,7 @@
           <w:rtl w:val="true"/>
           <w:lang w:bidi="fa-IR"/>
         </w:rPr>
-        <w:t xml:space="preserve">اثبات شد، اما طرح فاقد تشخیص متقلب بود و در برابر بازیابی </w:t>
-      </w:r>
-      <w:r>
-        <w:rPr>
-          <w:rFonts w:ascii="B Badr" w:hAnsi="B Badr" w:hint="cs" w:cs="B Badr"/>
-          <w:rtl w:val="true"/>
-          <w:lang w:bidi="fa-IR"/>
-        </w:rPr>
-        <w:t xml:space="preserve">کلید اصلی </w:t>
+        <w:t xml:space="preserve">اثبات شد، اما طرح فاقد تشخیص متقلب بود و در برابر بازیابی کلید اصلی </w:t>
       </w:r>
       <w:r>
         <w:rPr>
@@ -6750,15 +6791,7 @@
           <w:rtl w:val="true"/>
           <w:lang w:bidi="fa-IR"/>
         </w:rPr>
-        <w:t xml:space="preserve"> </w:t>
-      </w:r>
-      <w:r>
-        <w:rPr>
-          <w:rFonts w:ascii="B Badr" w:hAnsi="B Badr" w:hint="cs" w:cs="B Badr"/>
-          <w:rtl w:val="true"/>
-          <w:lang w:bidi="fa-IR"/>
-        </w:rPr>
-        <w:t>و جایگزینی کلید عمومی شکسته شد</w:t>
+        <w:t xml:space="preserve"> و جایگزینی کلید عمومی شکسته شد</w:t>
       </w:r>
       <w:r>
         <w:rPr>
@@ -6867,23 +6900,7 @@
           <w:rtl w:val="true"/>
           <w:lang w:bidi="fa-IR"/>
         </w:rPr>
-        <w:t xml:space="preserve"> (</w:t>
-      </w:r>
-      <w:r>
-        <w:rPr>
-          <w:rFonts w:ascii="B Badr" w:hAnsi="B Badr" w:hint="cs" w:cs="B Badr"/>
-          <w:rtl w:val="true"/>
-          <w:lang w:bidi="fa-IR"/>
-        </w:rPr>
-        <w:t>امضای تجمیعی بدون گواهی سبک برای شبکه‌های حسگر بی‌سیم پزشکی</w:t>
-      </w:r>
-      <w:r>
-        <w:rPr>
-          <w:rFonts w:cs="B Badr" w:hint="cs" w:ascii="B Badr" w:hAnsi="B Badr"/>
-          <w:rtl w:val="true"/>
-          <w:lang w:bidi="fa-IR"/>
-        </w:rPr>
-        <w:t xml:space="preserve">) </w:t>
+        <w:t xml:space="preserve"> </w:t>
       </w:r>
       <w:r>
         <w:rPr>
@@ -7148,15 +7165,7 @@
           <w:rtl w:val="true"/>
           <w:lang w:bidi="fa-IR"/>
         </w:rPr>
-        <w:t xml:space="preserve">در مدل پیشگوی تصادفی برای دشمنان </w:t>
-      </w:r>
-      <w:r>
-        <w:rPr>
-          <w:rFonts w:ascii="B Badr" w:hAnsi="B Badr" w:hint="cs" w:cs="B Badr"/>
-          <w:rtl w:val="true"/>
-          <w:lang w:bidi="fa-IR"/>
-        </w:rPr>
-        <w:t xml:space="preserve">نوع </w:t>
+        <w:t xml:space="preserve">در مدل پیشگوی تصادفی برای دشمنان نوع </w:t>
       </w:r>
       <w:r>
         <w:rPr>
@@ -7305,23 +7314,7 @@
           <w:rtl w:val="true"/>
           <w:lang w:bidi="fa-IR"/>
         </w:rPr>
-        <w:t xml:space="preserve">را بهبود دادند و نقص بازیابی </w:t>
-      </w:r>
-      <w:r>
-        <w:rPr>
-          <w:rFonts w:ascii="B Badr" w:hAnsi="B Badr" w:hint="cs" w:cs="B Badr"/>
-          <w:rtl w:val="true"/>
-          <w:lang w:bidi="fa-IR"/>
-        </w:rPr>
-        <w:t>کلید اصلی</w:t>
-      </w:r>
-      <w:r>
-        <w:rPr>
-          <w:rFonts w:ascii="B Badr" w:hAnsi="B Badr" w:hint="cs" w:cs="B Badr"/>
-          <w:rtl w:val="true"/>
-          <w:lang w:bidi="fa-IR"/>
-        </w:rPr>
-        <w:t xml:space="preserve"> را رفع کردند</w:t>
+        <w:t>را بهبود دادند و نقص بازیابی کلید اصلی را رفع کردند</w:t>
       </w:r>
       <w:r>
         <w:rPr>
@@ -7341,26 +7334,35 @@
       </w:r>
       <w:r>
         <w:rPr>
-          <w:rFonts w:cs="B Badr" w:hint="cs" w:ascii="B Badr" w:hAnsi="B Badr"/>
-          <w:lang w:bidi="fa-IR"/>
-        </w:rPr>
-        <w:t>PID</w:t>
-      </w:r>
-      <w:r>
-        <w:rPr>
-          <w:rFonts w:cs="B Badr" w:hint="cs" w:ascii="B Badr" w:hAnsi="B Badr"/>
-          <w:rtl w:val="true"/>
-          <w:lang w:bidi="fa-IR"/>
-        </w:rPr>
-        <w:t xml:space="preserve"> </w:t>
-      </w:r>
-      <w:r>
-        <w:rPr>
-          <w:rFonts w:ascii="B Badr" w:hAnsi="B Badr" w:hint="cs" w:cs="B Badr"/>
-          <w:rtl w:val="true"/>
-          <w:lang w:bidi="fa-IR"/>
-        </w:rPr>
-        <w:t xml:space="preserve">متغیر و ردیابی فقط توسط </w:t>
+          <w:rFonts w:ascii="B Badr" w:hAnsi="B Badr" w:hint="cs" w:cs="B Badr"/>
+          <w:rtl w:val="true"/>
+          <w:lang w:bidi="fa-IR"/>
+        </w:rPr>
+        <w:t>شبه‌نام</w:t>
+      </w:r>
+      <w:r>
+        <w:rPr>
+          <w:rFonts w:ascii="B Badr" w:hAnsi="B Badr" w:hint="cs" w:cs="B Badr"/>
+          <w:rtl w:val="true"/>
+          <w:lang w:bidi="fa-IR"/>
+        </w:rPr>
+        <w:t xml:space="preserve"> متغیر و </w:t>
+      </w:r>
+      <w:r>
+        <w:rPr>
+          <w:rFonts w:ascii="B Badr" w:hAnsi="B Badr" w:hint="cs" w:cs="B Badr"/>
+          <w:rtl w:val="true"/>
+          <w:lang w:bidi="fa-IR"/>
+        </w:rPr>
+        <w:t xml:space="preserve">با قابلیت </w:t>
+      </w:r>
+      <w:r>
+        <w:rPr>
+          <w:rFonts w:ascii="B Badr" w:hAnsi="B Badr" w:hint="cs" w:cs="B Badr"/>
+          <w:rtl w:val="true"/>
+          <w:lang w:bidi="fa-IR"/>
+        </w:rPr>
+        <w:t xml:space="preserve">ردیابی فقط توسط </w:t>
       </w:r>
       <w:r>
         <w:rPr>
@@ -7748,7 +7750,7 @@
           <w:lang w:val="en-US" w:eastAsia="en-US" w:bidi="fa-IR"/>
           <w14:ligatures w14:val="standardContextual"/>
         </w:rPr>
-        <w:t xml:space="preserve">ه کلید سرکش موقتی </w:t>
+        <w:t xml:space="preserve">ه کلید موقتی کلاش </w:t>
       </w:r>
       <w:r>
         <w:rPr>
@@ -7908,38 +7910,7 @@
           <w:rtl w:val="true"/>
           <w:lang w:bidi="fa-IR"/>
         </w:rPr>
-        <w:t xml:space="preserve"> تأیید هم‌زمان </w:t>
-      </w:r>
-      <w:r>
-        <w:rPr>
-          <w:rFonts w:cs="B Badr" w:hint="cs" w:ascii="B Badr" w:hAnsi="B Badr"/>
-          <w:rtl w:val="true"/>
-          <w:lang w:bidi="fa-IR"/>
-        </w:rPr>
-        <w:t>(</w:t>
-      </w:r>
-      <w:r>
-        <w:rPr>
-          <w:rFonts w:cs="B Badr" w:hint="cs" w:ascii="B Badr" w:hAnsi="B Badr"/>
-          <w:lang w:bidi="fa-IR"/>
-        </w:rPr>
-        <w:t>dual-layer</w:t>
-      </w:r>
-      <w:r>
-        <w:rPr>
-          <w:rFonts w:cs="B Badr" w:hint="cs" w:ascii="B Badr" w:hAnsi="B Badr"/>
-          <w:rtl w:val="true"/>
-          <w:lang w:bidi="fa-IR"/>
-        </w:rPr>
-        <w:t xml:space="preserve">) </w:t>
-      </w:r>
-      <w:r>
-        <w:rPr>
-          <w:rFonts w:ascii="B Badr" w:hAnsi="B Badr" w:hint="cs" w:cs="B Badr"/>
-          <w:rtl w:val="true"/>
-          <w:lang w:bidi="fa-IR"/>
-        </w:rPr>
-        <w:t>رفع کردند</w:t>
+        <w:t xml:space="preserve"> تأیید هم‌زمان دولایه رفع کردند</w:t>
       </w:r>
       <w:r>
         <w:rPr>
@@ -8051,31 +8022,28 @@
           <w:lang w:val="en-US" w:eastAsia="en-US" w:bidi="fa-IR"/>
           <w14:ligatures w14:val="standardContextual"/>
         </w:rPr>
-        <w:t xml:space="preserve">کلید سرکش موقتی </w:t>
-      </w:r>
-      <w:r>
-        <w:rPr>
-          <w:rFonts w:ascii="B Badr" w:hAnsi="B Badr" w:hint="cs" w:cs="B Badr"/>
-          <w:rtl w:val="true"/>
-          <w:lang w:bidi="fa-IR"/>
-        </w:rPr>
-        <w:t xml:space="preserve">و </w:t>
-      </w:r>
-      <w:r>
-        <w:rPr>
-          <w:rFonts w:ascii="B Badr" w:hAnsi="B Badr" w:hint="cs" w:cs="B Badr"/>
-          <w:rtl w:val="true"/>
-          <w:lang w:bidi="fa-IR"/>
-        </w:rPr>
-        <w:t>تبانی</w:t>
-      </w:r>
-      <w:r>
-        <w:rPr>
-          <w:rFonts w:ascii="B Badr" w:hAnsi="B Badr" w:hint="cs" w:cs="B Badr"/>
-          <w:rtl w:val="true"/>
-          <w:lang w:bidi="fa-IR"/>
-        </w:rPr>
-        <w:t xml:space="preserve"> مقاوم بود</w:t>
+        <w:t>کلید موقتی کلاش</w:t>
+      </w:r>
+      <w:r>
+        <w:rPr>
+          <w:rFonts w:ascii="B Badr" w:hAnsi="B Badr" w:eastAsia="Aptos" w:hint="cs" w:cs="B Badr" w:eastAsiaTheme="minorHAnsi"/>
+          <w:color w:val="auto"/>
+          <w:kern w:val="2"/>
+          <w:sz w:val="20"/>
+          <w:szCs w:val="24"/>
+          <w:rtl w:val="true"/>
+          <w:lang w:val="en-US" w:eastAsia="en-US" w:bidi="fa-IR"/>
+          <w14:ligatures w14:val="standardContextual"/>
+        </w:rPr>
+        <w:t xml:space="preserve"> </w:t>
+      </w:r>
+      <w:r>
+        <w:rPr>
+          <w:rFonts w:ascii="B Badr" w:hAnsi="B Badr" w:hint="cs" w:cs="B Badr"/>
+          <w:rtl w:val="true"/>
+          <w:lang w:bidi="fa-IR"/>
+        </w:rPr>
+        <w:t>و تبانی مقاوم بود</w:t>
       </w:r>
       <w:r>
         <w:rPr>
@@ -8104,7 +8072,21 @@
           <w:rFonts w:cs="B Badr" w:hint="cs" w:ascii="B Badr" w:hAnsi="B Badr"/>
           <w:lang w:bidi="fa-IR"/>
         </w:rPr>
-        <w:t xml:space="preserve">Wu, Ye </w:t>
+        <w:t xml:space="preserve">Wu </w:t>
+      </w:r>
+      <w:r>
+        <w:rPr>
+          <w:rFonts w:cs="B Badr" w:hint="cs" w:ascii="B Badr" w:hAnsi="B Badr"/>
+          <w:lang w:bidi="fa-IR"/>
+        </w:rPr>
+        <w:t xml:space="preserve">&amp; </w:t>
+      </w:r>
+      <w:r>
+        <w:rPr>
+          <w:rFonts w:cs="B Badr" w:hint="cs" w:ascii="B Badr" w:hAnsi="B Badr"/>
+          <w:lang w:bidi="fa-IR"/>
+        </w:rPr>
+        <w:t xml:space="preserve">Ye </w:t>
       </w:r>
       <w:r>
         <w:rPr>
@@ -8129,15 +8111,23 @@
           <w:rtl w:val="true"/>
           <w:lang w:bidi="fa-IR"/>
         </w:rPr>
-        <w:t xml:space="preserve">طرحی ارائه کردند که همه پارامترها را در تابع هش گنجاند و مقاومت در برابر حملات </w:t>
-      </w:r>
-      <w:r>
-        <w:rPr>
-          <w:rFonts w:ascii="B Badr" w:hAnsi="B Badr" w:hint="cs" w:cs="B Badr"/>
-          <w:rtl w:val="true"/>
-          <w:lang w:bidi="fa-IR"/>
-        </w:rPr>
-        <w:t xml:space="preserve">نوع </w:t>
+        <w:t xml:space="preserve">طرحی ارائه کردند که همه پارامترها را در تابع </w:t>
+      </w:r>
+      <w:r>
+        <w:rPr>
+          <w:rFonts w:ascii="B Badr" w:hAnsi="B Badr" w:hint="cs" w:cs="B Badr"/>
+          <w:rtl w:val="true"/>
+          <w:lang w:bidi="fa-IR"/>
+        </w:rPr>
+        <w:t>درهمسازی</w:t>
+      </w:r>
+      <w:r>
+        <w:rPr>
+          <w:rFonts w:ascii="B Badr" w:hAnsi="B Badr" w:hint="cs" w:cs="B Badr"/>
+          <w:rtl w:val="true"/>
+          <w:lang w:bidi="fa-IR"/>
+        </w:rPr>
+        <w:t xml:space="preserve"> گنجاند و مقاومت در برابر حملات نوع </w:t>
       </w:r>
       <w:r>
         <w:rPr>
@@ -8176,45 +8166,7 @@
           <w:rtl w:val="true"/>
           <w:lang w:bidi="fa-IR"/>
         </w:rPr>
-        <w:t xml:space="preserve">سربار محاسباتی کمتر از </w:t>
-      </w:r>
-      <w:r>
-        <w:rPr>
-          <w:rFonts w:ascii="B Badr" w:hAnsi="B Badr" w:hint="cs" w:cs="B Badr"/>
-          <w:lang w:bidi="fa-IR"/>
-        </w:rPr>
-        <w:t>۷</w:t>
-      </w:r>
-      <w:r>
-        <w:rPr>
-          <w:rFonts w:ascii="B Badr" w:hAnsi="B Badr" w:hint="cs" w:cs="B Badr"/>
-          <w:rtl w:val="true"/>
-          <w:lang w:bidi="fa-IR"/>
-        </w:rPr>
-        <w:t xml:space="preserve"> طرح </w:t>
-      </w:r>
-      <w:r>
-        <w:rPr>
-          <w:rFonts w:cs="B Badr" w:hint="cs" w:ascii="B Badr" w:hAnsi="B Badr"/>
-          <w:lang w:bidi="fa-IR"/>
-        </w:rPr>
-        <w:t>PF-CLAS</w:t>
-      </w:r>
-      <w:r>
-        <w:rPr>
-          <w:rFonts w:cs="B Badr" w:hint="cs" w:ascii="B Badr" w:hAnsi="B Badr"/>
-          <w:rtl w:val="true"/>
-          <w:lang w:bidi="fa-IR"/>
-        </w:rPr>
-        <w:t xml:space="preserve"> </w:t>
-      </w:r>
-      <w:r>
-        <w:rPr>
-          <w:rFonts w:ascii="B Badr" w:hAnsi="B Badr" w:hint="cs" w:cs="B Badr"/>
-          <w:rtl w:val="true"/>
-          <w:lang w:bidi="fa-IR"/>
-        </w:rPr>
-        <w:t xml:space="preserve">موجود بود و شبیه‌سازی با </w:t>
+        <w:t xml:space="preserve">شبیه‌سازی با </w:t>
       </w:r>
       <w:r>
         <w:rPr>
@@ -8525,7 +8477,23 @@
           <w:rtl w:val="true"/>
           <w:lang w:bidi="fa-IR"/>
         </w:rPr>
-        <w:t xml:space="preserve"> درصدی هزینه ارتباطی نسبت به طرح‌های موجود نشان داده شد، اما طرح فاقد مکانیزم تشخیص متقلب بود</w:t>
+        <w:t xml:space="preserve"> درصدی هزینه ارتباطی نسبت به طرح‌های</w:t>
+      </w:r>
+      <w:r>
+        <w:rPr>
+          <w:rFonts w:ascii="B Badr" w:hAnsi="B Badr" w:hint="cs" w:cs="B Badr"/>
+          <w:rtl w:val="true"/>
+          <w:lang w:bidi="fa-IR"/>
+        </w:rPr>
+        <w:t>ی که بررسی شده بود</w:t>
+      </w:r>
+      <w:r>
+        <w:rPr>
+          <w:rFonts w:ascii="B Badr" w:hAnsi="B Badr" w:hint="cs" w:cs="B Badr"/>
+          <w:rtl w:val="true"/>
+          <w:lang w:bidi="fa-IR"/>
+        </w:rPr>
+        <w:t xml:space="preserve"> نشان داده شد، اما طرح فاقد مکانیزم تشخیص متقلب بود</w:t>
       </w:r>
       <w:r>
         <w:rPr>
@@ -8596,7 +8564,7 @@
           <w:rtl w:val="true"/>
           <w:lang w:bidi="fa-IR"/>
         </w:rPr>
-        <w:t xml:space="preserve">تنها طرحی بودند که الگوریتم تشخیص امضای نامعتبر با تقسیم‌وجستجو </w:t>
+        <w:t xml:space="preserve">تنها طرحی بودند که الگوریتم تشخیص امضای نامعتبر با تقسیم‌ و غلبه </w:t>
       </w:r>
       <w:r>
         <w:rPr>
@@ -8611,7 +8579,7 @@
           <w:rFonts w:cs="B Badr" w:hint="cs" w:ascii="B Badr" w:hAnsi="B Badr"/>
           <w:lang w:bidi="fa-IR"/>
         </w:rPr>
-        <w:t>divide-and-conquer</w:t>
+        <w:t>divide and conquer</w:t>
       </w:r>
       <w:r>
         <w:rPr>
@@ -8836,23 +8804,7 @@
           <w:rtl w:val="true"/>
           <w:lang w:bidi="fa-IR"/>
         </w:rPr>
-        <w:t xml:space="preserve">تحلیل </w:t>
-      </w:r>
-      <w:r>
-        <w:rPr>
-          <w:rFonts w:ascii="B Badr" w:hAnsi="B Badr" w:hint="cs" w:cs="B Badr"/>
-          <w:rtl w:val="true"/>
-          <w:lang w:bidi="fa-IR"/>
-        </w:rPr>
-        <w:t>رمزنگارانه برای</w:t>
-      </w:r>
-      <w:r>
-        <w:rPr>
-          <w:rFonts w:ascii="B Badr" w:hAnsi="B Badr" w:hint="cs" w:cs="B Badr"/>
-          <w:rtl w:val="true"/>
-          <w:lang w:bidi="fa-IR"/>
-        </w:rPr>
-        <w:t xml:space="preserve"> طرح </w:t>
+        <w:t xml:space="preserve">تحلیل رمزنگارانه برای طرح </w:t>
       </w:r>
       <w:r>
         <w:rPr>
@@ -8945,7 +8897,21 @@
           <w:rFonts w:cs="B Badr" w:hint="cs" w:ascii="B Badr" w:hAnsi="B Badr"/>
           <w:lang w:bidi="fa-IR"/>
         </w:rPr>
-        <w:t>Tao, Cui</w:t>
+        <w:t xml:space="preserve">Tao </w:t>
+      </w:r>
+      <w:r>
+        <w:rPr>
+          <w:rFonts w:cs="B Badr" w:hint="cs" w:ascii="B Badr" w:hAnsi="B Badr"/>
+          <w:lang w:bidi="fa-IR"/>
+        </w:rPr>
+        <w:t xml:space="preserve">&amp; </w:t>
+      </w:r>
+      <w:r>
+        <w:rPr>
+          <w:rFonts w:cs="B Badr" w:hint="cs" w:ascii="B Badr" w:hAnsi="B Badr"/>
+          <w:lang w:bidi="fa-IR"/>
+        </w:rPr>
+        <w:t>Cui</w:t>
       </w:r>
       <w:r>
         <w:rPr>
@@ -9289,15 +9255,7 @@
           <w:rtl w:val="true"/>
           <w:lang w:bidi="fa-IR"/>
         </w:rPr>
-        <w:t xml:space="preserve">با مدل دوگانه دشمنان </w:t>
-      </w:r>
-      <w:r>
-        <w:rPr>
-          <w:rFonts w:ascii="B Badr" w:hAnsi="B Badr" w:hint="cs" w:cs="B Badr"/>
-          <w:rtl w:val="true"/>
-          <w:lang w:bidi="fa-IR"/>
-        </w:rPr>
-        <w:t xml:space="preserve">نوع </w:t>
+        <w:t xml:space="preserve">با مدل دوگانه دشمنان نوع </w:t>
       </w:r>
       <w:r>
         <w:rPr>
@@ -9397,7 +9355,23 @@
           <w:rtl w:val="true"/>
           <w:lang w:bidi="fa-IR"/>
         </w:rPr>
-        <w:t>تقریباً تمام طرح‌ها پس از شکست تأیید تجمعی، فاقد الگوریتمی کارآمد برای یافتن امضای موذی هستند</w:t>
+        <w:t xml:space="preserve">تقریباً تمام طرح‌ها پس از شکست تأیید تجمعی، فاقد الگوریتمی کارآمد برای یافتن امضای </w:t>
+      </w:r>
+      <w:r>
+        <w:rPr>
+          <w:rFonts w:ascii="B Badr" w:hAnsi="B Badr" w:hint="cs" w:cs="B Badr"/>
+          <w:rtl w:val="true"/>
+          <w:lang w:bidi="fa-IR"/>
+        </w:rPr>
+        <w:t>متقلب</w:t>
+      </w:r>
+      <w:r>
+        <w:rPr>
+          <w:rFonts w:ascii="B Badr" w:hAnsi="B Badr" w:hint="cs" w:cs="B Badr"/>
+          <w:rtl w:val="true"/>
+          <w:lang w:bidi="fa-IR"/>
+        </w:rPr>
+        <w:t xml:space="preserve"> هستند</w:t>
       </w:r>
       <w:r>
         <w:rPr>
@@ -9413,30 +9387,23 @@
           <w:rtl w:val="true"/>
           <w:lang w:bidi="fa-IR"/>
         </w:rPr>
-        <w:t xml:space="preserve">در این حالت باید تمام </w:t>
-      </w:r>
-      <w:r>
-        <w:rPr>
-          <w:rFonts w:cs="B Badr" w:hint="cs" w:ascii="B Badr" w:hAnsi="B Badr"/>
-          <w:lang w:bidi="fa-IR"/>
-        </w:rPr>
-        <w:t>n</w:t>
-      </w:r>
-      <w:r>
-        <w:rPr>
-          <w:rFonts w:cs="B Badr" w:hint="cs" w:ascii="B Badr" w:hAnsi="B Badr"/>
-          <w:rtl w:val="true"/>
-          <w:lang w:bidi="fa-IR"/>
-        </w:rPr>
-        <w:t xml:space="preserve"> </w:t>
-      </w:r>
-      <w:r>
-        <w:rPr>
-          <w:rFonts w:ascii="B Badr" w:hAnsi="B Badr" w:hint="cs" w:cs="B Badr"/>
-          <w:rtl w:val="true"/>
-          <w:lang w:bidi="fa-IR"/>
-        </w:rPr>
-        <w:t xml:space="preserve">امضا را یکی‌یکی بازتأیید کرد که پیچیدگی </w:t>
+        <w:t>در این حالت باید تمام امضا</w:t>
+      </w:r>
+      <w:r>
+        <w:rPr>
+          <w:rFonts w:ascii="B Badr" w:hAnsi="B Badr" w:hint="cs" w:cs="B Badr"/>
+          <w:rtl w:val="true"/>
+          <w:lang w:bidi="fa-IR"/>
+        </w:rPr>
+        <w:t>ها</w:t>
+      </w:r>
+      <w:r>
+        <w:rPr>
+          <w:rFonts w:ascii="B Badr" w:hAnsi="B Badr" w:hint="cs" w:cs="B Badr"/>
+          <w:rtl w:val="true"/>
+          <w:lang w:bidi="fa-IR"/>
+        </w:rPr>
+        <w:t xml:space="preserve"> را یکی‌یکی بازتأیید کرد که پیچیدگی </w:t>
       </w:r>
       <w:r>
         <w:rPr>
@@ -9565,44 +9532,24 @@
           <w:rtl w:val="true"/>
           <w:lang w:bidi="fa-IR"/>
         </w:rPr>
-        <w:t xml:space="preserve">حملات کلید </w:t>
-      </w:r>
-      <w:r>
-        <w:rPr>
-          <w:rFonts w:ascii="B Badr" w:hAnsi="B Badr" w:eastAsia="Aptos" w:hint="cs" w:cs="B Badr" w:eastAsiaTheme="minorHAnsi"/>
-          <w:color w:val="auto"/>
-          <w:kern w:val="2"/>
-          <w:sz w:val="20"/>
+        <w:t xml:space="preserve">حملات </w:t>
+      </w:r>
+      <w:r>
+        <w:rPr>
+          <w:rFonts w:ascii="B Badr" w:hAnsi="B Badr" w:cs="B Badr"/>
           <w:szCs w:val="24"/>
           <w:rtl w:val="true"/>
-          <w:lang w:val="en-US" w:eastAsia="en-US" w:bidi="fa-IR"/>
-          <w14:ligatures w14:val="standardContextual"/>
-        </w:rPr>
-        <w:t>سرکش</w:t>
-      </w:r>
-      <w:r>
-        <w:rPr>
-          <w:rFonts w:ascii="B Badr" w:hAnsi="B Badr" w:hint="cs" w:cs="B Badr"/>
-          <w:rtl w:val="true"/>
-          <w:lang w:bidi="fa-IR"/>
-        </w:rPr>
-        <w:t xml:space="preserve"> موقت، </w:t>
-      </w:r>
-      <w:r>
-        <w:rPr>
-          <w:rFonts w:ascii="B Badr" w:hAnsi="B Badr" w:hint="cs" w:cs="B Badr"/>
-          <w:rtl w:val="true"/>
-          <w:lang w:bidi="fa-IR"/>
-        </w:rPr>
-        <w:t>تبانی</w:t>
-      </w:r>
-      <w:r>
-        <w:rPr>
-          <w:rFonts w:ascii="B Badr" w:hAnsi="B Badr" w:hint="cs" w:cs="B Badr"/>
-          <w:rtl w:val="true"/>
-          <w:lang w:bidi="fa-IR"/>
-        </w:rPr>
-        <w:t xml:space="preserve"> امضاکنندگان و حمله </w:t>
+          <w:lang w:bidi="fa-IR"/>
+        </w:rPr>
+        <w:t>کلید موقتی کلاش</w:t>
+      </w:r>
+      <w:r>
+        <w:rPr>
+          <w:rFonts w:ascii="B Badr" w:hAnsi="B Badr" w:hint="cs" w:cs="B Badr"/>
+          <w:rtl w:val="true"/>
+          <w:lang w:bidi="fa-IR"/>
+        </w:rPr>
+        <w:t xml:space="preserve">، تبانی امضاکنندگان و حمله </w:t>
       </w:r>
       <w:r>
         <w:rPr>
@@ -9708,15 +9655,30 @@
           <w:rtl w:val="true"/>
           <w:lang w:bidi="fa-IR"/>
         </w:rPr>
-        <w:t>همچنان یک چالش باقی مانده است</w:t>
-      </w:r>
-      <w:r>
-        <w:rPr>
-          <w:rFonts w:cs="B Badr" w:hint="cs" w:ascii="B Badr" w:hAnsi="B Badr"/>
-          <w:rtl w:val="true"/>
-          <w:lang w:bidi="fa-IR"/>
-        </w:rPr>
-        <w:t>.</w:t>
+        <w:t xml:space="preserve">همچنان یک چالش باقی مانده است </w:t>
+      </w:r>
+      <w:r>
+        <w:rPr>
+          <w:rFonts w:cs="B Badr" w:hint="cs" w:ascii="B Badr" w:hAnsi="B Badr"/>
+          <w:rtl w:val="true"/>
+          <w:lang w:bidi="fa-IR"/>
+        </w:rPr>
+        <w:t>[</w:t>
+      </w:r>
+      <w:r>
+        <w:rPr>
+          <w:rFonts w:cs="B Badr" w:hint="cs" w:ascii="B Badr" w:hAnsi="B Badr"/>
+          <w:lang w:bidi="fa-IR"/>
+        </w:rPr>
+        <w:t>18</w:t>
+      </w:r>
+      <w:r>
+        <w:rPr>
+          <w:rFonts w:cs="B Badr" w:hint="cs" w:ascii="B Badr" w:hAnsi="B Badr"/>
+          <w:rtl w:val="true"/>
+          <w:lang w:bidi="fa-IR"/>
+        </w:rPr>
+        <w:t>].</w:t>
       </w:r>
     </w:p>
     <w:p>
@@ -10003,15 +9965,7 @@
           <w:rtl w:val="true"/>
           <w:lang w:bidi="fa-IR"/>
         </w:rPr>
-        <w:t>چگونه می‌توان طرحی ارائه داد که هم از شبه‌نام بهره ببرد، هم توانایی ردیابی شرطی هویت متقلب توسط مرجع ردیابی را داشته باشد و هم در برابر حملات</w:t>
-      </w:r>
-      <w:r>
-        <w:rPr>
-          <w:rFonts w:ascii="B Badr" w:hAnsi="B Badr" w:hint="cs" w:cs="B Badr"/>
-          <w:rtl w:val="true"/>
-          <w:lang w:bidi="fa-IR"/>
-        </w:rPr>
-        <w:t xml:space="preserve"> نوع </w:t>
+        <w:t xml:space="preserve">چگونه می‌توان طرحی ارائه داد که هم از شبه‌نام بهره ببرد، هم توانایی ردیابی شرطی هویت متقلب توسط مرجع ردیابی را داشته باشد و هم در برابر حملات نوع </w:t>
       </w:r>
       <w:r>
         <w:rPr>
@@ -10026,97 +9980,24 @@
           <w:rtl w:val="true"/>
           <w:lang w:bidi="fa-IR"/>
         </w:rPr>
-        <w:t xml:space="preserve">، کلید </w:t>
-      </w:r>
-      <w:r>
-        <w:rPr>
-          <w:rFonts w:ascii="B Badr" w:hAnsi="B Badr" w:eastAsia="Aptos" w:hint="cs" w:cs="B Badr" w:eastAsiaTheme="minorHAnsi"/>
-          <w:color w:val="auto"/>
-          <w:kern w:val="2"/>
-          <w:sz w:val="20"/>
+        <w:t xml:space="preserve">، </w:t>
+      </w:r>
+      <w:r>
+        <w:rPr>
+          <w:rFonts w:ascii="B Badr" w:hAnsi="B Badr" w:cs="B Badr"/>
           <w:szCs w:val="24"/>
           <w:rtl w:val="true"/>
-          <w:lang w:val="en-US" w:eastAsia="en-US" w:bidi="fa-IR"/>
-          <w14:ligatures w14:val="standardContextual"/>
-        </w:rPr>
-        <w:t>سرکش</w:t>
-      </w:r>
-      <w:r>
-        <w:rPr>
-          <w:rFonts w:ascii="B Badr" w:hAnsi="B Badr" w:hint="cs" w:cs="B Badr"/>
-          <w:rtl w:val="true"/>
-          <w:lang w:bidi="fa-IR"/>
-        </w:rPr>
-        <w:t xml:space="preserve"> موقت و </w:t>
-      </w:r>
-      <w:r>
-        <w:rPr>
-          <w:rFonts w:ascii="B Badr" w:hAnsi="B Badr" w:hint="cs" w:cs="B Badr"/>
-          <w:rtl w:val="true"/>
-          <w:lang w:bidi="fa-IR"/>
-        </w:rPr>
-        <w:t>تبانی</w:t>
-      </w:r>
-      <w:r>
-        <w:rPr>
-          <w:rFonts w:ascii="B Badr" w:hAnsi="B Badr" w:hint="cs" w:cs="B Badr"/>
-          <w:rtl w:val="true"/>
-          <w:lang w:bidi="fa-IR"/>
-        </w:rPr>
-        <w:t xml:space="preserve"> مقاوم باشد؟</w:t>
-      </w:r>
-    </w:p>
-    <w:p>
-      <w:pPr>
-        <w:pStyle w:val="Normal"/>
-        <w:numPr>
-          <w:ilvl w:val="0"/>
-          <w:numId w:val="2"/>
-        </w:numPr>
-        <w:rPr>
-          <w:rFonts w:ascii="B Badr" w:hAnsi="B Badr" w:cs="B Badr" w:hint="cs"/>
-          <w:lang w:bidi="fa-IR"/>
-        </w:rPr>
-      </w:pPr>
-      <w:r>
-        <w:rPr>
-          <w:rFonts w:ascii="B Badr" w:hAnsi="B Badr" w:hint="cs" w:cs="B Badr"/>
-          <w:rtl w:val="true"/>
-          <w:lang w:bidi="fa-IR"/>
-        </w:rPr>
-        <w:t xml:space="preserve">چگونه بدون جفت‌سازی و با حفظ سرعت مناسب شبکه اقتضایی خودرویی، امنیت قابل اثبات </w:t>
-      </w:r>
-      <w:r>
-        <w:rPr>
-          <w:rFonts w:cs="B Badr" w:hint="cs" w:ascii="B Badr" w:hAnsi="B Badr"/>
-          <w:rtl w:val="true"/>
-          <w:lang w:bidi="fa-IR"/>
-        </w:rPr>
-        <w:t>(</w:t>
-      </w:r>
-      <w:r>
-        <w:rPr>
-          <w:rFonts w:ascii="B Badr" w:hAnsi="B Badr" w:hint="cs" w:cs="B Badr"/>
-          <w:rtl w:val="true"/>
-          <w:lang w:bidi="fa-IR"/>
-        </w:rPr>
-        <w:t>ترجیحاً نزدیک به مدل استاندارد</w:t>
-      </w:r>
-      <w:r>
-        <w:rPr>
-          <w:rFonts w:cs="B Badr" w:hint="cs" w:ascii="B Badr" w:hAnsi="B Badr"/>
-          <w:rtl w:val="true"/>
-          <w:lang w:bidi="fa-IR"/>
-        </w:rPr>
-        <w:t xml:space="preserve">) </w:t>
-      </w:r>
-      <w:r>
-        <w:rPr>
-          <w:rFonts w:ascii="B Badr" w:hAnsi="B Badr" w:hint="cs" w:cs="B Badr"/>
-          <w:rtl w:val="true"/>
-          <w:lang w:bidi="fa-IR"/>
-        </w:rPr>
-        <w:t>تضمین شود؟</w:t>
+          <w:lang w:bidi="fa-IR"/>
+        </w:rPr>
+        <w:t>کلید موقتی کلاش</w:t>
+      </w:r>
+      <w:r>
+        <w:rPr>
+          <w:rFonts w:ascii="B Badr" w:hAnsi="B Badr" w:hint="cs" w:cs="B Badr"/>
+          <w:rtl w:val="true"/>
+          <w:lang w:bidi="fa-IR"/>
+        </w:rPr>
+        <w:t xml:space="preserve"> و تبانی مقاوم باشد؟</w:t>
       </w:r>
     </w:p>
     <w:p>
@@ -10155,10 +10036,7 @@
           <w:ilvl w:val="0"/>
           <w:numId w:val="1"/>
         </w:numPr>
-        <w:rPr>
-          <w:rFonts w:ascii="B Badr" w:hAnsi="B Badr" w:cs="B Badr" w:hint="cs"/>
-          <w:lang w:bidi="fa-IR"/>
-        </w:rPr>
+        <w:rPr/>
       </w:pPr>
       <w:r>
         <w:rPr>
@@ -10166,85 +10044,78 @@
           <w:rtl w:val="true"/>
           <w:lang w:bidi="fa-IR"/>
         </w:rPr>
-        <w:t>تشخیص سریع امضای نامعتبر پس از شکست تأیید تجمعی</w:t>
-      </w:r>
-      <w:r>
-        <w:rPr>
-          <w:rFonts w:cs="B Badr" w:hint="cs" w:ascii="B Badr" w:hAnsi="B Badr"/>
-          <w:rtl w:val="true"/>
-          <w:lang w:bidi="fa-IR"/>
-        </w:rPr>
-        <w:t xml:space="preserve">: </w:t>
-      </w:r>
-      <w:r>
-        <w:rPr>
-          <w:rFonts w:ascii="B Badr" w:hAnsi="B Badr" w:hint="cs" w:cs="B Badr"/>
-          <w:rtl w:val="true"/>
-          <w:lang w:bidi="fa-IR"/>
-        </w:rPr>
-        <w:t xml:space="preserve">اکثر طرح‌ها الگوریتم کارآمدی ندارند </w:t>
-      </w:r>
-      <w:r>
-        <w:rPr>
-          <w:rFonts w:cs="B Badr" w:hint="cs" w:ascii="B Badr" w:hAnsi="B Badr"/>
-          <w:rtl w:val="true"/>
-          <w:lang w:bidi="fa-IR"/>
-        </w:rPr>
-        <w:t>[</w:t>
-      </w:r>
-      <w:r>
-        <w:rPr>
-          <w:rFonts w:cs="B Badr" w:hint="cs" w:ascii="B Badr" w:hAnsi="B Badr"/>
-          <w:lang w:bidi="fa-IR"/>
-        </w:rPr>
-        <w:t>7</w:t>
-      </w:r>
-      <w:r>
-        <w:rPr>
-          <w:rFonts w:cs="B Badr" w:hint="cs" w:ascii="B Badr" w:hAnsi="B Badr"/>
-          <w:rtl w:val="true"/>
-          <w:lang w:bidi="fa-IR"/>
-        </w:rPr>
-        <w:t>], [</w:t>
-      </w:r>
-      <w:r>
-        <w:rPr>
-          <w:rFonts w:cs="B Badr" w:hint="cs" w:ascii="B Badr" w:hAnsi="B Badr"/>
-          <w:lang w:bidi="fa-IR"/>
-        </w:rPr>
-        <w:t>15</w:t>
-      </w:r>
-      <w:r>
-        <w:rPr>
-          <w:rFonts w:cs="B Badr" w:hint="cs" w:ascii="B Badr" w:hAnsi="B Badr"/>
-          <w:rtl w:val="true"/>
-          <w:lang w:bidi="fa-IR"/>
-        </w:rPr>
-        <w:t xml:space="preserve">]. </w:t>
-      </w:r>
-      <w:r>
-        <w:rPr>
-          <w:rFonts w:ascii="B Badr" w:hAnsi="B Badr" w:hint="cs" w:cs="B Badr"/>
-          <w:rtl w:val="true"/>
-          <w:lang w:bidi="fa-IR"/>
-        </w:rPr>
-        <w:t xml:space="preserve">تنها </w:t>
-      </w:r>
-      <w:r>
-        <w:rPr>
-          <w:rFonts w:cs="B Badr" w:hint="cs" w:ascii="B Badr" w:hAnsi="B Badr"/>
-          <w:lang w:bidi="fa-IR"/>
-        </w:rPr>
-        <w:t xml:space="preserve">Wang </w:t>
-      </w:r>
-      <w:r>
-        <w:rPr>
-          <w:rFonts w:cs="B Badr" w:hint="cs" w:ascii="B Badr" w:hAnsi="B Badr"/>
-          <w:sz w:val="24"/>
-          <w:szCs w:val="24"/>
-          <w:lang w:bidi="fa-IR"/>
-        </w:rPr>
-        <w:t>[14]</w:t>
+        <w:t>نبود تشخیص سریع متقلب</w:t>
+      </w:r>
+      <w:r>
+        <w:rPr>
+          <w:rFonts w:cs="B Badr" w:hint="cs" w:ascii="B Badr" w:hAnsi="B Badr"/>
+          <w:rtl w:val="true"/>
+          <w:lang w:bidi="fa-IR"/>
+        </w:rPr>
+        <w:t xml:space="preserve">. </w:t>
+      </w:r>
+      <w:r>
+        <w:rPr>
+          <w:rFonts w:ascii="B Badr" w:hAnsi="B Badr" w:hint="cs" w:cs="B Badr"/>
+          <w:rtl w:val="true"/>
+          <w:lang w:bidi="fa-IR"/>
+        </w:rPr>
+        <w:t xml:space="preserve">تقریباً تمام طرح‌ها پس از شکست تأیید تجمعی، فاقد الگوریتمی کارآمد برای یافتن امضای </w:t>
+      </w:r>
+      <w:r>
+        <w:rPr>
+          <w:rFonts w:ascii="B Badr" w:hAnsi="B Badr" w:hint="cs" w:cs="B Badr"/>
+          <w:rtl w:val="true"/>
+          <w:lang w:bidi="fa-IR"/>
+        </w:rPr>
+        <w:t>متقلب</w:t>
+      </w:r>
+      <w:r>
+        <w:rPr>
+          <w:rFonts w:ascii="B Badr" w:hAnsi="B Badr" w:hint="cs" w:cs="B Badr"/>
+          <w:rtl w:val="true"/>
+          <w:lang w:bidi="fa-IR"/>
+        </w:rPr>
+        <w:t xml:space="preserve"> هستند</w:t>
+      </w:r>
+      <w:r>
+        <w:rPr>
+          <w:rFonts w:cs="B Badr" w:hint="cs" w:ascii="B Badr" w:hAnsi="B Badr"/>
+          <w:rtl w:val="true"/>
+          <w:lang w:bidi="fa-IR"/>
+        </w:rPr>
+        <w:t xml:space="preserve">. </w:t>
+      </w:r>
+      <w:r>
+        <w:rPr>
+          <w:rFonts w:ascii="B Badr" w:hAnsi="B Badr" w:hint="cs" w:cs="B Badr"/>
+          <w:rtl w:val="true"/>
+          <w:lang w:bidi="fa-IR"/>
+        </w:rPr>
+        <w:t>در این حالت باید تمام امضا</w:t>
+      </w:r>
+      <w:r>
+        <w:rPr>
+          <w:rFonts w:ascii="B Badr" w:hAnsi="B Badr" w:hint="cs" w:cs="B Badr"/>
+          <w:rtl w:val="true"/>
+          <w:lang w:bidi="fa-IR"/>
+        </w:rPr>
+        <w:t>ها</w:t>
+      </w:r>
+      <w:r>
+        <w:rPr>
+          <w:rFonts w:ascii="B Badr" w:hAnsi="B Badr" w:hint="cs" w:cs="B Badr"/>
+          <w:rtl w:val="true"/>
+          <w:lang w:bidi="fa-IR"/>
+        </w:rPr>
+        <w:t xml:space="preserve"> را یکی‌یکی بازتأیید کرد که پیچیدگی </w:t>
+      </w:r>
+      <w:r>
+        <w:rPr>
+          <w:rFonts w:cs="B Badr" w:hint="cs" w:ascii="B Badr" w:hAnsi="B Badr"/>
+          <w:lang w:bidi="fa-IR"/>
+        </w:rPr>
+        <w:t>O(n)</w:t>
       </w:r>
       <w:r>
         <w:rPr>
@@ -10260,7 +10131,7 @@
           <w:rtl w:val="true"/>
           <w:lang w:bidi="fa-IR"/>
         </w:rPr>
-        <w:t>الگوریتم تقسیم‌وجستجو دارد اما مبتنی بر جفت‌سازی است</w:t>
+        <w:t>دارد و برای شبکه‌های پرتراکم غیرعملی است</w:t>
       </w:r>
       <w:r>
         <w:rPr>
@@ -10289,105 +10160,48 @@
           <w:rtl w:val="true"/>
           <w:lang w:bidi="fa-IR"/>
         </w:rPr>
-        <w:t xml:space="preserve">حملات کلید </w:t>
-      </w:r>
-      <w:r>
-        <w:rPr>
-          <w:rFonts w:ascii="B Badr" w:hAnsi="B Badr" w:eastAsia="Aptos" w:hint="cs" w:cs="B Badr" w:eastAsiaTheme="minorHAnsi"/>
-          <w:color w:val="auto"/>
-          <w:kern w:val="2"/>
-          <w:sz w:val="20"/>
+        <w:t>آسیب‌پذیری در برابر حملات متنوع</w:t>
+      </w:r>
+      <w:r>
+        <w:rPr>
+          <w:rFonts w:cs="B Badr" w:hint="cs" w:ascii="B Badr" w:hAnsi="B Badr"/>
+          <w:rtl w:val="true"/>
+          <w:lang w:bidi="fa-IR"/>
+        </w:rPr>
+        <w:t xml:space="preserve">. </w:t>
+      </w:r>
+      <w:r>
+        <w:rPr>
+          <w:rFonts w:ascii="B Badr" w:hAnsi="B Badr" w:hint="cs" w:cs="B Badr"/>
+          <w:rtl w:val="true"/>
+          <w:lang w:bidi="fa-IR"/>
+        </w:rPr>
+        <w:t xml:space="preserve">حملات </w:t>
+      </w:r>
+      <w:r>
+        <w:rPr>
+          <w:rFonts w:ascii="B Badr" w:hAnsi="B Badr" w:hint="cs" w:cs="B Badr"/>
           <w:szCs w:val="24"/>
           <w:rtl w:val="true"/>
-          <w:lang w:val="en-US" w:eastAsia="en-US" w:bidi="fa-IR"/>
-          <w14:ligatures w14:val="standardContextual"/>
-        </w:rPr>
-        <w:t>سرکش</w:t>
-      </w:r>
-      <w:r>
-        <w:rPr>
-          <w:rFonts w:ascii="B Badr" w:hAnsi="B Badr" w:hint="cs" w:cs="B Badr"/>
-          <w:rtl w:val="true"/>
-          <w:lang w:bidi="fa-IR"/>
-        </w:rPr>
-        <w:t xml:space="preserve"> موقت و </w:t>
-      </w:r>
-      <w:r>
-        <w:rPr>
-          <w:rFonts w:ascii="B Badr" w:hAnsi="B Badr" w:hint="cs" w:cs="B Badr"/>
-          <w:rtl w:val="true"/>
-          <w:lang w:bidi="fa-IR"/>
-        </w:rPr>
-        <w:t>تبانی</w:t>
-      </w:r>
-      <w:r>
-        <w:rPr>
-          <w:rFonts w:ascii="B Badr" w:hAnsi="B Badr" w:hint="cs" w:cs="B Badr"/>
-          <w:rtl w:val="true"/>
-          <w:lang w:bidi="fa-IR"/>
-        </w:rPr>
-        <w:t xml:space="preserve"> </w:t>
-      </w:r>
-      <w:r>
-        <w:rPr>
-          <w:rFonts w:cs="B Badr"/>
-          <w:rtl w:val="true"/>
-        </w:rPr>
-        <w:t>مرکز تولید کلید</w:t>
-      </w:r>
-      <w:r>
-        <w:rPr>
-          <w:rFonts w:cs="B Badr" w:hint="cs" w:ascii="B Badr" w:hAnsi="B Badr"/>
-          <w:rtl w:val="true"/>
-          <w:lang w:bidi="fa-IR"/>
-        </w:rPr>
-        <w:t xml:space="preserve">: </w:t>
-      </w:r>
-      <w:r>
-        <w:rPr>
-          <w:rFonts w:ascii="B Badr" w:hAnsi="B Badr" w:hint="cs" w:cs="B Badr"/>
-          <w:rtl w:val="true"/>
-          <w:lang w:bidi="fa-IR"/>
-        </w:rPr>
-        <w:t xml:space="preserve">همچنان جدی هستند </w:t>
-      </w:r>
-      <w:r>
-        <w:rPr>
-          <w:rFonts w:cs="B Badr" w:hint="cs" w:ascii="B Badr" w:hAnsi="B Badr"/>
-          <w:rtl w:val="true"/>
-          <w:lang w:bidi="fa-IR"/>
-        </w:rPr>
-        <w:t>[</w:t>
-      </w:r>
-      <w:r>
-        <w:rPr>
-          <w:rFonts w:cs="B Badr" w:hint="cs" w:ascii="B Badr" w:hAnsi="B Badr"/>
-          <w:lang w:bidi="fa-IR"/>
-        </w:rPr>
-        <w:t>17</w:t>
-      </w:r>
-      <w:r>
-        <w:rPr>
-          <w:rFonts w:cs="B Badr" w:hint="cs" w:ascii="B Badr" w:hAnsi="B Badr"/>
-          <w:rtl w:val="true"/>
-          <w:lang w:bidi="fa-IR"/>
-        </w:rPr>
-        <w:t>], [</w:t>
-      </w:r>
-      <w:r>
-        <w:rPr>
-          <w:rFonts w:cs="B Badr" w:hint="cs" w:ascii="B Badr" w:hAnsi="B Badr"/>
-          <w:lang w:bidi="fa-IR"/>
-        </w:rPr>
-        <w:t>21</w:t>
-      </w:r>
-      <w:r>
-        <w:rPr>
-          <w:rFonts w:cs="B Badr" w:hint="cs" w:ascii="B Badr" w:hAnsi="B Badr"/>
-          <w:rtl w:val="true"/>
-          <w:lang w:bidi="fa-IR"/>
-        </w:rPr>
-        <w:t>].</w:t>
+          <w:lang w:bidi="fa-IR"/>
+        </w:rPr>
+        <w:t>کلید موقتی کلاش</w:t>
+      </w:r>
+      <w:r>
+        <w:rPr>
+          <w:rFonts w:ascii="B Badr" w:hAnsi="B Badr" w:hint="cs" w:cs="B Badr"/>
+          <w:rtl w:val="true"/>
+          <w:lang w:bidi="fa-IR"/>
+        </w:rPr>
+        <w:t>، تبانی امضاکنندگان و حمله مرکز تولید کلید موذی همچنان تهدیدات جدی محسوب می‌شوند و هنوز طرحی که در برابر همه آن‌ها مقاوم باشد ارائه نشده است</w:t>
+      </w:r>
+      <w:r>
+        <w:rPr>
+          <w:rFonts w:cs="B Badr" w:hint="cs" w:ascii="B Badr" w:hAnsi="B Badr"/>
+          <w:rtl w:val="true"/>
+          <w:lang w:bidi="fa-IR"/>
+        </w:rPr>
+        <w:t>.</w:t>
       </w:r>
     </w:p>
     <w:p>
@@ -10408,39 +10222,23 @@
           <w:rtl w:val="true"/>
           <w:lang w:bidi="fa-IR"/>
         </w:rPr>
-        <w:t>اثبات در مدل استاندارد</w:t>
-      </w:r>
-      <w:r>
-        <w:rPr>
-          <w:rFonts w:cs="B Badr" w:hint="cs" w:ascii="B Badr" w:hAnsi="B Badr"/>
-          <w:rtl w:val="true"/>
-          <w:lang w:bidi="fa-IR"/>
-        </w:rPr>
-        <w:t xml:space="preserve">: </w:t>
-      </w:r>
-      <w:r>
-        <w:rPr>
-          <w:rFonts w:ascii="B Badr" w:hAnsi="B Badr" w:hint="cs" w:cs="B Badr"/>
-          <w:rtl w:val="true"/>
-          <w:lang w:bidi="fa-IR"/>
-        </w:rPr>
-        <w:t xml:space="preserve">انتقال از </w:t>
-      </w:r>
-      <w:r>
-        <w:rPr>
-          <w:rFonts w:ascii="B Badr" w:hAnsi="B Badr" w:hint="cs" w:cs="B Badr"/>
-          <w:rtl w:val="true"/>
-          <w:lang w:bidi="fa-IR"/>
-        </w:rPr>
-        <w:t>مدل پیشگوی تصافی</w:t>
-      </w:r>
-      <w:r>
-        <w:rPr>
-          <w:rFonts w:ascii="B Badr" w:hAnsi="B Badr" w:hint="cs" w:cs="B Badr"/>
-          <w:rtl w:val="true"/>
-          <w:lang w:bidi="fa-IR"/>
-        </w:rPr>
-        <w:t xml:space="preserve"> به مدل استاندارد و </w:t>
+        <w:t>ضعف در مدل اثبات</w:t>
+      </w:r>
+      <w:r>
+        <w:rPr>
+          <w:rFonts w:cs="B Badr" w:hint="cs" w:ascii="B Badr" w:hAnsi="B Badr"/>
+          <w:rtl w:val="true"/>
+          <w:lang w:bidi="fa-IR"/>
+        </w:rPr>
+        <w:t xml:space="preserve">. </w:t>
+      </w:r>
+      <w:r>
+        <w:rPr>
+          <w:rFonts w:ascii="B Badr" w:hAnsi="B Badr" w:hint="cs" w:cs="B Badr"/>
+          <w:rtl w:val="true"/>
+          <w:lang w:bidi="fa-IR"/>
+        </w:rPr>
+        <w:t xml:space="preserve">اکثر اثبات‌ها فقط در مدل پیشگوی تصادفی ارائه شده‌اند و انتقال به مدل استاندارد یا اثبات با </w:t>
       </w:r>
       <w:r>
         <w:rPr>
@@ -10463,31 +10261,53 @@
           <w:rtl w:val="true"/>
           <w:lang w:bidi="fa-IR"/>
         </w:rPr>
-        <w:t xml:space="preserve">بدون </w:t>
-      </w:r>
-      <w:r>
-        <w:rPr>
-          <w:rFonts w:cs="B Badr" w:hint="cs" w:ascii="B Badr" w:hAnsi="B Badr"/>
-          <w:lang w:bidi="fa-IR"/>
-        </w:rPr>
-        <w:t xml:space="preserve">forking lemma </w:t>
-      </w:r>
-      <w:r>
-        <w:rPr>
-          <w:rFonts w:cs="B Badr" w:hint="cs" w:ascii="B Badr" w:hAnsi="B Badr"/>
-          <w:sz w:val="24"/>
-          <w:szCs w:val="24"/>
-          <w:lang w:bidi="fa-IR"/>
-        </w:rPr>
-        <w:t>[18]</w:t>
-      </w:r>
-      <w:r>
-        <w:rPr>
-          <w:rFonts w:cs="B Badr" w:hint="cs" w:ascii="B Badr" w:hAnsi="B Badr"/>
-          <w:rtl w:val="true"/>
-          <w:lang w:bidi="fa-IR"/>
-        </w:rPr>
-        <w:t>.</w:t>
+        <w:t xml:space="preserve">بدون استفاده از </w:t>
+      </w:r>
+      <w:r>
+        <w:rPr>
+          <w:rFonts w:cs="B Badr" w:hint="cs" w:ascii="B Badr" w:hAnsi="B Badr"/>
+          <w:lang w:bidi="fa-IR"/>
+        </w:rPr>
+        <w:t>forking lemma</w:t>
+      </w:r>
+      <w:r>
+        <w:rPr>
+          <w:rFonts w:cs="B Badr" w:hint="cs" w:ascii="B Badr" w:hAnsi="B Badr"/>
+          <w:rtl w:val="true"/>
+          <w:lang w:bidi="fa-IR"/>
+        </w:rPr>
+        <w:t xml:space="preserve"> </w:t>
+      </w:r>
+      <w:r>
+        <w:rPr>
+          <w:rFonts w:ascii="B Badr" w:hAnsi="B Badr" w:hint="cs" w:cs="B Badr"/>
+          <w:rtl w:val="true"/>
+          <w:lang w:bidi="fa-IR"/>
+        </w:rPr>
+        <w:t xml:space="preserve">همچنان یک چالش باقی مانده است </w:t>
+      </w:r>
+      <w:r>
+        <w:rPr>
+          <w:rFonts w:cs="B Badr" w:hint="cs" w:ascii="B Badr" w:hAnsi="B Badr"/>
+          <w:rtl w:val="true"/>
+          <w:lang w:bidi="fa-IR"/>
+        </w:rPr>
+        <w:t>[</w:t>
+      </w:r>
+      <w:r>
+        <w:rPr>
+          <w:rFonts w:cs="B Badr" w:hint="cs" w:ascii="B Badr" w:hAnsi="B Badr"/>
+          <w:lang w:bidi="fa-IR"/>
+        </w:rPr>
+        <w:t>18</w:t>
+      </w:r>
+      <w:r>
+        <w:rPr>
+          <w:rFonts w:cs="B Badr" w:hint="cs" w:ascii="B Badr" w:hAnsi="B Badr"/>
+          <w:rtl w:val="true"/>
+          <w:lang w:bidi="fa-IR"/>
+        </w:rPr>
+        <w:t>].</w:t>
       </w:r>
     </w:p>
     <w:p>
@@ -10605,28 +10425,30 @@
           <w:rtl w:val="true"/>
           <w:lang w:bidi="fa-IR"/>
         </w:rPr>
-        <w:t xml:space="preserve">معماری‌ای با یک </w:t>
-      </w:r>
-      <w:r>
-        <w:rPr>
-          <w:rtl w:val="true"/>
-        </w:rPr>
-        <w:t>ضرب اسکالر</w:t>
-      </w:r>
-      <w:r>
-        <w:rPr>
-          <w:rFonts w:ascii="B Badr" w:hAnsi="B Badr" w:hint="cs" w:cs="B Badr"/>
-          <w:rtl w:val="true"/>
-          <w:lang w:bidi="fa-IR"/>
-        </w:rPr>
-        <w:t xml:space="preserve"> در تولید امضا و </w:t>
-      </w:r>
-      <w:r>
-        <w:rPr>
-          <w:rFonts w:cs="B Badr" w:hint="cs" w:ascii="B Badr" w:hAnsi="B Badr"/>
-          <w:lang w:bidi="fa-IR"/>
-        </w:rPr>
-        <w:t>aggregate verify</w:t>
+        <w:t xml:space="preserve">معماری‌ای با یک ضرب اسکالر در تولید امضا و </w:t>
+      </w:r>
+      <w:r>
+        <w:rPr>
+          <w:rFonts w:ascii="B Badr" w:hAnsi="B Badr" w:hint="cs" w:cs="B Badr"/>
+          <w:rtl w:val="true"/>
+          <w:lang w:bidi="fa-IR"/>
+        </w:rPr>
+        <w:t>تحقیق درستی تجمعی</w:t>
+      </w:r>
+      <w:r>
+        <w:rPr>
+          <w:rFonts w:ascii="B Badr" w:hAnsi="B Badr" w:hint="cs" w:cs="B Badr"/>
+          <w:rtl w:val="true"/>
+          <w:lang w:bidi="fa-IR"/>
+        </w:rPr>
+        <w:t xml:space="preserve"> خطی با ضریب کوچک، مشابه بهترین طرح‌های موجود مانند </w:t>
+      </w:r>
+      <w:r>
+        <w:rPr>
+          <w:rFonts w:cs="B Badr" w:hint="cs" w:ascii="B Badr" w:hAnsi="B Badr"/>
+          <w:lang w:bidi="fa-IR"/>
+        </w:rPr>
+        <w:t>Wu-Ye [15]</w:t>
       </w:r>
       <w:r>
         <w:rPr>
@@ -10642,38 +10464,6 @@
           <w:rtl w:val="true"/>
           <w:lang w:bidi="fa-IR"/>
         </w:rPr>
-        <w:t xml:space="preserve">خطی با ضریب کوچک، مشابه بهترین طرح‌های موجود مانند </w:t>
-      </w:r>
-      <w:r>
-        <w:rPr>
-          <w:rFonts w:cs="B Badr" w:hint="cs" w:ascii="B Badr" w:hAnsi="B Badr"/>
-          <w:lang w:bidi="fa-IR"/>
-        </w:rPr>
-        <w:t xml:space="preserve">Wu-Ye </w:t>
-      </w:r>
-      <w:r>
-        <w:rPr>
-          <w:rFonts w:cs="B Badr" w:hint="cs" w:ascii="B Badr" w:hAnsi="B Badr"/>
-          <w:sz w:val="24"/>
-          <w:szCs w:val="24"/>
-          <w:lang w:bidi="fa-IR"/>
-        </w:rPr>
-        <w:t>[15]</w:t>
-      </w:r>
-      <w:r>
-        <w:rPr>
-          <w:rFonts w:cs="B Badr" w:hint="cs" w:ascii="B Badr" w:hAnsi="B Badr"/>
-          <w:rtl w:val="true"/>
-          <w:lang w:bidi="fa-IR"/>
-        </w:rPr>
-        <w:t xml:space="preserve"> </w:t>
-      </w:r>
-      <w:r>
-        <w:rPr>
-          <w:rFonts w:ascii="B Badr" w:hAnsi="B Badr" w:hint="cs" w:cs="B Badr"/>
-          <w:rtl w:val="true"/>
-          <w:lang w:bidi="fa-IR"/>
-        </w:rPr>
         <w:t xml:space="preserve">و </w:t>
       </w:r>
       <w:r>
@@ -10681,16 +10471,7 @@
           <w:rFonts w:cs="B Badr" w:hint="cs" w:ascii="B Badr" w:hAnsi="B Badr"/>
           <w:lang w:bidi="fa-IR"/>
         </w:rPr>
-        <w:t xml:space="preserve">ECAE </w:t>
-      </w:r>
-      <w:r>
-        <w:rPr>
-          <w:rFonts w:cs="B Badr" w:hint="cs" w:ascii="B Badr" w:hAnsi="B Badr"/>
-          <w:sz w:val="24"/>
-          <w:szCs w:val="24"/>
-          <w:lang w:bidi="fa-IR"/>
-        </w:rPr>
-        <w:t>[25]</w:t>
+        <w:t>ECAE [25]</w:t>
       </w:r>
       <w:r>
         <w:rPr>
@@ -10724,7 +10505,17 @@
           <w:rtl w:val="true"/>
           <w:lang w:val="en-US" w:eastAsia="en-US" w:bidi="ar-SA"/>
         </w:rPr>
-        <w:t>مکانیزم تشخیص سریع امضای موذی</w:t>
+        <w:t xml:space="preserve">مکانیزم تشخیص سریع امضای </w:t>
+      </w:r>
+      <w:r>
+        <w:rPr>
+          <w:rFonts w:ascii="Linux Libertine O" w:hAnsi="Linux Libertine O"/>
+          <w:color w:val="000000"/>
+          <w:kern w:val="2"/>
+          <w:rtl w:val="true"/>
+          <w:lang w:val="en-US" w:eastAsia="en-US" w:bidi="ar-SA"/>
+        </w:rPr>
+        <w:t>متقلب</w:t>
       </w:r>
     </w:p>
     <w:p>
@@ -10756,7 +10547,39 @@
           <w:rtl w:val="true"/>
           <w:lang w:bidi="fa-IR"/>
         </w:rPr>
-        <w:t xml:space="preserve">، با تقسیم‌وجستجو امضای بد را در </w:t>
+        <w:t xml:space="preserve">، با تقسیم‌ </w:t>
+      </w:r>
+      <w:r>
+        <w:rPr>
+          <w:rFonts w:ascii="B Badr" w:hAnsi="B Badr" w:hint="cs" w:cs="B Badr"/>
+          <w:rtl w:val="true"/>
+          <w:lang w:bidi="fa-IR"/>
+        </w:rPr>
+        <w:t>و غلبه</w:t>
+      </w:r>
+      <w:r>
+        <w:rPr>
+          <w:rFonts w:ascii="B Badr" w:hAnsi="B Badr" w:hint="cs" w:cs="B Badr"/>
+          <w:rtl w:val="true"/>
+          <w:lang w:bidi="fa-IR"/>
+        </w:rPr>
+        <w:t xml:space="preserve"> امضای </w:t>
+      </w:r>
+      <w:r>
+        <w:rPr>
+          <w:rFonts w:ascii="B Badr" w:hAnsi="B Badr" w:hint="cs" w:cs="B Badr"/>
+          <w:rtl w:val="true"/>
+          <w:lang w:bidi="fa-IR"/>
+        </w:rPr>
+        <w:t>متقلب</w:t>
+      </w:r>
+      <w:r>
+        <w:rPr>
+          <w:rFonts w:ascii="B Badr" w:hAnsi="B Badr" w:hint="cs" w:cs="B Badr"/>
+          <w:rtl w:val="true"/>
+          <w:lang w:bidi="fa-IR"/>
+        </w:rPr>
+        <w:t xml:space="preserve"> را در </w:t>
       </w:r>
       <w:r>
         <w:rPr>
@@ -10827,7 +10650,23 @@
           <w:rtl w:val="true"/>
           <w:lang w:bidi="fa-IR"/>
         </w:rPr>
-        <w:t>گرفته شده که در آن فقط زیرگروه چپ بررسی می‌شود و در صورت موفقیت جستجو در راست ادامه می‌یابد — منتها در بستر بدون جفت‌سازی</w:t>
+        <w:t xml:space="preserve">گرفته شده که در آن فقط زیرگروه چپ بررسی می‌شود و در صورت </w:t>
+      </w:r>
+      <w:r>
+        <w:rPr>
+          <w:rFonts w:ascii="B Badr" w:hAnsi="B Badr" w:hint="cs" w:cs="B Badr"/>
+          <w:rtl w:val="true"/>
+          <w:lang w:bidi="fa-IR"/>
+        </w:rPr>
+        <w:t>درستی</w:t>
+      </w:r>
+      <w:r>
+        <w:rPr>
+          <w:rFonts w:ascii="B Badr" w:hAnsi="B Badr" w:hint="cs" w:cs="B Badr"/>
+          <w:rtl w:val="true"/>
+          <w:lang w:bidi="fa-IR"/>
+        </w:rPr>
+        <w:t xml:space="preserve"> جستجو در راست ادامه می‌یابد — منتها در بستر بدون جفت‌سازی</w:t>
       </w:r>
       <w:r>
         <w:rPr>
@@ -10861,7 +10700,16 @@
           <w:rtl w:val="true"/>
           <w:lang w:val="en-US" w:eastAsia="en-US" w:bidi="ar-SA"/>
         </w:rPr>
-        <w:t xml:space="preserve">شبه‌نام با </w:t>
+        <w:t xml:space="preserve">شبه‌نام با قابلیت‌ردگیری </w:t>
+      </w:r>
+      <w:r>
+        <w:rPr>
+          <w:color w:val="000000"/>
+          <w:kern w:val="2"/>
+          <w:rtl w:val="true"/>
+          <w:lang w:val="en-US" w:eastAsia="en-US" w:bidi="ar-SA"/>
+        </w:rPr>
+        <w:t>(</w:t>
       </w:r>
       <w:r>
         <w:rPr>
@@ -10878,7 +10726,7 @@
           <w:rtl w:val="true"/>
           <w:lang w:val="en-US" w:eastAsia="en-US" w:bidi="ar-SA"/>
         </w:rPr>
-        <w:t xml:space="preserve"> </w:t>
+        <w:t xml:space="preserve">) </w:t>
       </w:r>
       <w:r>
         <w:rPr>
@@ -10909,26 +10757,19 @@
       </w:r>
       <w:r>
         <w:rPr>
-          <w:rFonts w:cs="B Badr" w:hint="cs" w:ascii="B Badr" w:hAnsi="B Badr"/>
-          <w:lang w:bidi="fa-IR"/>
-        </w:rPr>
-        <w:t>PID</w:t>
-      </w:r>
-      <w:r>
-        <w:rPr>
-          <w:rFonts w:cs="B Badr" w:hint="cs" w:ascii="B Badr" w:hAnsi="B Badr"/>
-          <w:rtl w:val="true"/>
-          <w:lang w:bidi="fa-IR"/>
-        </w:rPr>
-        <w:t xml:space="preserve"> </w:t>
-      </w:r>
-      <w:r>
-        <w:rPr>
-          <w:rFonts w:ascii="B Badr" w:hAnsi="B Badr" w:hint="cs" w:cs="B Badr"/>
-          <w:rtl w:val="true"/>
-          <w:lang w:bidi="fa-IR"/>
-        </w:rPr>
-        <w:t xml:space="preserve">با کلید ردیابی </w:t>
+          <w:rFonts w:ascii="B Badr" w:hAnsi="B Badr" w:hint="cs" w:cs="B Badr"/>
+          <w:rtl w:val="true"/>
+          <w:lang w:bidi="fa-IR"/>
+        </w:rPr>
+        <w:t>شبه‌نام</w:t>
+      </w:r>
+      <w:r>
+        <w:rPr>
+          <w:rFonts w:ascii="B Badr" w:hAnsi="B Badr" w:hint="cs" w:cs="B Badr"/>
+          <w:rtl w:val="true"/>
+          <w:lang w:bidi="fa-IR"/>
+        </w:rPr>
+        <w:t xml:space="preserve"> با کلید ردیابی </w:t>
       </w:r>
       <w:r>
         <w:rPr>
@@ -11013,7 +10854,15 @@
           <w:rtl w:val="true"/>
           <w:lang w:bidi="fa-IR"/>
         </w:rPr>
-        <w:t xml:space="preserve">به‌همراه چرخش دوره‌ای شبه‌نام برای </w:t>
+        <w:t xml:space="preserve">به‌همراه چرخش دوره‌ای شبه‌نام برای پیوند‌ناپذیر </w:t>
+      </w:r>
+      <w:r>
+        <w:rPr>
+          <w:rFonts w:cs="B Badr" w:hint="cs" w:ascii="B Badr" w:hAnsi="B Badr"/>
+          <w:rtl w:val="true"/>
+          <w:lang w:bidi="fa-IR"/>
+        </w:rPr>
+        <w:t>(</w:t>
       </w:r>
       <w:r>
         <w:rPr>
@@ -11028,39 +10877,23 @@
           <w:rtl w:val="true"/>
           <w:lang w:bidi="fa-IR"/>
         </w:rPr>
-        <w:t xml:space="preserve"> </w:t>
-      </w:r>
-      <w:r>
-        <w:rPr>
-          <w:rFonts w:ascii="B Badr" w:hAnsi="B Badr" w:hint="cs" w:cs="B Badr"/>
-          <w:rtl w:val="true"/>
-          <w:lang w:bidi="fa-IR"/>
-        </w:rPr>
-        <w:t xml:space="preserve">و اتصال زنجیره </w:t>
-      </w:r>
-      <w:r>
-        <w:rPr>
-          <w:rFonts w:cs="B Badr" w:hint="cs" w:ascii="B Badr" w:hAnsi="B Badr"/>
-          <w:rtl w:val="true"/>
-          <w:lang w:bidi="fa-IR"/>
-        </w:rPr>
-        <w:t>«</w:t>
-      </w:r>
-      <w:r>
-        <w:rPr>
-          <w:rFonts w:ascii="B Badr" w:hAnsi="B Badr" w:hint="cs" w:cs="B Badr"/>
-          <w:rtl w:val="true"/>
-          <w:lang w:bidi="fa-IR"/>
-        </w:rPr>
-        <w:t>امضای بد → افشای هویت</w:t>
-      </w:r>
-      <w:r>
-        <w:rPr>
-          <w:rFonts w:cs="B Badr" w:hint="cs" w:ascii="B Badr" w:hAnsi="B Badr"/>
-          <w:rtl w:val="true"/>
-          <w:lang w:bidi="fa-IR"/>
-        </w:rPr>
-        <w:t xml:space="preserve">» </w:t>
+        <w:t xml:space="preserve">) </w:t>
+      </w:r>
+      <w:r>
+        <w:rPr>
+          <w:rFonts w:ascii="B Badr" w:hAnsi="B Badr" w:hint="cs" w:cs="B Badr"/>
+          <w:rtl w:val="true"/>
+          <w:lang w:bidi="fa-IR"/>
+        </w:rPr>
+        <w:t xml:space="preserve">و </w:t>
+      </w:r>
+      <w:r>
+        <w:rPr>
+          <w:rFonts w:ascii="B Badr" w:hAnsi="B Badr" w:hint="cs" w:cs="B Badr"/>
+          <w:rtl w:val="true"/>
+          <w:lang w:bidi="fa-IR"/>
+        </w:rPr>
+        <w:t xml:space="preserve">شناسایی در زمان تقلب فقط </w:t>
       </w:r>
       <w:r>
         <w:rPr>
@@ -11102,40 +10935,43 @@
           <w:rtl w:val="true"/>
           <w:lang w:val="en-US" w:eastAsia="en-US" w:bidi="ar-SA"/>
         </w:rPr>
-        <w:t xml:space="preserve">مقاومت در برابر  </w:t>
-      </w:r>
-      <w:r>
-        <w:rPr>
-          <w:rFonts w:ascii="B Badr" w:hAnsi="B Badr" w:hint="cs" w:cs="B Badr"/>
+        <w:t>توابع درهم‌سازی قوی با الزام‌</w:t>
+      </w:r>
+      <w:r>
+        <w:rPr>
           <w:color w:val="000000"/>
           <w:kern w:val="2"/>
           <w:rtl w:val="true"/>
-          <w:lang w:val="en-US" w:eastAsia="en-US" w:bidi="fa-IR"/>
-        </w:rPr>
-        <w:t xml:space="preserve">کلید </w:t>
-      </w:r>
-      <w:r>
-        <w:rPr>
-          <w:rFonts w:ascii="B Badr" w:hAnsi="B Badr" w:eastAsia="Aptos" w:hint="cs" w:cs="B Badr" w:eastAsiaTheme="minorHAnsi"/>
-          <w:color w:val="auto"/>
-          <w:kern w:val="2"/>
-          <w:sz w:val="20"/>
-          <w:szCs w:val="24"/>
-          <w:rtl w:val="true"/>
-          <w:lang w:val="en-US" w:eastAsia="en-US" w:bidi="fa-IR"/>
-          <w14:ligatures w14:val="standardContextual"/>
-        </w:rPr>
-        <w:t>سرکش</w:t>
-      </w:r>
-      <w:r>
-        <w:rPr>
-          <w:rFonts w:ascii="B Badr" w:hAnsi="B Badr" w:hint="cs" w:cs="B Badr"/>
+          <w:lang w:val="en-US" w:eastAsia="en-US" w:bidi="ar-SA"/>
+        </w:rPr>
+        <w:t>(</w:t>
+      </w:r>
+      <w:r>
+        <w:rPr>
           <w:color w:val="000000"/>
           <w:kern w:val="2"/>
-          <w:rtl w:val="true"/>
-          <w:lang w:val="en-US" w:eastAsia="en-US" w:bidi="fa-IR"/>
-        </w:rPr>
-        <w:t xml:space="preserve"> موقت</w:t>
+          <w:lang w:val="en-US" w:eastAsia="en-US" w:bidi="ar-SA"/>
+        </w:rPr>
+        <w:t>binding</w:t>
+      </w:r>
+      <w:r>
+        <w:rPr>
+          <w:color w:val="000000"/>
+          <w:kern w:val="2"/>
+          <w:rtl w:val="true"/>
+          <w:lang w:val="en-US" w:eastAsia="en-US" w:bidi="ar-SA"/>
+        </w:rPr>
+        <w:t xml:space="preserve">) </w:t>
+      </w:r>
+      <w:r>
+        <w:rPr>
+          <w:rFonts w:ascii="Linux Libertine O" w:hAnsi="Linux Libertine O"/>
+          <w:color w:val="000000"/>
+          <w:kern w:val="2"/>
+          <w:rtl w:val="true"/>
+          <w:lang w:val="en-US" w:eastAsia="en-US" w:bidi="ar-SA"/>
+        </w:rPr>
+        <w:t>کامل</w:t>
       </w:r>
     </w:p>
     <w:p>
@@ -11152,61 +10988,30 @@
           <w:rtl w:val="true"/>
           <w:lang w:bidi="fa-IR"/>
         </w:rPr>
-        <w:t xml:space="preserve">افزودن امضای </w:t>
-      </w:r>
-      <w:r>
-        <w:rPr>
-          <w:rFonts w:ascii="B Badr" w:hAnsi="B Badr" w:hint="cs" w:cs="B Badr"/>
-          <w:rtl w:val="true"/>
-          <w:lang w:bidi="fa-IR"/>
-        </w:rPr>
-        <w:t>تجمیع‌کننده</w:t>
-      </w:r>
-      <w:r>
-        <w:rPr>
-          <w:rFonts w:ascii="B Badr" w:hAnsi="B Badr" w:hint="cs" w:cs="B Badr"/>
-          <w:rtl w:val="true"/>
-          <w:lang w:bidi="fa-IR"/>
-        </w:rPr>
-        <w:t xml:space="preserve"> و تأیید هم‌زمان </w:t>
-      </w:r>
-      <w:r>
-        <w:rPr>
-          <w:rFonts w:cs="B Badr" w:hint="cs" w:ascii="B Badr" w:hAnsi="B Badr"/>
-          <w:rtl w:val="true"/>
-          <w:lang w:bidi="fa-IR"/>
-        </w:rPr>
-        <w:t>(</w:t>
-      </w:r>
-      <w:r>
-        <w:rPr>
-          <w:rFonts w:cs="B Badr" w:hint="cs" w:ascii="B Badr" w:hAnsi="B Badr"/>
-          <w:lang w:bidi="fa-IR"/>
-        </w:rPr>
-        <w:t>dual-layer</w:t>
-      </w:r>
-      <w:r>
-        <w:rPr>
-          <w:rFonts w:cs="B Badr" w:hint="cs" w:ascii="B Badr" w:hAnsi="B Badr"/>
-          <w:rtl w:val="true"/>
-          <w:lang w:bidi="fa-IR"/>
-        </w:rPr>
-        <w:t xml:space="preserve">) </w:t>
-      </w:r>
-      <w:r>
-        <w:rPr>
-          <w:rFonts w:ascii="B Badr" w:hAnsi="B Badr" w:hint="cs" w:cs="B Badr"/>
-          <w:rtl w:val="true"/>
-          <w:lang w:bidi="fa-IR"/>
-        </w:rPr>
-        <w:t xml:space="preserve">همانند </w:t>
-      </w:r>
-      <w:r>
-        <w:rPr>
-          <w:rFonts w:cs="B Badr" w:hint="cs" w:ascii="B Badr" w:hAnsi="B Badr"/>
-          <w:lang w:bidi="fa-IR"/>
-        </w:rPr>
-        <w:t xml:space="preserve">Yue 2025 </w:t>
+        <w:t>گنجاندن همه پارامترهای عمومی در ورودی توابع درهم‌ساز تا هیچ ترکیب جبری نتواند کلید اصلی عمومی را از معادله حذف کند</w:t>
+      </w:r>
+      <w:r>
+        <w:rPr>
+          <w:rFonts w:cs="B Badr" w:hint="cs" w:ascii="B Badr" w:hAnsi="B Badr"/>
+          <w:rtl w:val="true"/>
+          <w:lang w:bidi="fa-IR"/>
+        </w:rPr>
+        <w:t xml:space="preserve">. </w:t>
+      </w:r>
+      <w:r>
+        <w:rPr>
+          <w:rFonts w:ascii="B Badr" w:hAnsi="B Badr" w:hint="cs" w:cs="B Badr"/>
+          <w:rtl w:val="true"/>
+          <w:lang w:bidi="fa-IR"/>
+        </w:rPr>
+        <w:t xml:space="preserve">درس مشترک </w:t>
+      </w:r>
+      <w:r>
+        <w:rPr>
+          <w:rFonts w:cs="B Badr" w:hint="cs" w:ascii="B Badr" w:hAnsi="B Badr"/>
+          <w:lang w:bidi="fa-IR"/>
+        </w:rPr>
+        <w:t xml:space="preserve">Wu-Ye  </w:t>
       </w:r>
       <w:r>
         <w:rPr>
@@ -11215,147 +11020,21 @@
           <w:szCs w:val="24"/>
           <w:lang w:bidi="fa-IR"/>
         </w:rPr>
-        <w:t>[17]</w:t>
-      </w:r>
-      <w:r>
-        <w:rPr>
-          <w:rFonts w:cs="B Badr" w:hint="cs" w:ascii="B Badr" w:hAnsi="B Badr"/>
-          <w:rtl w:val="true"/>
-          <w:lang w:bidi="fa-IR"/>
-        </w:rPr>
-        <w:t>.</w:t>
-      </w:r>
-    </w:p>
-    <w:p>
-      <w:pPr>
-        <w:pStyle w:val="Heading3"/>
-        <w:widowControl/>
-        <w:suppressAutoHyphens w:val="true"/>
-        <w:bidi w:val="1"/>
-        <w:spacing w:lineRule="auto" w:line="269"/>
-        <w:jc w:val="start"/>
-        <w:rPr>
-          <w:rFonts w:ascii="Linux Libertine O" w:hAnsi="Linux Libertine O"/>
-          <w:color w:val="000000"/>
-          <w:kern w:val="2"/>
-          <w:lang w:val="en-US" w:eastAsia="en-US" w:bidi="ar-SA"/>
-        </w:rPr>
-      </w:pPr>
-      <w:r>
-        <w:rPr>
-          <w:rFonts w:ascii="Linux Libertine O" w:hAnsi="Linux Libertine O"/>
-          <w:color w:val="000000"/>
-          <w:kern w:val="2"/>
-          <w:rtl w:val="true"/>
-          <w:lang w:val="en-US" w:eastAsia="en-US" w:bidi="ar-SA"/>
-        </w:rPr>
-        <w:t xml:space="preserve">هش‌های قوی با </w:t>
-      </w:r>
-      <w:r>
-        <w:rPr>
-          <w:color w:val="000000"/>
-          <w:kern w:val="2"/>
-          <w:lang w:val="en-US" w:eastAsia="en-US" w:bidi="ar-SA"/>
-        </w:rPr>
-        <w:t>binding</w:t>
-      </w:r>
-      <w:r>
-        <w:rPr>
-          <w:color w:val="000000"/>
-          <w:kern w:val="2"/>
-          <w:rtl w:val="true"/>
-          <w:lang w:val="en-US" w:eastAsia="en-US" w:bidi="ar-SA"/>
-        </w:rPr>
-        <w:t xml:space="preserve"> </w:t>
-      </w:r>
-      <w:r>
-        <w:rPr>
-          <w:rFonts w:ascii="Linux Libertine O" w:hAnsi="Linux Libertine O"/>
-          <w:color w:val="000000"/>
-          <w:kern w:val="2"/>
-          <w:rtl w:val="true"/>
-          <w:lang w:val="en-US" w:eastAsia="en-US" w:bidi="ar-SA"/>
-        </w:rPr>
-        <w:t>کامل</w:t>
-      </w:r>
-    </w:p>
-    <w:p>
-      <w:pPr>
-        <w:pStyle w:val="Normal"/>
-        <w:rPr>
-          <w:rFonts w:ascii="B Badr" w:hAnsi="B Badr" w:cs="B Badr" w:hint="cs"/>
-          <w:lang w:bidi="fa-IR"/>
-        </w:rPr>
-      </w:pPr>
-      <w:r>
-        <w:rPr>
-          <w:rFonts w:ascii="B Badr" w:hAnsi="B Badr" w:hint="cs" w:cs="B Badr"/>
-          <w:rtl w:val="true"/>
-          <w:lang w:bidi="fa-IR"/>
-        </w:rPr>
-        <w:t xml:space="preserve">گنجاندن همه پارامترهای عمومی در ورودی توابع </w:t>
-      </w:r>
-      <w:r>
-        <w:rPr>
-          <w:rFonts w:cs="B Badr" w:hint="cs" w:ascii="B Badr" w:hAnsi="B Badr"/>
-          <w:lang w:bidi="fa-IR"/>
-        </w:rPr>
-        <w:t>hash</w:t>
-      </w:r>
-      <w:r>
-        <w:rPr>
-          <w:rFonts w:cs="B Badr" w:hint="cs" w:ascii="B Badr" w:hAnsi="B Badr"/>
-          <w:rtl w:val="true"/>
-          <w:lang w:bidi="fa-IR"/>
-        </w:rPr>
-        <w:t xml:space="preserve"> </w:t>
-      </w:r>
-      <w:r>
-        <w:rPr>
-          <w:rFonts w:ascii="B Badr" w:hAnsi="B Badr" w:hint="cs" w:cs="B Badr"/>
-          <w:rtl w:val="true"/>
-          <w:lang w:bidi="fa-IR"/>
-        </w:rPr>
-        <w:t xml:space="preserve">تا هیچ ترکیب جبری نتواند </w:t>
-      </w:r>
-      <w:r>
-        <w:rPr>
-          <w:rFonts w:ascii="B Badr" w:hAnsi="B Badr" w:hint="cs" w:cs="B Badr"/>
-          <w:rtl w:val="true"/>
-          <w:lang w:bidi="fa-IR"/>
-        </w:rPr>
-        <w:t>کلید اصلی عمومی</w:t>
-      </w:r>
-      <w:r>
-        <w:rPr>
-          <w:rFonts w:ascii="B Badr" w:hAnsi="B Badr" w:hint="cs" w:cs="B Badr"/>
-          <w:rtl w:val="true"/>
-          <w:lang w:bidi="fa-IR"/>
-        </w:rPr>
-        <w:t xml:space="preserve"> را از معادله حذف کند</w:t>
-      </w:r>
-      <w:r>
-        <w:rPr>
-          <w:rFonts w:cs="B Badr" w:hint="cs" w:ascii="B Badr" w:hAnsi="B Badr"/>
-          <w:rtl w:val="true"/>
-          <w:lang w:bidi="fa-IR"/>
-        </w:rPr>
-        <w:t xml:space="preserve">. </w:t>
-      </w:r>
-      <w:r>
-        <w:rPr>
-          <w:rFonts w:ascii="B Badr" w:hAnsi="B Badr" w:hint="cs" w:cs="B Badr"/>
-          <w:rtl w:val="true"/>
-          <w:lang w:bidi="fa-IR"/>
-        </w:rPr>
-        <w:t xml:space="preserve">درس مشترک </w:t>
-      </w:r>
-      <w:r>
-        <w:rPr>
-          <w:rFonts w:cs="B Badr" w:hint="cs" w:ascii="B Badr" w:hAnsi="B Badr"/>
-          <w:lang w:bidi="fa-IR"/>
-        </w:rPr>
-        <w:t xml:space="preserve">Wu-Ye  </w:t>
+        <w:t>[15]</w:t>
+      </w:r>
+      <w:r>
+        <w:rPr>
+          <w:rFonts w:ascii="B Badr" w:hAnsi="B Badr" w:hint="cs" w:cs="B Badr"/>
+          <w:lang w:bidi="fa-IR"/>
+        </w:rPr>
+        <w:t xml:space="preserve">، </w:t>
+      </w:r>
+      <w:r>
+        <w:rPr>
+          <w:rFonts w:cs="B Badr" w:hint="cs" w:ascii="B Badr" w:hAnsi="B Badr"/>
+          <w:lang w:bidi="fa-IR"/>
+        </w:rPr>
+        <w:t xml:space="preserve">Shim-Kwon  </w:t>
       </w:r>
       <w:r>
         <w:rPr>
@@ -11364,29 +11043,6 @@
           <w:szCs w:val="24"/>
           <w:lang w:bidi="fa-IR"/>
         </w:rPr>
-        <w:t>[15]</w:t>
-      </w:r>
-      <w:r>
-        <w:rPr>
-          <w:rFonts w:ascii="B Badr" w:hAnsi="B Badr" w:hint="cs" w:cs="B Badr"/>
-          <w:lang w:bidi="fa-IR"/>
-        </w:rPr>
-        <w:t xml:space="preserve">، </w:t>
-      </w:r>
-      <w:r>
-        <w:rPr>
-          <w:rFonts w:cs="B Badr" w:hint="cs" w:ascii="B Badr" w:hAnsi="B Badr"/>
-          <w:lang w:bidi="fa-IR"/>
-        </w:rPr>
-        <w:t xml:space="preserve">Shim-Kwon  </w:t>
-      </w:r>
-      <w:r>
-        <w:rPr>
-          <w:rFonts w:cs="B Badr" w:hint="cs" w:ascii="B Badr" w:hAnsi="B Badr"/>
-          <w:sz w:val="24"/>
-          <w:szCs w:val="24"/>
-          <w:lang w:bidi="fa-IR"/>
-        </w:rPr>
         <w:t>[4]</w:t>
       </w:r>
       <w:r>
@@ -11394,21 +11050,7 @@
           <w:rFonts w:cs="B Badr" w:hint="cs" w:ascii="B Badr" w:hAnsi="B Badr"/>
           <w:lang w:bidi="fa-IR"/>
         </w:rPr>
-        <w:t xml:space="preserve"> </w:t>
-      </w:r>
-      <w:r>
-        <w:rPr>
-          <w:rFonts w:cs="B Badr" w:hint="cs" w:ascii="B Badr" w:hAnsi="B Badr"/>
-          <w:lang w:bidi="fa-IR"/>
-        </w:rPr>
-        <w:t>,</w:t>
-      </w:r>
-      <w:r>
-        <w:rPr>
-          <w:rFonts w:cs="B Badr" w:hint="cs" w:ascii="B Badr" w:hAnsi="B Badr"/>
-          <w:lang w:bidi="fa-IR"/>
-        </w:rPr>
-        <w:t xml:space="preserve"> Wei  </w:t>
+        <w:t xml:space="preserve"> , Wei  </w:t>
       </w:r>
       <w:r>
         <w:rPr>
@@ -11678,7 +11320,23 @@
           <w:rtl w:val="true"/>
           <w:lang w:bidi="fa-IR"/>
         </w:rPr>
-        <w:t>طرح پیشنهادی این شکاف را با ترکیب الگوریتم تقسیم‌وجستجو با ساختار بدون جفت‌سازی پر می‌کند</w:t>
+        <w:t xml:space="preserve">طرح پیشنهادی این شکاف را با ترکیب الگوریتم تقسیم‌ </w:t>
+      </w:r>
+      <w:r>
+        <w:rPr>
+          <w:rFonts w:ascii="B Badr" w:hAnsi="B Badr" w:hint="cs" w:cs="B Badr"/>
+          <w:rtl w:val="true"/>
+          <w:lang w:bidi="fa-IR"/>
+        </w:rPr>
+        <w:t>و غلبه</w:t>
+      </w:r>
+      <w:r>
+        <w:rPr>
+          <w:rFonts w:ascii="B Badr" w:hAnsi="B Badr" w:hint="cs" w:cs="B Badr"/>
+          <w:rtl w:val="true"/>
+          <w:lang w:bidi="fa-IR"/>
+        </w:rPr>
+        <w:t xml:space="preserve"> با ساختار بدون جفت‌سازی پر می‌کند</w:t>
       </w:r>
       <w:r>
         <w:rPr>
@@ -11948,31 +11606,7 @@
           <w:rtl w:val="true"/>
           <w:lang w:bidi="fa-IR"/>
         </w:rPr>
-        <w:t xml:space="preserve">) </w:t>
-      </w:r>
-      <w:r>
-        <w:rPr>
-          <w:rFonts w:ascii="B Badr" w:hAnsi="B Badr" w:hint="cs" w:cs="B Badr"/>
-          <w:rtl w:val="true"/>
-          <w:lang w:bidi="fa-IR"/>
-        </w:rPr>
-        <w:t xml:space="preserve">و صرفه‌جویی درصدی </w:t>
-      </w:r>
-      <w:r>
-        <w:rPr>
-          <w:rFonts w:ascii="B Badr" w:hAnsi="B Badr" w:hint="cs" w:cs="B Badr"/>
-          <w:rtl w:val="true"/>
-          <w:lang w:bidi="fa-IR"/>
-        </w:rPr>
-        <w:t>سربار</w:t>
-      </w:r>
-      <w:r>
-        <w:rPr>
-          <w:rFonts w:cs="B Badr" w:hint="cs" w:ascii="B Badr" w:hAnsi="B Badr"/>
-          <w:rtl w:val="true"/>
-          <w:lang w:bidi="fa-IR"/>
-        </w:rPr>
-        <w:t>.</w:t>
+        <w:t>).</w:t>
       </w:r>
     </w:p>
     <w:p>
@@ -12001,7 +11635,7 @@
           <w:rtl w:val="true"/>
           <w:lang w:val="en-US" w:eastAsia="en-US" w:bidi="ar-SA"/>
         </w:rPr>
-        <w:t>مجموعه‌های محک و اعداد مرجع</w:t>
+        <w:t>مجموعه طرح های مبنای مقایسه و اعداد مرجع</w:t>
       </w:r>
     </w:p>
     <w:p>
@@ -12424,23 +12058,7 @@
           <w:rtl w:val="true"/>
           <w:lang w:bidi="fa-IR"/>
         </w:rPr>
-        <w:t xml:space="preserve">و </w:t>
-      </w:r>
-      <w:r>
-        <w:rPr>
-          <w:rFonts w:ascii="B Badr" w:hAnsi="B Badr" w:hint="cs" w:cs="B Badr"/>
-          <w:rtl w:val="true"/>
-          <w:lang w:bidi="fa-IR"/>
-        </w:rPr>
-        <w:t>سربار</w:t>
-      </w:r>
-      <w:r>
-        <w:rPr>
-          <w:rFonts w:ascii="B Badr" w:hAnsi="B Badr" w:hint="cs" w:cs="B Badr"/>
-          <w:rtl w:val="true"/>
-          <w:lang w:bidi="fa-IR"/>
-        </w:rPr>
-        <w:t xml:space="preserve"> برحسب </w:t>
+        <w:t xml:space="preserve">و سربار برحسب </w:t>
       </w:r>
       <w:r>
         <w:rPr>
@@ -12479,6 +12097,123 @@
           <w:lang w:bidi="fa-IR"/>
         </w:rPr>
         <w:t>های مختلف — معیاری که در ادبیات موجود وجود ندارد</w:t>
+      </w:r>
+      <w:r>
+        <w:rPr>
+          <w:rFonts w:cs="B Badr" w:hint="cs" w:ascii="B Badr" w:hAnsi="B Badr"/>
+          <w:rtl w:val="true"/>
+          <w:lang w:bidi="fa-IR"/>
+        </w:rPr>
+        <w:t>.</w:t>
+      </w:r>
+    </w:p>
+    <w:p>
+      <w:pPr>
+        <w:pStyle w:val="Heading2"/>
+        <w:widowControl/>
+        <w:suppressAutoHyphens w:val="true"/>
+        <w:bidi w:val="1"/>
+        <w:spacing w:lineRule="auto" w:line="269"/>
+        <w:jc w:val="start"/>
+        <w:rPr>
+          <w:b/>
+          <w:bCs/>
+          <w:color w:val="000000"/>
+          <w:kern w:val="2"/>
+          <w:lang w:val="en-US" w:eastAsia="en-US" w:bidi="ar-SA"/>
+        </w:rPr>
+      </w:pPr>
+      <w:r>
+        <w:rPr>
+          <w:b/>
+          <w:b/>
+          <w:bCs/>
+          <w:color w:val="000000"/>
+          <w:kern w:val="2"/>
+          <w:rtl w:val="true"/>
+          <w:lang w:val="en-US" w:eastAsia="en-US" w:bidi="ar-SA"/>
+        </w:rPr>
+        <w:t xml:space="preserve">شبیه‌سازی در محیط </w:t>
+      </w:r>
+      <w:r>
+        <w:rPr>
+          <w:b/>
+          <w:bCs/>
+          <w:color w:val="000000"/>
+          <w:kern w:val="2"/>
+          <w:lang w:val="en-US" w:eastAsia="en-US" w:bidi="ar-SA"/>
+        </w:rPr>
+        <w:t>VANET</w:t>
+      </w:r>
+    </w:p>
+    <w:p>
+      <w:pPr>
+        <w:pStyle w:val="Normal"/>
+        <w:rPr>
+          <w:rFonts w:ascii="B Badr" w:hAnsi="B Badr" w:cs="B Badr" w:hint="cs"/>
+          <w:lang w:bidi="fa-IR"/>
+        </w:rPr>
+      </w:pPr>
+      <w:r>
+        <w:rPr>
+          <w:rFonts w:ascii="B Badr" w:hAnsi="B Badr" w:hint="cs" w:cs="B Badr"/>
+          <w:rtl w:val="true"/>
+          <w:lang w:bidi="fa-IR"/>
+        </w:rPr>
+        <w:t xml:space="preserve">نیاز است تا طرح پیشنهادی در شبیه‌ساز های موجود مانند </w:t>
+      </w:r>
+      <w:r>
+        <w:rPr>
+          <w:rFonts w:ascii="B Badr" w:hAnsi="B Badr" w:hint="cs" w:cs="B Badr"/>
+          <w:lang w:bidi="fa-IR"/>
+        </w:rPr>
+        <w:t>‌</w:t>
+      </w:r>
+      <w:r>
+        <w:rPr>
+          <w:rFonts w:cs="B Badr" w:hint="cs" w:ascii="B Badr" w:hAnsi="B Badr"/>
+          <w:lang w:bidi="fa-IR"/>
+        </w:rPr>
+        <w:t>MIRACL</w:t>
+      </w:r>
+      <w:r>
+        <w:rPr>
+          <w:rFonts w:cs="B Badr" w:hint="cs" w:ascii="B Badr" w:hAnsi="B Badr"/>
+          <w:rtl w:val="true"/>
+          <w:lang w:bidi="fa-IR"/>
+        </w:rPr>
+        <w:t xml:space="preserve"> </w:t>
+      </w:r>
+      <w:r>
+        <w:rPr>
+          <w:rFonts w:ascii="B Badr" w:hAnsi="B Badr" w:hint="cs" w:cs="B Badr"/>
+          <w:rtl w:val="true"/>
+          <w:lang w:bidi="fa-IR"/>
+        </w:rPr>
+        <w:t xml:space="preserve">شبیه‌سازی شود و بررسی شود با محدودیت‌های زمانی و ساختاری </w:t>
+      </w:r>
+      <w:r>
+        <w:rPr>
+          <w:rFonts w:cs="B Badr" w:hint="cs" w:ascii="B Badr" w:hAnsi="B Badr"/>
+          <w:lang w:bidi="fa-IR"/>
+        </w:rPr>
+        <w:t>VANET</w:t>
+      </w:r>
+      <w:r>
+        <w:rPr>
+          <w:rFonts w:cs="B Badr" w:hint="cs" w:ascii="B Badr" w:hAnsi="B Badr"/>
+          <w:rtl w:val="true"/>
+          <w:lang w:bidi="fa-IR"/>
+        </w:rPr>
+        <w:t xml:space="preserve"> </w:t>
+      </w:r>
+      <w:r>
+        <w:rPr>
+          <w:rFonts w:ascii="B Badr" w:hAnsi="B Badr" w:hint="cs" w:cs="B Badr"/>
+          <w:rtl w:val="true"/>
+          <w:lang w:bidi="fa-IR"/>
+        </w:rPr>
+        <w:t>هم‌خوانی داشته باشد</w:t>
       </w:r>
       <w:r>
         <w:rPr>
@@ -12680,7 +12415,7 @@
         <w:bidiVisual w:val="true"/>
         <w:tblW w:w="5000" w:type="pct"/>
         <w:jc w:val="start"/>
-        <w:tblInd w:w="0" w:type="dxa"/>
+        <w:tblInd w:w="113" w:type="dxa"/>
         <w:tblLayout w:type="fixed"/>
         <w:tblCellMar>
           <w:top w:w="0" w:type="dxa"/>
@@ -12691,15 +12426,15 @@
         <w:tblLook w:noHBand="0" w:noVBand="1" w:firstColumn="1" w:lastRow="0" w:lastColumn="0" w:firstRow="1" w:val="04a0"/>
       </w:tblPr>
       <w:tblGrid>
-        <w:gridCol w:w="2529"/>
-        <w:gridCol w:w="340"/>
-        <w:gridCol w:w="329"/>
+        <w:gridCol w:w="2527"/>
         <w:gridCol w:w="342"/>
+        <w:gridCol w:w="327"/>
+        <w:gridCol w:w="344"/>
         <w:gridCol w:w="335"/>
         <w:gridCol w:w="329"/>
         <w:gridCol w:w="342"/>
-        <w:gridCol w:w="329"/>
-        <w:gridCol w:w="342"/>
+        <w:gridCol w:w="327"/>
+        <w:gridCol w:w="344"/>
         <w:gridCol w:w="335"/>
         <w:gridCol w:w="453"/>
         <w:gridCol w:w="454"/>
@@ -12718,7 +12453,7 @@
         </w:trPr>
         <w:tc>
           <w:tcPr>
-            <w:tcW w:w="2529" w:type="dxa"/>
+            <w:tcW w:w="2527" w:type="dxa"/>
             <w:tcBorders>
               <w:top w:val="single" w:sz="8" w:space="0" w:color="000000"/>
               <w:start w:val="single" w:sz="4" w:space="0" w:color="808080"/>
@@ -12775,7 +12510,7 @@
         </w:tc>
         <w:tc>
           <w:tcPr>
-            <w:tcW w:w="7109" w:type="dxa"/>
+            <w:tcW w:w="7111" w:type="dxa"/>
             <w:gridSpan w:val="18"/>
             <w:tcBorders>
               <w:top w:val="single" w:sz="8" w:space="0" w:color="000000"/>
@@ -12871,7 +12606,7 @@
         </w:trPr>
         <w:tc>
           <w:tcPr>
-            <w:tcW w:w="2529" w:type="dxa"/>
+            <w:tcW w:w="2527" w:type="dxa"/>
             <w:tcBorders>
               <w:top w:val="single" w:sz="8" w:space="0" w:color="000000"/>
               <w:start w:val="single" w:sz="4" w:space="0" w:color="808080"/>
@@ -12913,7 +12648,7 @@
         </w:tc>
         <w:tc>
           <w:tcPr>
-            <w:tcW w:w="340" w:type="dxa"/>
+            <w:tcW w:w="342" w:type="dxa"/>
             <w:tcBorders>
               <w:top w:val="single" w:sz="8" w:space="0" w:color="000000"/>
               <w:start w:val="single" w:sz="4" w:space="0" w:color="808080"/>
@@ -12952,7 +12687,7 @@
         </w:tc>
         <w:tc>
           <w:tcPr>
-            <w:tcW w:w="329" w:type="dxa"/>
+            <w:tcW w:w="327" w:type="dxa"/>
             <w:tcBorders>
               <w:top w:val="single" w:sz="8" w:space="0" w:color="000000"/>
               <w:start w:val="single" w:sz="4" w:space="0" w:color="808080"/>
@@ -12991,7 +12726,7 @@
         </w:tc>
         <w:tc>
           <w:tcPr>
-            <w:tcW w:w="342" w:type="dxa"/>
+            <w:tcW w:w="344" w:type="dxa"/>
             <w:tcBorders>
               <w:top w:val="single" w:sz="8" w:space="0" w:color="000000"/>
               <w:start w:val="single" w:sz="4" w:space="0" w:color="808080"/>
@@ -13147,7 +12882,7 @@
         </w:tc>
         <w:tc>
           <w:tcPr>
-            <w:tcW w:w="329" w:type="dxa"/>
+            <w:tcW w:w="327" w:type="dxa"/>
             <w:tcBorders>
               <w:top w:val="single" w:sz="8" w:space="0" w:color="000000"/>
               <w:start w:val="single" w:sz="4" w:space="0" w:color="808080"/>
@@ -13186,7 +12921,7 @@
         </w:tc>
         <w:tc>
           <w:tcPr>
-            <w:tcW w:w="342" w:type="dxa"/>
+            <w:tcW w:w="344" w:type="dxa"/>
             <w:tcBorders>
               <w:top w:val="single" w:sz="8" w:space="0" w:color="000000"/>
               <w:start w:val="single" w:sz="4" w:space="0" w:color="808080"/>
@@ -13618,7 +13353,7 @@
         <w:trPr/>
         <w:tc>
           <w:tcPr>
-            <w:tcW w:w="2529" w:type="dxa"/>
+            <w:tcW w:w="2527" w:type="dxa"/>
             <w:tcBorders>
               <w:top w:val="single" w:sz="8" w:space="0" w:color="000000"/>
               <w:start w:val="single" w:sz="4" w:space="0" w:color="808080"/>
@@ -13663,6 +13398,7 @@
               <w:rPr>
                 <w:rFonts w:eastAsia="Aptos" w:hint="cs"/>
                 <w:b w:val="false"/>
+                <w:b w:val="false"/>
                 <w:bCs w:val="false"/>
                 <w:i w:val="false"/>
                 <w:iCs w:val="false"/>
@@ -13678,7 +13414,7 @@
         </w:tc>
         <w:tc>
           <w:tcPr>
-            <w:tcW w:w="340" w:type="dxa"/>
+            <w:tcW w:w="342" w:type="dxa"/>
             <w:tcBorders>
               <w:top w:val="single" w:sz="8" w:space="0" w:color="000000"/>
               <w:start w:val="single" w:sz="4" w:space="0" w:color="808080"/>
@@ -13716,7 +13452,7 @@
         </w:tc>
         <w:tc>
           <w:tcPr>
-            <w:tcW w:w="329" w:type="dxa"/>
+            <w:tcW w:w="327" w:type="dxa"/>
             <w:tcBorders>
               <w:top w:val="single" w:sz="8" w:space="0" w:color="000000"/>
               <w:start w:val="single" w:sz="4" w:space="0" w:color="808080"/>
@@ -13754,7 +13490,7 @@
         </w:tc>
         <w:tc>
           <w:tcPr>
-            <w:tcW w:w="342" w:type="dxa"/>
+            <w:tcW w:w="344" w:type="dxa"/>
             <w:tcBorders>
               <w:top w:val="single" w:sz="8" w:space="0" w:color="000000"/>
               <w:start w:val="single" w:sz="4" w:space="0" w:color="808080"/>
@@ -13812,9 +13548,6 @@
             </w:pPr>
             <w:r>
               <w:rPr>
-                <w:bCs w:val="false"/>
-                <w:iCs w:val="false"/>
-                <w:szCs w:val="24"/>
                 <w:rtl w:val="true"/>
                 <w:lang w:bidi="fa-IR"/>
               </w:rPr>
@@ -13843,9 +13576,6 @@
             </w:pPr>
             <w:r>
               <w:rPr>
-                <w:bCs w:val="false"/>
-                <w:iCs w:val="false"/>
-                <w:szCs w:val="24"/>
                 <w:rtl w:val="true"/>
                 <w:lang w:bidi="fa-IR"/>
               </w:rPr>
@@ -13874,9 +13604,6 @@
             </w:pPr>
             <w:r>
               <w:rPr>
-                <w:bCs w:val="false"/>
-                <w:iCs w:val="false"/>
-                <w:szCs w:val="24"/>
                 <w:rtl w:val="true"/>
                 <w:lang w:bidi="fa-IR"/>
               </w:rPr>
@@ -13885,7 +13612,7 @@
         </w:tc>
         <w:tc>
           <w:tcPr>
-            <w:tcW w:w="329" w:type="dxa"/>
+            <w:tcW w:w="327" w:type="dxa"/>
             <w:tcBorders>
               <w:top w:val="single" w:sz="8" w:space="0" w:color="000000"/>
               <w:start w:val="single" w:sz="4" w:space="0" w:color="808080"/>
@@ -13905,9 +13632,6 @@
             </w:pPr>
             <w:r>
               <w:rPr>
-                <w:bCs w:val="false"/>
-                <w:iCs w:val="false"/>
-                <w:szCs w:val="24"/>
                 <w:rtl w:val="true"/>
                 <w:lang w:bidi="fa-IR"/>
               </w:rPr>
@@ -13916,7 +13640,7 @@
         </w:tc>
         <w:tc>
           <w:tcPr>
-            <w:tcW w:w="342" w:type="dxa"/>
+            <w:tcW w:w="344" w:type="dxa"/>
             <w:tcBorders>
               <w:top w:val="single" w:sz="8" w:space="0" w:color="000000"/>
               <w:start w:val="single" w:sz="4" w:space="0" w:color="808080"/>
@@ -13936,9 +13660,6 @@
             </w:pPr>
             <w:r>
               <w:rPr>
-                <w:bCs w:val="false"/>
-                <w:iCs w:val="false"/>
-                <w:szCs w:val="24"/>
                 <w:rtl w:val="true"/>
                 <w:lang w:bidi="fa-IR"/>
               </w:rPr>
@@ -13967,9 +13688,6 @@
             </w:pPr>
             <w:r>
               <w:rPr>
-                <w:bCs w:val="false"/>
-                <w:iCs w:val="false"/>
-                <w:szCs w:val="24"/>
                 <w:rtl w:val="true"/>
                 <w:lang w:bidi="fa-IR"/>
               </w:rPr>
@@ -13998,9 +13716,6 @@
             </w:pPr>
             <w:r>
               <w:rPr>
-                <w:bCs w:val="false"/>
-                <w:iCs w:val="false"/>
-                <w:szCs w:val="24"/>
                 <w:rtl w:val="true"/>
                 <w:lang w:bidi="fa-IR"/>
               </w:rPr>
@@ -14029,9 +13744,6 @@
             </w:pPr>
             <w:r>
               <w:rPr>
-                <w:bCs w:val="false"/>
-                <w:iCs w:val="false"/>
-                <w:szCs w:val="24"/>
                 <w:rtl w:val="true"/>
                 <w:lang w:bidi="fa-IR"/>
               </w:rPr>
@@ -14060,9 +13772,6 @@
             </w:pPr>
             <w:r>
               <w:rPr>
-                <w:bCs w:val="false"/>
-                <w:iCs w:val="false"/>
-                <w:szCs w:val="24"/>
                 <w:rtl w:val="true"/>
                 <w:lang w:bidi="fa-IR"/>
               </w:rPr>
@@ -14091,9 +13800,6 @@
             </w:pPr>
             <w:r>
               <w:rPr>
-                <w:bCs w:val="false"/>
-                <w:iCs w:val="false"/>
-                <w:szCs w:val="24"/>
                 <w:rtl w:val="true"/>
                 <w:lang w:bidi="fa-IR"/>
               </w:rPr>
@@ -14122,9 +13828,6 @@
             </w:pPr>
             <w:r>
               <w:rPr>
-                <w:bCs w:val="false"/>
-                <w:iCs w:val="false"/>
-                <w:szCs w:val="24"/>
                 <w:rtl w:val="true"/>
                 <w:lang w:bidi="fa-IR"/>
               </w:rPr>
@@ -14153,9 +13856,6 @@
             </w:pPr>
             <w:r>
               <w:rPr>
-                <w:bCs w:val="false"/>
-                <w:iCs w:val="false"/>
-                <w:szCs w:val="24"/>
                 <w:rtl w:val="true"/>
                 <w:lang w:bidi="fa-IR"/>
               </w:rPr>
@@ -14184,9 +13884,6 @@
             </w:pPr>
             <w:r>
               <w:rPr>
-                <w:bCs w:val="false"/>
-                <w:iCs w:val="false"/>
-                <w:szCs w:val="24"/>
                 <w:rtl w:val="true"/>
                 <w:lang w:bidi="fa-IR"/>
               </w:rPr>
@@ -14215,9 +13912,6 @@
             </w:pPr>
             <w:r>
               <w:rPr>
-                <w:bCs w:val="false"/>
-                <w:iCs w:val="false"/>
-                <w:szCs w:val="24"/>
                 <w:rtl w:val="true"/>
                 <w:lang w:bidi="fa-IR"/>
               </w:rPr>
@@ -14246,9 +13940,6 @@
             </w:pPr>
             <w:r>
               <w:rPr>
-                <w:bCs w:val="false"/>
-                <w:iCs w:val="false"/>
-                <w:szCs w:val="24"/>
                 <w:rtl w:val="true"/>
                 <w:lang w:bidi="fa-IR"/>
               </w:rPr>
@@ -14260,7 +13951,7 @@
         <w:trPr/>
         <w:tc>
           <w:tcPr>
-            <w:tcW w:w="2529" w:type="dxa"/>
+            <w:tcW w:w="2527" w:type="dxa"/>
             <w:tcBorders>
               <w:top w:val="single" w:sz="4" w:space="0" w:color="808080"/>
               <w:start w:val="single" w:sz="4" w:space="0" w:color="808080"/>
@@ -14305,6 +13996,7 @@
               <w:rPr>
                 <w:rFonts w:eastAsia="Aptos" w:hint="cs"/>
                 <w:b w:val="false"/>
+                <w:b w:val="false"/>
                 <w:bCs w:val="false"/>
                 <w:i w:val="false"/>
                 <w:iCs w:val="false"/>
@@ -14315,68 +14007,6 @@
                 <w:lang w:val="en-US" w:eastAsia="en-US" w:bidi="fa-IR"/>
               </w:rPr>
               <w:t>پیاده سازی و طراحی طرح پیشنهادی و بررسی حملات</w:t>
-            </w:r>
-          </w:p>
-        </w:tc>
-        <w:tc>
-          <w:tcPr>
-            <w:tcW w:w="340" w:type="dxa"/>
-            <w:tcBorders>
-              <w:top w:val="single" w:sz="4" w:space="0" w:color="808080"/>
-              <w:start w:val="single" w:sz="4" w:space="0" w:color="808080"/>
-              <w:bottom w:val="single" w:sz="4" w:space="0" w:color="808080"/>
-              <w:end w:val="single" w:sz="4" w:space="0" w:color="808080"/>
-            </w:tcBorders>
-          </w:tcPr>
-          <w:p>
-            <w:pPr>
-              <w:pStyle w:val="NoSpacing"/>
-              <w:widowControl/>
-              <w:suppressAutoHyphens w:val="true"/>
-              <w:spacing w:before="0" w:after="0"/>
-              <w:rPr>
-                <w:lang w:bidi="fa-IR"/>
-              </w:rPr>
-            </w:pPr>
-            <w:r>
-              <w:rPr>
-                <w:bCs w:val="false"/>
-                <w:iCs w:val="false"/>
-                <w:szCs w:val="24"/>
-                <w:rtl w:val="true"/>
-                <w:lang w:bidi="fa-IR"/>
-              </w:rPr>
-            </w:r>
-          </w:p>
-        </w:tc>
-        <w:tc>
-          <w:tcPr>
-            <w:tcW w:w="329" w:type="dxa"/>
-            <w:tcBorders>
-              <w:top w:val="single" w:sz="4" w:space="0" w:color="808080"/>
-              <w:start w:val="single" w:sz="4" w:space="0" w:color="808080"/>
-              <w:bottom w:val="single" w:sz="4" w:space="0" w:color="808080"/>
-              <w:end w:val="single" w:sz="4" w:space="0" w:color="808080"/>
-            </w:tcBorders>
-          </w:tcPr>
-          <w:p>
-            <w:pPr>
-              <w:pStyle w:val="NoSpacing"/>
-              <w:widowControl/>
-              <w:suppressAutoHyphens w:val="true"/>
-              <w:spacing w:before="0" w:after="0"/>
-              <w:rPr>
-                <w:lang w:bidi="fa-IR"/>
-              </w:rPr>
-            </w:pPr>
-            <w:r>
-              <w:rPr>
-                <w:bCs w:val="false"/>
-                <w:iCs w:val="false"/>
-                <w:szCs w:val="24"/>
-                <w:rtl w:val="true"/>
-                <w:lang w:bidi="fa-IR"/>
-              </w:rPr>
             </w:r>
           </w:p>
         </w:tc>
@@ -14402,9 +14032,62 @@
             </w:pPr>
             <w:r>
               <w:rPr>
-                <w:bCs w:val="false"/>
-                <w:iCs w:val="false"/>
-                <w:szCs w:val="24"/>
+                <w:rtl w:val="true"/>
+                <w:lang w:bidi="fa-IR"/>
+              </w:rPr>
+            </w:r>
+          </w:p>
+        </w:tc>
+        <w:tc>
+          <w:tcPr>
+            <w:tcW w:w="327" w:type="dxa"/>
+            <w:tcBorders>
+              <w:top w:val="single" w:sz="4" w:space="0" w:color="808080"/>
+              <w:start w:val="single" w:sz="4" w:space="0" w:color="808080"/>
+              <w:bottom w:val="single" w:sz="4" w:space="0" w:color="808080"/>
+              <w:end w:val="single" w:sz="4" w:space="0" w:color="808080"/>
+            </w:tcBorders>
+          </w:tcPr>
+          <w:p>
+            <w:pPr>
+              <w:pStyle w:val="NoSpacing"/>
+              <w:widowControl/>
+              <w:suppressAutoHyphens w:val="true"/>
+              <w:spacing w:before="0" w:after="0"/>
+              <w:rPr>
+                <w:lang w:bidi="fa-IR"/>
+              </w:rPr>
+            </w:pPr>
+            <w:r>
+              <w:rPr>
+                <w:rtl w:val="true"/>
+                <w:lang w:bidi="fa-IR"/>
+              </w:rPr>
+            </w:r>
+          </w:p>
+        </w:tc>
+        <w:tc>
+          <w:tcPr>
+            <w:tcW w:w="344" w:type="dxa"/>
+            <w:tcBorders>
+              <w:top w:val="single" w:sz="4" w:space="0" w:color="808080"/>
+              <w:start w:val="single" w:sz="4" w:space="0" w:color="808080"/>
+              <w:bottom w:val="single" w:sz="4" w:space="0" w:color="808080"/>
+              <w:end w:val="single" w:sz="4" w:space="0" w:color="808080"/>
+            </w:tcBorders>
+          </w:tcPr>
+          <w:p>
+            <w:pPr>
+              <w:pStyle w:val="NoSpacing"/>
+              <w:widowControl/>
+              <w:suppressAutoHyphens w:val="true"/>
+              <w:spacing w:before="0" w:after="0"/>
+              <w:rPr>
+                <w:lang w:bidi="fa-IR"/>
+              </w:rPr>
+            </w:pPr>
+            <w:r>
+              <w:rPr>
                 <w:rtl w:val="true"/>
                 <w:lang w:bidi="fa-IR"/>
               </w:rPr>
@@ -14509,7 +14192,7 @@
         </w:tc>
         <w:tc>
           <w:tcPr>
-            <w:tcW w:w="329" w:type="dxa"/>
+            <w:tcW w:w="327" w:type="dxa"/>
             <w:tcBorders>
               <w:top w:val="single" w:sz="4" w:space="0" w:color="808080"/>
               <w:start w:val="single" w:sz="4" w:space="0" w:color="808080"/>
@@ -14529,12 +14212,381 @@
             </w:pPr>
             <w:r>
               <w:rPr>
+                <w:rtl w:val="true"/>
+                <w:lang w:bidi="fa-IR"/>
+              </w:rPr>
+            </w:r>
+          </w:p>
+        </w:tc>
+        <w:tc>
+          <w:tcPr>
+            <w:tcW w:w="344" w:type="dxa"/>
+            <w:tcBorders>
+              <w:top w:val="single" w:sz="4" w:space="0" w:color="808080"/>
+              <w:start w:val="single" w:sz="4" w:space="0" w:color="808080"/>
+              <w:bottom w:val="single" w:sz="4" w:space="0" w:color="808080"/>
+              <w:end w:val="single" w:sz="4" w:space="0" w:color="808080"/>
+            </w:tcBorders>
+          </w:tcPr>
+          <w:p>
+            <w:pPr>
+              <w:pStyle w:val="NoSpacing"/>
+              <w:widowControl/>
+              <w:suppressAutoHyphens w:val="true"/>
+              <w:spacing w:before="0" w:after="0"/>
+              <w:rPr>
+                <w:lang w:bidi="fa-IR"/>
+              </w:rPr>
+            </w:pPr>
+            <w:r>
+              <w:rPr>
+                <w:rtl w:val="true"/>
+                <w:lang w:bidi="fa-IR"/>
+              </w:rPr>
+            </w:r>
+          </w:p>
+        </w:tc>
+        <w:tc>
+          <w:tcPr>
+            <w:tcW w:w="335" w:type="dxa"/>
+            <w:tcBorders>
+              <w:top w:val="single" w:sz="4" w:space="0" w:color="808080"/>
+              <w:start w:val="single" w:sz="4" w:space="0" w:color="808080"/>
+              <w:bottom w:val="single" w:sz="4" w:space="0" w:color="808080"/>
+              <w:end w:val="single" w:sz="4" w:space="0" w:color="808080"/>
+            </w:tcBorders>
+          </w:tcPr>
+          <w:p>
+            <w:pPr>
+              <w:pStyle w:val="NoSpacing"/>
+              <w:widowControl/>
+              <w:suppressAutoHyphens w:val="true"/>
+              <w:spacing w:before="0" w:after="0"/>
+              <w:rPr>
+                <w:lang w:bidi="fa-IR"/>
+              </w:rPr>
+            </w:pPr>
+            <w:r>
+              <w:rPr>
+                <w:rtl w:val="true"/>
+                <w:lang w:bidi="fa-IR"/>
+              </w:rPr>
+            </w:r>
+          </w:p>
+        </w:tc>
+        <w:tc>
+          <w:tcPr>
+            <w:tcW w:w="453" w:type="dxa"/>
+            <w:tcBorders>
+              <w:top w:val="single" w:sz="4" w:space="0" w:color="808080"/>
+              <w:start w:val="single" w:sz="4" w:space="0" w:color="808080"/>
+              <w:bottom w:val="single" w:sz="4" w:space="0" w:color="808080"/>
+              <w:end w:val="single" w:sz="4" w:space="0" w:color="808080"/>
+            </w:tcBorders>
+          </w:tcPr>
+          <w:p>
+            <w:pPr>
+              <w:pStyle w:val="NoSpacing"/>
+              <w:widowControl/>
+              <w:suppressAutoHyphens w:val="true"/>
+              <w:spacing w:before="0" w:after="0"/>
+              <w:rPr>
+                <w:lang w:bidi="fa-IR"/>
+              </w:rPr>
+            </w:pPr>
+            <w:r>
+              <w:rPr>
+                <w:rtl w:val="true"/>
+                <w:lang w:bidi="fa-IR"/>
+              </w:rPr>
+            </w:r>
+          </w:p>
+        </w:tc>
+        <w:tc>
+          <w:tcPr>
+            <w:tcW w:w="454" w:type="dxa"/>
+            <w:tcBorders>
+              <w:top w:val="single" w:sz="4" w:space="0" w:color="808080"/>
+              <w:start w:val="single" w:sz="4" w:space="0" w:color="808080"/>
+              <w:bottom w:val="single" w:sz="4" w:space="0" w:color="808080"/>
+              <w:end w:val="single" w:sz="4" w:space="0" w:color="808080"/>
+            </w:tcBorders>
+          </w:tcPr>
+          <w:p>
+            <w:pPr>
+              <w:pStyle w:val="NoSpacing"/>
+              <w:widowControl/>
+              <w:suppressAutoHyphens w:val="true"/>
+              <w:spacing w:before="0" w:after="0"/>
+              <w:rPr>
+                <w:lang w:bidi="fa-IR"/>
+              </w:rPr>
+            </w:pPr>
+            <w:r>
+              <w:rPr>
+                <w:rtl w:val="true"/>
+                <w:lang w:bidi="fa-IR"/>
+              </w:rPr>
+            </w:r>
+          </w:p>
+        </w:tc>
+        <w:tc>
+          <w:tcPr>
+            <w:tcW w:w="453" w:type="dxa"/>
+            <w:tcBorders>
+              <w:top w:val="single" w:sz="4" w:space="0" w:color="808080"/>
+              <w:start w:val="single" w:sz="4" w:space="0" w:color="808080"/>
+              <w:bottom w:val="single" w:sz="4" w:space="0" w:color="808080"/>
+              <w:end w:val="single" w:sz="4" w:space="0" w:color="808080"/>
+            </w:tcBorders>
+          </w:tcPr>
+          <w:p>
+            <w:pPr>
+              <w:pStyle w:val="NoSpacing"/>
+              <w:widowControl/>
+              <w:suppressAutoHyphens w:val="true"/>
+              <w:spacing w:before="0" w:after="0"/>
+              <w:rPr>
+                <w:lang w:bidi="fa-IR"/>
+              </w:rPr>
+            </w:pPr>
+            <w:r>
+              <w:rPr>
+                <w:rtl w:val="true"/>
+                <w:lang w:bidi="fa-IR"/>
+              </w:rPr>
+            </w:r>
+          </w:p>
+        </w:tc>
+        <w:tc>
+          <w:tcPr>
+            <w:tcW w:w="454" w:type="dxa"/>
+            <w:tcBorders>
+              <w:top w:val="single" w:sz="4" w:space="0" w:color="808080"/>
+              <w:start w:val="single" w:sz="4" w:space="0" w:color="808080"/>
+              <w:bottom w:val="single" w:sz="4" w:space="0" w:color="808080"/>
+              <w:end w:val="single" w:sz="4" w:space="0" w:color="808080"/>
+            </w:tcBorders>
+          </w:tcPr>
+          <w:p>
+            <w:pPr>
+              <w:pStyle w:val="NoSpacing"/>
+              <w:widowControl/>
+              <w:suppressAutoHyphens w:val="true"/>
+              <w:spacing w:before="0" w:after="0"/>
+              <w:rPr>
+                <w:lang w:bidi="fa-IR"/>
+              </w:rPr>
+            </w:pPr>
+            <w:r>
+              <w:rPr>
+                <w:rtl w:val="true"/>
+                <w:lang w:bidi="fa-IR"/>
+              </w:rPr>
+            </w:r>
+          </w:p>
+        </w:tc>
+        <w:tc>
+          <w:tcPr>
+            <w:tcW w:w="453" w:type="dxa"/>
+            <w:tcBorders>
+              <w:top w:val="single" w:sz="4" w:space="0" w:color="808080"/>
+              <w:start w:val="single" w:sz="4" w:space="0" w:color="808080"/>
+              <w:bottom w:val="single" w:sz="4" w:space="0" w:color="808080"/>
+              <w:end w:val="single" w:sz="4" w:space="0" w:color="808080"/>
+            </w:tcBorders>
+          </w:tcPr>
+          <w:p>
+            <w:pPr>
+              <w:pStyle w:val="NoSpacing"/>
+              <w:widowControl/>
+              <w:suppressAutoHyphens w:val="true"/>
+              <w:spacing w:before="0" w:after="0"/>
+              <w:rPr>
+                <w:lang w:bidi="fa-IR"/>
+              </w:rPr>
+            </w:pPr>
+            <w:r>
+              <w:rPr>
+                <w:rtl w:val="true"/>
+                <w:lang w:bidi="fa-IR"/>
+              </w:rPr>
+            </w:r>
+          </w:p>
+        </w:tc>
+        <w:tc>
+          <w:tcPr>
+            <w:tcW w:w="453" w:type="dxa"/>
+            <w:tcBorders>
+              <w:top w:val="single" w:sz="4" w:space="0" w:color="808080"/>
+              <w:start w:val="single" w:sz="4" w:space="0" w:color="808080"/>
+              <w:bottom w:val="single" w:sz="4" w:space="0" w:color="808080"/>
+              <w:end w:val="single" w:sz="4" w:space="0" w:color="808080"/>
+            </w:tcBorders>
+          </w:tcPr>
+          <w:p>
+            <w:pPr>
+              <w:pStyle w:val="NoSpacing"/>
+              <w:widowControl/>
+              <w:suppressAutoHyphens w:val="true"/>
+              <w:spacing w:before="0" w:after="0"/>
+              <w:rPr>
+                <w:lang w:bidi="fa-IR"/>
+              </w:rPr>
+            </w:pPr>
+            <w:r>
+              <w:rPr>
+                <w:rtl w:val="true"/>
+                <w:lang w:bidi="fa-IR"/>
+              </w:rPr>
+            </w:r>
+          </w:p>
+        </w:tc>
+        <w:tc>
+          <w:tcPr>
+            <w:tcW w:w="454" w:type="dxa"/>
+            <w:tcBorders>
+              <w:top w:val="single" w:sz="4" w:space="0" w:color="808080"/>
+              <w:start w:val="single" w:sz="4" w:space="0" w:color="808080"/>
+              <w:bottom w:val="single" w:sz="4" w:space="0" w:color="808080"/>
+              <w:end w:val="single" w:sz="4" w:space="0" w:color="808080"/>
+            </w:tcBorders>
+          </w:tcPr>
+          <w:p>
+            <w:pPr>
+              <w:pStyle w:val="NoSpacing"/>
+              <w:widowControl/>
+              <w:suppressAutoHyphens w:val="true"/>
+              <w:spacing w:before="0" w:after="0"/>
+              <w:rPr>
+                <w:lang w:bidi="fa-IR"/>
+              </w:rPr>
+            </w:pPr>
+            <w:r>
+              <w:rPr>
+                <w:rtl w:val="true"/>
+                <w:lang w:bidi="fa-IR"/>
+              </w:rPr>
+            </w:r>
+          </w:p>
+        </w:tc>
+        <w:tc>
+          <w:tcPr>
+            <w:tcW w:w="453" w:type="dxa"/>
+            <w:tcBorders>
+              <w:top w:val="single" w:sz="4" w:space="0" w:color="808080"/>
+              <w:start w:val="single" w:sz="4" w:space="0" w:color="808080"/>
+              <w:bottom w:val="single" w:sz="4" w:space="0" w:color="808080"/>
+              <w:end w:val="single" w:sz="4" w:space="0" w:color="808080"/>
+            </w:tcBorders>
+          </w:tcPr>
+          <w:p>
+            <w:pPr>
+              <w:pStyle w:val="NoSpacing"/>
+              <w:widowControl/>
+              <w:suppressAutoHyphens w:val="true"/>
+              <w:spacing w:before="0" w:after="0"/>
+              <w:rPr>
+                <w:lang w:bidi="fa-IR"/>
+              </w:rPr>
+            </w:pPr>
+            <w:r>
+              <w:rPr>
+                <w:rtl w:val="true"/>
+                <w:lang w:bidi="fa-IR"/>
+              </w:rPr>
+            </w:r>
+          </w:p>
+        </w:tc>
+        <w:tc>
+          <w:tcPr>
+            <w:tcW w:w="459" w:type="dxa"/>
+            <w:tcBorders>
+              <w:top w:val="single" w:sz="4" w:space="0" w:color="808080"/>
+              <w:start w:val="single" w:sz="4" w:space="0" w:color="808080"/>
+              <w:bottom w:val="single" w:sz="4" w:space="0" w:color="808080"/>
+              <w:end w:val="single" w:sz="4" w:space="0" w:color="808080"/>
+            </w:tcBorders>
+          </w:tcPr>
+          <w:p>
+            <w:pPr>
+              <w:pStyle w:val="NoSpacing"/>
+              <w:widowControl/>
+              <w:suppressAutoHyphens w:val="true"/>
+              <w:spacing w:before="0" w:after="0"/>
+              <w:rPr>
+                <w:lang w:bidi="fa-IR"/>
+              </w:rPr>
+            </w:pPr>
+            <w:r>
+              <w:rPr>
+                <w:rtl w:val="true"/>
+                <w:lang w:bidi="fa-IR"/>
+              </w:rPr>
+            </w:r>
+          </w:p>
+        </w:tc>
+      </w:tr>
+      <w:tr>
+        <w:trPr/>
+        <w:tc>
+          <w:tcPr>
+            <w:tcW w:w="2527" w:type="dxa"/>
+            <w:tcBorders>
+              <w:top w:val="single" w:sz="4" w:space="0" w:color="808080"/>
+              <w:start w:val="single" w:sz="4" w:space="0" w:color="808080"/>
+              <w:bottom w:val="single" w:sz="4" w:space="0" w:color="808080"/>
+              <w:end w:val="single" w:sz="4" w:space="0" w:color="808080"/>
+            </w:tcBorders>
+          </w:tcPr>
+          <w:p>
+            <w:pPr>
+              <w:pStyle w:val="NoSpacing"/>
+              <w:widowControl/>
+              <w:suppressAutoHyphens w:val="true"/>
+              <w:spacing w:before="0" w:after="0"/>
+              <w:rPr>
+                <w:lang w:bidi="fa-IR"/>
+              </w:rPr>
+            </w:pPr>
+            <w:r>
+              <w:rPr>
+                <w:rFonts w:eastAsia="Aptos" w:hint="cs"/>
                 <w:bCs w:val="false"/>
                 <w:iCs w:val="false"/>
+                <w:kern w:val="2"/>
+                <w:szCs w:val="24"/>
+                <w:lang w:val="en-US" w:eastAsia="en-US" w:bidi="fa-IR"/>
+              </w:rPr>
+              <w:t>3</w:t>
+            </w:r>
+            <w:r>
+              <w:rPr>
+                <w:rFonts w:eastAsia="Aptos" w:hint="cs"/>
+                <w:bCs w:val="false"/>
+                <w:iCs w:val="false"/>
+                <w:kern w:val="2"/>
                 <w:szCs w:val="24"/>
                 <w:rtl w:val="true"/>
-                <w:lang w:bidi="fa-IR"/>
-              </w:rPr>
+                <w:lang w:val="en-US" w:eastAsia="en-US" w:bidi="fa-IR"/>
+              </w:rPr>
+              <w:t xml:space="preserve">. </w:t>
+            </w:r>
+            <w:r>
+              <w:rPr>
+                <w:rFonts w:eastAsia="Aptos" w:hint="cs"/>
+                <w:b w:val="false"/>
+                <w:b w:val="false"/>
+                <w:bCs w:val="false"/>
+                <w:i w:val="false"/>
+                <w:iCs w:val="false"/>
+                <w:kern w:val="2"/>
+                <w:sz w:val="24"/>
+                <w:szCs w:val="24"/>
+                <w:rtl w:val="true"/>
+                <w:lang w:val="en-US" w:eastAsia="en-US" w:bidi="fa-IR"/>
+              </w:rPr>
+              <w:t>شبیه‌سازی‌ها و ارزیابی طرح پیشنهادی</w:t>
             </w:r>
           </w:p>
         </w:tc>
@@ -14560,9 +14612,62 @@
             </w:pPr>
             <w:r>
               <w:rPr>
-                <w:bCs w:val="false"/>
-                <w:iCs w:val="false"/>
-                <w:szCs w:val="24"/>
+                <w:rtl w:val="true"/>
+                <w:lang w:bidi="fa-IR"/>
+              </w:rPr>
+            </w:r>
+          </w:p>
+        </w:tc>
+        <w:tc>
+          <w:tcPr>
+            <w:tcW w:w="327" w:type="dxa"/>
+            <w:tcBorders>
+              <w:top w:val="single" w:sz="4" w:space="0" w:color="808080"/>
+              <w:start w:val="single" w:sz="4" w:space="0" w:color="808080"/>
+              <w:bottom w:val="single" w:sz="4" w:space="0" w:color="808080"/>
+              <w:end w:val="single" w:sz="4" w:space="0" w:color="808080"/>
+            </w:tcBorders>
+          </w:tcPr>
+          <w:p>
+            <w:pPr>
+              <w:pStyle w:val="NoSpacing"/>
+              <w:widowControl/>
+              <w:suppressAutoHyphens w:val="true"/>
+              <w:spacing w:before="0" w:after="0"/>
+              <w:rPr>
+                <w:lang w:bidi="fa-IR"/>
+              </w:rPr>
+            </w:pPr>
+            <w:r>
+              <w:rPr>
+                <w:rtl w:val="true"/>
+                <w:lang w:bidi="fa-IR"/>
+              </w:rPr>
+            </w:r>
+          </w:p>
+        </w:tc>
+        <w:tc>
+          <w:tcPr>
+            <w:tcW w:w="344" w:type="dxa"/>
+            <w:tcBorders>
+              <w:top w:val="single" w:sz="4" w:space="0" w:color="808080"/>
+              <w:start w:val="single" w:sz="4" w:space="0" w:color="808080"/>
+              <w:bottom w:val="single" w:sz="4" w:space="0" w:color="808080"/>
+              <w:end w:val="single" w:sz="4" w:space="0" w:color="808080"/>
+            </w:tcBorders>
+          </w:tcPr>
+          <w:p>
+            <w:pPr>
+              <w:pStyle w:val="NoSpacing"/>
+              <w:widowControl/>
+              <w:suppressAutoHyphens w:val="true"/>
+              <w:spacing w:before="0" w:after="0"/>
+              <w:rPr>
+                <w:lang w:bidi="fa-IR"/>
+              </w:rPr>
+            </w:pPr>
+            <w:r>
+              <w:rPr>
                 <w:rtl w:val="true"/>
                 <w:lang w:bidi="fa-IR"/>
               </w:rPr>
@@ -14591,475 +14696,6 @@
             </w:pPr>
             <w:r>
               <w:rPr>
-                <w:bCs w:val="false"/>
-                <w:iCs w:val="false"/>
-                <w:szCs w:val="24"/>
-                <w:rtl w:val="true"/>
-                <w:lang w:bidi="fa-IR"/>
-              </w:rPr>
-            </w:r>
-          </w:p>
-        </w:tc>
-        <w:tc>
-          <w:tcPr>
-            <w:tcW w:w="453" w:type="dxa"/>
-            <w:tcBorders>
-              <w:top w:val="single" w:sz="4" w:space="0" w:color="808080"/>
-              <w:start w:val="single" w:sz="4" w:space="0" w:color="808080"/>
-              <w:bottom w:val="single" w:sz="4" w:space="0" w:color="808080"/>
-              <w:end w:val="single" w:sz="4" w:space="0" w:color="808080"/>
-            </w:tcBorders>
-          </w:tcPr>
-          <w:p>
-            <w:pPr>
-              <w:pStyle w:val="NoSpacing"/>
-              <w:widowControl/>
-              <w:suppressAutoHyphens w:val="true"/>
-              <w:spacing w:before="0" w:after="0"/>
-              <w:rPr>
-                <w:lang w:bidi="fa-IR"/>
-              </w:rPr>
-            </w:pPr>
-            <w:r>
-              <w:rPr>
-                <w:bCs w:val="false"/>
-                <w:iCs w:val="false"/>
-                <w:szCs w:val="24"/>
-                <w:rtl w:val="true"/>
-                <w:lang w:bidi="fa-IR"/>
-              </w:rPr>
-            </w:r>
-          </w:p>
-        </w:tc>
-        <w:tc>
-          <w:tcPr>
-            <w:tcW w:w="454" w:type="dxa"/>
-            <w:tcBorders>
-              <w:top w:val="single" w:sz="4" w:space="0" w:color="808080"/>
-              <w:start w:val="single" w:sz="4" w:space="0" w:color="808080"/>
-              <w:bottom w:val="single" w:sz="4" w:space="0" w:color="808080"/>
-              <w:end w:val="single" w:sz="4" w:space="0" w:color="808080"/>
-            </w:tcBorders>
-          </w:tcPr>
-          <w:p>
-            <w:pPr>
-              <w:pStyle w:val="NoSpacing"/>
-              <w:widowControl/>
-              <w:suppressAutoHyphens w:val="true"/>
-              <w:spacing w:before="0" w:after="0"/>
-              <w:rPr>
-                <w:lang w:bidi="fa-IR"/>
-              </w:rPr>
-            </w:pPr>
-            <w:r>
-              <w:rPr>
-                <w:bCs w:val="false"/>
-                <w:iCs w:val="false"/>
-                <w:szCs w:val="24"/>
-                <w:rtl w:val="true"/>
-                <w:lang w:bidi="fa-IR"/>
-              </w:rPr>
-            </w:r>
-          </w:p>
-        </w:tc>
-        <w:tc>
-          <w:tcPr>
-            <w:tcW w:w="453" w:type="dxa"/>
-            <w:tcBorders>
-              <w:top w:val="single" w:sz="4" w:space="0" w:color="808080"/>
-              <w:start w:val="single" w:sz="4" w:space="0" w:color="808080"/>
-              <w:bottom w:val="single" w:sz="4" w:space="0" w:color="808080"/>
-              <w:end w:val="single" w:sz="4" w:space="0" w:color="808080"/>
-            </w:tcBorders>
-          </w:tcPr>
-          <w:p>
-            <w:pPr>
-              <w:pStyle w:val="NoSpacing"/>
-              <w:widowControl/>
-              <w:suppressAutoHyphens w:val="true"/>
-              <w:spacing w:before="0" w:after="0"/>
-              <w:rPr>
-                <w:lang w:bidi="fa-IR"/>
-              </w:rPr>
-            </w:pPr>
-            <w:r>
-              <w:rPr>
-                <w:bCs w:val="false"/>
-                <w:iCs w:val="false"/>
-                <w:szCs w:val="24"/>
-                <w:rtl w:val="true"/>
-                <w:lang w:bidi="fa-IR"/>
-              </w:rPr>
-            </w:r>
-          </w:p>
-        </w:tc>
-        <w:tc>
-          <w:tcPr>
-            <w:tcW w:w="454" w:type="dxa"/>
-            <w:tcBorders>
-              <w:top w:val="single" w:sz="4" w:space="0" w:color="808080"/>
-              <w:start w:val="single" w:sz="4" w:space="0" w:color="808080"/>
-              <w:bottom w:val="single" w:sz="4" w:space="0" w:color="808080"/>
-              <w:end w:val="single" w:sz="4" w:space="0" w:color="808080"/>
-            </w:tcBorders>
-          </w:tcPr>
-          <w:p>
-            <w:pPr>
-              <w:pStyle w:val="NoSpacing"/>
-              <w:widowControl/>
-              <w:suppressAutoHyphens w:val="true"/>
-              <w:spacing w:before="0" w:after="0"/>
-              <w:rPr>
-                <w:lang w:bidi="fa-IR"/>
-              </w:rPr>
-            </w:pPr>
-            <w:r>
-              <w:rPr>
-                <w:bCs w:val="false"/>
-                <w:iCs w:val="false"/>
-                <w:szCs w:val="24"/>
-                <w:rtl w:val="true"/>
-                <w:lang w:bidi="fa-IR"/>
-              </w:rPr>
-            </w:r>
-          </w:p>
-        </w:tc>
-        <w:tc>
-          <w:tcPr>
-            <w:tcW w:w="453" w:type="dxa"/>
-            <w:tcBorders>
-              <w:top w:val="single" w:sz="4" w:space="0" w:color="808080"/>
-              <w:start w:val="single" w:sz="4" w:space="0" w:color="808080"/>
-              <w:bottom w:val="single" w:sz="4" w:space="0" w:color="808080"/>
-              <w:end w:val="single" w:sz="4" w:space="0" w:color="808080"/>
-            </w:tcBorders>
-          </w:tcPr>
-          <w:p>
-            <w:pPr>
-              <w:pStyle w:val="NoSpacing"/>
-              <w:widowControl/>
-              <w:suppressAutoHyphens w:val="true"/>
-              <w:spacing w:before="0" w:after="0"/>
-              <w:rPr>
-                <w:lang w:bidi="fa-IR"/>
-              </w:rPr>
-            </w:pPr>
-            <w:r>
-              <w:rPr>
-                <w:bCs w:val="false"/>
-                <w:iCs w:val="false"/>
-                <w:szCs w:val="24"/>
-                <w:rtl w:val="true"/>
-                <w:lang w:bidi="fa-IR"/>
-              </w:rPr>
-            </w:r>
-          </w:p>
-        </w:tc>
-        <w:tc>
-          <w:tcPr>
-            <w:tcW w:w="453" w:type="dxa"/>
-            <w:tcBorders>
-              <w:top w:val="single" w:sz="4" w:space="0" w:color="808080"/>
-              <w:start w:val="single" w:sz="4" w:space="0" w:color="808080"/>
-              <w:bottom w:val="single" w:sz="4" w:space="0" w:color="808080"/>
-              <w:end w:val="single" w:sz="4" w:space="0" w:color="808080"/>
-            </w:tcBorders>
-          </w:tcPr>
-          <w:p>
-            <w:pPr>
-              <w:pStyle w:val="NoSpacing"/>
-              <w:widowControl/>
-              <w:suppressAutoHyphens w:val="true"/>
-              <w:spacing w:before="0" w:after="0"/>
-              <w:rPr>
-                <w:lang w:bidi="fa-IR"/>
-              </w:rPr>
-            </w:pPr>
-            <w:r>
-              <w:rPr>
-                <w:bCs w:val="false"/>
-                <w:iCs w:val="false"/>
-                <w:szCs w:val="24"/>
-                <w:rtl w:val="true"/>
-                <w:lang w:bidi="fa-IR"/>
-              </w:rPr>
-            </w:r>
-          </w:p>
-        </w:tc>
-        <w:tc>
-          <w:tcPr>
-            <w:tcW w:w="454" w:type="dxa"/>
-            <w:tcBorders>
-              <w:top w:val="single" w:sz="4" w:space="0" w:color="808080"/>
-              <w:start w:val="single" w:sz="4" w:space="0" w:color="808080"/>
-              <w:bottom w:val="single" w:sz="4" w:space="0" w:color="808080"/>
-              <w:end w:val="single" w:sz="4" w:space="0" w:color="808080"/>
-            </w:tcBorders>
-          </w:tcPr>
-          <w:p>
-            <w:pPr>
-              <w:pStyle w:val="NoSpacing"/>
-              <w:widowControl/>
-              <w:suppressAutoHyphens w:val="true"/>
-              <w:spacing w:before="0" w:after="0"/>
-              <w:rPr>
-                <w:lang w:bidi="fa-IR"/>
-              </w:rPr>
-            </w:pPr>
-            <w:r>
-              <w:rPr>
-                <w:bCs w:val="false"/>
-                <w:iCs w:val="false"/>
-                <w:szCs w:val="24"/>
-                <w:rtl w:val="true"/>
-                <w:lang w:bidi="fa-IR"/>
-              </w:rPr>
-            </w:r>
-          </w:p>
-        </w:tc>
-        <w:tc>
-          <w:tcPr>
-            <w:tcW w:w="453" w:type="dxa"/>
-            <w:tcBorders>
-              <w:top w:val="single" w:sz="4" w:space="0" w:color="808080"/>
-              <w:start w:val="single" w:sz="4" w:space="0" w:color="808080"/>
-              <w:bottom w:val="single" w:sz="4" w:space="0" w:color="808080"/>
-              <w:end w:val="single" w:sz="4" w:space="0" w:color="808080"/>
-            </w:tcBorders>
-          </w:tcPr>
-          <w:p>
-            <w:pPr>
-              <w:pStyle w:val="NoSpacing"/>
-              <w:widowControl/>
-              <w:suppressAutoHyphens w:val="true"/>
-              <w:spacing w:before="0" w:after="0"/>
-              <w:rPr>
-                <w:lang w:bidi="fa-IR"/>
-              </w:rPr>
-            </w:pPr>
-            <w:r>
-              <w:rPr>
-                <w:bCs w:val="false"/>
-                <w:iCs w:val="false"/>
-                <w:szCs w:val="24"/>
-                <w:rtl w:val="true"/>
-                <w:lang w:bidi="fa-IR"/>
-              </w:rPr>
-            </w:r>
-          </w:p>
-        </w:tc>
-        <w:tc>
-          <w:tcPr>
-            <w:tcW w:w="459" w:type="dxa"/>
-            <w:tcBorders>
-              <w:top w:val="single" w:sz="4" w:space="0" w:color="808080"/>
-              <w:start w:val="single" w:sz="4" w:space="0" w:color="808080"/>
-              <w:bottom w:val="single" w:sz="4" w:space="0" w:color="808080"/>
-              <w:end w:val="single" w:sz="4" w:space="0" w:color="808080"/>
-            </w:tcBorders>
-          </w:tcPr>
-          <w:p>
-            <w:pPr>
-              <w:pStyle w:val="NoSpacing"/>
-              <w:widowControl/>
-              <w:suppressAutoHyphens w:val="true"/>
-              <w:spacing w:before="0" w:after="0"/>
-              <w:rPr>
-                <w:lang w:bidi="fa-IR"/>
-              </w:rPr>
-            </w:pPr>
-            <w:r>
-              <w:rPr>
-                <w:bCs w:val="false"/>
-                <w:iCs w:val="false"/>
-                <w:szCs w:val="24"/>
-                <w:rtl w:val="true"/>
-                <w:lang w:bidi="fa-IR"/>
-              </w:rPr>
-            </w:r>
-          </w:p>
-        </w:tc>
-      </w:tr>
-      <w:tr>
-        <w:trPr/>
-        <w:tc>
-          <w:tcPr>
-            <w:tcW w:w="2529" w:type="dxa"/>
-            <w:tcBorders>
-              <w:top w:val="single" w:sz="4" w:space="0" w:color="808080"/>
-              <w:start w:val="single" w:sz="4" w:space="0" w:color="808080"/>
-              <w:bottom w:val="single" w:sz="4" w:space="0" w:color="808080"/>
-              <w:end w:val="single" w:sz="4" w:space="0" w:color="808080"/>
-            </w:tcBorders>
-          </w:tcPr>
-          <w:p>
-            <w:pPr>
-              <w:pStyle w:val="NoSpacing"/>
-              <w:widowControl/>
-              <w:suppressAutoHyphens w:val="true"/>
-              <w:spacing w:before="0" w:after="0"/>
-              <w:rPr>
-                <w:lang w:bidi="fa-IR"/>
-              </w:rPr>
-            </w:pPr>
-            <w:r>
-              <w:rPr>
-                <w:rFonts w:eastAsia="Aptos" w:hint="cs"/>
-                <w:bCs w:val="false"/>
-                <w:iCs w:val="false"/>
-                <w:kern w:val="2"/>
-                <w:szCs w:val="24"/>
-                <w:lang w:val="en-US" w:eastAsia="en-US" w:bidi="fa-IR"/>
-              </w:rPr>
-              <w:t>3</w:t>
-            </w:r>
-            <w:r>
-              <w:rPr>
-                <w:rFonts w:eastAsia="Aptos" w:hint="cs"/>
-                <w:bCs w:val="false"/>
-                <w:iCs w:val="false"/>
-                <w:kern w:val="2"/>
-                <w:szCs w:val="24"/>
-                <w:rtl w:val="true"/>
-                <w:lang w:val="en-US" w:eastAsia="en-US" w:bidi="fa-IR"/>
-              </w:rPr>
-              <w:t xml:space="preserve">. </w:t>
-            </w:r>
-            <w:r>
-              <w:rPr>
-                <w:rFonts w:eastAsia="Aptos" w:hint="cs"/>
-                <w:b w:val="false"/>
-                <w:bCs w:val="false"/>
-                <w:i w:val="false"/>
-                <w:iCs w:val="false"/>
-                <w:kern w:val="2"/>
-                <w:sz w:val="24"/>
-                <w:szCs w:val="24"/>
-                <w:rtl w:val="true"/>
-                <w:lang w:val="en-US" w:eastAsia="en-US" w:bidi="fa-IR"/>
-              </w:rPr>
-              <w:t>شبیه‌سازی‌ها و ارزیابی طرح پیشنهادی</w:t>
-            </w:r>
-          </w:p>
-        </w:tc>
-        <w:tc>
-          <w:tcPr>
-            <w:tcW w:w="340" w:type="dxa"/>
-            <w:tcBorders>
-              <w:top w:val="single" w:sz="4" w:space="0" w:color="808080"/>
-              <w:start w:val="single" w:sz="4" w:space="0" w:color="808080"/>
-              <w:bottom w:val="single" w:sz="4" w:space="0" w:color="808080"/>
-              <w:end w:val="single" w:sz="4" w:space="0" w:color="808080"/>
-            </w:tcBorders>
-          </w:tcPr>
-          <w:p>
-            <w:pPr>
-              <w:pStyle w:val="NoSpacing"/>
-              <w:widowControl/>
-              <w:suppressAutoHyphens w:val="true"/>
-              <w:spacing w:before="0" w:after="0"/>
-              <w:rPr>
-                <w:lang w:bidi="fa-IR"/>
-              </w:rPr>
-            </w:pPr>
-            <w:r>
-              <w:rPr>
-                <w:bCs w:val="false"/>
-                <w:iCs w:val="false"/>
-                <w:szCs w:val="24"/>
-                <w:rtl w:val="true"/>
-                <w:lang w:bidi="fa-IR"/>
-              </w:rPr>
-            </w:r>
-          </w:p>
-        </w:tc>
-        <w:tc>
-          <w:tcPr>
-            <w:tcW w:w="329" w:type="dxa"/>
-            <w:tcBorders>
-              <w:top w:val="single" w:sz="4" w:space="0" w:color="808080"/>
-              <w:start w:val="single" w:sz="4" w:space="0" w:color="808080"/>
-              <w:bottom w:val="single" w:sz="4" w:space="0" w:color="808080"/>
-              <w:end w:val="single" w:sz="4" w:space="0" w:color="808080"/>
-            </w:tcBorders>
-          </w:tcPr>
-          <w:p>
-            <w:pPr>
-              <w:pStyle w:val="NoSpacing"/>
-              <w:widowControl/>
-              <w:suppressAutoHyphens w:val="true"/>
-              <w:spacing w:before="0" w:after="0"/>
-              <w:rPr>
-                <w:lang w:bidi="fa-IR"/>
-              </w:rPr>
-            </w:pPr>
-            <w:r>
-              <w:rPr>
-                <w:bCs w:val="false"/>
-                <w:iCs w:val="false"/>
-                <w:szCs w:val="24"/>
-                <w:rtl w:val="true"/>
-                <w:lang w:bidi="fa-IR"/>
-              </w:rPr>
-            </w:r>
-          </w:p>
-        </w:tc>
-        <w:tc>
-          <w:tcPr>
-            <w:tcW w:w="342" w:type="dxa"/>
-            <w:tcBorders>
-              <w:top w:val="single" w:sz="4" w:space="0" w:color="808080"/>
-              <w:start w:val="single" w:sz="4" w:space="0" w:color="808080"/>
-              <w:bottom w:val="single" w:sz="4" w:space="0" w:color="808080"/>
-              <w:end w:val="single" w:sz="4" w:space="0" w:color="808080"/>
-            </w:tcBorders>
-          </w:tcPr>
-          <w:p>
-            <w:pPr>
-              <w:pStyle w:val="NoSpacing"/>
-              <w:widowControl/>
-              <w:suppressAutoHyphens w:val="true"/>
-              <w:spacing w:before="0" w:after="0"/>
-              <w:rPr>
-                <w:lang w:bidi="fa-IR"/>
-              </w:rPr>
-            </w:pPr>
-            <w:r>
-              <w:rPr>
-                <w:bCs w:val="false"/>
-                <w:iCs w:val="false"/>
-                <w:szCs w:val="24"/>
-                <w:rtl w:val="true"/>
-                <w:lang w:bidi="fa-IR"/>
-              </w:rPr>
-            </w:r>
-          </w:p>
-        </w:tc>
-        <w:tc>
-          <w:tcPr>
-            <w:tcW w:w="335" w:type="dxa"/>
-            <w:tcBorders>
-              <w:top w:val="single" w:sz="4" w:space="0" w:color="808080"/>
-              <w:start w:val="single" w:sz="4" w:space="0" w:color="808080"/>
-              <w:bottom w:val="single" w:sz="4" w:space="0" w:color="808080"/>
-              <w:end w:val="single" w:sz="4" w:space="0" w:color="808080"/>
-            </w:tcBorders>
-          </w:tcPr>
-          <w:p>
-            <w:pPr>
-              <w:pStyle w:val="NoSpacing"/>
-              <w:widowControl/>
-              <w:suppressAutoHyphens w:val="true"/>
-              <w:spacing w:before="0" w:after="0"/>
-              <w:rPr>
-                <w:lang w:bidi="fa-IR"/>
-              </w:rPr>
-            </w:pPr>
-            <w:r>
-              <w:rPr>
-                <w:bCs w:val="false"/>
-                <w:iCs w:val="false"/>
-                <w:szCs w:val="24"/>
                 <w:rtl w:val="true"/>
                 <w:lang w:bidi="fa-IR"/>
               </w:rPr>
@@ -15132,7 +14768,7 @@
         </w:tc>
         <w:tc>
           <w:tcPr>
-            <w:tcW w:w="329" w:type="dxa"/>
+            <w:tcW w:w="327" w:type="dxa"/>
             <w:tcBorders>
               <w:top w:val="single" w:sz="4" w:space="0" w:color="808080"/>
               <w:start w:val="single" w:sz="4" w:space="0" w:color="808080"/>
@@ -15164,7 +14800,7 @@
         </w:tc>
         <w:tc>
           <w:tcPr>
-            <w:tcW w:w="342" w:type="dxa"/>
+            <w:tcW w:w="344" w:type="dxa"/>
             <w:tcBorders>
               <w:top w:val="single" w:sz="4" w:space="0" w:color="808080"/>
               <w:start w:val="single" w:sz="4" w:space="0" w:color="808080"/>
@@ -15248,9 +14884,6 @@
             </w:pPr>
             <w:r>
               <w:rPr>
-                <w:bCs w:val="false"/>
-                <w:iCs w:val="false"/>
-                <w:szCs w:val="24"/>
                 <w:rtl w:val="true"/>
                 <w:lang w:bidi="fa-IR"/>
               </w:rPr>
@@ -15279,9 +14912,6 @@
             </w:pPr>
             <w:r>
               <w:rPr>
-                <w:bCs w:val="false"/>
-                <w:iCs w:val="false"/>
-                <w:szCs w:val="24"/>
                 <w:rtl w:val="true"/>
                 <w:lang w:bidi="fa-IR"/>
               </w:rPr>
@@ -15310,9 +14940,6 @@
             </w:pPr>
             <w:r>
               <w:rPr>
-                <w:bCs w:val="false"/>
-                <w:iCs w:val="false"/>
-                <w:szCs w:val="24"/>
                 <w:rtl w:val="true"/>
                 <w:lang w:bidi="fa-IR"/>
               </w:rPr>
@@ -15341,9 +14968,6 @@
             </w:pPr>
             <w:r>
               <w:rPr>
-                <w:bCs w:val="false"/>
-                <w:iCs w:val="false"/>
-                <w:szCs w:val="24"/>
                 <w:rtl w:val="true"/>
                 <w:lang w:bidi="fa-IR"/>
               </w:rPr>
@@ -15372,9 +14996,6 @@
             </w:pPr>
             <w:r>
               <w:rPr>
-                <w:bCs w:val="false"/>
-                <w:iCs w:val="false"/>
-                <w:szCs w:val="24"/>
                 <w:rtl w:val="true"/>
                 <w:lang w:bidi="fa-IR"/>
               </w:rPr>
@@ -15403,9 +15024,6 @@
             </w:pPr>
             <w:r>
               <w:rPr>
-                <w:bCs w:val="false"/>
-                <w:iCs w:val="false"/>
-                <w:szCs w:val="24"/>
                 <w:rtl w:val="true"/>
                 <w:lang w:bidi="fa-IR"/>
               </w:rPr>
@@ -15434,9 +15052,6 @@
             </w:pPr>
             <w:r>
               <w:rPr>
-                <w:bCs w:val="false"/>
-                <w:iCs w:val="false"/>
-                <w:szCs w:val="24"/>
                 <w:rtl w:val="true"/>
                 <w:lang w:bidi="fa-IR"/>
               </w:rPr>
@@ -15465,9 +15080,6 @@
             </w:pPr>
             <w:r>
               <w:rPr>
-                <w:bCs w:val="false"/>
-                <w:iCs w:val="false"/>
-                <w:szCs w:val="24"/>
                 <w:rtl w:val="true"/>
                 <w:lang w:bidi="fa-IR"/>
               </w:rPr>
@@ -15496,9 +15108,6 @@
             </w:pPr>
             <w:r>
               <w:rPr>
-                <w:bCs w:val="false"/>
-                <w:iCs w:val="false"/>
-                <w:szCs w:val="24"/>
                 <w:rtl w:val="true"/>
                 <w:lang w:bidi="fa-IR"/>
               </w:rPr>
@@ -15510,7 +15119,7 @@
         <w:trPr/>
         <w:tc>
           <w:tcPr>
-            <w:tcW w:w="2529" w:type="dxa"/>
+            <w:tcW w:w="2527" w:type="dxa"/>
             <w:tcBorders>
               <w:top w:val="single" w:sz="4" w:space="0" w:color="808080"/>
               <w:start w:val="single" w:sz="4" w:space="0" w:color="808080"/>
@@ -15555,6 +15164,7 @@
               <w:rPr>
                 <w:rFonts w:eastAsia="Aptos" w:hint="cs"/>
                 <w:b w:val="false"/>
+                <w:b w:val="false"/>
                 <w:bCs w:val="false"/>
                 <w:i w:val="false"/>
                 <w:iCs w:val="false"/>
@@ -15570,7 +15180,7 @@
         </w:tc>
         <w:tc>
           <w:tcPr>
-            <w:tcW w:w="340" w:type="dxa"/>
+            <w:tcW w:w="342" w:type="dxa"/>
             <w:tcBorders>
               <w:top w:val="single" w:sz="4" w:space="0" w:color="808080"/>
               <w:start w:val="single" w:sz="4" w:space="0" w:color="808080"/>
@@ -15590,9 +15200,90 @@
             </w:pPr>
             <w:r>
               <w:rPr>
-                <w:bCs w:val="false"/>
-                <w:iCs w:val="false"/>
-                <w:szCs w:val="24"/>
+                <w:rtl w:val="true"/>
+                <w:lang w:bidi="fa-IR"/>
+              </w:rPr>
+            </w:r>
+          </w:p>
+        </w:tc>
+        <w:tc>
+          <w:tcPr>
+            <w:tcW w:w="327" w:type="dxa"/>
+            <w:tcBorders>
+              <w:top w:val="single" w:sz="4" w:space="0" w:color="808080"/>
+              <w:start w:val="single" w:sz="4" w:space="0" w:color="808080"/>
+              <w:bottom w:val="single" w:sz="4" w:space="0" w:color="808080"/>
+              <w:end w:val="single" w:sz="4" w:space="0" w:color="808080"/>
+            </w:tcBorders>
+          </w:tcPr>
+          <w:p>
+            <w:pPr>
+              <w:pStyle w:val="NoSpacing"/>
+              <w:widowControl/>
+              <w:suppressAutoHyphens w:val="true"/>
+              <w:spacing w:before="0" w:after="0"/>
+              <w:rPr>
+                <w:lang w:bidi="fa-IR"/>
+              </w:rPr>
+            </w:pPr>
+            <w:r>
+              <w:rPr>
+                <w:rtl w:val="true"/>
+                <w:lang w:bidi="fa-IR"/>
+              </w:rPr>
+            </w:r>
+          </w:p>
+        </w:tc>
+        <w:tc>
+          <w:tcPr>
+            <w:tcW w:w="344" w:type="dxa"/>
+            <w:tcBorders>
+              <w:top w:val="single" w:sz="4" w:space="0" w:color="808080"/>
+              <w:start w:val="single" w:sz="4" w:space="0" w:color="808080"/>
+              <w:bottom w:val="single" w:sz="4" w:space="0" w:color="808080"/>
+              <w:end w:val="single" w:sz="4" w:space="0" w:color="808080"/>
+            </w:tcBorders>
+          </w:tcPr>
+          <w:p>
+            <w:pPr>
+              <w:pStyle w:val="NoSpacing"/>
+              <w:widowControl/>
+              <w:suppressAutoHyphens w:val="true"/>
+              <w:spacing w:before="0" w:after="0"/>
+              <w:rPr>
+                <w:lang w:bidi="fa-IR"/>
+              </w:rPr>
+            </w:pPr>
+            <w:r>
+              <w:rPr>
+                <w:rtl w:val="true"/>
+                <w:lang w:bidi="fa-IR"/>
+              </w:rPr>
+            </w:r>
+          </w:p>
+        </w:tc>
+        <w:tc>
+          <w:tcPr>
+            <w:tcW w:w="335" w:type="dxa"/>
+            <w:tcBorders>
+              <w:top w:val="single" w:sz="4" w:space="0" w:color="808080"/>
+              <w:start w:val="single" w:sz="4" w:space="0" w:color="808080"/>
+              <w:bottom w:val="single" w:sz="4" w:space="0" w:color="808080"/>
+              <w:end w:val="single" w:sz="4" w:space="0" w:color="808080"/>
+            </w:tcBorders>
+          </w:tcPr>
+          <w:p>
+            <w:pPr>
+              <w:pStyle w:val="NoSpacing"/>
+              <w:widowControl/>
+              <w:suppressAutoHyphens w:val="true"/>
+              <w:spacing w:before="0" w:after="0"/>
+              <w:rPr>
+                <w:lang w:bidi="fa-IR"/>
+              </w:rPr>
+            </w:pPr>
+            <w:r>
+              <w:rPr>
                 <w:rtl w:val="true"/>
                 <w:lang w:bidi="fa-IR"/>
               </w:rPr>
@@ -15621,9 +15312,6 @@
             </w:pPr>
             <w:r>
               <w:rPr>
-                <w:bCs w:val="false"/>
-                <w:iCs w:val="false"/>
-                <w:szCs w:val="24"/>
                 <w:rtl w:val="true"/>
                 <w:lang w:bidi="fa-IR"/>
               </w:rPr>
@@ -15652,9 +15340,6 @@
             </w:pPr>
             <w:r>
               <w:rPr>
-                <w:bCs w:val="false"/>
-                <w:iCs w:val="false"/>
-                <w:szCs w:val="24"/>
                 <w:rtl w:val="true"/>
                 <w:lang w:bidi="fa-IR"/>
               </w:rPr>
@@ -15663,7 +15348,7 @@
         </w:tc>
         <w:tc>
           <w:tcPr>
-            <w:tcW w:w="335" w:type="dxa"/>
+            <w:tcW w:w="327" w:type="dxa"/>
             <w:tcBorders>
               <w:top w:val="single" w:sz="4" w:space="0" w:color="808080"/>
               <w:start w:val="single" w:sz="4" w:space="0" w:color="808080"/>
@@ -15683,9 +15368,6 @@
             </w:pPr>
             <w:r>
               <w:rPr>
-                <w:bCs w:val="false"/>
-                <w:iCs w:val="false"/>
-                <w:szCs w:val="24"/>
                 <w:rtl w:val="true"/>
                 <w:lang w:bidi="fa-IR"/>
               </w:rPr>
@@ -15694,7 +15376,7 @@
         </w:tc>
         <w:tc>
           <w:tcPr>
-            <w:tcW w:w="329" w:type="dxa"/>
+            <w:tcW w:w="344" w:type="dxa"/>
             <w:tcBorders>
               <w:top w:val="single" w:sz="4" w:space="0" w:color="808080"/>
               <w:start w:val="single" w:sz="4" w:space="0" w:color="808080"/>
@@ -15714,102 +15396,6 @@
             </w:pPr>
             <w:r>
               <w:rPr>
-                <w:bCs w:val="false"/>
-                <w:iCs w:val="false"/>
-                <w:szCs w:val="24"/>
-                <w:rtl w:val="true"/>
-                <w:lang w:bidi="fa-IR"/>
-              </w:rPr>
-            </w:r>
-          </w:p>
-        </w:tc>
-        <w:tc>
-          <w:tcPr>
-            <w:tcW w:w="342" w:type="dxa"/>
-            <w:tcBorders>
-              <w:top w:val="single" w:sz="4" w:space="0" w:color="808080"/>
-              <w:start w:val="single" w:sz="4" w:space="0" w:color="808080"/>
-              <w:bottom w:val="single" w:sz="4" w:space="0" w:color="808080"/>
-              <w:end w:val="single" w:sz="4" w:space="0" w:color="808080"/>
-            </w:tcBorders>
-          </w:tcPr>
-          <w:p>
-            <w:pPr>
-              <w:pStyle w:val="NoSpacing"/>
-              <w:widowControl/>
-              <w:suppressAutoHyphens w:val="true"/>
-              <w:spacing w:before="0" w:after="0"/>
-              <w:rPr>
-                <w:lang w:bidi="fa-IR"/>
-              </w:rPr>
-            </w:pPr>
-            <w:r>
-              <w:rPr>
-                <w:bCs w:val="false"/>
-                <w:iCs w:val="false"/>
-                <w:szCs w:val="24"/>
-                <w:rtl w:val="true"/>
-                <w:lang w:bidi="fa-IR"/>
-              </w:rPr>
-            </w:r>
-          </w:p>
-        </w:tc>
-        <w:tc>
-          <w:tcPr>
-            <w:tcW w:w="329" w:type="dxa"/>
-            <w:tcBorders>
-              <w:top w:val="single" w:sz="4" w:space="0" w:color="808080"/>
-              <w:start w:val="single" w:sz="4" w:space="0" w:color="808080"/>
-              <w:bottom w:val="single" w:sz="4" w:space="0" w:color="808080"/>
-              <w:end w:val="single" w:sz="4" w:space="0" w:color="808080"/>
-            </w:tcBorders>
-          </w:tcPr>
-          <w:p>
-            <w:pPr>
-              <w:pStyle w:val="NoSpacing"/>
-              <w:widowControl/>
-              <w:suppressAutoHyphens w:val="true"/>
-              <w:spacing w:before="0" w:after="0"/>
-              <w:rPr>
-                <w:lang w:bidi="fa-IR"/>
-              </w:rPr>
-            </w:pPr>
-            <w:r>
-              <w:rPr>
-                <w:bCs w:val="false"/>
-                <w:iCs w:val="false"/>
-                <w:szCs w:val="24"/>
-                <w:rtl w:val="true"/>
-                <w:lang w:bidi="fa-IR"/>
-              </w:rPr>
-            </w:r>
-          </w:p>
-        </w:tc>
-        <w:tc>
-          <w:tcPr>
-            <w:tcW w:w="342" w:type="dxa"/>
-            <w:tcBorders>
-              <w:top w:val="single" w:sz="4" w:space="0" w:color="808080"/>
-              <w:start w:val="single" w:sz="4" w:space="0" w:color="808080"/>
-              <w:bottom w:val="single" w:sz="4" w:space="0" w:color="808080"/>
-              <w:end w:val="single" w:sz="4" w:space="0" w:color="808080"/>
-            </w:tcBorders>
-          </w:tcPr>
-          <w:p>
-            <w:pPr>
-              <w:pStyle w:val="NoSpacing"/>
-              <w:widowControl/>
-              <w:suppressAutoHyphens w:val="true"/>
-              <w:spacing w:before="0" w:after="0"/>
-              <w:rPr>
-                <w:lang w:bidi="fa-IR"/>
-              </w:rPr>
-            </w:pPr>
-            <w:r>
-              <w:rPr>
-                <w:bCs w:val="false"/>
-                <w:iCs w:val="false"/>
-                <w:szCs w:val="24"/>
                 <w:rtl w:val="true"/>
                 <w:lang w:bidi="fa-IR"/>
               </w:rPr>
@@ -15934,9 +15520,6 @@
             </w:pPr>
             <w:r>
               <w:rPr>
-                <w:bCs w:val="false"/>
-                <w:iCs w:val="false"/>
-                <w:szCs w:val="24"/>
                 <w:rtl w:val="true"/>
                 <w:lang w:bidi="fa-IR"/>
               </w:rPr>
@@ -15965,9 +15548,6 @@
             </w:pPr>
             <w:r>
               <w:rPr>
-                <w:bCs w:val="false"/>
-                <w:iCs w:val="false"/>
-                <w:szCs w:val="24"/>
                 <w:rtl w:val="true"/>
                 <w:lang w:bidi="fa-IR"/>
               </w:rPr>
@@ -15996,9 +15576,6 @@
             </w:pPr>
             <w:r>
               <w:rPr>
-                <w:bCs w:val="false"/>
-                <w:iCs w:val="false"/>
-                <w:szCs w:val="24"/>
                 <w:rtl w:val="true"/>
                 <w:lang w:bidi="fa-IR"/>
               </w:rPr>
@@ -16027,9 +15604,6 @@
             </w:pPr>
             <w:r>
               <w:rPr>
-                <w:bCs w:val="false"/>
-                <w:iCs w:val="false"/>
-                <w:szCs w:val="24"/>
                 <w:rtl w:val="true"/>
                 <w:lang w:bidi="fa-IR"/>
               </w:rPr>
@@ -16058,9 +15632,6 @@
             </w:pPr>
             <w:r>
               <w:rPr>
-                <w:bCs w:val="false"/>
-                <w:iCs w:val="false"/>
-                <w:szCs w:val="24"/>
                 <w:rtl w:val="true"/>
                 <w:lang w:bidi="fa-IR"/>
               </w:rPr>
@@ -16089,9 +15660,6 @@
             </w:pPr>
             <w:r>
               <w:rPr>
-                <w:bCs w:val="false"/>
-                <w:iCs w:val="false"/>
-                <w:szCs w:val="24"/>
                 <w:rtl w:val="true"/>
                 <w:lang w:bidi="fa-IR"/>
               </w:rPr>
@@ -16120,9 +15688,6 @@
             </w:pPr>
             <w:r>
               <w:rPr>
-                <w:bCs w:val="false"/>
-                <w:iCs w:val="false"/>
-                <w:szCs w:val="24"/>
                 <w:rtl w:val="true"/>
                 <w:lang w:bidi="fa-IR"/>
               </w:rPr>
@@ -16134,7 +15699,7 @@
         <w:trPr/>
         <w:tc>
           <w:tcPr>
-            <w:tcW w:w="2529" w:type="dxa"/>
+            <w:tcW w:w="2527" w:type="dxa"/>
             <w:tcBorders>
               <w:top w:val="single" w:sz="4" w:space="0" w:color="808080"/>
               <w:start w:val="single" w:sz="4" w:space="0" w:color="808080"/>
@@ -16167,7 +15732,7 @@
         </w:tc>
         <w:tc>
           <w:tcPr>
-            <w:tcW w:w="340" w:type="dxa"/>
+            <w:tcW w:w="342" w:type="dxa"/>
             <w:tcBorders>
               <w:top w:val="single" w:sz="4" w:space="0" w:color="808080"/>
               <w:start w:val="single" w:sz="4" w:space="0" w:color="808080"/>
@@ -16187,9 +15752,90 @@
             </w:pPr>
             <w:r>
               <w:rPr>
-                <w:bCs w:val="false"/>
-                <w:iCs w:val="false"/>
-                <w:szCs w:val="24"/>
+                <w:rtl w:val="true"/>
+                <w:lang w:bidi="fa-IR"/>
+              </w:rPr>
+            </w:r>
+          </w:p>
+        </w:tc>
+        <w:tc>
+          <w:tcPr>
+            <w:tcW w:w="327" w:type="dxa"/>
+            <w:tcBorders>
+              <w:top w:val="single" w:sz="4" w:space="0" w:color="808080"/>
+              <w:start w:val="single" w:sz="4" w:space="0" w:color="808080"/>
+              <w:bottom w:val="single" w:sz="4" w:space="0" w:color="808080"/>
+              <w:end w:val="single" w:sz="4" w:space="0" w:color="808080"/>
+            </w:tcBorders>
+          </w:tcPr>
+          <w:p>
+            <w:pPr>
+              <w:pStyle w:val="NoSpacing"/>
+              <w:widowControl/>
+              <w:suppressAutoHyphens w:val="true"/>
+              <w:spacing w:before="0" w:after="0"/>
+              <w:rPr>
+                <w:lang w:bidi="fa-IR"/>
+              </w:rPr>
+            </w:pPr>
+            <w:r>
+              <w:rPr>
+                <w:rtl w:val="true"/>
+                <w:lang w:bidi="fa-IR"/>
+              </w:rPr>
+            </w:r>
+          </w:p>
+        </w:tc>
+        <w:tc>
+          <w:tcPr>
+            <w:tcW w:w="344" w:type="dxa"/>
+            <w:tcBorders>
+              <w:top w:val="single" w:sz="4" w:space="0" w:color="808080"/>
+              <w:start w:val="single" w:sz="4" w:space="0" w:color="808080"/>
+              <w:bottom w:val="single" w:sz="4" w:space="0" w:color="808080"/>
+              <w:end w:val="single" w:sz="4" w:space="0" w:color="808080"/>
+            </w:tcBorders>
+          </w:tcPr>
+          <w:p>
+            <w:pPr>
+              <w:pStyle w:val="NoSpacing"/>
+              <w:widowControl/>
+              <w:suppressAutoHyphens w:val="true"/>
+              <w:spacing w:before="0" w:after="0"/>
+              <w:rPr>
+                <w:lang w:bidi="fa-IR"/>
+              </w:rPr>
+            </w:pPr>
+            <w:r>
+              <w:rPr>
+                <w:rtl w:val="true"/>
+                <w:lang w:bidi="fa-IR"/>
+              </w:rPr>
+            </w:r>
+          </w:p>
+        </w:tc>
+        <w:tc>
+          <w:tcPr>
+            <w:tcW w:w="335" w:type="dxa"/>
+            <w:tcBorders>
+              <w:top w:val="single" w:sz="4" w:space="0" w:color="808080"/>
+              <w:start w:val="single" w:sz="4" w:space="0" w:color="808080"/>
+              <w:bottom w:val="single" w:sz="4" w:space="0" w:color="808080"/>
+              <w:end w:val="single" w:sz="4" w:space="0" w:color="808080"/>
+            </w:tcBorders>
+          </w:tcPr>
+          <w:p>
+            <w:pPr>
+              <w:pStyle w:val="NoSpacing"/>
+              <w:widowControl/>
+              <w:suppressAutoHyphens w:val="true"/>
+              <w:spacing w:before="0" w:after="0"/>
+              <w:rPr>
+                <w:lang w:bidi="fa-IR"/>
+              </w:rPr>
+            </w:pPr>
+            <w:r>
+              <w:rPr>
                 <w:rtl w:val="true"/>
                 <w:lang w:bidi="fa-IR"/>
               </w:rPr>
@@ -16218,9 +15864,6 @@
             </w:pPr>
             <w:r>
               <w:rPr>
-                <w:bCs w:val="false"/>
-                <w:iCs w:val="false"/>
-                <w:szCs w:val="24"/>
                 <w:rtl w:val="true"/>
                 <w:lang w:bidi="fa-IR"/>
               </w:rPr>
@@ -16249,9 +15892,62 @@
             </w:pPr>
             <w:r>
               <w:rPr>
-                <w:bCs w:val="false"/>
-                <w:iCs w:val="false"/>
-                <w:szCs w:val="24"/>
+                <w:rtl w:val="true"/>
+                <w:lang w:bidi="fa-IR"/>
+              </w:rPr>
+            </w:r>
+          </w:p>
+        </w:tc>
+        <w:tc>
+          <w:tcPr>
+            <w:tcW w:w="327" w:type="dxa"/>
+            <w:tcBorders>
+              <w:top w:val="single" w:sz="4" w:space="0" w:color="808080"/>
+              <w:start w:val="single" w:sz="4" w:space="0" w:color="808080"/>
+              <w:bottom w:val="single" w:sz="4" w:space="0" w:color="808080"/>
+              <w:end w:val="single" w:sz="4" w:space="0" w:color="808080"/>
+            </w:tcBorders>
+          </w:tcPr>
+          <w:p>
+            <w:pPr>
+              <w:pStyle w:val="NoSpacing"/>
+              <w:widowControl/>
+              <w:suppressAutoHyphens w:val="true"/>
+              <w:spacing w:before="0" w:after="0"/>
+              <w:rPr>
+                <w:lang w:bidi="fa-IR"/>
+              </w:rPr>
+            </w:pPr>
+            <w:r>
+              <w:rPr>
+                <w:rtl w:val="true"/>
+                <w:lang w:bidi="fa-IR"/>
+              </w:rPr>
+            </w:r>
+          </w:p>
+        </w:tc>
+        <w:tc>
+          <w:tcPr>
+            <w:tcW w:w="344" w:type="dxa"/>
+            <w:tcBorders>
+              <w:top w:val="single" w:sz="4" w:space="0" w:color="808080"/>
+              <w:start w:val="single" w:sz="4" w:space="0" w:color="808080"/>
+              <w:bottom w:val="single" w:sz="4" w:space="0" w:color="808080"/>
+              <w:end w:val="single" w:sz="4" w:space="0" w:color="808080"/>
+            </w:tcBorders>
+          </w:tcPr>
+          <w:p>
+            <w:pPr>
+              <w:pStyle w:val="NoSpacing"/>
+              <w:widowControl/>
+              <w:suppressAutoHyphens w:val="true"/>
+              <w:spacing w:before="0" w:after="0"/>
+              <w:rPr>
+                <w:lang w:bidi="fa-IR"/>
+              </w:rPr>
+            </w:pPr>
+            <w:r>
+              <w:rPr>
                 <w:rtl w:val="true"/>
                 <w:lang w:bidi="fa-IR"/>
               </w:rPr>
@@ -16280,164 +15976,6 @@
             </w:pPr>
             <w:r>
               <w:rPr>
-                <w:bCs w:val="false"/>
-                <w:iCs w:val="false"/>
-                <w:szCs w:val="24"/>
-                <w:rtl w:val="true"/>
-                <w:lang w:bidi="fa-IR"/>
-              </w:rPr>
-            </w:r>
-          </w:p>
-        </w:tc>
-        <w:tc>
-          <w:tcPr>
-            <w:tcW w:w="329" w:type="dxa"/>
-            <w:tcBorders>
-              <w:top w:val="single" w:sz="4" w:space="0" w:color="808080"/>
-              <w:start w:val="single" w:sz="4" w:space="0" w:color="808080"/>
-              <w:bottom w:val="single" w:sz="4" w:space="0" w:color="808080"/>
-              <w:end w:val="single" w:sz="4" w:space="0" w:color="808080"/>
-            </w:tcBorders>
-          </w:tcPr>
-          <w:p>
-            <w:pPr>
-              <w:pStyle w:val="NoSpacing"/>
-              <w:widowControl/>
-              <w:suppressAutoHyphens w:val="true"/>
-              <w:spacing w:before="0" w:after="0"/>
-              <w:rPr>
-                <w:lang w:bidi="fa-IR"/>
-              </w:rPr>
-            </w:pPr>
-            <w:r>
-              <w:rPr>
-                <w:bCs w:val="false"/>
-                <w:iCs w:val="false"/>
-                <w:szCs w:val="24"/>
-                <w:rtl w:val="true"/>
-                <w:lang w:bidi="fa-IR"/>
-              </w:rPr>
-            </w:r>
-          </w:p>
-        </w:tc>
-        <w:tc>
-          <w:tcPr>
-            <w:tcW w:w="342" w:type="dxa"/>
-            <w:tcBorders>
-              <w:top w:val="single" w:sz="4" w:space="0" w:color="808080"/>
-              <w:start w:val="single" w:sz="4" w:space="0" w:color="808080"/>
-              <w:bottom w:val="single" w:sz="4" w:space="0" w:color="808080"/>
-              <w:end w:val="single" w:sz="4" w:space="0" w:color="808080"/>
-            </w:tcBorders>
-          </w:tcPr>
-          <w:p>
-            <w:pPr>
-              <w:pStyle w:val="NoSpacing"/>
-              <w:widowControl/>
-              <w:suppressAutoHyphens w:val="true"/>
-              <w:spacing w:before="0" w:after="0"/>
-              <w:rPr>
-                <w:lang w:bidi="fa-IR"/>
-              </w:rPr>
-            </w:pPr>
-            <w:r>
-              <w:rPr>
-                <w:bCs w:val="false"/>
-                <w:iCs w:val="false"/>
-                <w:szCs w:val="24"/>
-                <w:rtl w:val="true"/>
-                <w:lang w:bidi="fa-IR"/>
-              </w:rPr>
-            </w:r>
-          </w:p>
-        </w:tc>
-        <w:tc>
-          <w:tcPr>
-            <w:tcW w:w="329" w:type="dxa"/>
-            <w:tcBorders>
-              <w:top w:val="single" w:sz="4" w:space="0" w:color="808080"/>
-              <w:start w:val="single" w:sz="4" w:space="0" w:color="808080"/>
-              <w:bottom w:val="single" w:sz="4" w:space="0" w:color="808080"/>
-              <w:end w:val="single" w:sz="4" w:space="0" w:color="808080"/>
-            </w:tcBorders>
-          </w:tcPr>
-          <w:p>
-            <w:pPr>
-              <w:pStyle w:val="NoSpacing"/>
-              <w:widowControl/>
-              <w:suppressAutoHyphens w:val="true"/>
-              <w:spacing w:before="0" w:after="0"/>
-              <w:rPr>
-                <w:lang w:bidi="fa-IR"/>
-              </w:rPr>
-            </w:pPr>
-            <w:r>
-              <w:rPr>
-                <w:bCs w:val="false"/>
-                <w:iCs w:val="false"/>
-                <w:szCs w:val="24"/>
-                <w:rtl w:val="true"/>
-                <w:lang w:bidi="fa-IR"/>
-              </w:rPr>
-            </w:r>
-          </w:p>
-        </w:tc>
-        <w:tc>
-          <w:tcPr>
-            <w:tcW w:w="342" w:type="dxa"/>
-            <w:tcBorders>
-              <w:top w:val="single" w:sz="4" w:space="0" w:color="808080"/>
-              <w:start w:val="single" w:sz="4" w:space="0" w:color="808080"/>
-              <w:bottom w:val="single" w:sz="4" w:space="0" w:color="808080"/>
-              <w:end w:val="single" w:sz="4" w:space="0" w:color="808080"/>
-            </w:tcBorders>
-          </w:tcPr>
-          <w:p>
-            <w:pPr>
-              <w:pStyle w:val="NoSpacing"/>
-              <w:widowControl/>
-              <w:suppressAutoHyphens w:val="true"/>
-              <w:spacing w:before="0" w:after="0"/>
-              <w:rPr>
-                <w:lang w:bidi="fa-IR"/>
-              </w:rPr>
-            </w:pPr>
-            <w:r>
-              <w:rPr>
-                <w:bCs w:val="false"/>
-                <w:iCs w:val="false"/>
-                <w:szCs w:val="24"/>
-                <w:rtl w:val="true"/>
-                <w:lang w:bidi="fa-IR"/>
-              </w:rPr>
-            </w:r>
-          </w:p>
-        </w:tc>
-        <w:tc>
-          <w:tcPr>
-            <w:tcW w:w="335" w:type="dxa"/>
-            <w:tcBorders>
-              <w:top w:val="single" w:sz="4" w:space="0" w:color="808080"/>
-              <w:start w:val="single" w:sz="4" w:space="0" w:color="808080"/>
-              <w:bottom w:val="single" w:sz="4" w:space="0" w:color="808080"/>
-              <w:end w:val="single" w:sz="4" w:space="0" w:color="808080"/>
-            </w:tcBorders>
-          </w:tcPr>
-          <w:p>
-            <w:pPr>
-              <w:pStyle w:val="NoSpacing"/>
-              <w:widowControl/>
-              <w:suppressAutoHyphens w:val="true"/>
-              <w:spacing w:before="0" w:after="0"/>
-              <w:rPr>
-                <w:lang w:bidi="fa-IR"/>
-              </w:rPr>
-            </w:pPr>
-            <w:r>
-              <w:rPr>
-                <w:bCs w:val="false"/>
-                <w:iCs w:val="false"/>
-                <w:szCs w:val="24"/>
                 <w:rtl w:val="true"/>
                 <w:lang w:bidi="fa-IR"/>
               </w:rPr>
@@ -16466,9 +16004,6 @@
             </w:pPr>
             <w:r>
               <w:rPr>
-                <w:bCs w:val="false"/>
-                <w:iCs w:val="false"/>
-                <w:szCs w:val="24"/>
                 <w:rtl w:val="true"/>
                 <w:lang w:bidi="fa-IR"/>
               </w:rPr>
@@ -16497,9 +16032,6 @@
             </w:pPr>
             <w:r>
               <w:rPr>
-                <w:bCs w:val="false"/>
-                <w:iCs w:val="false"/>
-                <w:szCs w:val="24"/>
                 <w:rtl w:val="true"/>
                 <w:lang w:bidi="fa-IR"/>
               </w:rPr>
@@ -16528,9 +16060,6 @@
             </w:pPr>
             <w:r>
               <w:rPr>
-                <w:bCs w:val="false"/>
-                <w:iCs w:val="false"/>
-                <w:szCs w:val="24"/>
                 <w:rtl w:val="true"/>
                 <w:lang w:bidi="fa-IR"/>
               </w:rPr>
@@ -16559,9 +16088,6 @@
             </w:pPr>
             <w:r>
               <w:rPr>
-                <w:bCs w:val="false"/>
-                <w:iCs w:val="false"/>
-                <w:szCs w:val="24"/>
                 <w:rtl w:val="true"/>
                 <w:lang w:bidi="fa-IR"/>
               </w:rPr>
@@ -16590,9 +16116,6 @@
             </w:pPr>
             <w:r>
               <w:rPr>
-                <w:bCs w:val="false"/>
-                <w:iCs w:val="false"/>
-                <w:szCs w:val="24"/>
                 <w:rtl w:val="true"/>
                 <w:lang w:bidi="fa-IR"/>
               </w:rPr>
@@ -16621,9 +16144,6 @@
             </w:pPr>
             <w:r>
               <w:rPr>
-                <w:bCs w:val="false"/>
-                <w:iCs w:val="false"/>
-                <w:szCs w:val="24"/>
                 <w:rtl w:val="true"/>
                 <w:lang w:bidi="fa-IR"/>
               </w:rPr>
@@ -16652,9 +16172,6 @@
             </w:pPr>
             <w:r>
               <w:rPr>
-                <w:bCs w:val="false"/>
-                <w:iCs w:val="false"/>
-                <w:szCs w:val="24"/>
                 <w:rtl w:val="true"/>
                 <w:lang w:bidi="fa-IR"/>
               </w:rPr>
@@ -16683,9 +16200,6 @@
             </w:pPr>
             <w:r>
               <w:rPr>
-                <w:bCs w:val="false"/>
-                <w:iCs w:val="false"/>
-                <w:szCs w:val="24"/>
                 <w:rtl w:val="true"/>
                 <w:lang w:bidi="fa-IR"/>
               </w:rPr>
@@ -16714,9 +16228,6 @@
             </w:pPr>
             <w:r>
               <w:rPr>
-                <w:bCs w:val="false"/>
-                <w:iCs w:val="false"/>
-                <w:szCs w:val="24"/>
                 <w:rtl w:val="true"/>
                 <w:lang w:bidi="fa-IR"/>
               </w:rPr>
@@ -16728,7 +16239,7 @@
         <w:trPr/>
         <w:tc>
           <w:tcPr>
-            <w:tcW w:w="2529" w:type="dxa"/>
+            <w:tcW w:w="2527" w:type="dxa"/>
             <w:tcBorders>
               <w:top w:val="single" w:sz="4" w:space="0" w:color="808080"/>
               <w:start w:val="single" w:sz="4" w:space="0" w:color="808080"/>
@@ -16761,7 +16272,7 @@
         </w:tc>
         <w:tc>
           <w:tcPr>
-            <w:tcW w:w="340" w:type="dxa"/>
+            <w:tcW w:w="342" w:type="dxa"/>
             <w:tcBorders>
               <w:top w:val="single" w:sz="4" w:space="0" w:color="808080"/>
               <w:start w:val="single" w:sz="4" w:space="0" w:color="808080"/>
@@ -16781,9 +16292,90 @@
             </w:pPr>
             <w:r>
               <w:rPr>
-                <w:bCs/>
-                <w:iCs w:val="false"/>
-                <w:szCs w:val="24"/>
+                <w:rtl w:val="true"/>
+                <w:lang w:bidi="fa-IR"/>
+              </w:rPr>
+            </w:r>
+          </w:p>
+        </w:tc>
+        <w:tc>
+          <w:tcPr>
+            <w:tcW w:w="327" w:type="dxa"/>
+            <w:tcBorders>
+              <w:top w:val="single" w:sz="4" w:space="0" w:color="808080"/>
+              <w:start w:val="single" w:sz="4" w:space="0" w:color="808080"/>
+              <w:bottom w:val="single" w:sz="8" w:space="0" w:color="000000"/>
+              <w:end w:val="single" w:sz="4" w:space="0" w:color="808080"/>
+            </w:tcBorders>
+          </w:tcPr>
+          <w:p>
+            <w:pPr>
+              <w:pStyle w:val="NoSpacing"/>
+              <w:widowControl/>
+              <w:suppressAutoHyphens w:val="true"/>
+              <w:spacing w:before="0" w:after="0"/>
+              <w:rPr>
+                <w:lang w:bidi="fa-IR"/>
+              </w:rPr>
+            </w:pPr>
+            <w:r>
+              <w:rPr>
+                <w:rtl w:val="true"/>
+                <w:lang w:bidi="fa-IR"/>
+              </w:rPr>
+            </w:r>
+          </w:p>
+        </w:tc>
+        <w:tc>
+          <w:tcPr>
+            <w:tcW w:w="344" w:type="dxa"/>
+            <w:tcBorders>
+              <w:top w:val="single" w:sz="4" w:space="0" w:color="808080"/>
+              <w:start w:val="single" w:sz="4" w:space="0" w:color="808080"/>
+              <w:bottom w:val="single" w:sz="8" w:space="0" w:color="000000"/>
+              <w:end w:val="single" w:sz="4" w:space="0" w:color="808080"/>
+            </w:tcBorders>
+          </w:tcPr>
+          <w:p>
+            <w:pPr>
+              <w:pStyle w:val="NoSpacing"/>
+              <w:widowControl/>
+              <w:suppressAutoHyphens w:val="true"/>
+              <w:spacing w:before="0" w:after="0"/>
+              <w:rPr>
+                <w:lang w:bidi="fa-IR"/>
+              </w:rPr>
+            </w:pPr>
+            <w:r>
+              <w:rPr>
+                <w:rtl w:val="true"/>
+                <w:lang w:bidi="fa-IR"/>
+              </w:rPr>
+            </w:r>
+          </w:p>
+        </w:tc>
+        <w:tc>
+          <w:tcPr>
+            <w:tcW w:w="335" w:type="dxa"/>
+            <w:tcBorders>
+              <w:top w:val="single" w:sz="4" w:space="0" w:color="808080"/>
+              <w:start w:val="single" w:sz="4" w:space="0" w:color="808080"/>
+              <w:bottom w:val="single" w:sz="8" w:space="0" w:color="000000"/>
+              <w:end w:val="single" w:sz="4" w:space="0" w:color="808080"/>
+            </w:tcBorders>
+          </w:tcPr>
+          <w:p>
+            <w:pPr>
+              <w:pStyle w:val="NoSpacing"/>
+              <w:widowControl/>
+              <w:suppressAutoHyphens w:val="true"/>
+              <w:spacing w:before="0" w:after="0"/>
+              <w:rPr>
+                <w:lang w:bidi="fa-IR"/>
+              </w:rPr>
+            </w:pPr>
+            <w:r>
+              <w:rPr>
                 <w:rtl w:val="true"/>
                 <w:lang w:bidi="fa-IR"/>
               </w:rPr>
@@ -16812,9 +16404,6 @@
             </w:pPr>
             <w:r>
               <w:rPr>
-                <w:bCs/>
-                <w:iCs w:val="false"/>
-                <w:szCs w:val="24"/>
                 <w:rtl w:val="true"/>
                 <w:lang w:bidi="fa-IR"/>
               </w:rPr>
@@ -16843,9 +16432,62 @@
             </w:pPr>
             <w:r>
               <w:rPr>
-                <w:bCs/>
-                <w:iCs w:val="false"/>
-                <w:szCs w:val="24"/>
+                <w:rtl w:val="true"/>
+                <w:lang w:bidi="fa-IR"/>
+              </w:rPr>
+            </w:r>
+          </w:p>
+        </w:tc>
+        <w:tc>
+          <w:tcPr>
+            <w:tcW w:w="327" w:type="dxa"/>
+            <w:tcBorders>
+              <w:top w:val="single" w:sz="4" w:space="0" w:color="808080"/>
+              <w:start w:val="single" w:sz="4" w:space="0" w:color="808080"/>
+              <w:bottom w:val="single" w:sz="8" w:space="0" w:color="000000"/>
+              <w:end w:val="single" w:sz="4" w:space="0" w:color="808080"/>
+            </w:tcBorders>
+          </w:tcPr>
+          <w:p>
+            <w:pPr>
+              <w:pStyle w:val="NoSpacing"/>
+              <w:widowControl/>
+              <w:suppressAutoHyphens w:val="true"/>
+              <w:spacing w:before="0" w:after="0"/>
+              <w:rPr>
+                <w:lang w:bidi="fa-IR"/>
+              </w:rPr>
+            </w:pPr>
+            <w:r>
+              <w:rPr>
+                <w:rtl w:val="true"/>
+                <w:lang w:bidi="fa-IR"/>
+              </w:rPr>
+            </w:r>
+          </w:p>
+        </w:tc>
+        <w:tc>
+          <w:tcPr>
+            <w:tcW w:w="344" w:type="dxa"/>
+            <w:tcBorders>
+              <w:top w:val="single" w:sz="4" w:space="0" w:color="808080"/>
+              <w:start w:val="single" w:sz="4" w:space="0" w:color="808080"/>
+              <w:bottom w:val="single" w:sz="8" w:space="0" w:color="000000"/>
+              <w:end w:val="single" w:sz="4" w:space="0" w:color="808080"/>
+            </w:tcBorders>
+          </w:tcPr>
+          <w:p>
+            <w:pPr>
+              <w:pStyle w:val="NoSpacing"/>
+              <w:widowControl/>
+              <w:suppressAutoHyphens w:val="true"/>
+              <w:spacing w:before="0" w:after="0"/>
+              <w:rPr>
+                <w:lang w:bidi="fa-IR"/>
+              </w:rPr>
+            </w:pPr>
+            <w:r>
+              <w:rPr>
                 <w:rtl w:val="true"/>
                 <w:lang w:bidi="fa-IR"/>
               </w:rPr>
@@ -16874,164 +16516,6 @@
             </w:pPr>
             <w:r>
               <w:rPr>
-                <w:bCs/>
-                <w:iCs w:val="false"/>
-                <w:szCs w:val="24"/>
-                <w:rtl w:val="true"/>
-                <w:lang w:bidi="fa-IR"/>
-              </w:rPr>
-            </w:r>
-          </w:p>
-        </w:tc>
-        <w:tc>
-          <w:tcPr>
-            <w:tcW w:w="329" w:type="dxa"/>
-            <w:tcBorders>
-              <w:top w:val="single" w:sz="4" w:space="0" w:color="808080"/>
-              <w:start w:val="single" w:sz="4" w:space="0" w:color="808080"/>
-              <w:bottom w:val="single" w:sz="8" w:space="0" w:color="000000"/>
-              <w:end w:val="single" w:sz="4" w:space="0" w:color="808080"/>
-            </w:tcBorders>
-          </w:tcPr>
-          <w:p>
-            <w:pPr>
-              <w:pStyle w:val="NoSpacing"/>
-              <w:widowControl/>
-              <w:suppressAutoHyphens w:val="true"/>
-              <w:spacing w:before="0" w:after="0"/>
-              <w:rPr>
-                <w:lang w:bidi="fa-IR"/>
-              </w:rPr>
-            </w:pPr>
-            <w:r>
-              <w:rPr>
-                <w:bCs/>
-                <w:iCs w:val="false"/>
-                <w:szCs w:val="24"/>
-                <w:rtl w:val="true"/>
-                <w:lang w:bidi="fa-IR"/>
-              </w:rPr>
-            </w:r>
-          </w:p>
-        </w:tc>
-        <w:tc>
-          <w:tcPr>
-            <w:tcW w:w="342" w:type="dxa"/>
-            <w:tcBorders>
-              <w:top w:val="single" w:sz="4" w:space="0" w:color="808080"/>
-              <w:start w:val="single" w:sz="4" w:space="0" w:color="808080"/>
-              <w:bottom w:val="single" w:sz="8" w:space="0" w:color="000000"/>
-              <w:end w:val="single" w:sz="4" w:space="0" w:color="808080"/>
-            </w:tcBorders>
-          </w:tcPr>
-          <w:p>
-            <w:pPr>
-              <w:pStyle w:val="NoSpacing"/>
-              <w:widowControl/>
-              <w:suppressAutoHyphens w:val="true"/>
-              <w:spacing w:before="0" w:after="0"/>
-              <w:rPr>
-                <w:lang w:bidi="fa-IR"/>
-              </w:rPr>
-            </w:pPr>
-            <w:r>
-              <w:rPr>
-                <w:bCs/>
-                <w:iCs w:val="false"/>
-                <w:szCs w:val="24"/>
-                <w:rtl w:val="true"/>
-                <w:lang w:bidi="fa-IR"/>
-              </w:rPr>
-            </w:r>
-          </w:p>
-        </w:tc>
-        <w:tc>
-          <w:tcPr>
-            <w:tcW w:w="329" w:type="dxa"/>
-            <w:tcBorders>
-              <w:top w:val="single" w:sz="4" w:space="0" w:color="808080"/>
-              <w:start w:val="single" w:sz="4" w:space="0" w:color="808080"/>
-              <w:bottom w:val="single" w:sz="8" w:space="0" w:color="000000"/>
-              <w:end w:val="single" w:sz="4" w:space="0" w:color="808080"/>
-            </w:tcBorders>
-          </w:tcPr>
-          <w:p>
-            <w:pPr>
-              <w:pStyle w:val="NoSpacing"/>
-              <w:widowControl/>
-              <w:suppressAutoHyphens w:val="true"/>
-              <w:spacing w:before="0" w:after="0"/>
-              <w:rPr>
-                <w:lang w:bidi="fa-IR"/>
-              </w:rPr>
-            </w:pPr>
-            <w:r>
-              <w:rPr>
-                <w:bCs/>
-                <w:iCs w:val="false"/>
-                <w:szCs w:val="24"/>
-                <w:rtl w:val="true"/>
-                <w:lang w:bidi="fa-IR"/>
-              </w:rPr>
-            </w:r>
-          </w:p>
-        </w:tc>
-        <w:tc>
-          <w:tcPr>
-            <w:tcW w:w="342" w:type="dxa"/>
-            <w:tcBorders>
-              <w:top w:val="single" w:sz="4" w:space="0" w:color="808080"/>
-              <w:start w:val="single" w:sz="4" w:space="0" w:color="808080"/>
-              <w:bottom w:val="single" w:sz="8" w:space="0" w:color="000000"/>
-              <w:end w:val="single" w:sz="4" w:space="0" w:color="808080"/>
-            </w:tcBorders>
-          </w:tcPr>
-          <w:p>
-            <w:pPr>
-              <w:pStyle w:val="NoSpacing"/>
-              <w:widowControl/>
-              <w:suppressAutoHyphens w:val="true"/>
-              <w:spacing w:before="0" w:after="0"/>
-              <w:rPr>
-                <w:lang w:bidi="fa-IR"/>
-              </w:rPr>
-            </w:pPr>
-            <w:r>
-              <w:rPr>
-                <w:bCs/>
-                <w:iCs w:val="false"/>
-                <w:szCs w:val="24"/>
-                <w:rtl w:val="true"/>
-                <w:lang w:bidi="fa-IR"/>
-              </w:rPr>
-            </w:r>
-          </w:p>
-        </w:tc>
-        <w:tc>
-          <w:tcPr>
-            <w:tcW w:w="335" w:type="dxa"/>
-            <w:tcBorders>
-              <w:top w:val="single" w:sz="4" w:space="0" w:color="808080"/>
-              <w:start w:val="single" w:sz="4" w:space="0" w:color="808080"/>
-              <w:bottom w:val="single" w:sz="8" w:space="0" w:color="000000"/>
-              <w:end w:val="single" w:sz="4" w:space="0" w:color="808080"/>
-            </w:tcBorders>
-          </w:tcPr>
-          <w:p>
-            <w:pPr>
-              <w:pStyle w:val="NoSpacing"/>
-              <w:widowControl/>
-              <w:suppressAutoHyphens w:val="true"/>
-              <w:spacing w:before="0" w:after="0"/>
-              <w:rPr>
-                <w:lang w:bidi="fa-IR"/>
-              </w:rPr>
-            </w:pPr>
-            <w:r>
-              <w:rPr>
-                <w:bCs/>
-                <w:iCs w:val="false"/>
-                <w:szCs w:val="24"/>
                 <w:rtl w:val="true"/>
                 <w:lang w:bidi="fa-IR"/>
               </w:rPr>
@@ -17060,9 +16544,6 @@
             </w:pPr>
             <w:r>
               <w:rPr>
-                <w:bCs/>
-                <w:iCs w:val="false"/>
-                <w:szCs w:val="24"/>
                 <w:rtl w:val="true"/>
                 <w:lang w:bidi="fa-IR"/>
               </w:rPr>
@@ -17091,9 +16572,6 @@
             </w:pPr>
             <w:r>
               <w:rPr>
-                <w:bCs/>
-                <w:iCs w:val="false"/>
-                <w:szCs w:val="24"/>
                 <w:rtl w:val="true"/>
                 <w:lang w:bidi="fa-IR"/>
               </w:rPr>
@@ -17122,9 +16600,6 @@
             </w:pPr>
             <w:r>
               <w:rPr>
-                <w:bCs/>
-                <w:iCs w:val="false"/>
-                <w:szCs w:val="24"/>
                 <w:rtl w:val="true"/>
                 <w:lang w:bidi="fa-IR"/>
               </w:rPr>
@@ -17153,9 +16628,6 @@
             </w:pPr>
             <w:r>
               <w:rPr>
-                <w:bCs/>
-                <w:iCs w:val="false"/>
-                <w:szCs w:val="24"/>
                 <w:rtl w:val="true"/>
                 <w:lang w:bidi="fa-IR"/>
               </w:rPr>
@@ -17184,9 +16656,6 @@
             </w:pPr>
             <w:r>
               <w:rPr>
-                <w:bCs/>
-                <w:iCs w:val="false"/>
-                <w:szCs w:val="24"/>
                 <w:rtl w:val="true"/>
                 <w:lang w:bidi="fa-IR"/>
               </w:rPr>
@@ -17215,9 +16684,6 @@
             </w:pPr>
             <w:r>
               <w:rPr>
-                <w:bCs/>
-                <w:iCs w:val="false"/>
-                <w:szCs w:val="24"/>
                 <w:rtl w:val="true"/>
                 <w:lang w:bidi="fa-IR"/>
               </w:rPr>
@@ -17246,9 +16712,6 @@
             </w:pPr>
             <w:r>
               <w:rPr>
-                <w:bCs/>
-                <w:iCs w:val="false"/>
-                <w:szCs w:val="24"/>
                 <w:rtl w:val="true"/>
                 <w:lang w:bidi="fa-IR"/>
               </w:rPr>
@@ -17277,9 +16740,6 @@
             </w:pPr>
             <w:r>
               <w:rPr>
-                <w:bCs/>
-                <w:iCs w:val="false"/>
-                <w:szCs w:val="24"/>
                 <w:rtl w:val="true"/>
                 <w:lang w:bidi="fa-IR"/>
               </w:rPr>
@@ -17308,9 +16768,6 @@
             </w:pPr>
             <w:r>
               <w:rPr>
-                <w:bCs/>
-                <w:iCs w:val="false"/>
-                <w:szCs w:val="24"/>
                 <w:rtl w:val="true"/>
                 <w:lang w:bidi="fa-IR"/>
               </w:rPr>
@@ -19276,7 +18733,7 @@
       <w:bidiVisual w:val="true"/>
       <w:tblW w:w="10195" w:type="dxa"/>
       <w:jc w:val="start"/>
-      <w:tblInd w:w="0" w:type="dxa"/>
+      <w:tblInd w:w="108" w:type="dxa"/>
       <w:tblLayout w:type="fixed"/>
       <w:tblCellMar>
         <w:top w:w="0" w:type="dxa"/>
@@ -19827,7 +19284,7 @@
       <w:bidiVisual w:val="true"/>
       <w:tblW w:w="5000" w:type="pct"/>
       <w:jc w:val="start"/>
-      <w:tblInd w:w="0" w:type="dxa"/>
+      <w:tblInd w:w="108" w:type="dxa"/>
       <w:tblLayout w:type="fixed"/>
       <w:tblCellMar>
         <w:top w:w="0" w:type="dxa"/>
@@ -20433,7 +19890,7 @@
       <w:bidiVisual w:val="true"/>
       <w:tblW w:w="9869" w:type="dxa"/>
       <w:jc w:val="start"/>
-      <w:tblInd w:w="0" w:type="dxa"/>
+      <w:tblInd w:w="108" w:type="dxa"/>
       <w:tblLayout w:type="fixed"/>
       <w:tblCellMar>
         <w:top w:w="0" w:type="dxa"/>
@@ -20630,7 +20087,7 @@
           </w:pPr>
           <w:r>
             <w:drawing>
-              <wp:anchor distT="0" distB="0" distL="0" distR="0" simplePos="0" relativeHeight="13" behindDoc="1" locked="0" layoutInCell="1" allowOverlap="1">
+              <wp:anchor distT="0" distB="0" distL="0" distR="0" simplePos="0" relativeHeight="25" behindDoc="1" locked="0" layoutInCell="1" allowOverlap="1">
                 <wp:simplePos x="0" y="0"/>
                 <wp:positionH relativeFrom="column">
                   <wp:posOffset>6144895</wp:posOffset>
@@ -21027,7 +20484,7 @@
       <w:bidiVisual w:val="true"/>
       <w:tblW w:w="10995" w:type="dxa"/>
       <w:jc w:val="start"/>
-      <w:tblInd w:w="0" w:type="dxa"/>
+      <w:tblInd w:w="108" w:type="dxa"/>
       <w:tblLayout w:type="fixed"/>
       <w:tblCellMar>
         <w:top w:w="0" w:type="dxa"/>
@@ -21226,7 +20683,7 @@
           </w:pPr>
           <w:r>
             <w:drawing>
-              <wp:anchor distT="0" distB="0" distL="0" distR="0" simplePos="0" relativeHeight="3" behindDoc="1" locked="0" layoutInCell="1" allowOverlap="1">
+              <wp:anchor distT="0" distB="0" distL="0" distR="0" simplePos="0" relativeHeight="14" behindDoc="1" locked="0" layoutInCell="1" allowOverlap="1">
                 <wp:simplePos x="0" y="0"/>
                 <wp:positionH relativeFrom="column">
                   <wp:posOffset>6144895</wp:posOffset>
